--- a/docs/Filum_software_validation_file.docx
+++ b/docs/Filum_software_validation_file.docx
@@ -4230,7 +4230,7 @@
                 <w:sz w:val="17"/>
                 <w:szCs w:val="17"/>
               </w:rPr>
-              <w:t xml:space="preserve">4 August 2026 at 16:04</w:t>
+              <w:t xml:space="preserve">5 August 2026 at 09:21</w:t>
             </w:r>
           </w:p>
         </w:tc>
@@ -4709,7 +4709,7 @@
                 <w:sz w:val="14"/>
                 <w:szCs w:val="14"/>
               </w:rPr>
-              <w:t xml:space="preserve">1 ms</w:t>
+              <w:t xml:space="preserve">0 ms</w:t>
             </w:r>
           </w:p>
         </w:tc>
@@ -4812,7 +4812,7 @@
                 <w:sz w:val="17"/>
                 <w:szCs w:val="17"/>
               </w:rPr>
-              <w:t xml:space="preserve">distinct fingerprints for one same password (fc5550566f42… ≠ 96440da417cf…), correct verification, wrong and empty passwords refused</w:t>
+              <w:t xml:space="preserve">distinct fingerprints for one same password (34637ecf3dca… ≠ 6e8605f3a005…), correct verification, wrong and empty passwords refused</w:t>
             </w:r>
           </w:p>
         </w:tc>
@@ -4851,7 +4851,7 @@
                 <w:sz w:val="14"/>
                 <w:szCs w:val="14"/>
               </w:rPr>
-              <w:t xml:space="preserve">149 ms</w:t>
+              <w:t xml:space="preserve">142 ms</w:t>
             </w:r>
           </w:p>
         </w:tc>
@@ -5096,7 +5096,7 @@
                 <w:sz w:val="17"/>
                 <w:szCs w:val="17"/>
               </w:rPr>
-              <w:t xml:space="preserve">content frozen, fingerprint 24604eb157d7fa54…, 10487 bytes kept, operation logged</w:t>
+              <w:t xml:space="preserve">content frozen, fingerprint 24604eb157d7fa54…, 10486 bytes kept, operation logged</w:t>
             </w:r>
           </w:p>
         </w:tc>
@@ -5135,7 +5135,7 @@
                 <w:sz w:val="14"/>
                 <w:szCs w:val="14"/>
               </w:rPr>
-              <w:t xml:space="preserve">111 ms</w:t>
+              <w:t xml:space="preserve">164 ms</w:t>
             </w:r>
           </w:p>
         </w:tc>
@@ -5238,7 +5238,7 @@
                 <w:sz w:val="17"/>
                 <w:szCs w:val="17"/>
               </w:rPr>
-              <w:t xml:space="preserve">signature linked to snapshot cmseumrd…, attested fingerprint 3767 CD80 ACC9, manifestation “Testeur QA1 (QA1) · Approuvé · 04/08/2026 16:04:52 UTC · enregistrement 3767 CD80 ACC9”</w:t>
+              <w:t xml:space="preserve">signature linked to snapshot cmsfvncw…, attested fingerprint 3767 CD80 ACC9, manifestation “Testeur QA1 (QA1) · Approuvé · 05/08/2026 09:21:06 UTC · enregistrement 3767 CD80 ACC9”</w:t>
             </w:r>
           </w:p>
         </w:tc>
@@ -5277,7 +5277,7 @@
                 <w:sz w:val="14"/>
                 <w:szCs w:val="14"/>
               </w:rPr>
-              <w:t xml:space="preserve">44 ms</w:t>
+              <w:t xml:space="preserve">48 ms</w:t>
             </w:r>
           </w:p>
         </w:tc>
@@ -5419,7 +5419,7 @@
                 <w:sz w:val="14"/>
                 <w:szCs w:val="14"/>
               </w:rPr>
-              <w:t xml:space="preserve">54 ms</w:t>
+              <w:t xml:space="preserve">55 ms</w:t>
             </w:r>
           </w:p>
         </w:tc>
@@ -5703,7 +5703,7 @@
                 <w:sz w:val="14"/>
                 <w:szCs w:val="14"/>
               </w:rPr>
-              <w:t xml:space="preserve">47 ms</w:t>
+              <w:t xml:space="preserve">51 ms</w:t>
             </w:r>
           </w:p>
         </w:tc>
@@ -5845,7 +5845,7 @@
                 <w:sz w:val="14"/>
                 <w:szCs w:val="14"/>
               </w:rPr>
-              <w:t xml:space="preserve">77 ms</w:t>
+              <w:t xml:space="preserve">74 ms</w:t>
             </w:r>
           </w:p>
         </w:tc>
@@ -5987,7 +5987,7 @@
                 <w:sz w:val="14"/>
                 <w:szCs w:val="14"/>
               </w:rPr>
-              <w:t xml:space="preserve">74 ms</w:t>
+              <w:t xml:space="preserve">76 ms</w:t>
             </w:r>
           </w:p>
         </w:tc>
@@ -6129,7 +6129,7 @@
                 <w:sz w:val="14"/>
                 <w:szCs w:val="14"/>
               </w:rPr>
-              <w:t xml:space="preserve">72 ms</w:t>
+              <w:t xml:space="preserve">74 ms</w:t>
             </w:r>
           </w:p>
         </w:tc>
@@ -6271,7 +6271,7 @@
                 <w:sz w:val="14"/>
                 <w:szCs w:val="14"/>
               </w:rPr>
-              <w:t xml:space="preserve">25 ms</w:t>
+              <w:t xml:space="preserve">24 ms</w:t>
             </w:r>
           </w:p>
         </w:tc>
@@ -6413,7 +6413,7 @@
                 <w:sz w:val="14"/>
                 <w:szCs w:val="14"/>
               </w:rPr>
-              <w:t xml:space="preserve">25 ms</w:t>
+              <w:t xml:space="preserve">28 ms</w:t>
             </w:r>
           </w:p>
         </w:tc>
@@ -6942,7 +6942,7 @@
                 <w:sz w:val="17"/>
                 <w:szCs w:val="17"/>
               </w:rPr>
-              <w:t xml:space="preserve">13 record(s) archived, 29 file(s) covered by empreintes.sha256, 0 deviation; anchor 510cd0bd33020b04…; frozen bytes returned identically; one byte altered, detected and flagged ALTERED, file kept inside the archive</w:t>
+              <w:t xml:space="preserve">13 record(s) archived, 29 file(s) covered by empreintes.sha256, 0 deviation; anchor fcee04af2ca384b8…; frozen bytes returned identically; one byte altered, detected and flagged ALTERED, file kept inside the archive</w:t>
             </w:r>
           </w:p>
         </w:tc>
@@ -6981,7 +6981,7 @@
                 <w:sz w:val="14"/>
                 <w:szCs w:val="14"/>
               </w:rPr>
-              <w:t xml:space="preserve">248 ms</w:t>
+              <w:t xml:space="preserve">235 ms</w:t>
             </w:r>
           </w:p>
         </w:tc>
@@ -7226,7 +7226,7 @@
                 <w:sz w:val="17"/>
                 <w:szCs w:val="17"/>
               </w:rPr>
-              <w:t xml:space="preserve">undeclared period announced as such; four invalid values refused (0, -1, 101, 7.5); 10 years declared → due date 2036-08-04 carried by the manifest, procedure QP-014 rev. B cited in the cover letter</w:t>
+              <w:t xml:space="preserve">undeclared period announced as such; four invalid values refused (0, -1, 101, 7.5); 10 years declared → due date 2036-08-05 carried by the manifest, procedure QP-014 rev. B cited in the cover letter</w:t>
             </w:r>
           </w:p>
         </w:tc>
@@ -7265,7 +7265,7 @@
                 <w:sz w:val="14"/>
                 <w:szCs w:val="14"/>
               </w:rPr>
-              <w:t xml:space="preserve">152 ms</w:t>
+              <w:t xml:space="preserve">135 ms</w:t>
             </w:r>
           </w:p>
         </w:tc>
@@ -7407,7 +7407,7 @@
                 <w:sz w:val="14"/>
                 <w:szCs w:val="14"/>
               </w:rPr>
-              <w:t xml:space="preserve">167 ms</w:t>
+              <w:t xml:space="preserve">142 ms</w:t>
             </w:r>
           </w:p>
         </w:tc>
@@ -7794,7 +7794,7 @@
                 <w:sz w:val="17"/>
                 <w:szCs w:val="17"/>
               </w:rPr>
-              <w:t xml:space="preserve">5 entries chained at contiguous ranks (53–57); modification detected at rank 55 (nature “contenu”), chain intact again after restoration; deletion detected at rank 56 (nature “sequence”); the fingerprint depends on the 8 fields and on the previous link; serialisation unambiguous</w:t>
+              <w:t xml:space="preserve">5 entries chained at contiguous ranks (53–57); modification detected at rank 55 (nature “contenu”), chain intact again after restoration; deletion detected at rank 56 (nature “séquence”); the fingerprint depends on the 8 fields and on the previous link; serialisation unambiguous</w:t>
             </w:r>
           </w:p>
         </w:tc>
@@ -7833,7 +7833,7 @@
                 <w:sz w:val="14"/>
                 <w:szCs w:val="14"/>
               </w:rPr>
-              <w:t xml:space="preserve">25 ms</w:t>
+              <w:t xml:space="preserve">23 ms</w:t>
             </w:r>
           </w:p>
         </w:tc>
@@ -7936,7 +7936,7 @@
                 <w:sz w:val="17"/>
                 <w:szCs w:val="17"/>
               </w:rPr>
-              <w:t xml:space="preserve">173 source file(s) re-read, no write to the trail outside the module; 9 fingerprints compared between the TypeScript implementation and the server-console mirror, all identical</w:t>
+              <w:t xml:space="preserve">176 source file(s) re-read, no write to the trail outside the module; 9 fingerprints compared between the TypeScript implementation and the server-console mirror, all identical</w:t>
             </w:r>
           </w:p>
         </w:tc>
@@ -8401,7 +8401,7 @@
                 <w:sz w:val="14"/>
                 <w:szCs w:val="14"/>
               </w:rPr>
-              <w:t xml:space="preserve">237 ms</w:t>
+              <w:t xml:space="preserve">229 ms</w:t>
             </w:r>
           </w:p>
         </w:tc>
@@ -8504,7 +8504,7 @@
                 <w:sz w:val="17"/>
                 <w:szCs w:val="17"/>
               </w:rPr>
-              <w:t xml:space="preserve">173 source file(s) re-read: no password write outside the authorised paths; a single write in the server actions, the personal change, which requires the old password; the console emergency tool issues a token and can no longer derive a password; no password field outside the 6 screens where you type your own</w:t>
+              <w:t xml:space="preserve">176 source file(s) re-read: no password write outside the authorised paths; a single write in the server actions, the personal change, which requires the old password; the console emergency tool issues a token and can no longer derive a password; no password field outside the 6 screens where you type your own</w:t>
             </w:r>
           </w:p>
         </w:tc>
@@ -8543,7 +8543,7 @@
                 <w:sz w:val="14"/>
                 <w:szCs w:val="14"/>
               </w:rPr>
-              <w:t xml:space="preserve">28 ms</w:t>
+              <w:t xml:space="preserve">26 ms</w:t>
             </w:r>
           </w:p>
         </w:tc>
@@ -11413,7 +11413,7 @@
         <w:sz w:val="15"/>
         <w:szCs w:val="15"/>
       </w:rPr>
-      <w:t xml:space="preserve">   ·   Version 1.2.0 · OQ report executed on 4 August 2026 at 16:04 UTC</w:t>
+      <w:t xml:space="preserve">   ·   Version 1.2.0 · OQ report executed on 5 August 2026 at 09:21 UTC</w:t>
     </w:r>
   </w:p>
 </w:ftr>

--- a/docs/Filum_software_validation_file.docx
+++ b/docs/Filum_software_validation_file.docx
@@ -430,7 +430,7 @@
           <w:sz w:val="20"/>
           <w:szCs w:val="20"/>
         </w:rPr>
-        <w:t xml:space="preserve">The 31 requirements below state what the software must do. The risk level is that of the requirement FAILING, not of its commercial importance: it determines the depth of verification.</w:t>
+        <w:t xml:space="preserve">The 32 requirements below state what the software must do. The risk level is that of the requirement FAILING, not of its commercial importance: it determines the depth of verification.</w:t>
       </w:r>
     </w:p>
     <w:tbl>
@@ -4060,6 +4060,119 @@
           </w:p>
         </w:tc>
       </w:tr>
+      <w:tr>
+        <w:tc>
+          <w:tcPr>
+            <w:tcW w:type="pct" w:w="11%"/>
+            <w:shd w:fill="F8FAFC"/>
+            <w:tcMar>
+              <w:top w:type="dxa" w:w="80"/>
+              <w:left w:type="dxa" w:w="110"/>
+              <w:bottom w:type="dxa" w:w="80"/>
+              <w:right w:type="dxa" w:w="110"/>
+            </w:tcMar>
+          </w:tcPr>
+          <w:p>
+            <w:pPr>
+              <w:spacing w:after="60"/>
+            </w:pPr>
+            <w:r>
+              <w:rPr>
+                <w:b/>
+                <w:bCs/>
+                <w:color w:val="4338CA"/>
+                <w:sz w:val="17"/>
+                <w:szCs w:val="17"/>
+              </w:rPr>
+              <w:t xml:space="preserve">URS-32</w:t>
+            </w:r>
+          </w:p>
+          <w:p>
+            <w:pPr>
+              <w:spacing w:after="0"/>
+            </w:pPr>
+            <w:r>
+              <w:rPr>
+                <w:b/>
+                <w:bCs/>
+                <w:color w:val="DC2626"/>
+                <w:sz w:val="15"/>
+                <w:szCs w:val="15"/>
+              </w:rPr>
+              <w:t xml:space="preserve">High</w:t>
+            </w:r>
+          </w:p>
+        </w:tc>
+        <w:tc>
+          <w:tcPr>
+            <w:tcW w:type="pct" w:w="41%"/>
+            <w:tcMar>
+              <w:top w:type="dxa" w:w="80"/>
+              <w:left w:type="dxa" w:w="110"/>
+              <w:bottom w:type="dxa" w:w="80"/>
+              <w:right w:type="dxa" w:w="110"/>
+            </w:tcMar>
+          </w:tcPr>
+          <w:p>
+            <w:pPr>
+              <w:spacing w:after="0"/>
+            </w:pPr>
+            <w:r>
+              <w:rPr>
+                <w:sz w:val="17"/>
+                <w:szCs w:val="17"/>
+              </w:rPr>
+              <w:t xml:space="preserve">The delivered image starts and bootstraps a usable installation: migrations apply, the organisation, the programme, the administrator account and the standards library are created, the audit-trail chain is intact, the version announced is that of the software, and no data is served without a session.</w:t>
+            </w:r>
+          </w:p>
+        </w:tc>
+        <w:tc>
+          <w:tcPr>
+            <w:tcW w:type="pct" w:w="28%"/>
+            <w:tcMar>
+              <w:top w:type="dxa" w:w="80"/>
+              <w:left w:type="dxa" w:w="110"/>
+              <w:bottom w:type="dxa" w:w="80"/>
+              <w:right w:type="dxa" w:w="110"/>
+            </w:tcMar>
+          </w:tcPr>
+          <w:p>
+            <w:pPr>
+              <w:spacing w:after="0"/>
+            </w:pPr>
+            <w:r>
+              <w:rPr>
+                <w:sz w:val="17"/>
+                <w:szCs w:val="17"/>
+              </w:rPr>
+              <w:t xml:space="preserve">It is the image that is delivered, not the source code. Everything the other cases verify runs OUTSIDE the container: neither type-checking, nor the application build, nor the qualification cases see what the image actually contains. That blind spot produced an image that could not start at all — the customer would have discovered it at step IQ-04, in front of their IT provider — and a container announcing a version that was not its own.</w:t>
+            </w:r>
+          </w:p>
+        </w:tc>
+        <w:tc>
+          <w:tcPr>
+            <w:tcW w:type="pct" w:w="20%"/>
+            <w:tcMar>
+              <w:top w:type="dxa" w:w="80"/>
+              <w:left w:type="dxa" w:w="110"/>
+              <w:bottom w:type="dxa" w:w="80"/>
+              <w:right w:type="dxa" w:w="110"/>
+            </w:tcMar>
+          </w:tcPr>
+          <w:p>
+            <w:pPr>
+              <w:spacing w:after="0"/>
+            </w:pPr>
+            <w:r>
+              <w:rPr>
+                <w:sz w:val="17"/>
+                <w:szCs w:val="17"/>
+              </w:rPr>
+              <w:t xml:space="preserve">21 CFR 11.10(a) · 21 CFR 11.10(d)</w:t>
+            </w:r>
+          </w:p>
+        </w:tc>
+      </w:tr>
     </w:tbl>
     <w:p>
       <w:pPr>
@@ -4079,7 +4192,7 @@
           <w:sz w:val="20"/>
           <w:szCs w:val="20"/>
         </w:rPr>
-        <w:t xml:space="preserve">Breakdown: 21 requirements at high risk, 8 at medium risk, 2 at low risk. Every high-risk requirement bears on the integrity or the attribution of records: its failure does not degrade convenience, it makes a record indefensible. Each is covered by a dedicated test case, executed at every version.</w:t>
+        <w:t xml:space="preserve">Breakdown: 22 requirements at high risk, 8 at medium risk, 2 at low risk. Every high-risk requirement bears on the integrity or the attribution of records: its failure does not degrade convenience, it makes a record indefensible. Each is covered by a dedicated test case, executed at every version.</w:t>
       </w:r>
     </w:p>
     <w:p>
@@ -4230,7 +4343,7 @@
                 <w:sz w:val="17"/>
                 <w:szCs w:val="17"/>
               </w:rPr>
-              <w:t xml:space="preserve">5 August 2026 at 09:21</w:t>
+              <w:t xml:space="preserve">5 August 2026 at 10:08</w:t>
             </w:r>
           </w:p>
         </w:tc>
@@ -4433,7 +4546,7 @@
                 <w:sz w:val="17"/>
                 <w:szCs w:val="17"/>
               </w:rPr>
-              <w:t xml:space="preserve">28 of 28 cases conforming — no deviation</w:t>
+              <w:t xml:space="preserve">29 of 29 cases conforming — no deviation</w:t>
             </w:r>
           </w:p>
         </w:tc>
@@ -4812,7 +4925,7 @@
                 <w:sz w:val="17"/>
                 <w:szCs w:val="17"/>
               </w:rPr>
-              <w:t xml:space="preserve">distinct fingerprints for one same password (34637ecf3dca… ≠ 6e8605f3a005…), correct verification, wrong and empty passwords refused</w:t>
+              <w:t xml:space="preserve">distinct fingerprints for one same password (671e86ccff16… ≠ 075a3cac89f9…), correct verification, wrong and empty passwords refused</w:t>
             </w:r>
           </w:p>
         </w:tc>
@@ -4851,7 +4964,7 @@
                 <w:sz w:val="14"/>
                 <w:szCs w:val="14"/>
               </w:rPr>
-              <w:t xml:space="preserve">142 ms</w:t>
+              <w:t xml:space="preserve">159 ms</w:t>
             </w:r>
           </w:p>
         </w:tc>
@@ -4993,7 +5106,7 @@
                 <w:sz w:val="14"/>
                 <w:szCs w:val="14"/>
               </w:rPr>
-              <w:t xml:space="preserve">14 ms</w:t>
+              <w:t xml:space="preserve">16 ms</w:t>
             </w:r>
           </w:p>
         </w:tc>
@@ -5096,7 +5209,7 @@
                 <w:sz w:val="17"/>
                 <w:szCs w:val="17"/>
               </w:rPr>
-              <w:t xml:space="preserve">content frozen, fingerprint 24604eb157d7fa54…, 10486 bytes kept, operation logged</w:t>
+              <w:t xml:space="preserve">content frozen, fingerprint 24604eb157d7fa54…, 10484 bytes kept, operation logged</w:t>
             </w:r>
           </w:p>
         </w:tc>
@@ -5135,7 +5248,7 @@
                 <w:sz w:val="14"/>
                 <w:szCs w:val="14"/>
               </w:rPr>
-              <w:t xml:space="preserve">164 ms</w:t>
+              <w:t xml:space="preserve">123 ms</w:t>
             </w:r>
           </w:p>
         </w:tc>
@@ -5238,7 +5351,7 @@
                 <w:sz w:val="17"/>
                 <w:szCs w:val="17"/>
               </w:rPr>
-              <w:t xml:space="preserve">signature linked to snapshot cmsfvncw…, attested fingerprint 3767 CD80 ACC9, manifestation “Testeur QA1 (QA1) · Approuvé · 05/08/2026 09:21:06 UTC · enregistrement 3767 CD80 ACC9”</w:t>
+              <w:t xml:space="preserve">signature linked to snapshot cmsfxcn8…, attested fingerprint 3767 CD80 ACC9, manifestation “Testeur QA1 (QA1) · Approuvé · 05/08/2026 10:08:45 UTC · enregistrement 3767 CD80 ACC9”</w:t>
             </w:r>
           </w:p>
         </w:tc>
@@ -5277,7 +5390,7 @@
                 <w:sz w:val="14"/>
                 <w:szCs w:val="14"/>
               </w:rPr>
-              <w:t xml:space="preserve">48 ms</w:t>
+              <w:t xml:space="preserve">50 ms</w:t>
             </w:r>
           </w:p>
         </w:tc>
@@ -5380,7 +5493,7 @@
                 <w:sz w:val="17"/>
                 <w:szCs w:val="17"/>
               </w:rPr>
-              <w:t xml:space="preserve">10487 bytes re-read identically; one byte flipped at position 5243 detected</w:t>
+              <w:t xml:space="preserve">10485 bytes re-read identically; one byte flipped at position 5242 detected</w:t>
             </w:r>
           </w:p>
         </w:tc>
@@ -5419,7 +5532,7 @@
                 <w:sz w:val="14"/>
                 <w:szCs w:val="14"/>
               </w:rPr>
-              <w:t xml:space="preserve">55 ms</w:t>
+              <w:t xml:space="preserve">59 ms</w:t>
             </w:r>
           </w:p>
         </w:tc>
@@ -5561,7 +5674,7 @@
                 <w:sz w:val="14"/>
                 <w:szCs w:val="14"/>
               </w:rPr>
-              <w:t xml:space="preserve">51 ms</w:t>
+              <w:t xml:space="preserve">59 ms</w:t>
             </w:r>
           </w:p>
         </w:tc>
@@ -5703,7 +5816,7 @@
                 <w:sz w:val="14"/>
                 <w:szCs w:val="14"/>
               </w:rPr>
-              <w:t xml:space="preserve">51 ms</w:t>
+              <w:t xml:space="preserve">54 ms</w:t>
             </w:r>
           </w:p>
         </w:tc>
@@ -5845,7 +5958,7 @@
                 <w:sz w:val="14"/>
                 <w:szCs w:val="14"/>
               </w:rPr>
-              <w:t xml:space="preserve">74 ms</w:t>
+              <w:t xml:space="preserve">83 ms</w:t>
             </w:r>
           </w:p>
         </w:tc>
@@ -5987,7 +6100,7 @@
                 <w:sz w:val="14"/>
                 <w:szCs w:val="14"/>
               </w:rPr>
-              <w:t xml:space="preserve">76 ms</w:t>
+              <w:t xml:space="preserve">87 ms</w:t>
             </w:r>
           </w:p>
         </w:tc>
@@ -6129,7 +6242,7 @@
                 <w:sz w:val="14"/>
                 <w:szCs w:val="14"/>
               </w:rPr>
-              <w:t xml:space="preserve">74 ms</w:t>
+              <w:t xml:space="preserve">77 ms</w:t>
             </w:r>
           </w:p>
         </w:tc>
@@ -6271,7 +6384,7 @@
                 <w:sz w:val="14"/>
                 <w:szCs w:val="14"/>
               </w:rPr>
-              <w:t xml:space="preserve">24 ms</w:t>
+              <w:t xml:space="preserve">28 ms</w:t>
             </w:r>
           </w:p>
         </w:tc>
@@ -6413,7 +6526,7 @@
                 <w:sz w:val="14"/>
                 <w:szCs w:val="14"/>
               </w:rPr>
-              <w:t xml:space="preserve">28 ms</w:t>
+              <w:t xml:space="preserve">29 ms</w:t>
             </w:r>
           </w:p>
         </w:tc>
@@ -6839,7 +6952,7 @@
                 <w:sz w:val="14"/>
                 <w:szCs w:val="14"/>
               </w:rPr>
-              <w:t xml:space="preserve">340 ms</w:t>
+              <w:t xml:space="preserve">376 ms</w:t>
             </w:r>
           </w:p>
         </w:tc>
@@ -6942,7 +7055,7 @@
                 <w:sz w:val="17"/>
                 <w:szCs w:val="17"/>
               </w:rPr>
-              <w:t xml:space="preserve">13 record(s) archived, 29 file(s) covered by empreintes.sha256, 0 deviation; anchor fcee04af2ca384b8…; frozen bytes returned identically; one byte altered, detected and flagged ALTERED, file kept inside the archive</w:t>
+              <w:t xml:space="preserve">13 record(s) archived, 29 file(s) covered by empreintes.sha256, 0 deviation; anchor 19cd40eb9e3b206c…; frozen bytes returned identically; one byte altered, detected and flagged ALTERED, file kept inside the archive</w:t>
             </w:r>
           </w:p>
         </w:tc>
@@ -6981,7 +7094,7 @@
                 <w:sz w:val="14"/>
                 <w:szCs w:val="14"/>
               </w:rPr>
-              <w:t xml:space="preserve">235 ms</w:t>
+              <w:t xml:space="preserve">277 ms</w:t>
             </w:r>
           </w:p>
         </w:tc>
@@ -7123,7 +7236,7 @@
                 <w:sz w:val="14"/>
                 <w:szCs w:val="14"/>
               </w:rPr>
-              <w:t xml:space="preserve">14 ms</w:t>
+              <w:t xml:space="preserve">16 ms</w:t>
             </w:r>
           </w:p>
         </w:tc>
@@ -7265,7 +7378,7 @@
                 <w:sz w:val="14"/>
                 <w:szCs w:val="14"/>
               </w:rPr>
-              <w:t xml:space="preserve">135 ms</w:t>
+              <w:t xml:space="preserve">196 ms</w:t>
             </w:r>
           </w:p>
         </w:tc>
@@ -7407,7 +7520,7 @@
                 <w:sz w:val="14"/>
                 <w:szCs w:val="14"/>
               </w:rPr>
-              <w:t xml:space="preserve">142 ms</w:t>
+              <w:t xml:space="preserve">215 ms</w:t>
             </w:r>
           </w:p>
         </w:tc>
@@ -7833,7 +7946,7 @@
                 <w:sz w:val="14"/>
                 <w:szCs w:val="14"/>
               </w:rPr>
-              <w:t xml:space="preserve">23 ms</w:t>
+              <w:t xml:space="preserve">31 ms</w:t>
             </w:r>
           </w:p>
         </w:tc>
@@ -7936,7 +8049,7 @@
                 <w:sz w:val="17"/>
                 <w:szCs w:val="17"/>
               </w:rPr>
-              <w:t xml:space="preserve">176 source file(s) re-read, no write to the trail outside the module; 9 fingerprints compared between the TypeScript implementation and the server-console mirror, all identical</w:t>
+              <w:t xml:space="preserve">177 source file(s) re-read, no write to the trail outside the module; 9 fingerprints compared between the TypeScript implementation and the server-console mirror, all identical</w:t>
             </w:r>
           </w:p>
         </w:tc>
@@ -7975,7 +8088,7 @@
                 <w:sz w:val="14"/>
                 <w:szCs w:val="14"/>
               </w:rPr>
-              <w:t xml:space="preserve">23 ms</w:t>
+              <w:t xml:space="preserve">32 ms</w:t>
             </w:r>
           </w:p>
         </w:tc>
@@ -8117,7 +8230,7 @@
                 <w:sz w:val="14"/>
                 <w:szCs w:val="14"/>
               </w:rPr>
-              <w:t xml:space="preserve">0 ms</w:t>
+              <w:t xml:space="preserve">1 ms</w:t>
             </w:r>
           </w:p>
         </w:tc>
@@ -8259,7 +8372,7 @@
                 <w:sz w:val="14"/>
                 <w:szCs w:val="14"/>
               </w:rPr>
-              <w:t xml:space="preserve">8 ms</w:t>
+              <w:t xml:space="preserve">9 ms</w:t>
             </w:r>
           </w:p>
         </w:tc>
@@ -8401,7 +8514,7 @@
                 <w:sz w:val="14"/>
                 <w:szCs w:val="14"/>
               </w:rPr>
-              <w:t xml:space="preserve">229 ms</w:t>
+              <w:t xml:space="preserve">282 ms</w:t>
             </w:r>
           </w:p>
         </w:tc>
@@ -8504,7 +8617,7 @@
                 <w:sz w:val="17"/>
                 <w:szCs w:val="17"/>
               </w:rPr>
-              <w:t xml:space="preserve">176 source file(s) re-read: no password write outside the authorised paths; a single write in the server actions, the personal change, which requires the old password; the console emergency tool issues a token and can no longer derive a password; no password field outside the 6 screens where you type your own</w:t>
+              <w:t xml:space="preserve">177 source file(s) re-read: no password write outside the authorised paths; a single write in the server actions, the personal change, which requires the old password; the console emergency tool issues a token and can no longer derive a password; no password field outside the 6 screens where you type your own</w:t>
             </w:r>
           </w:p>
         </w:tc>
@@ -8543,7 +8656,149 @@
                 <w:sz w:val="14"/>
                 <w:szCs w:val="14"/>
               </w:rPr>
-              <w:t xml:space="preserve">26 ms</w:t>
+              <w:t xml:space="preserve">36 ms</w:t>
+            </w:r>
+          </w:p>
+        </w:tc>
+      </w:tr>
+      <w:tr>
+        <w:tc>
+          <w:tcPr>
+            <w:tcW w:type="pct" w:w="13%"/>
+            <w:shd w:fill="F8FAFC"/>
+            <w:tcMar>
+              <w:top w:type="dxa" w:w="80"/>
+              <w:left w:type="dxa" w:w="110"/>
+              <w:bottom w:type="dxa" w:w="80"/>
+              <w:right w:type="dxa" w:w="110"/>
+            </w:tcMar>
+          </w:tcPr>
+          <w:p>
+            <w:pPr>
+              <w:spacing w:after="50"/>
+            </w:pPr>
+            <w:r>
+              <w:rPr>
+                <w:b/>
+                <w:bCs/>
+                <w:color w:val="4338CA"/>
+                <w:sz w:val="17"/>
+                <w:szCs w:val="17"/>
+              </w:rPr>
+              <w:t xml:space="preserve">OQ-29</w:t>
+            </w:r>
+          </w:p>
+          <w:p>
+            <w:pPr>
+              <w:spacing w:after="0"/>
+            </w:pPr>
+            <w:r>
+              <w:rPr>
+                <w:color w:val="475569"/>
+                <w:sz w:val="15"/>
+                <w:szCs w:val="15"/>
+              </w:rPr>
+              <w:t xml:space="preserve">URS-32</w:t>
+            </w:r>
+          </w:p>
+        </w:tc>
+        <w:tc>
+          <w:tcPr>
+            <w:tcW w:type="pct" w:w="30%"/>
+            <w:tcMar>
+              <w:top w:type="dxa" w:w="80"/>
+              <w:left w:type="dxa" w:w="110"/>
+              <w:bottom w:type="dxa" w:w="80"/>
+              <w:right w:type="dxa" w:w="110"/>
+            </w:tcMar>
+          </w:tcPr>
+          <w:p>
+            <w:pPr>
+              <w:spacing w:after="50"/>
+            </w:pPr>
+            <w:r>
+              <w:rPr>
+                <w:b/>
+                <w:bCs/>
+                <w:sz w:val="17"/>
+                <w:szCs w:val="17"/>
+              </w:rPr>
+              <w:t xml:space="preserve">The delivered image starts, bootstraps, and discloses nothing</w:t>
+            </w:r>
+          </w:p>
+          <w:p>
+            <w:pPr>
+              <w:spacing w:after="0"/>
+            </w:pPr>
+            <w:r>
+              <w:rPr>
+                <w:color w:val="475569"/>
+                <w:sz w:val="15"/>
+                <w:szCs w:val="15"/>
+              </w:rPr>
+              <w:t xml:space="preserve">Start a container from the image actually built, on virgin volumes, and verify from ITS log and ITS HTTP responses that the installation completes — instead of inferring it from the source code, which says nothing about what the image contains.</w:t>
+            </w:r>
+          </w:p>
+        </w:tc>
+        <w:tc>
+          <w:tcPr>
+            <w:tcW w:type="pct" w:w="45%"/>
+            <w:tcMar>
+              <w:top w:type="dxa" w:w="80"/>
+              <w:left w:type="dxa" w:w="110"/>
+              <w:bottom w:type="dxa" w:w="80"/>
+              <w:right w:type="dxa" w:w="110"/>
+            </w:tcMar>
+          </w:tcPr>
+          <w:p>
+            <w:pPr>
+              <w:spacing w:after="0"/>
+            </w:pPr>
+            <w:r>
+              <w:rPr>
+                <w:sz w:val="17"/>
+                <w:szCs w:val="17"/>
+              </w:rPr>
+              <w:t xml:space="preserve">image filum:latest started on virgin volumes, container HEALTHY; migrations applied, audit-trail chain intact, organisation, programme, administrator account and standards library created; version 1.2.0 announced in the log AND carried by /app/VERSION; /login answers 200; a protected route renders the sign-in screen (10431 bytes) disclosing neither the organisation name nor the programme name</w:t>
+            </w:r>
+          </w:p>
+        </w:tc>
+        <w:tc>
+          <w:tcPr>
+            <w:tcW w:type="pct" w:w="12%"/>
+            <w:tcMar>
+              <w:top w:type="dxa" w:w="80"/>
+              <w:left w:type="dxa" w:w="110"/>
+              <w:bottom w:type="dxa" w:w="80"/>
+              <w:right w:type="dxa" w:w="110"/>
+            </w:tcMar>
+          </w:tcPr>
+          <w:p>
+            <w:pPr>
+              <w:spacing w:after="40"/>
+            </w:pPr>
+            <w:r>
+              <w:rPr>
+                <w:b/>
+                <w:bCs/>
+                <w:color w:val="047857"/>
+                <w:sz w:val="17"/>
+                <w:szCs w:val="17"/>
+              </w:rPr>
+              <w:t xml:space="preserve">Conforming</w:t>
+            </w:r>
+          </w:p>
+          <w:p>
+            <w:pPr>
+              <w:spacing w:after="0"/>
+            </w:pPr>
+            <w:r>
+              <w:rPr>
+                <w:color w:val="475569"/>
+                <w:sz w:val="14"/>
+                <w:szCs w:val="14"/>
+              </w:rPr>
+              <w:t xml:space="preserve">9260 ms</w:t>
             </w:r>
           </w:p>
         </w:tc>
@@ -11054,6 +11309,83 @@
           </w:p>
         </w:tc>
       </w:tr>
+      <w:tr>
+        <w:tc>
+          <w:tcPr>
+            <w:tcW w:type="pct" w:w="12%"/>
+            <w:tcMar>
+              <w:top w:type="dxa" w:w="80"/>
+              <w:left w:type="dxa" w:w="110"/>
+              <w:bottom w:type="dxa" w:w="80"/>
+              <w:right w:type="dxa" w:w="110"/>
+            </w:tcMar>
+          </w:tcPr>
+          <w:p>
+            <w:pPr>
+              <w:spacing w:after="0"/>
+            </w:pPr>
+            <w:r>
+              <w:rPr>
+                <w:b/>
+                <w:bCs/>
+                <w:color w:val="4338CA"/>
+                <w:sz w:val="17"/>
+                <w:szCs w:val="17"/>
+              </w:rPr>
+              <w:t xml:space="preserve">URS-32</w:t>
+            </w:r>
+          </w:p>
+        </w:tc>
+        <w:tc>
+          <w:tcPr>
+            <w:tcW w:type="pct" w:w="22%"/>
+            <w:tcMar>
+              <w:top w:type="dxa" w:w="80"/>
+              <w:left w:type="dxa" w:w="110"/>
+              <w:bottom w:type="dxa" w:w="80"/>
+              <w:right w:type="dxa" w:w="110"/>
+            </w:tcMar>
+          </w:tcPr>
+          <w:p>
+            <w:pPr>
+              <w:spacing w:after="0"/>
+            </w:pPr>
+            <w:r>
+              <w:rPr>
+                <w:b/>
+                <w:bCs/>
+                <w:color w:val="047857"/>
+                <w:sz w:val="17"/>
+                <w:szCs w:val="17"/>
+              </w:rPr>
+              <w:t xml:space="preserve">OQ-29</w:t>
+            </w:r>
+          </w:p>
+        </w:tc>
+        <w:tc>
+          <w:tcPr>
+            <w:tcW w:type="pct" w:w="66%"/>
+            <w:tcMar>
+              <w:top w:type="dxa" w:w="80"/>
+              <w:left w:type="dxa" w:w="110"/>
+              <w:bottom w:type="dxa" w:w="80"/>
+              <w:right w:type="dxa" w:w="110"/>
+            </w:tcMar>
+          </w:tcPr>
+          <w:p>
+            <w:pPr>
+              <w:spacing w:after="0"/>
+            </w:pPr>
+            <w:r>
+              <w:rPr>
+                <w:sz w:val="17"/>
+                <w:szCs w:val="17"/>
+              </w:rPr>
+              <w:t xml:space="preserve">Automated test case executed by the vendor at every version, result in section 5.1.</w:t>
+            </w:r>
+          </w:p>
+        </w:tc>
+      </w:tr>
     </w:tbl>
     <w:p>
       <w:pPr>
@@ -11073,7 +11405,7 @@
           <w:sz w:val="20"/>
           <w:szCs w:val="20"/>
         </w:rPr>
-        <w:t xml:space="preserve">Of the 31 requirements, 27 are verified automatically by the vendor and 4 must be verified at your site. This is not an arbitrary split: those 4 requirements are not observable without a browser, without an HTTP request, or without your infrastructure. Counting them as covered would be an unverifiable claim.</w:t>
+        <w:t xml:space="preserve">Of the 32 requirements, 28 are verified automatically by the vendor and 4 must be verified at your site. This is not an arbitrary split: those 4 requirements are not observable without a browser, without an HTTP request, or without your infrastructure. Counting them as covered would be an unverifiable claim.</w:t>
       </w:r>
     </w:p>
     <w:p>
@@ -11413,7 +11745,7 @@
         <w:sz w:val="15"/>
         <w:szCs w:val="15"/>
       </w:rPr>
-      <w:t xml:space="preserve">   ·   Version 1.2.0 · OQ report executed on 5 August 2026 at 09:21 UTC</w:t>
+      <w:t xml:space="preserve">   ·   Version 1.2.0 · OQ report executed on 5 August 2026 at 10:08 UTC</w:t>
     </w:r>
   </w:p>
 </w:ftr>

--- a/docs/Filum_software_validation_file.docx
+++ b/docs/Filum_software_validation_file.docx
@@ -65,7 +65,7 @@
           <w:sz w:val="20"/>
           <w:szCs w:val="20"/>
         </w:rPr>
-        <w:t xml:space="preserve">This file documents the validation of Filum version 1.2.0 by its vendor. It is intended for your quality manager and may be attached as is to your qualification file.</w:t>
+        <w:t xml:space="preserve">This file documents the validation of Filum version 1.2.1 by its vendor. It is intended for your quality manager and may be attached as is to your qualification file.</w:t>
       </w:r>
     </w:p>
     <w:p>
@@ -4343,7 +4343,7 @@
                 <w:sz w:val="17"/>
                 <w:szCs w:val="17"/>
               </w:rPr>
-              <w:t xml:space="preserve">5 August 2026 at 10:08</w:t>
+              <w:t xml:space="preserve">5 August 2026 at 15:30</w:t>
             </w:r>
           </w:p>
         </w:tc>
@@ -4393,7 +4393,7 @@
                 <w:sz w:val="17"/>
                 <w:szCs w:val="17"/>
               </w:rPr>
-              <w:t xml:space="preserve">1.2.0</w:t>
+              <w:t xml:space="preserve">1.2.1</w:t>
             </w:r>
           </w:p>
         </w:tc>
@@ -4925,7 +4925,7 @@
                 <w:sz w:val="17"/>
                 <w:szCs w:val="17"/>
               </w:rPr>
-              <w:t xml:space="preserve">distinct fingerprints for one same password (671e86ccff16… ≠ 075a3cac89f9…), correct verification, wrong and empty passwords refused</w:t>
+              <w:t xml:space="preserve">distinct fingerprints for one same password (8bf65513b5a3… ≠ 8d19642f74c6…), correct verification, wrong and empty passwords refused</w:t>
             </w:r>
           </w:p>
         </w:tc>
@@ -4964,7 +4964,7 @@
                 <w:sz w:val="14"/>
                 <w:szCs w:val="14"/>
               </w:rPr>
-              <w:t xml:space="preserve">159 ms</w:t>
+              <w:t xml:space="preserve">154 ms</w:t>
             </w:r>
           </w:p>
         </w:tc>
@@ -5106,7 +5106,7 @@
                 <w:sz w:val="14"/>
                 <w:szCs w:val="14"/>
               </w:rPr>
-              <w:t xml:space="preserve">16 ms</w:t>
+              <w:t xml:space="preserve">15 ms</w:t>
             </w:r>
           </w:p>
         </w:tc>
@@ -5248,7 +5248,7 @@
                 <w:sz w:val="14"/>
                 <w:szCs w:val="14"/>
               </w:rPr>
-              <w:t xml:space="preserve">123 ms</w:t>
+              <w:t xml:space="preserve">118 ms</w:t>
             </w:r>
           </w:p>
         </w:tc>
@@ -5351,7 +5351,7 @@
                 <w:sz w:val="17"/>
                 <w:szCs w:val="17"/>
               </w:rPr>
-              <w:t xml:space="preserve">signature linked to snapshot cmsfxcn8…, attested fingerprint 3767 CD80 ACC9, manifestation “Testeur QA1 (QA1) · Approuvé · 05/08/2026 10:08:45 UTC · enregistrement 3767 CD80 ACC9”</w:t>
+              <w:t xml:space="preserve">signature linked to snapshot cmsg8trr…, attested fingerprint 3767 CD80 ACC9, manifestation “Testeur QA1 (QA1) · Approuvé · 05/08/2026 15:30:00 UTC · enregistrement 3767 CD80 ACC9”</w:t>
             </w:r>
           </w:p>
         </w:tc>
@@ -5390,7 +5390,7 @@
                 <w:sz w:val="14"/>
                 <w:szCs w:val="14"/>
               </w:rPr>
-              <w:t xml:space="preserve">50 ms</w:t>
+              <w:t xml:space="preserve">46 ms</w:t>
             </w:r>
           </w:p>
         </w:tc>
@@ -5532,7 +5532,7 @@
                 <w:sz w:val="14"/>
                 <w:szCs w:val="14"/>
               </w:rPr>
-              <w:t xml:space="preserve">59 ms</w:t>
+              <w:t xml:space="preserve">54 ms</w:t>
             </w:r>
           </w:p>
         </w:tc>
@@ -5816,7 +5816,7 @@
                 <w:sz w:val="14"/>
                 <w:szCs w:val="14"/>
               </w:rPr>
-              <w:t xml:space="preserve">54 ms</w:t>
+              <w:t xml:space="preserve">51 ms</w:t>
             </w:r>
           </w:p>
         </w:tc>
@@ -5958,7 +5958,7 @@
                 <w:sz w:val="14"/>
                 <w:szCs w:val="14"/>
               </w:rPr>
-              <w:t xml:space="preserve">83 ms</w:t>
+              <w:t xml:space="preserve">79 ms</w:t>
             </w:r>
           </w:p>
         </w:tc>
@@ -6061,7 +6061,7 @@
                 <w:sz w:val="17"/>
                 <w:szCs w:val="17"/>
               </w:rPr>
-              <w:t xml:space="preserve">2 snapshots kept: the review freeze stays readable (10496 B, superseded), the approved record carries the same content fingerprint</w:t>
+              <w:t xml:space="preserve">2 snapshots kept: the review freeze stays readable (10495 B, superseded), the approved record carries the same content fingerprint</w:t>
             </w:r>
           </w:p>
         </w:tc>
@@ -6100,7 +6100,7 @@
                 <w:sz w:val="14"/>
                 <w:szCs w:val="14"/>
               </w:rPr>
-              <w:t xml:space="preserve">87 ms</w:t>
+              <w:t xml:space="preserve">83 ms</w:t>
             </w:r>
           </w:p>
         </w:tc>
@@ -6242,7 +6242,7 @@
                 <w:sz w:val="14"/>
                 <w:szCs w:val="14"/>
               </w:rPr>
-              <w:t xml:space="preserve">77 ms</w:t>
+              <w:t xml:space="preserve">76 ms</w:t>
             </w:r>
           </w:p>
         </w:tc>
@@ -6384,7 +6384,7 @@
                 <w:sz w:val="14"/>
                 <w:szCs w:val="14"/>
               </w:rPr>
-              <w:t xml:space="preserve">28 ms</w:t>
+              <w:t xml:space="preserve">25 ms</w:t>
             </w:r>
           </w:p>
         </w:tc>
@@ -6526,7 +6526,7 @@
                 <w:sz w:val="14"/>
                 <w:szCs w:val="14"/>
               </w:rPr>
-              <w:t xml:space="preserve">29 ms</w:t>
+              <w:t xml:space="preserve">26 ms</w:t>
             </w:r>
           </w:p>
         </w:tc>
@@ -6952,7 +6952,7 @@
                 <w:sz w:val="14"/>
                 <w:szCs w:val="14"/>
               </w:rPr>
-              <w:t xml:space="preserve">376 ms</w:t>
+              <w:t xml:space="preserve">341 ms</w:t>
             </w:r>
           </w:p>
         </w:tc>
@@ -7055,7 +7055,7 @@
                 <w:sz w:val="17"/>
                 <w:szCs w:val="17"/>
               </w:rPr>
-              <w:t xml:space="preserve">13 record(s) archived, 29 file(s) covered by empreintes.sha256, 0 deviation; anchor 19cd40eb9e3b206c…; frozen bytes returned identically; one byte altered, detected and flagged ALTERED, file kept inside the archive</w:t>
+              <w:t xml:space="preserve">13 record(s) archived, 29 file(s) covered by empreintes.sha256, 0 deviation; anchor a5ce45fb4f9e98cf…; frozen bytes returned identically; one byte altered, detected and flagged ALTERED, file kept inside the archive</w:t>
             </w:r>
           </w:p>
         </w:tc>
@@ -7094,7 +7094,7 @@
                 <w:sz w:val="14"/>
                 <w:szCs w:val="14"/>
               </w:rPr>
-              <w:t xml:space="preserve">277 ms</w:t>
+              <w:t xml:space="preserve">256 ms</w:t>
             </w:r>
           </w:p>
         </w:tc>
@@ -7236,7 +7236,7 @@
                 <w:sz w:val="14"/>
                 <w:szCs w:val="14"/>
               </w:rPr>
-              <w:t xml:space="preserve">16 ms</w:t>
+              <w:t xml:space="preserve">15 ms</w:t>
             </w:r>
           </w:p>
         </w:tc>
@@ -7378,7 +7378,7 @@
                 <w:sz w:val="14"/>
                 <w:szCs w:val="14"/>
               </w:rPr>
-              <w:t xml:space="preserve">196 ms</w:t>
+              <w:t xml:space="preserve">138 ms</w:t>
             </w:r>
           </w:p>
         </w:tc>
@@ -7520,7 +7520,7 @@
                 <w:sz w:val="14"/>
                 <w:szCs w:val="14"/>
               </w:rPr>
-              <w:t xml:space="preserve">215 ms</w:t>
+              <w:t xml:space="preserve">214 ms</w:t>
             </w:r>
           </w:p>
         </w:tc>
@@ -8049,7 +8049,7 @@
                 <w:sz w:val="17"/>
                 <w:szCs w:val="17"/>
               </w:rPr>
-              <w:t xml:space="preserve">177 source file(s) re-read, no write to the trail outside the module; 9 fingerprints compared between the TypeScript implementation and the server-console mirror, all identical</w:t>
+              <w:t xml:space="preserve">179 source file(s) re-read, no write to the trail outside the module; 9 fingerprints compared between the TypeScript implementation and the server-console mirror, all identical</w:t>
             </w:r>
           </w:p>
         </w:tc>
@@ -8230,7 +8230,7 @@
                 <w:sz w:val="14"/>
                 <w:szCs w:val="14"/>
               </w:rPr>
-              <w:t xml:space="preserve">1 ms</w:t>
+              <w:t xml:space="preserve">0 ms</w:t>
             </w:r>
           </w:p>
         </w:tc>
@@ -8514,7 +8514,7 @@
                 <w:sz w:val="14"/>
                 <w:szCs w:val="14"/>
               </w:rPr>
-              <w:t xml:space="preserve">282 ms</w:t>
+              <w:t xml:space="preserve">346 ms</w:t>
             </w:r>
           </w:p>
         </w:tc>
@@ -8617,7 +8617,7 @@
                 <w:sz w:val="17"/>
                 <w:szCs w:val="17"/>
               </w:rPr>
-              <w:t xml:space="preserve">177 source file(s) re-read: no password write outside the authorised paths; a single write in the server actions, the personal change, which requires the old password; the console emergency tool issues a token and can no longer derive a password; no password field outside the 6 screens where you type your own</w:t>
+              <w:t xml:space="preserve">179 source file(s) re-read: no password write outside the authorised paths; a single write in the server actions, the personal change, which requires the old password; the console emergency tool issues a token and can no longer derive a password; no password field outside the 6 screens where you type your own</w:t>
             </w:r>
           </w:p>
         </w:tc>
@@ -8656,7 +8656,7 @@
                 <w:sz w:val="14"/>
                 <w:szCs w:val="14"/>
               </w:rPr>
-              <w:t xml:space="preserve">36 ms</w:t>
+              <w:t xml:space="preserve">39 ms</w:t>
             </w:r>
           </w:p>
         </w:tc>
@@ -8759,7 +8759,7 @@
                 <w:sz w:val="17"/>
                 <w:szCs w:val="17"/>
               </w:rPr>
-              <w:t xml:space="preserve">image filum:latest started on virgin volumes, container HEALTHY; migrations applied, audit-trail chain intact, organisation, programme, administrator account and standards library created; version 1.2.0 announced in the log AND carried by /app/VERSION; /login answers 200; a protected route renders the sign-in screen (10431 bytes) disclosing neither the organisation name nor the programme name</w:t>
+              <w:t xml:space="preserve">image filum:latest started on virgin volumes, container HEALTHY; migrations applied, audit-trail chain intact, organisation, programme, administrator account and standards library created; version 1.2.1 announced in the log AND carried by /app/VERSION; /login answers 200; a protected route renders the sign-in screen (10431 bytes) disclosing neither the organisation name nor the programme name</w:t>
             </w:r>
           </w:p>
         </w:tc>
@@ -8798,7 +8798,7 @@
                 <w:sz w:val="14"/>
                 <w:szCs w:val="14"/>
               </w:rPr>
-              <w:t xml:space="preserve">9260 ms</w:t>
+              <w:t xml:space="preserve">9281 ms</w:t>
             </w:r>
           </w:p>
         </w:tc>
@@ -11745,7 +11745,7 @@
         <w:sz w:val="15"/>
         <w:szCs w:val="15"/>
       </w:rPr>
-      <w:t xml:space="preserve">   ·   Version 1.2.0 · OQ report executed on 5 August 2026 at 10:08 UTC</w:t>
+      <w:t xml:space="preserve">   ·   Version 1.2.1 · OQ report executed on 5 August 2026 at 15:30 UTC</w:t>
     </w:r>
   </w:p>
 </w:ftr>

--- a/docs/Filum_software_validation_file.docx
+++ b/docs/Filum_software_validation_file.docx
@@ -4343,7 +4343,7 @@
                 <w:sz w:val="17"/>
                 <w:szCs w:val="17"/>
               </w:rPr>
-              <w:t xml:space="preserve">5 August 2026 at 15:30</w:t>
+              <w:t xml:space="preserve">5 August 2026 at 18:25</w:t>
             </w:r>
           </w:p>
         </w:tc>
@@ -4925,7 +4925,7 @@
                 <w:sz w:val="17"/>
                 <w:szCs w:val="17"/>
               </w:rPr>
-              <w:t xml:space="preserve">distinct fingerprints for one same password (8bf65513b5a3… ≠ 8d19642f74c6…), correct verification, wrong and empty passwords refused</w:t>
+              <w:t xml:space="preserve">distinct fingerprints for one same password (c6111623e1bd… ≠ 426d44bed6e9…), correct verification, wrong and empty passwords refused</w:t>
             </w:r>
           </w:p>
         </w:tc>
@@ -4964,7 +4964,7 @@
                 <w:sz w:val="14"/>
                 <w:szCs w:val="14"/>
               </w:rPr>
-              <w:t xml:space="preserve">154 ms</w:t>
+              <w:t xml:space="preserve">146 ms</w:t>
             </w:r>
           </w:p>
         </w:tc>
@@ -5106,7 +5106,7 @@
                 <w:sz w:val="14"/>
                 <w:szCs w:val="14"/>
               </w:rPr>
-              <w:t xml:space="preserve">15 ms</w:t>
+              <w:t xml:space="preserve">13 ms</w:t>
             </w:r>
           </w:p>
         </w:tc>
@@ -5209,7 +5209,7 @@
                 <w:sz w:val="17"/>
                 <w:szCs w:val="17"/>
               </w:rPr>
-              <w:t xml:space="preserve">content frozen, fingerprint 24604eb157d7fa54…, 10484 bytes kept, operation logged</w:t>
+              <w:t xml:space="preserve">content frozen, fingerprint 24604eb157d7fa54…, 10487 bytes kept, operation logged</w:t>
             </w:r>
           </w:p>
         </w:tc>
@@ -5248,7 +5248,7 @@
                 <w:sz w:val="14"/>
                 <w:szCs w:val="14"/>
               </w:rPr>
-              <w:t xml:space="preserve">118 ms</w:t>
+              <w:t xml:space="preserve">120 ms</w:t>
             </w:r>
           </w:p>
         </w:tc>
@@ -5351,7 +5351,7 @@
                 <w:sz w:val="17"/>
                 <w:szCs w:val="17"/>
               </w:rPr>
-              <w:t xml:space="preserve">signature linked to snapshot cmsg8trr…, attested fingerprint 3767 CD80 ACC9, manifestation “Testeur QA1 (QA1) · Approuvé · 05/08/2026 15:30:00 UTC · enregistrement 3767 CD80 ACC9”</w:t>
+              <w:t xml:space="preserve">signature linked to snapshot cmsgf3r8…, attested fingerprint 3767 CD80 ACC9, manifestation “Testeur QA1 (QA1) · Approuvé · 05/08/2026 18:25:43 UTC · enregistrement 3767 CD80 ACC9”</w:t>
             </w:r>
           </w:p>
         </w:tc>
@@ -5390,7 +5390,7 @@
                 <w:sz w:val="14"/>
                 <w:szCs w:val="14"/>
               </w:rPr>
-              <w:t xml:space="preserve">46 ms</w:t>
+              <w:t xml:space="preserve">47 ms</w:t>
             </w:r>
           </w:p>
         </w:tc>
@@ -5493,7 +5493,7 @@
                 <w:sz w:val="17"/>
                 <w:szCs w:val="17"/>
               </w:rPr>
-              <w:t xml:space="preserve">10485 bytes re-read identically; one byte flipped at position 5242 detected</w:t>
+              <w:t xml:space="preserve">10488 bytes re-read identically; one byte flipped at position 5244 detected</w:t>
             </w:r>
           </w:p>
         </w:tc>
@@ -5674,7 +5674,7 @@
                 <w:sz w:val="14"/>
                 <w:szCs w:val="14"/>
               </w:rPr>
-              <w:t xml:space="preserve">59 ms</w:t>
+              <w:t xml:space="preserve">69 ms</w:t>
             </w:r>
           </w:p>
         </w:tc>
@@ -5816,7 +5816,7 @@
                 <w:sz w:val="14"/>
                 <w:szCs w:val="14"/>
               </w:rPr>
-              <w:t xml:space="preserve">51 ms</w:t>
+              <w:t xml:space="preserve">50 ms</w:t>
             </w:r>
           </w:p>
         </w:tc>
@@ -5958,7 +5958,7 @@
                 <w:sz w:val="14"/>
                 <w:szCs w:val="14"/>
               </w:rPr>
-              <w:t xml:space="preserve">79 ms</w:t>
+              <w:t xml:space="preserve">75 ms</w:t>
             </w:r>
           </w:p>
         </w:tc>
@@ -6061,7 +6061,7 @@
                 <w:sz w:val="17"/>
                 <w:szCs w:val="17"/>
               </w:rPr>
-              <w:t xml:space="preserve">2 snapshots kept: the review freeze stays readable (10495 B, superseded), the approved record carries the same content fingerprint</w:t>
+              <w:t xml:space="preserve">2 snapshots kept: the review freeze stays readable (10496 B, superseded), the approved record carries the same content fingerprint</w:t>
             </w:r>
           </w:p>
         </w:tc>
@@ -6242,7 +6242,7 @@
                 <w:sz w:val="14"/>
                 <w:szCs w:val="14"/>
               </w:rPr>
-              <w:t xml:space="preserve">76 ms</w:t>
+              <w:t xml:space="preserve">74 ms</w:t>
             </w:r>
           </w:p>
         </w:tc>
@@ -6384,7 +6384,7 @@
                 <w:sz w:val="14"/>
                 <w:szCs w:val="14"/>
               </w:rPr>
-              <w:t xml:space="preserve">25 ms</w:t>
+              <w:t xml:space="preserve">23 ms</w:t>
             </w:r>
           </w:p>
         </w:tc>
@@ -6526,7 +6526,7 @@
                 <w:sz w:val="14"/>
                 <w:szCs w:val="14"/>
               </w:rPr>
-              <w:t xml:space="preserve">26 ms</w:t>
+              <w:t xml:space="preserve">29 ms</w:t>
             </w:r>
           </w:p>
         </w:tc>
@@ -6668,7 +6668,7 @@
                 <w:sz w:val="14"/>
                 <w:szCs w:val="14"/>
               </w:rPr>
-              <w:t xml:space="preserve">0 ms</w:t>
+              <w:t xml:space="preserve">1 ms</w:t>
             </w:r>
           </w:p>
         </w:tc>
@@ -6810,7 +6810,7 @@
                 <w:sz w:val="14"/>
                 <w:szCs w:val="14"/>
               </w:rPr>
-              <w:t xml:space="preserve">1 ms</w:t>
+              <w:t xml:space="preserve">0 ms</w:t>
             </w:r>
           </w:p>
         </w:tc>
@@ -6952,7 +6952,7 @@
                 <w:sz w:val="14"/>
                 <w:szCs w:val="14"/>
               </w:rPr>
-              <w:t xml:space="preserve">341 ms</w:t>
+              <w:t xml:space="preserve">338 ms</w:t>
             </w:r>
           </w:p>
         </w:tc>
@@ -7055,7 +7055,7 @@
                 <w:sz w:val="17"/>
                 <w:szCs w:val="17"/>
               </w:rPr>
-              <w:t xml:space="preserve">13 record(s) archived, 29 file(s) covered by empreintes.sha256, 0 deviation; anchor a5ce45fb4f9e98cf…; frozen bytes returned identically; one byte altered, detected and flagged ALTERED, file kept inside the archive</w:t>
+              <w:t xml:space="preserve">13 record(s) archived, 29 file(s) covered by empreintes.sha256, 0 deviation; anchor a2da913bf11aa4eb…; frozen bytes returned identically; one byte altered, detected and flagged ALTERED, file kept inside the archive</w:t>
             </w:r>
           </w:p>
         </w:tc>
@@ -7094,7 +7094,7 @@
                 <w:sz w:val="14"/>
                 <w:szCs w:val="14"/>
               </w:rPr>
-              <w:t xml:space="preserve">256 ms</w:t>
+              <w:t xml:space="preserve">230 ms</w:t>
             </w:r>
           </w:p>
         </w:tc>
@@ -7236,7 +7236,7 @@
                 <w:sz w:val="14"/>
                 <w:szCs w:val="14"/>
               </w:rPr>
-              <w:t xml:space="preserve">15 ms</w:t>
+              <w:t xml:space="preserve">13 ms</w:t>
             </w:r>
           </w:p>
         </w:tc>
@@ -7378,7 +7378,7 @@
                 <w:sz w:val="14"/>
                 <w:szCs w:val="14"/>
               </w:rPr>
-              <w:t xml:space="preserve">138 ms</w:t>
+              <w:t xml:space="preserve">162 ms</w:t>
             </w:r>
           </w:p>
         </w:tc>
@@ -7520,7 +7520,7 @@
                 <w:sz w:val="14"/>
                 <w:szCs w:val="14"/>
               </w:rPr>
-              <w:t xml:space="preserve">214 ms</w:t>
+              <w:t xml:space="preserve">170 ms</w:t>
             </w:r>
           </w:p>
         </w:tc>
@@ -7623,7 +7623,7 @@
                 <w:sz w:val="17"/>
                 <w:szCs w:val="17"/>
               </w:rPr>
-              <w:t xml:space="preserve">DER request of 90 bytes carrying the requested fingerprint; token of 2418 bytes read exactly (date 2026-08-03T08:55:03.000Z, serial 02, policy 1.3.6.1.4.1.99999.1.1); four refusals obtained: another fingerprint, another nonce, a rejection response from the authority, a truncated token</w:t>
+              <w:t xml:space="preserve">DER request of 89 bytes carrying the requested fingerprint; token of 2418 bytes read exactly (date 2026-08-03T08:55:03.000Z, serial 02, policy 1.3.6.1.4.1.99999.1.1); four refusals obtained: another fingerprint, another nonce, a rejection response from the authority, a truncated token</w:t>
             </w:r>
           </w:p>
         </w:tc>
@@ -7946,7 +7946,7 @@
                 <w:sz w:val="14"/>
                 <w:szCs w:val="14"/>
               </w:rPr>
-              <w:t xml:space="preserve">31 ms</w:t>
+              <w:t xml:space="preserve">26 ms</w:t>
             </w:r>
           </w:p>
         </w:tc>
@@ -8049,7 +8049,7 @@
                 <w:sz w:val="17"/>
                 <w:szCs w:val="17"/>
               </w:rPr>
-              <w:t xml:space="preserve">179 source file(s) re-read, no write to the trail outside the module; 9 fingerprints compared between the TypeScript implementation and the server-console mirror, all identical</w:t>
+              <w:t xml:space="preserve">184 source file(s) re-read, no write to the trail outside the module; 9 fingerprints compared between the TypeScript implementation and the server-console mirror, all identical</w:t>
             </w:r>
           </w:p>
         </w:tc>
@@ -8088,7 +8088,7 @@
                 <w:sz w:val="14"/>
                 <w:szCs w:val="14"/>
               </w:rPr>
-              <w:t xml:space="preserve">32 ms</w:t>
+              <w:t xml:space="preserve">24 ms</w:t>
             </w:r>
           </w:p>
         </w:tc>
@@ -8514,7 +8514,7 @@
                 <w:sz w:val="14"/>
                 <w:szCs w:val="14"/>
               </w:rPr>
-              <w:t xml:space="preserve">346 ms</w:t>
+              <w:t xml:space="preserve">240 ms</w:t>
             </w:r>
           </w:p>
         </w:tc>
@@ -8617,7 +8617,7 @@
                 <w:sz w:val="17"/>
                 <w:szCs w:val="17"/>
               </w:rPr>
-              <w:t xml:space="preserve">179 source file(s) re-read: no password write outside the authorised paths; a single write in the server actions, the personal change, which requires the old password; the console emergency tool issues a token and can no longer derive a password; no password field outside the 6 screens where you type your own</w:t>
+              <w:t xml:space="preserve">184 source file(s) re-read: no password write outside the authorised paths; a single write in the server actions, the personal change, which requires the old password; the console emergency tool issues a token and can no longer derive a password; no password field outside the 6 screens where you type your own</w:t>
             </w:r>
           </w:p>
         </w:tc>
@@ -8656,7 +8656,7 @@
                 <w:sz w:val="14"/>
                 <w:szCs w:val="14"/>
               </w:rPr>
-              <w:t xml:space="preserve">39 ms</w:t>
+              <w:t xml:space="preserve">33 ms</w:t>
             </w:r>
           </w:p>
         </w:tc>
@@ -8798,7 +8798,7 @@
                 <w:sz w:val="14"/>
                 <w:szCs w:val="14"/>
               </w:rPr>
-              <w:t xml:space="preserve">9281 ms</w:t>
+              <w:t xml:space="preserve">8902 ms</w:t>
             </w:r>
           </w:p>
         </w:tc>
@@ -11745,7 +11745,7 @@
         <w:sz w:val="15"/>
         <w:szCs w:val="15"/>
       </w:rPr>
-      <w:t xml:space="preserve">   ·   Version 1.2.1 · OQ report executed on 5 August 2026 at 15:30 UTC</w:t>
+      <w:t xml:space="preserve">   ·   Version 1.2.1 · OQ report executed on 5 August 2026 at 18:25 UTC</w:t>
     </w:r>
   </w:p>
 </w:ftr>

--- a/docs/Filum_software_validation_file.docx
+++ b/docs/Filum_software_validation_file.docx
@@ -430,7 +430,7 @@
           <w:sz w:val="20"/>
           <w:szCs w:val="20"/>
         </w:rPr>
-        <w:t xml:space="preserve">The 32 requirements below state what the software must do. The risk level is that of the requirement FAILING, not of its commercial importance: it determines the depth of verification.</w:t>
+        <w:t xml:space="preserve">The 33 requirements below state what the software must do. The risk level is that of the requirement FAILING, not of its commercial importance: it determines the depth of verification.</w:t>
       </w:r>
     </w:p>
     <w:tbl>
@@ -4173,6 +4173,119 @@
           </w:p>
         </w:tc>
       </w:tr>
+      <w:tr>
+        <w:tc>
+          <w:tcPr>
+            <w:tcW w:type="pct" w:w="11%"/>
+            <w:shd w:fill="F8FAFC"/>
+            <w:tcMar>
+              <w:top w:type="dxa" w:w="80"/>
+              <w:left w:type="dxa" w:w="110"/>
+              <w:bottom w:type="dxa" w:w="80"/>
+              <w:right w:type="dxa" w:w="110"/>
+            </w:tcMar>
+          </w:tcPr>
+          <w:p>
+            <w:pPr>
+              <w:spacing w:after="60"/>
+            </w:pPr>
+            <w:r>
+              <w:rPr>
+                <w:b/>
+                <w:bCs/>
+                <w:color w:val="4338CA"/>
+                <w:sz w:val="17"/>
+                <w:szCs w:val="17"/>
+              </w:rPr>
+              <w:t xml:space="preserve">URS-33</w:t>
+            </w:r>
+          </w:p>
+          <w:p>
+            <w:pPr>
+              <w:spacing w:after="0"/>
+            </w:pPr>
+            <w:r>
+              <w:rPr>
+                <w:b/>
+                <w:bCs/>
+                <w:color w:val="B45309"/>
+                <w:sz w:val="15"/>
+                <w:szCs w:val="15"/>
+              </w:rPr>
+              <w:t xml:space="preserve">Medium</w:t>
+            </w:r>
+          </w:p>
+        </w:tc>
+        <w:tc>
+          <w:tcPr>
+            <w:tcW w:type="pct" w:w="41%"/>
+            <w:tcMar>
+              <w:top w:type="dxa" w:w="80"/>
+              <w:left w:type="dxa" w:w="110"/>
+              <w:bottom w:type="dxa" w:w="80"/>
+              <w:right w:type="dxa" w:w="110"/>
+            </w:tcMar>
+          </w:tcPr>
+          <w:p>
+            <w:pPr>
+              <w:spacing w:after="0"/>
+            </w:pPr>
+            <w:r>
+              <w:rPr>
+                <w:sz w:val="17"/>
+                <w:szCs w:val="17"/>
+              </w:rPr>
+              <w:t xml:space="preserve">The audit trail reads in the reader's language. Every entry written by the application carries its message key and arguments; the text is rendered at read time, on screen, in the CSV export and in the inspection archive. Enumeration values follow the language, entered data stays intact, the key and arguments enter the entry's fingerprint, and earlier entries remain readable with verifiable fingerprints.</w:t>
+            </w:r>
+          </w:p>
+        </w:tc>
+        <w:tc>
+          <w:tcPr>
+            <w:tcW w:type="pct" w:w="28%"/>
+            <w:tcMar>
+              <w:top w:type="dxa" w:w="80"/>
+              <w:left w:type="dxa" w:w="110"/>
+              <w:bottom w:type="dxa" w:w="80"/>
+              <w:right w:type="dxa" w:w="110"/>
+            </w:tcMar>
+          </w:tcPr>
+          <w:p>
+            <w:pPr>
+              <w:spacing w:after="0"/>
+            </w:pPr>
+            <w:r>
+              <w:rPr>
+                <w:sz w:val="17"/>
+                <w:szCs w:val="17"/>
+              </w:rPr>
+              <w:t xml:space="preserve">The audit trail is the record an auditor reads first. An English-speaking team consulted it in French: they could neither read it back, nor produce it to their inspector, nor review it periodically as the draft Annex 11 expects. The risk is not data loss but the illegibility of a regulatory record — and, had the translation happened outside the fingerprint, the possibility of a falsified English version that the chain would declare intact.</w:t>
+            </w:r>
+          </w:p>
+        </w:tc>
+        <w:tc>
+          <w:tcPr>
+            <w:tcW w:type="pct" w:w="20%"/>
+            <w:tcMar>
+              <w:top w:type="dxa" w:w="80"/>
+              <w:left w:type="dxa" w:w="110"/>
+              <w:bottom w:type="dxa" w:w="80"/>
+              <w:right w:type="dxa" w:w="110"/>
+            </w:tcMar>
+          </w:tcPr>
+          <w:p>
+            <w:pPr>
+              <w:spacing w:after="0"/>
+            </w:pPr>
+            <w:r>
+              <w:rPr>
+                <w:sz w:val="17"/>
+                <w:szCs w:val="17"/>
+              </w:rPr>
+              <w:t xml:space="preserve">21 CFR 11.10(b) · 21 CFR 11.10(e)</w:t>
+            </w:r>
+          </w:p>
+        </w:tc>
+      </w:tr>
     </w:tbl>
     <w:p>
       <w:pPr>
@@ -4192,7 +4305,7 @@
           <w:sz w:val="20"/>
           <w:szCs w:val="20"/>
         </w:rPr>
-        <w:t xml:space="preserve">Breakdown: 22 requirements at high risk, 8 at medium risk, 2 at low risk. Every high-risk requirement bears on the integrity or the attribution of records: its failure does not degrade convenience, it makes a record indefensible. Each is covered by a dedicated test case, executed at every version.</w:t>
+        <w:t xml:space="preserve">Breakdown: 22 requirements at high risk, 9 at medium risk, 2 at low risk. Every high-risk requirement bears on the integrity or the attribution of records: its failure does not degrade convenience, it makes a record indefensible. Each is covered by a dedicated test case, executed at every version.</w:t>
       </w:r>
     </w:p>
     <w:p>
@@ -4343,7 +4456,7 @@
                 <w:sz w:val="17"/>
                 <w:szCs w:val="17"/>
               </w:rPr>
-              <w:t xml:space="preserve">5 August 2026 at 18:25</w:t>
+              <w:t xml:space="preserve">5 August 2026 at 19:25</w:t>
             </w:r>
           </w:p>
         </w:tc>
@@ -4546,7 +4659,7 @@
                 <w:sz w:val="17"/>
                 <w:szCs w:val="17"/>
               </w:rPr>
-              <w:t xml:space="preserve">29 of 29 cases conforming — no deviation</w:t>
+              <w:t xml:space="preserve">30 of 30 cases conforming — no deviation</w:t>
             </w:r>
           </w:p>
         </w:tc>
@@ -4822,7 +4935,7 @@
                 <w:sz w:val="14"/>
                 <w:szCs w:val="14"/>
               </w:rPr>
-              <w:t xml:space="preserve">0 ms</w:t>
+              <w:t xml:space="preserve">1 ms</w:t>
             </w:r>
           </w:p>
         </w:tc>
@@ -4925,7 +5038,7 @@
                 <w:sz w:val="17"/>
                 <w:szCs w:val="17"/>
               </w:rPr>
-              <w:t xml:space="preserve">distinct fingerprints for one same password (c6111623e1bd… ≠ 426d44bed6e9…), correct verification, wrong and empty passwords refused</w:t>
+              <w:t xml:space="preserve">distinct fingerprints for one same password (94a6e17aeed7… ≠ 2815ae7d17c4…), correct verification, wrong and empty passwords refused</w:t>
             </w:r>
           </w:p>
         </w:tc>
@@ -4964,7 +5077,7 @@
                 <w:sz w:val="14"/>
                 <w:szCs w:val="14"/>
               </w:rPr>
-              <w:t xml:space="preserve">146 ms</w:t>
+              <w:t xml:space="preserve">136 ms</w:t>
             </w:r>
           </w:p>
         </w:tc>
@@ -5106,7 +5219,7 @@
                 <w:sz w:val="14"/>
                 <w:szCs w:val="14"/>
               </w:rPr>
-              <w:t xml:space="preserve">13 ms</w:t>
+              <w:t xml:space="preserve">14 ms</w:t>
             </w:r>
           </w:p>
         </w:tc>
@@ -5209,7 +5322,7 @@
                 <w:sz w:val="17"/>
                 <w:szCs w:val="17"/>
               </w:rPr>
-              <w:t xml:space="preserve">content frozen, fingerprint 24604eb157d7fa54…, 10487 bytes kept, operation logged</w:t>
+              <w:t xml:space="preserve">content frozen, fingerprint 24604eb157d7fa54…, 10489 bytes kept, operation logged</w:t>
             </w:r>
           </w:p>
         </w:tc>
@@ -5248,7 +5361,7 @@
                 <w:sz w:val="14"/>
                 <w:szCs w:val="14"/>
               </w:rPr>
-              <w:t xml:space="preserve">120 ms</w:t>
+              <w:t xml:space="preserve">110 ms</w:t>
             </w:r>
           </w:p>
         </w:tc>
@@ -5351,7 +5464,7 @@
                 <w:sz w:val="17"/>
                 <w:szCs w:val="17"/>
               </w:rPr>
-              <w:t xml:space="preserve">signature linked to snapshot cmsgf3r8…, attested fingerprint 3767 CD80 ACC9, manifestation “Testeur QA1 (QA1) · Approuvé · 05/08/2026 18:25:43 UTC · enregistrement 3767 CD80 ACC9”</w:t>
+              <w:t xml:space="preserve">signature linked to snapshot cmsgh8uo…, attested fingerprint 3767 CD80 ACC9, manifestation “Testeur QA1 (QA1) · Approuvé · 05/08/2026 19:25:40 UTC · enregistrement 3767 CD80 ACC9”</w:t>
             </w:r>
           </w:p>
         </w:tc>
@@ -5390,7 +5503,7 @@
                 <w:sz w:val="14"/>
                 <w:szCs w:val="14"/>
               </w:rPr>
-              <w:t xml:space="preserve">47 ms</w:t>
+              <w:t xml:space="preserve">43 ms</w:t>
             </w:r>
           </w:p>
         </w:tc>
@@ -5493,7 +5606,7 @@
                 <w:sz w:val="17"/>
                 <w:szCs w:val="17"/>
               </w:rPr>
-              <w:t xml:space="preserve">10488 bytes re-read identically; one byte flipped at position 5244 detected</w:t>
+              <w:t xml:space="preserve">10487 bytes re-read identically; one byte flipped at position 5243 detected</w:t>
             </w:r>
           </w:p>
         </w:tc>
@@ -5532,7 +5645,7 @@
                 <w:sz w:val="14"/>
                 <w:szCs w:val="14"/>
               </w:rPr>
-              <w:t xml:space="preserve">54 ms</w:t>
+              <w:t xml:space="preserve">53 ms</w:t>
             </w:r>
           </w:p>
         </w:tc>
@@ -5674,7 +5787,7 @@
                 <w:sz w:val="14"/>
                 <w:szCs w:val="14"/>
               </w:rPr>
-              <w:t xml:space="preserve">69 ms</w:t>
+              <w:t xml:space="preserve">54 ms</w:t>
             </w:r>
           </w:p>
         </w:tc>
@@ -6061,7 +6174,7 @@
                 <w:sz w:val="17"/>
                 <w:szCs w:val="17"/>
               </w:rPr>
-              <w:t xml:space="preserve">2 snapshots kept: the review freeze stays readable (10496 B, superseded), the approved record carries the same content fingerprint</w:t>
+              <w:t xml:space="preserve">2 snapshots kept: the review freeze stays readable (10493 B, superseded), the approved record carries the same content fingerprint</w:t>
             </w:r>
           </w:p>
         </w:tc>
@@ -6100,7 +6213,7 @@
                 <w:sz w:val="14"/>
                 <w:szCs w:val="14"/>
               </w:rPr>
-              <w:t xml:space="preserve">83 ms</w:t>
+              <w:t xml:space="preserve">78 ms</w:t>
             </w:r>
           </w:p>
         </w:tc>
@@ -6242,7 +6355,7 @@
                 <w:sz w:val="14"/>
                 <w:szCs w:val="14"/>
               </w:rPr>
-              <w:t xml:space="preserve">74 ms</w:t>
+              <w:t xml:space="preserve">68 ms</w:t>
             </w:r>
           </w:p>
         </w:tc>
@@ -6345,7 +6458,7 @@
                 <w:sz w:val="17"/>
                 <w:szCs w:val="17"/>
               </w:rPr>
-              <w:t xml:space="preserve">136 source files inspected: no modification or deletion of an entry; 1 files in append-only mode</w:t>
+              <w:t xml:space="preserve">138 source files inspected: no modification or deletion of an entry; 1 files in append-only mode</w:t>
             </w:r>
           </w:p>
         </w:tc>
@@ -6384,7 +6497,7 @@
                 <w:sz w:val="14"/>
                 <w:szCs w:val="14"/>
               </w:rPr>
-              <w:t xml:space="preserve">23 ms</w:t>
+              <w:t xml:space="preserve">25 ms</w:t>
             </w:r>
           </w:p>
         </w:tc>
@@ -6526,7 +6639,7 @@
                 <w:sz w:val="14"/>
                 <w:szCs w:val="14"/>
               </w:rPr>
-              <w:t xml:space="preserve">29 ms</w:t>
+              <w:t xml:space="preserve">25 ms</w:t>
             </w:r>
           </w:p>
         </w:tc>
@@ -6668,7 +6781,7 @@
                 <w:sz w:val="14"/>
                 <w:szCs w:val="14"/>
               </w:rPr>
-              <w:t xml:space="preserve">1 ms</w:t>
+              <w:t xml:space="preserve">0 ms</w:t>
             </w:r>
           </w:p>
         </w:tc>
@@ -6810,7 +6923,7 @@
                 <w:sz w:val="14"/>
                 <w:szCs w:val="14"/>
               </w:rPr>
-              <w:t xml:space="preserve">0 ms</w:t>
+              <w:t xml:space="preserve">1 ms</w:t>
             </w:r>
           </w:p>
         </w:tc>
@@ -6952,7 +7065,7 @@
                 <w:sz w:val="14"/>
                 <w:szCs w:val="14"/>
               </w:rPr>
-              <w:t xml:space="preserve">338 ms</w:t>
+              <w:t xml:space="preserve">307 ms</w:t>
             </w:r>
           </w:p>
         </w:tc>
@@ -7055,7 +7168,7 @@
                 <w:sz w:val="17"/>
                 <w:szCs w:val="17"/>
               </w:rPr>
-              <w:t xml:space="preserve">13 record(s) archived, 29 file(s) covered by empreintes.sha256, 0 deviation; anchor a2da913bf11aa4eb…; frozen bytes returned identically; one byte altered, detected and flagged ALTERED, file kept inside the archive</w:t>
+              <w:t xml:space="preserve">13 record(s) archived, 29 file(s) covered by empreintes.sha256, 0 deviation; anchor b64339ff9bf75bd4…; frozen bytes returned identically; one byte altered, detected and flagged ALTERED, file kept inside the archive</w:t>
             </w:r>
           </w:p>
         </w:tc>
@@ -7094,7 +7207,7 @@
                 <w:sz w:val="14"/>
                 <w:szCs w:val="14"/>
               </w:rPr>
-              <w:t xml:space="preserve">230 ms</w:t>
+              <w:t xml:space="preserve">201 ms</w:t>
             </w:r>
           </w:p>
         </w:tc>
@@ -7236,7 +7349,7 @@
                 <w:sz w:val="14"/>
                 <w:szCs w:val="14"/>
               </w:rPr>
-              <w:t xml:space="preserve">13 ms</w:t>
+              <w:t xml:space="preserve">14 ms</w:t>
             </w:r>
           </w:p>
         </w:tc>
@@ -7378,7 +7491,7 @@
                 <w:sz w:val="14"/>
                 <w:szCs w:val="14"/>
               </w:rPr>
-              <w:t xml:space="preserve">162 ms</w:t>
+              <w:t xml:space="preserve">155 ms</w:t>
             </w:r>
           </w:p>
         </w:tc>
@@ -7520,7 +7633,7 @@
                 <w:sz w:val="14"/>
                 <w:szCs w:val="14"/>
               </w:rPr>
-              <w:t xml:space="preserve">170 ms</w:t>
+              <w:t xml:space="preserve">162 ms</w:t>
             </w:r>
           </w:p>
         </w:tc>
@@ -7623,7 +7736,7 @@
                 <w:sz w:val="17"/>
                 <w:szCs w:val="17"/>
               </w:rPr>
-              <w:t xml:space="preserve">DER request of 89 bytes carrying the requested fingerprint; token of 2418 bytes read exactly (date 2026-08-03T08:55:03.000Z, serial 02, policy 1.3.6.1.4.1.99999.1.1); four refusals obtained: another fingerprint, another nonce, a rejection response from the authority, a truncated token</w:t>
+              <w:t xml:space="preserve">DER request of 90 bytes carrying the requested fingerprint; token of 2418 bytes read exactly (date 2026-08-03T08:55:03.000Z, serial 02, policy 1.3.6.1.4.1.99999.1.1); four refusals obtained: another fingerprint, another nonce, a rejection response from the authority, a truncated token</w:t>
             </w:r>
           </w:p>
         </w:tc>
@@ -8049,7 +8162,7 @@
                 <w:sz w:val="17"/>
                 <w:szCs w:val="17"/>
               </w:rPr>
-              <w:t xml:space="preserve">184 source file(s) re-read, no write to the trail outside the module; 9 fingerprints compared between the TypeScript implementation and the server-console mirror, all identical</w:t>
+              <w:t xml:space="preserve">187 source file(s) re-read, no write to the trail outside the module; 9 fingerprints compared between the TypeScript implementation and the server-console mirror, all identical</w:t>
             </w:r>
           </w:p>
         </w:tc>
@@ -8088,7 +8201,7 @@
                 <w:sz w:val="14"/>
                 <w:szCs w:val="14"/>
               </w:rPr>
-              <w:t xml:space="preserve">24 ms</w:t>
+              <w:t xml:space="preserve">25 ms</w:t>
             </w:r>
           </w:p>
         </w:tc>
@@ -8372,7 +8485,7 @@
                 <w:sz w:val="14"/>
                 <w:szCs w:val="14"/>
               </w:rPr>
-              <w:t xml:space="preserve">9 ms</w:t>
+              <w:t xml:space="preserve">7 ms</w:t>
             </w:r>
           </w:p>
         </w:tc>
@@ -8514,7 +8627,7 @@
                 <w:sz w:val="14"/>
                 <w:szCs w:val="14"/>
               </w:rPr>
-              <w:t xml:space="preserve">240 ms</w:t>
+              <w:t xml:space="preserve">242 ms</w:t>
             </w:r>
           </w:p>
         </w:tc>
@@ -8617,7 +8730,7 @@
                 <w:sz w:val="17"/>
                 <w:szCs w:val="17"/>
               </w:rPr>
-              <w:t xml:space="preserve">184 source file(s) re-read: no password write outside the authorised paths; a single write in the server actions, the personal change, which requires the old password; the console emergency tool issues a token and can no longer derive a password; no password field outside the 6 screens where you type your own</w:t>
+              <w:t xml:space="preserve">187 source file(s) re-read: no password write outside the authorised paths; a single write in the server actions, the personal change, which requires the old password; the console emergency tool issues a token and can no longer derive a password; no password field outside the 6 screens where you type your own</w:t>
             </w:r>
           </w:p>
         </w:tc>
@@ -8656,7 +8769,7 @@
                 <w:sz w:val="14"/>
                 <w:szCs w:val="14"/>
               </w:rPr>
-              <w:t xml:space="preserve">33 ms</w:t>
+              <w:t xml:space="preserve">31 ms</w:t>
             </w:r>
           </w:p>
         </w:tc>
@@ -8798,7 +8911,149 @@
                 <w:sz w:val="14"/>
                 <w:szCs w:val="14"/>
               </w:rPr>
-              <w:t xml:space="preserve">8902 ms</w:t>
+              <w:t xml:space="preserve">8837 ms</w:t>
+            </w:r>
+          </w:p>
+        </w:tc>
+      </w:tr>
+      <w:tr>
+        <w:tc>
+          <w:tcPr>
+            <w:tcW w:type="pct" w:w="13%"/>
+            <w:shd w:fill="F8FAFC"/>
+            <w:tcMar>
+              <w:top w:type="dxa" w:w="80"/>
+              <w:left w:type="dxa" w:w="110"/>
+              <w:bottom w:type="dxa" w:w="80"/>
+              <w:right w:type="dxa" w:w="110"/>
+            </w:tcMar>
+          </w:tcPr>
+          <w:p>
+            <w:pPr>
+              <w:spacing w:after="50"/>
+            </w:pPr>
+            <w:r>
+              <w:rPr>
+                <w:b/>
+                <w:bCs/>
+                <w:color w:val="4338CA"/>
+                <w:sz w:val="17"/>
+                <w:szCs w:val="17"/>
+              </w:rPr>
+              <w:t xml:space="preserve">OQ-30</w:t>
+            </w:r>
+          </w:p>
+          <w:p>
+            <w:pPr>
+              <w:spacing w:after="0"/>
+            </w:pPr>
+            <w:r>
+              <w:rPr>
+                <w:color w:val="475569"/>
+                <w:sz w:val="15"/>
+                <w:szCs w:val="15"/>
+              </w:rPr>
+              <w:t xml:space="preserve">URS-33</w:t>
+            </w:r>
+          </w:p>
+        </w:tc>
+        <w:tc>
+          <w:tcPr>
+            <w:tcW w:type="pct" w:w="30%"/>
+            <w:tcMar>
+              <w:top w:type="dxa" w:w="80"/>
+              <w:left w:type="dxa" w:w="110"/>
+              <w:bottom w:type="dxa" w:w="80"/>
+              <w:right w:type="dxa" w:w="110"/>
+            </w:tcMar>
+          </w:tcPr>
+          <w:p>
+            <w:pPr>
+              <w:spacing w:after="50"/>
+            </w:pPr>
+            <w:r>
+              <w:rPr>
+                <w:b/>
+                <w:bCs/>
+                <w:sz w:val="17"/>
+                <w:szCs w:val="17"/>
+              </w:rPr>
+              <w:t xml:space="preserve">Bilingual audit trail — rendering, vocabulary, data, and message fingerprint</w:t>
+            </w:r>
+          </w:p>
+          <w:p>
+            <w:pPr>
+              <w:spacing w:after="0"/>
+            </w:pPr>
+            <w:r>
+              <w:rPr>
+                <w:color w:val="475569"/>
+                <w:sz w:val="15"/>
+                <w:szCs w:val="15"/>
+              </w:rPr>
+              <w:t xml:space="preserve">Verify that the catalogue is complete in both languages, that an entry written by the application reads back in French and in English, that the software vocabulary follows the language while entered data stays intact, that the key and arguments are covered by the fingerprint, and that earlier entries keep theirs.</w:t>
+            </w:r>
+          </w:p>
+        </w:tc>
+        <w:tc>
+          <w:tcPr>
+            <w:tcW w:type="pct" w:w="45%"/>
+            <w:tcMar>
+              <w:top w:type="dxa" w:w="80"/>
+              <w:left w:type="dxa" w:w="110"/>
+              <w:bottom w:type="dxa" w:w="80"/>
+              <w:right w:type="dxa" w:w="110"/>
+            </w:tcMar>
+          </w:tcPr>
+          <w:p>
+            <w:pPr>
+              <w:spacing w:after="0"/>
+            </w:pPr>
+            <w:r>
+              <w:rPr>
+                <w:sz w:val="17"/>
+                <w:szCs w:val="17"/>
+              </w:rPr>
+              <w:t xml:space="preserve">181 catalogue messages complete in both languages with identical variables; entry written through the chokepoint read back as “SPEC-OQ30 : En attente → Justifié — justification : ess…” and “SPEC-OQ30: Pending → Justified — justification: essai d…”; the status follows the language, the entered reason is returned identically in both; argument rewriting and key change detected at rank 64, chain restored after reinstatement; an entry without a message serialises over 9 fields as before, 11 with one, console mirror identical on both forms</w:t>
+            </w:r>
+          </w:p>
+        </w:tc>
+        <w:tc>
+          <w:tcPr>
+            <w:tcW w:type="pct" w:w="12%"/>
+            <w:tcMar>
+              <w:top w:type="dxa" w:w="80"/>
+              <w:left w:type="dxa" w:w="110"/>
+              <w:bottom w:type="dxa" w:w="80"/>
+              <w:right w:type="dxa" w:w="110"/>
+            </w:tcMar>
+          </w:tcPr>
+          <w:p>
+            <w:pPr>
+              <w:spacing w:after="40"/>
+            </w:pPr>
+            <w:r>
+              <w:rPr>
+                <w:b/>
+                <w:bCs/>
+                <w:color w:val="047857"/>
+                <w:sz w:val="17"/>
+                <w:szCs w:val="17"/>
+              </w:rPr>
+              <w:t xml:space="preserve">Conforming</w:t>
+            </w:r>
+          </w:p>
+          <w:p>
+            <w:pPr>
+              <w:spacing w:after="0"/>
+            </w:pPr>
+            <w:r>
+              <w:rPr>
+                <w:color w:val="475569"/>
+                <w:sz w:val="14"/>
+                <w:szCs w:val="14"/>
+              </w:rPr>
+              <w:t xml:space="preserve">22 ms</w:t>
             </w:r>
           </w:p>
         </w:tc>
@@ -11386,6 +11641,83 @@
           </w:p>
         </w:tc>
       </w:tr>
+      <w:tr>
+        <w:tc>
+          <w:tcPr>
+            <w:tcW w:type="pct" w:w="12%"/>
+            <w:tcMar>
+              <w:top w:type="dxa" w:w="80"/>
+              <w:left w:type="dxa" w:w="110"/>
+              <w:bottom w:type="dxa" w:w="80"/>
+              <w:right w:type="dxa" w:w="110"/>
+            </w:tcMar>
+          </w:tcPr>
+          <w:p>
+            <w:pPr>
+              <w:spacing w:after="0"/>
+            </w:pPr>
+            <w:r>
+              <w:rPr>
+                <w:b/>
+                <w:bCs/>
+                <w:color w:val="4338CA"/>
+                <w:sz w:val="17"/>
+                <w:szCs w:val="17"/>
+              </w:rPr>
+              <w:t xml:space="preserve">URS-33</w:t>
+            </w:r>
+          </w:p>
+        </w:tc>
+        <w:tc>
+          <w:tcPr>
+            <w:tcW w:type="pct" w:w="22%"/>
+            <w:tcMar>
+              <w:top w:type="dxa" w:w="80"/>
+              <w:left w:type="dxa" w:w="110"/>
+              <w:bottom w:type="dxa" w:w="80"/>
+              <w:right w:type="dxa" w:w="110"/>
+            </w:tcMar>
+          </w:tcPr>
+          <w:p>
+            <w:pPr>
+              <w:spacing w:after="0"/>
+            </w:pPr>
+            <w:r>
+              <w:rPr>
+                <w:b/>
+                <w:bCs/>
+                <w:color w:val="047857"/>
+                <w:sz w:val="17"/>
+                <w:szCs w:val="17"/>
+              </w:rPr>
+              <w:t xml:space="preserve">OQ-30</w:t>
+            </w:r>
+          </w:p>
+        </w:tc>
+        <w:tc>
+          <w:tcPr>
+            <w:tcW w:type="pct" w:w="66%"/>
+            <w:tcMar>
+              <w:top w:type="dxa" w:w="80"/>
+              <w:left w:type="dxa" w:w="110"/>
+              <w:bottom w:type="dxa" w:w="80"/>
+              <w:right w:type="dxa" w:w="110"/>
+            </w:tcMar>
+          </w:tcPr>
+          <w:p>
+            <w:pPr>
+              <w:spacing w:after="0"/>
+            </w:pPr>
+            <w:r>
+              <w:rPr>
+                <w:sz w:val="17"/>
+                <w:szCs w:val="17"/>
+              </w:rPr>
+              <w:t xml:space="preserve">Automated test case executed by the vendor at every version, result in section 5.1.</w:t>
+            </w:r>
+          </w:p>
+        </w:tc>
+      </w:tr>
     </w:tbl>
     <w:p>
       <w:pPr>
@@ -11405,7 +11737,7 @@
           <w:sz w:val="20"/>
           <w:szCs w:val="20"/>
         </w:rPr>
-        <w:t xml:space="preserve">Of the 32 requirements, 28 are verified automatically by the vendor and 4 must be verified at your site. This is not an arbitrary split: those 4 requirements are not observable without a browser, without an HTTP request, or without your infrastructure. Counting them as covered would be an unverifiable claim.</w:t>
+        <w:t xml:space="preserve">Of the 33 requirements, 29 are verified automatically by the vendor and 4 must be verified at your site. This is not an arbitrary split: those 4 requirements are not observable without a browser, without an HTTP request, or without your infrastructure. Counting them as covered would be an unverifiable claim.</w:t>
       </w:r>
     </w:p>
     <w:p>
@@ -11745,7 +12077,7 @@
         <w:sz w:val="15"/>
         <w:szCs w:val="15"/>
       </w:rPr>
-      <w:t xml:space="preserve">   ·   Version 1.2.1 · OQ report executed on 5 August 2026 at 18:25 UTC</w:t>
+      <w:t xml:space="preserve">   ·   Version 1.2.1 · OQ report executed on 5 August 2026 at 19:25 UTC</w:t>
     </w:r>
   </w:p>
 </w:ftr>

--- a/docs/Filum_software_validation_file.docx
+++ b/docs/Filum_software_validation_file.docx
@@ -4456,7 +4456,7 @@
                 <w:sz w:val="17"/>
                 <w:szCs w:val="17"/>
               </w:rPr>
-              <w:t xml:space="preserve">5 August 2026 at 19:25</w:t>
+              <w:t xml:space="preserve">6 August 2026 at 10:05</w:t>
             </w:r>
           </w:p>
         </w:tc>
@@ -4935,7 +4935,7 @@
                 <w:sz w:val="14"/>
                 <w:szCs w:val="14"/>
               </w:rPr>
-              <w:t xml:space="preserve">1 ms</w:t>
+              <w:t xml:space="preserve">0 ms</w:t>
             </w:r>
           </w:p>
         </w:tc>
@@ -5038,7 +5038,7 @@
                 <w:sz w:val="17"/>
                 <w:szCs w:val="17"/>
               </w:rPr>
-              <w:t xml:space="preserve">distinct fingerprints for one same password (94a6e17aeed7… ≠ 2815ae7d17c4…), correct verification, wrong and empty passwords refused</w:t>
+              <w:t xml:space="preserve">distinct fingerprints for one same password (c41f3fd50b65… ≠ b3ad3a6a2edf…), correct verification, wrong and empty passwords refused</w:t>
             </w:r>
           </w:p>
         </w:tc>
@@ -5077,7 +5077,7 @@
                 <w:sz w:val="14"/>
                 <w:szCs w:val="14"/>
               </w:rPr>
-              <w:t xml:space="preserve">136 ms</w:t>
+              <w:t xml:space="preserve">143 ms</w:t>
             </w:r>
           </w:p>
         </w:tc>
@@ -5322,7 +5322,7 @@
                 <w:sz w:val="17"/>
                 <w:szCs w:val="17"/>
               </w:rPr>
-              <w:t xml:space="preserve">content frozen, fingerprint 24604eb157d7fa54…, 10489 bytes kept, operation logged</w:t>
+              <w:t xml:space="preserve">content frozen, fingerprint 24604eb157d7fa54…, 10485 bytes kept, operation logged</w:t>
             </w:r>
           </w:p>
         </w:tc>
@@ -5361,7 +5361,7 @@
                 <w:sz w:val="14"/>
                 <w:szCs w:val="14"/>
               </w:rPr>
-              <w:t xml:space="preserve">110 ms</w:t>
+              <w:t xml:space="preserve">122 ms</w:t>
             </w:r>
           </w:p>
         </w:tc>
@@ -5464,7 +5464,7 @@
                 <w:sz w:val="17"/>
                 <w:szCs w:val="17"/>
               </w:rPr>
-              <w:t xml:space="preserve">signature linked to snapshot cmsgh8uo…, attested fingerprint 3767 CD80 ACC9, manifestation “Testeur QA1 (QA1) · Approuvé · 05/08/2026 19:25:40 UTC · enregistrement 3767 CD80 ACC9”</w:t>
+              <w:t xml:space="preserve">signature linked to snapshot cmshcoim…, attested fingerprint 3767 CD80 ACC9, manifestation “Testeur QA1 (QA1) · Approuvé · 06/08/2026 10:05:39 UTC · enregistrement 3767 CD80 ACC9”</w:t>
             </w:r>
           </w:p>
         </w:tc>
@@ -5503,7 +5503,7 @@
                 <w:sz w:val="14"/>
                 <w:szCs w:val="14"/>
               </w:rPr>
-              <w:t xml:space="preserve">43 ms</w:t>
+              <w:t xml:space="preserve">48 ms</w:t>
             </w:r>
           </w:p>
         </w:tc>
@@ -5606,7 +5606,7 @@
                 <w:sz w:val="17"/>
                 <w:szCs w:val="17"/>
               </w:rPr>
-              <w:t xml:space="preserve">10487 bytes re-read identically; one byte flipped at position 5243 detected</w:t>
+              <w:t xml:space="preserve">10488 bytes re-read identically; one byte flipped at position 5244 detected</w:t>
             </w:r>
           </w:p>
         </w:tc>
@@ -5645,7 +5645,7 @@
                 <w:sz w:val="14"/>
                 <w:szCs w:val="14"/>
               </w:rPr>
-              <w:t xml:space="preserve">53 ms</w:t>
+              <w:t xml:space="preserve">58 ms</w:t>
             </w:r>
           </w:p>
         </w:tc>
@@ -5787,7 +5787,7 @@
                 <w:sz w:val="14"/>
                 <w:szCs w:val="14"/>
               </w:rPr>
-              <w:t xml:space="preserve">54 ms</w:t>
+              <w:t xml:space="preserve">59 ms</w:t>
             </w:r>
           </w:p>
         </w:tc>
@@ -5929,7 +5929,7 @@
                 <w:sz w:val="14"/>
                 <w:szCs w:val="14"/>
               </w:rPr>
-              <w:t xml:space="preserve">50 ms</w:t>
+              <w:t xml:space="preserve">63 ms</w:t>
             </w:r>
           </w:p>
         </w:tc>
@@ -6071,7 +6071,7 @@
                 <w:sz w:val="14"/>
                 <w:szCs w:val="14"/>
               </w:rPr>
-              <w:t xml:space="preserve">75 ms</w:t>
+              <w:t xml:space="preserve">85 ms</w:t>
             </w:r>
           </w:p>
         </w:tc>
@@ -6174,7 +6174,7 @@
                 <w:sz w:val="17"/>
                 <w:szCs w:val="17"/>
               </w:rPr>
-              <w:t xml:space="preserve">2 snapshots kept: the review freeze stays readable (10493 B, superseded), the approved record carries the same content fingerprint</w:t>
+              <w:t xml:space="preserve">2 snapshots kept: the review freeze stays readable (10495 B, superseded), the approved record carries the same content fingerprint</w:t>
             </w:r>
           </w:p>
         </w:tc>
@@ -6213,7 +6213,7 @@
                 <w:sz w:val="14"/>
                 <w:szCs w:val="14"/>
               </w:rPr>
-              <w:t xml:space="preserve">78 ms</w:t>
+              <w:t xml:space="preserve">86 ms</w:t>
             </w:r>
           </w:p>
         </w:tc>
@@ -6355,7 +6355,7 @@
                 <w:sz w:val="14"/>
                 <w:szCs w:val="14"/>
               </w:rPr>
-              <w:t xml:space="preserve">68 ms</w:t>
+              <w:t xml:space="preserve">82 ms</w:t>
             </w:r>
           </w:p>
         </w:tc>
@@ -6497,7 +6497,7 @@
                 <w:sz w:val="14"/>
                 <w:szCs w:val="14"/>
               </w:rPr>
-              <w:t xml:space="preserve">25 ms</w:t>
+              <w:t xml:space="preserve">29 ms</w:t>
             </w:r>
           </w:p>
         </w:tc>
@@ -6639,7 +6639,7 @@
                 <w:sz w:val="14"/>
                 <w:szCs w:val="14"/>
               </w:rPr>
-              <w:t xml:space="preserve">25 ms</w:t>
+              <w:t xml:space="preserve">29 ms</w:t>
             </w:r>
           </w:p>
         </w:tc>
@@ -7065,7 +7065,7 @@
                 <w:sz w:val="14"/>
                 <w:szCs w:val="14"/>
               </w:rPr>
-              <w:t xml:space="preserve">307 ms</w:t>
+              <w:t xml:space="preserve">352 ms</w:t>
             </w:r>
           </w:p>
         </w:tc>
@@ -7168,7 +7168,7 @@
                 <w:sz w:val="17"/>
                 <w:szCs w:val="17"/>
               </w:rPr>
-              <w:t xml:space="preserve">13 record(s) archived, 29 file(s) covered by empreintes.sha256, 0 deviation; anchor b64339ff9bf75bd4…; frozen bytes returned identically; one byte altered, detected and flagged ALTERED, file kept inside the archive</w:t>
+              <w:t xml:space="preserve">13 record(s) archived, 29 file(s) covered by empreintes.sha256, 0 deviation; anchor 2cf9ad9208d004c1…; frozen bytes returned identically; one byte altered, detected and flagged ALTERED, file kept inside the archive</w:t>
             </w:r>
           </w:p>
         </w:tc>
@@ -7207,7 +7207,7 @@
                 <w:sz w:val="14"/>
                 <w:szCs w:val="14"/>
               </w:rPr>
-              <w:t xml:space="preserve">201 ms</w:t>
+              <w:t xml:space="preserve">234 ms</w:t>
             </w:r>
           </w:p>
         </w:tc>
@@ -7349,7 +7349,7 @@
                 <w:sz w:val="14"/>
                 <w:szCs w:val="14"/>
               </w:rPr>
-              <w:t xml:space="preserve">14 ms</w:t>
+              <w:t xml:space="preserve">13 ms</w:t>
             </w:r>
           </w:p>
         </w:tc>
@@ -7452,7 +7452,7 @@
                 <w:sz w:val="17"/>
                 <w:szCs w:val="17"/>
               </w:rPr>
-              <w:t xml:space="preserve">undeclared period announced as such; four invalid values refused (0, -1, 101, 7.5); 10 years declared → due date 2036-08-05 carried by the manifest, procedure QP-014 rev. B cited in the cover letter</w:t>
+              <w:t xml:space="preserve">undeclared period announced as such; four invalid values refused (0, -1, 101, 7.5); 10 years declared → due date 2036-08-06 carried by the manifest, procedure QP-014 rev. B cited in the cover letter</w:t>
             </w:r>
           </w:p>
         </w:tc>
@@ -7491,7 +7491,7 @@
                 <w:sz w:val="14"/>
                 <w:szCs w:val="14"/>
               </w:rPr>
-              <w:t xml:space="preserve">155 ms</w:t>
+              <w:t xml:space="preserve">139 ms</w:t>
             </w:r>
           </w:p>
         </w:tc>
@@ -7633,7 +7633,7 @@
                 <w:sz w:val="14"/>
                 <w:szCs w:val="14"/>
               </w:rPr>
-              <w:t xml:space="preserve">162 ms</w:t>
+              <w:t xml:space="preserve">160 ms</w:t>
             </w:r>
           </w:p>
         </w:tc>
@@ -7917,7 +7917,7 @@
                 <w:sz w:val="14"/>
                 <w:szCs w:val="14"/>
               </w:rPr>
-              <w:t xml:space="preserve">1 ms</w:t>
+              <w:t xml:space="preserve">0 ms</w:t>
             </w:r>
           </w:p>
         </w:tc>
@@ -8059,7 +8059,7 @@
                 <w:sz w:val="14"/>
                 <w:szCs w:val="14"/>
               </w:rPr>
-              <w:t xml:space="preserve">26 ms</w:t>
+              <w:t xml:space="preserve">29 ms</w:t>
             </w:r>
           </w:p>
         </w:tc>
@@ -8201,7 +8201,7 @@
                 <w:sz w:val="14"/>
                 <w:szCs w:val="14"/>
               </w:rPr>
-              <w:t xml:space="preserve">25 ms</w:t>
+              <w:t xml:space="preserve">26 ms</w:t>
             </w:r>
           </w:p>
         </w:tc>
@@ -8627,7 +8627,7 @@
                 <w:sz w:val="14"/>
                 <w:szCs w:val="14"/>
               </w:rPr>
-              <w:t xml:space="preserve">242 ms</w:t>
+              <w:t xml:space="preserve">247 ms</w:t>
             </w:r>
           </w:p>
         </w:tc>
@@ -8769,7 +8769,7 @@
                 <w:sz w:val="14"/>
                 <w:szCs w:val="14"/>
               </w:rPr>
-              <w:t xml:space="preserve">31 ms</w:t>
+              <w:t xml:space="preserve">30 ms</w:t>
             </w:r>
           </w:p>
         </w:tc>
@@ -8911,7 +8911,7 @@
                 <w:sz w:val="14"/>
                 <w:szCs w:val="14"/>
               </w:rPr>
-              <w:t xml:space="preserve">8837 ms</w:t>
+              <w:t xml:space="preserve">8916 ms</w:t>
             </w:r>
           </w:p>
         </w:tc>
@@ -9053,7 +9053,7 @@
                 <w:sz w:val="14"/>
                 <w:szCs w:val="14"/>
               </w:rPr>
-              <w:t xml:space="preserve">22 ms</w:t>
+              <w:t xml:space="preserve">24 ms</w:t>
             </w:r>
           </w:p>
         </w:tc>
@@ -12077,7 +12077,7 @@
         <w:sz w:val="15"/>
         <w:szCs w:val="15"/>
       </w:rPr>
-      <w:t xml:space="preserve">   ·   Version 1.2.1 · OQ report executed on 5 August 2026 at 19:25 UTC</w:t>
+      <w:t xml:space="preserve">   ·   Version 1.2.1 · OQ report executed on 6 August 2026 at 10:05 UTC</w:t>
     </w:r>
   </w:p>
 </w:ftr>

--- a/docs/Filum_software_validation_file.docx
+++ b/docs/Filum_software_validation_file.docx
@@ -4456,7 +4456,7 @@
                 <w:sz w:val="17"/>
                 <w:szCs w:val="17"/>
               </w:rPr>
-              <w:t xml:space="preserve">6 August 2026 at 10:05</w:t>
+              <w:t xml:space="preserve">6 August 2026 at 10:40</w:t>
             </w:r>
           </w:p>
         </w:tc>
@@ -5038,7 +5038,7 @@
                 <w:sz w:val="17"/>
                 <w:szCs w:val="17"/>
               </w:rPr>
-              <w:t xml:space="preserve">distinct fingerprints for one same password (c41f3fd50b65… ≠ b3ad3a6a2edf…), correct verification, wrong and empty passwords refused</w:t>
+              <w:t xml:space="preserve">distinct fingerprints for one same password (3ada9e146eb2… ≠ ab0bef13d11f…), correct verification, wrong and empty passwords refused</w:t>
             </w:r>
           </w:p>
         </w:tc>
@@ -5077,7 +5077,7 @@
                 <w:sz w:val="14"/>
                 <w:szCs w:val="14"/>
               </w:rPr>
-              <w:t xml:space="preserve">143 ms</w:t>
+              <w:t xml:space="preserve">141 ms</w:t>
             </w:r>
           </w:p>
         </w:tc>
@@ -5219,7 +5219,7 @@
                 <w:sz w:val="14"/>
                 <w:szCs w:val="14"/>
               </w:rPr>
-              <w:t xml:space="preserve">14 ms</w:t>
+              <w:t xml:space="preserve">13 ms</w:t>
             </w:r>
           </w:p>
         </w:tc>
@@ -5361,7 +5361,7 @@
                 <w:sz w:val="14"/>
                 <w:szCs w:val="14"/>
               </w:rPr>
-              <w:t xml:space="preserve">122 ms</w:t>
+              <w:t xml:space="preserve">108 ms</w:t>
             </w:r>
           </w:p>
         </w:tc>
@@ -5464,7 +5464,7 @@
                 <w:sz w:val="17"/>
                 <w:szCs w:val="17"/>
               </w:rPr>
-              <w:t xml:space="preserve">signature linked to snapshot cmshcoim…, attested fingerprint 3767 CD80 ACC9, manifestation “Testeur QA1 (QA1) · Approuvé · 06/08/2026 10:05:39 UTC · enregistrement 3767 CD80 ACC9”</w:t>
+              <w:t xml:space="preserve">signature linked to snapshot cmshdwut…, attested fingerprint 3767 CD80 ACC9, manifestation “Testeur QA1 (QA1) · Approuvé · 06/08/2026 10:40:08 UTC · enregistrement 3767 CD80 ACC9”</w:t>
             </w:r>
           </w:p>
         </w:tc>
@@ -5503,7 +5503,7 @@
                 <w:sz w:val="14"/>
                 <w:szCs w:val="14"/>
               </w:rPr>
-              <w:t xml:space="preserve">48 ms</w:t>
+              <w:t xml:space="preserve">42 ms</w:t>
             </w:r>
           </w:p>
         </w:tc>
@@ -5606,7 +5606,7 @@
                 <w:sz w:val="17"/>
                 <w:szCs w:val="17"/>
               </w:rPr>
-              <w:t xml:space="preserve">10488 bytes re-read identically; one byte flipped at position 5244 detected</w:t>
+              <w:t xml:space="preserve">10486 bytes re-read identically; one byte flipped at position 5243 detected</w:t>
             </w:r>
           </w:p>
         </w:tc>
@@ -5645,7 +5645,7 @@
                 <w:sz w:val="14"/>
                 <w:szCs w:val="14"/>
               </w:rPr>
-              <w:t xml:space="preserve">58 ms</w:t>
+              <w:t xml:space="preserve">49 ms</w:t>
             </w:r>
           </w:p>
         </w:tc>
@@ -5787,7 +5787,7 @@
                 <w:sz w:val="14"/>
                 <w:szCs w:val="14"/>
               </w:rPr>
-              <w:t xml:space="preserve">59 ms</w:t>
+              <w:t xml:space="preserve">51 ms</w:t>
             </w:r>
           </w:p>
         </w:tc>
@@ -5929,7 +5929,7 @@
                 <w:sz w:val="14"/>
                 <w:szCs w:val="14"/>
               </w:rPr>
-              <w:t xml:space="preserve">63 ms</w:t>
+              <w:t xml:space="preserve">46 ms</w:t>
             </w:r>
           </w:p>
         </w:tc>
@@ -6071,7 +6071,7 @@
                 <w:sz w:val="14"/>
                 <w:szCs w:val="14"/>
               </w:rPr>
-              <w:t xml:space="preserve">85 ms</w:t>
+              <w:t xml:space="preserve">79 ms</w:t>
             </w:r>
           </w:p>
         </w:tc>
@@ -6174,7 +6174,7 @@
                 <w:sz w:val="17"/>
                 <w:szCs w:val="17"/>
               </w:rPr>
-              <w:t xml:space="preserve">2 snapshots kept: the review freeze stays readable (10495 B, superseded), the approved record carries the same content fingerprint</w:t>
+              <w:t xml:space="preserve">2 snapshots kept: the review freeze stays readable (10496 B, superseded), the approved record carries the same content fingerprint</w:t>
             </w:r>
           </w:p>
         </w:tc>
@@ -6213,7 +6213,7 @@
                 <w:sz w:val="14"/>
                 <w:szCs w:val="14"/>
               </w:rPr>
-              <w:t xml:space="preserve">86 ms</w:t>
+              <w:t xml:space="preserve">74 ms</w:t>
             </w:r>
           </w:p>
         </w:tc>
@@ -6355,7 +6355,7 @@
                 <w:sz w:val="14"/>
                 <w:szCs w:val="14"/>
               </w:rPr>
-              <w:t xml:space="preserve">82 ms</w:t>
+              <w:t xml:space="preserve">66 ms</w:t>
             </w:r>
           </w:p>
         </w:tc>
@@ -6497,7 +6497,7 @@
                 <w:sz w:val="14"/>
                 <w:szCs w:val="14"/>
               </w:rPr>
-              <w:t xml:space="preserve">29 ms</w:t>
+              <w:t xml:space="preserve">24 ms</w:t>
             </w:r>
           </w:p>
         </w:tc>
@@ -6639,7 +6639,7 @@
                 <w:sz w:val="14"/>
                 <w:szCs w:val="14"/>
               </w:rPr>
-              <w:t xml:space="preserve">29 ms</w:t>
+              <w:t xml:space="preserve">24 ms</w:t>
             </w:r>
           </w:p>
         </w:tc>
@@ -7065,7 +7065,7 @@
                 <w:sz w:val="14"/>
                 <w:szCs w:val="14"/>
               </w:rPr>
-              <w:t xml:space="preserve">352 ms</w:t>
+              <w:t xml:space="preserve">308 ms</w:t>
             </w:r>
           </w:p>
         </w:tc>
@@ -7168,7 +7168,7 @@
                 <w:sz w:val="17"/>
                 <w:szCs w:val="17"/>
               </w:rPr>
-              <w:t xml:space="preserve">13 record(s) archived, 29 file(s) covered by empreintes.sha256, 0 deviation; anchor 2cf9ad9208d004c1…; frozen bytes returned identically; one byte altered, detected and flagged ALTERED, file kept inside the archive</w:t>
+              <w:t xml:space="preserve">13 record(s) archived, 29 file(s) covered by empreintes.sha256, 0 deviation; anchor b5e0acc3f3be422d…; frozen bytes returned identically; one byte altered, detected and flagged ALTERED, file kept inside the archive</w:t>
             </w:r>
           </w:p>
         </w:tc>
@@ -7207,7 +7207,7 @@
                 <w:sz w:val="14"/>
                 <w:szCs w:val="14"/>
               </w:rPr>
-              <w:t xml:space="preserve">234 ms</w:t>
+              <w:t xml:space="preserve">202 ms</w:t>
             </w:r>
           </w:p>
         </w:tc>
@@ -7349,7 +7349,7 @@
                 <w:sz w:val="14"/>
                 <w:szCs w:val="14"/>
               </w:rPr>
-              <w:t xml:space="preserve">13 ms</w:t>
+              <w:t xml:space="preserve">12 ms</w:t>
             </w:r>
           </w:p>
         </w:tc>
@@ -7491,7 +7491,7 @@
                 <w:sz w:val="14"/>
                 <w:szCs w:val="14"/>
               </w:rPr>
-              <w:t xml:space="preserve">139 ms</w:t>
+              <w:t xml:space="preserve">156 ms</w:t>
             </w:r>
           </w:p>
         </w:tc>
@@ -7633,7 +7633,7 @@
                 <w:sz w:val="14"/>
                 <w:szCs w:val="14"/>
               </w:rPr>
-              <w:t xml:space="preserve">160 ms</w:t>
+              <w:t xml:space="preserve">154 ms</w:t>
             </w:r>
           </w:p>
         </w:tc>
@@ -7917,7 +7917,7 @@
                 <w:sz w:val="14"/>
                 <w:szCs w:val="14"/>
               </w:rPr>
-              <w:t xml:space="preserve">0 ms</w:t>
+              <w:t xml:space="preserve">1 ms</w:t>
             </w:r>
           </w:p>
         </w:tc>
@@ -8059,7 +8059,7 @@
                 <w:sz w:val="14"/>
                 <w:szCs w:val="14"/>
               </w:rPr>
-              <w:t xml:space="preserve">29 ms</w:t>
+              <w:t xml:space="preserve">24 ms</w:t>
             </w:r>
           </w:p>
         </w:tc>
@@ -8162,7 +8162,7 @@
                 <w:sz w:val="17"/>
                 <w:szCs w:val="17"/>
               </w:rPr>
-              <w:t xml:space="preserve">187 source file(s) re-read, no write to the trail outside the module; 9 fingerprints compared between the TypeScript implementation and the server-console mirror, all identical</w:t>
+              <w:t xml:space="preserve">188 source file(s) re-read, no write to the trail outside the module; 9 fingerprints compared between the TypeScript implementation and the server-console mirror, all identical</w:t>
             </w:r>
           </w:p>
         </w:tc>
@@ -8201,7 +8201,7 @@
                 <w:sz w:val="14"/>
                 <w:szCs w:val="14"/>
               </w:rPr>
-              <w:t xml:space="preserve">26 ms</w:t>
+              <w:t xml:space="preserve">25 ms</w:t>
             </w:r>
           </w:p>
         </w:tc>
@@ -8485,7 +8485,7 @@
                 <w:sz w:val="14"/>
                 <w:szCs w:val="14"/>
               </w:rPr>
-              <w:t xml:space="preserve">7 ms</w:t>
+              <w:t xml:space="preserve">8 ms</w:t>
             </w:r>
           </w:p>
         </w:tc>
@@ -8627,7 +8627,7 @@
                 <w:sz w:val="14"/>
                 <w:szCs w:val="14"/>
               </w:rPr>
-              <w:t xml:space="preserve">247 ms</w:t>
+              <w:t xml:space="preserve">240 ms</w:t>
             </w:r>
           </w:p>
         </w:tc>
@@ -8730,7 +8730,7 @@
                 <w:sz w:val="17"/>
                 <w:szCs w:val="17"/>
               </w:rPr>
-              <w:t xml:space="preserve">187 source file(s) re-read: no password write outside the authorised paths; a single write in the server actions, the personal change, which requires the old password; the console emergency tool issues a token and can no longer derive a password; no password field outside the 6 screens where you type your own</w:t>
+              <w:t xml:space="preserve">188 source file(s) re-read: no password write outside the authorised paths; a single write in the server actions, the personal change, which requires the old password; the console emergency tool issues a token and can no longer derive a password; no password field outside the 6 screens where you type your own</w:t>
             </w:r>
           </w:p>
         </w:tc>
@@ -8911,7 +8911,7 @@
                 <w:sz w:val="14"/>
                 <w:szCs w:val="14"/>
               </w:rPr>
-              <w:t xml:space="preserve">8916 ms</w:t>
+              <w:t xml:space="preserve">8768 ms</w:t>
             </w:r>
           </w:p>
         </w:tc>
@@ -12077,7 +12077,7 @@
         <w:sz w:val="15"/>
         <w:szCs w:val="15"/>
       </w:rPr>
-      <w:t xml:space="preserve">   ·   Version 1.2.1 · OQ report executed on 6 August 2026 at 10:05 UTC</w:t>
+      <w:t xml:space="preserve">   ·   Version 1.2.1 · OQ report executed on 6 August 2026 at 10:40 UTC</w:t>
     </w:r>
   </w:p>
 </w:ftr>

--- a/docs/Filum_software_validation_file.docx
+++ b/docs/Filum_software_validation_file.docx
@@ -4456,7 +4456,7 @@
                 <w:sz w:val="17"/>
                 <w:szCs w:val="17"/>
               </w:rPr>
-              <w:t xml:space="preserve">6 August 2026 at 10:40</w:t>
+              <w:t xml:space="preserve">6 August 2026 at 11:23</w:t>
             </w:r>
           </w:p>
         </w:tc>
@@ -5038,7 +5038,7 @@
                 <w:sz w:val="17"/>
                 <w:szCs w:val="17"/>
               </w:rPr>
-              <w:t xml:space="preserve">distinct fingerprints for one same password (3ada9e146eb2… ≠ ab0bef13d11f…), correct verification, wrong and empty passwords refused</w:t>
+              <w:t xml:space="preserve">distinct fingerprints for one same password (eacb5a49b286… ≠ 5ccbc7567c99…), correct verification, wrong and empty passwords refused</w:t>
             </w:r>
           </w:p>
         </w:tc>
@@ -5077,7 +5077,7 @@
                 <w:sz w:val="14"/>
                 <w:szCs w:val="14"/>
               </w:rPr>
-              <w:t xml:space="preserve">141 ms</w:t>
+              <w:t xml:space="preserve">138 ms</w:t>
             </w:r>
           </w:p>
         </w:tc>
@@ -5361,7 +5361,7 @@
                 <w:sz w:val="14"/>
                 <w:szCs w:val="14"/>
               </w:rPr>
-              <w:t xml:space="preserve">108 ms</w:t>
+              <w:t xml:space="preserve">107 ms</w:t>
             </w:r>
           </w:p>
         </w:tc>
@@ -5464,7 +5464,7 @@
                 <w:sz w:val="17"/>
                 <w:szCs w:val="17"/>
               </w:rPr>
-              <w:t xml:space="preserve">signature linked to snapshot cmshdwut…, attested fingerprint 3767 CD80 ACC9, manifestation “Testeur QA1 (QA1) · Approuvé · 06/08/2026 10:40:08 UTC · enregistrement 3767 CD80 ACC9”</w:t>
+              <w:t xml:space="preserve">signature linked to snapshot cmshffrm…, attested fingerprint 3767 CD80 ACC9, manifestation “Testeur QA1 (QA1) · Approuvé · 06/08/2026 11:22:50 UTC · enregistrement 3767 CD80 ACC9”</w:t>
             </w:r>
           </w:p>
         </w:tc>
@@ -5503,7 +5503,7 @@
                 <w:sz w:val="14"/>
                 <w:szCs w:val="14"/>
               </w:rPr>
-              <w:t xml:space="preserve">42 ms</w:t>
+              <w:t xml:space="preserve">43 ms</w:t>
             </w:r>
           </w:p>
         </w:tc>
@@ -5606,7 +5606,7 @@
                 <w:sz w:val="17"/>
                 <w:szCs w:val="17"/>
               </w:rPr>
-              <w:t xml:space="preserve">10486 bytes re-read identically; one byte flipped at position 5243 detected</w:t>
+              <w:t xml:space="preserve">10487 bytes re-read identically; one byte flipped at position 5243 detected</w:t>
             </w:r>
           </w:p>
         </w:tc>
@@ -5929,7 +5929,7 @@
                 <w:sz w:val="14"/>
                 <w:szCs w:val="14"/>
               </w:rPr>
-              <w:t xml:space="preserve">46 ms</w:t>
+              <w:t xml:space="preserve">47 ms</w:t>
             </w:r>
           </w:p>
         </w:tc>
@@ -6071,7 +6071,7 @@
                 <w:sz w:val="14"/>
                 <w:szCs w:val="14"/>
               </w:rPr>
-              <w:t xml:space="preserve">79 ms</w:t>
+              <w:t xml:space="preserve">72 ms</w:t>
             </w:r>
           </w:p>
         </w:tc>
@@ -6213,7 +6213,7 @@
                 <w:sz w:val="14"/>
                 <w:szCs w:val="14"/>
               </w:rPr>
-              <w:t xml:space="preserve">74 ms</w:t>
+              <w:t xml:space="preserve">76 ms</w:t>
             </w:r>
           </w:p>
         </w:tc>
@@ -6355,7 +6355,7 @@
                 <w:sz w:val="14"/>
                 <w:szCs w:val="14"/>
               </w:rPr>
-              <w:t xml:space="preserve">66 ms</w:t>
+              <w:t xml:space="preserve">68 ms</w:t>
             </w:r>
           </w:p>
         </w:tc>
@@ -6639,7 +6639,7 @@
                 <w:sz w:val="14"/>
                 <w:szCs w:val="14"/>
               </w:rPr>
-              <w:t xml:space="preserve">24 ms</w:t>
+              <w:t xml:space="preserve">22 ms</w:t>
             </w:r>
           </w:p>
         </w:tc>
@@ -6923,7 +6923,7 @@
                 <w:sz w:val="14"/>
                 <w:szCs w:val="14"/>
               </w:rPr>
-              <w:t xml:space="preserve">1 ms</w:t>
+              <w:t xml:space="preserve">0 ms</w:t>
             </w:r>
           </w:p>
         </w:tc>
@@ -7065,7 +7065,7 @@
                 <w:sz w:val="14"/>
                 <w:szCs w:val="14"/>
               </w:rPr>
-              <w:t xml:space="preserve">308 ms</w:t>
+              <w:t xml:space="preserve">301 ms</w:t>
             </w:r>
           </w:p>
         </w:tc>
@@ -7168,7 +7168,7 @@
                 <w:sz w:val="17"/>
                 <w:szCs w:val="17"/>
               </w:rPr>
-              <w:t xml:space="preserve">13 record(s) archived, 29 file(s) covered by empreintes.sha256, 0 deviation; anchor b5e0acc3f3be422d…; frozen bytes returned identically; one byte altered, detected and flagged ALTERED, file kept inside the archive</w:t>
+              <w:t xml:space="preserve">13 record(s) archived, 29 file(s) covered by empreintes.sha256, 0 deviation; anchor 67bd2e669502d114…; frozen bytes returned identically; one byte altered, detected and flagged ALTERED, file kept inside the archive</w:t>
             </w:r>
           </w:p>
         </w:tc>
@@ -7207,7 +7207,7 @@
                 <w:sz w:val="14"/>
                 <w:szCs w:val="14"/>
               </w:rPr>
-              <w:t xml:space="preserve">202 ms</w:t>
+              <w:t xml:space="preserve">226 ms</w:t>
             </w:r>
           </w:p>
         </w:tc>
@@ -7491,7 +7491,7 @@
                 <w:sz w:val="14"/>
                 <w:szCs w:val="14"/>
               </w:rPr>
-              <w:t xml:space="preserve">156 ms</w:t>
+              <w:t xml:space="preserve">144 ms</w:t>
             </w:r>
           </w:p>
         </w:tc>
@@ -7633,7 +7633,7 @@
                 <w:sz w:val="14"/>
                 <w:szCs w:val="14"/>
               </w:rPr>
-              <w:t xml:space="preserve">154 ms</w:t>
+              <w:t xml:space="preserve">157 ms</w:t>
             </w:r>
           </w:p>
         </w:tc>
@@ -7736,7 +7736,7 @@
                 <w:sz w:val="17"/>
                 <w:szCs w:val="17"/>
               </w:rPr>
-              <w:t xml:space="preserve">DER request of 90 bytes carrying the requested fingerprint; token of 2418 bytes read exactly (date 2026-08-03T08:55:03.000Z, serial 02, policy 1.3.6.1.4.1.99999.1.1); four refusals obtained: another fingerprint, another nonce, a rejection response from the authority, a truncated token</w:t>
+              <w:t xml:space="preserve">DER request of 89 bytes carrying the requested fingerprint; token of 2418 bytes read exactly (date 2026-08-03T08:55:03.000Z, serial 02, policy 1.3.6.1.4.1.99999.1.1); four refusals obtained: another fingerprint, another nonce, a rejection response from the authority, a truncated token</w:t>
             </w:r>
           </w:p>
         </w:tc>
@@ -7775,7 +7775,7 @@
                 <w:sz w:val="14"/>
                 <w:szCs w:val="14"/>
               </w:rPr>
-              <w:t xml:space="preserve">2 ms</w:t>
+              <w:t xml:space="preserve">1 ms</w:t>
             </w:r>
           </w:p>
         </w:tc>
@@ -8162,7 +8162,7 @@
                 <w:sz w:val="17"/>
                 <w:szCs w:val="17"/>
               </w:rPr>
-              <w:t xml:space="preserve">188 source file(s) re-read, no write to the trail outside the module; 9 fingerprints compared between the TypeScript implementation and the server-console mirror, all identical</w:t>
+              <w:t xml:space="preserve">190 source file(s) re-read, no write to the trail outside the module; 9 fingerprints compared between the TypeScript implementation and the server-console mirror, all identical</w:t>
             </w:r>
           </w:p>
         </w:tc>
@@ -8201,7 +8201,7 @@
                 <w:sz w:val="14"/>
                 <w:szCs w:val="14"/>
               </w:rPr>
-              <w:t xml:space="preserve">25 ms</w:t>
+              <w:t xml:space="preserve">23 ms</w:t>
             </w:r>
           </w:p>
         </w:tc>
@@ -8343,7 +8343,7 @@
                 <w:sz w:val="14"/>
                 <w:szCs w:val="14"/>
               </w:rPr>
-              <w:t xml:space="preserve">0 ms</w:t>
+              <w:t xml:space="preserve">1 ms</w:t>
             </w:r>
           </w:p>
         </w:tc>
@@ -8485,7 +8485,7 @@
                 <w:sz w:val="14"/>
                 <w:szCs w:val="14"/>
               </w:rPr>
-              <w:t xml:space="preserve">8 ms</w:t>
+              <w:t xml:space="preserve">7 ms</w:t>
             </w:r>
           </w:p>
         </w:tc>
@@ -8627,7 +8627,7 @@
                 <w:sz w:val="14"/>
                 <w:szCs w:val="14"/>
               </w:rPr>
-              <w:t xml:space="preserve">240 ms</w:t>
+              <w:t xml:space="preserve">222 ms</w:t>
             </w:r>
           </w:p>
         </w:tc>
@@ -8730,7 +8730,7 @@
                 <w:sz w:val="17"/>
                 <w:szCs w:val="17"/>
               </w:rPr>
-              <w:t xml:space="preserve">188 source file(s) re-read: no password write outside the authorised paths; a single write in the server actions, the personal change, which requires the old password; the console emergency tool issues a token and can no longer derive a password; no password field outside the 6 screens where you type your own</w:t>
+              <w:t xml:space="preserve">190 source file(s) re-read: no password write outside the authorised paths; a single write in the server actions, the personal change, which requires the old password; the console emergency tool issues a token and can no longer derive a password; no password field outside the 6 screens where you type your own</w:t>
             </w:r>
           </w:p>
         </w:tc>
@@ -8911,7 +8911,7 @@
                 <w:sz w:val="14"/>
                 <w:szCs w:val="14"/>
               </w:rPr>
-              <w:t xml:space="preserve">8768 ms</w:t>
+              <w:t xml:space="preserve">8888 ms</w:t>
             </w:r>
           </w:p>
         </w:tc>
@@ -9053,7 +9053,7 @@
                 <w:sz w:val="14"/>
                 <w:szCs w:val="14"/>
               </w:rPr>
-              <w:t xml:space="preserve">24 ms</w:t>
+              <w:t xml:space="preserve">20 ms</w:t>
             </w:r>
           </w:p>
         </w:tc>
@@ -11959,7 +11959,7 @@
           <w:sz w:val="20"/>
           <w:szCs w:val="20"/>
         </w:rPr>
-        <w:t xml:space="preserve">— Performance under load is not qualified here: scaling measurements exist but belong to operations, not to functional validation.</w:t>
+        <w:t xml:space="preserve">— Load behaviour is covered by a separate measured campaign, delivered with this file (load behaviour note): the software is characterised up to 50,143 audit trail entries. What it does NOT measure is named in the note, starting with concurrent users — SQLite admits only one writer at a time. Beyond the measured domain, behaviour is not characterised.</w:t>
       </w:r>
     </w:p>
     <w:p>
@@ -12077,7 +12077,7 @@
         <w:sz w:val="15"/>
         <w:szCs w:val="15"/>
       </w:rPr>
-      <w:t xml:space="preserve">   ·   Version 1.2.1 · OQ report executed on 6 August 2026 at 10:40 UTC</w:t>
+      <w:t xml:space="preserve">   ·   Version 1.2.1 · OQ report executed on 6 August 2026 at 11:23 UTC</w:t>
     </w:r>
   </w:p>
 </w:ftr>

--- a/docs/Filum_software_validation_file.docx
+++ b/docs/Filum_software_validation_file.docx
@@ -430,7 +430,7 @@
           <w:sz w:val="20"/>
           <w:szCs w:val="20"/>
         </w:rPr>
-        <w:t xml:space="preserve">The 33 requirements below state what the software must do. The risk level is that of the requirement FAILING, not of its commercial importance: it determines the depth of verification.</w:t>
+        <w:t xml:space="preserve">The 34 requirements below state what the software must do. The risk level is that of the requirement FAILING, not of its commercial importance: it determines the depth of verification.</w:t>
       </w:r>
     </w:p>
     <w:tbl>
@@ -4286,6 +4286,119 @@
           </w:p>
         </w:tc>
       </w:tr>
+      <w:tr>
+        <w:tc>
+          <w:tcPr>
+            <w:tcW w:type="pct" w:w="11%"/>
+            <w:shd w:fill="F8FAFC"/>
+            <w:tcMar>
+              <w:top w:type="dxa" w:w="80"/>
+              <w:left w:type="dxa" w:w="110"/>
+              <w:bottom w:type="dxa" w:w="80"/>
+              <w:right w:type="dxa" w:w="110"/>
+            </w:tcMar>
+          </w:tcPr>
+          <w:p>
+            <w:pPr>
+              <w:spacing w:after="60"/>
+            </w:pPr>
+            <w:r>
+              <w:rPr>
+                <w:b/>
+                <w:bCs/>
+                <w:color w:val="4338CA"/>
+                <w:sz w:val="17"/>
+                <w:szCs w:val="17"/>
+              </w:rPr>
+              <w:t xml:space="preserve">URS-34</w:t>
+            </w:r>
+          </w:p>
+          <w:p>
+            <w:pPr>
+              <w:spacing w:after="0"/>
+            </w:pPr>
+            <w:r>
+              <w:rPr>
+                <w:b/>
+                <w:bCs/>
+                <w:color w:val="B45309"/>
+                <w:sz w:val="15"/>
+                <w:szCs w:val="15"/>
+              </w:rPr>
+              <w:t xml:space="preserve">Medium</w:t>
+            </w:r>
+          </w:p>
+        </w:tc>
+        <w:tc>
+          <w:tcPr>
+            <w:tcW w:type="pct" w:w="41%"/>
+            <w:tcMar>
+              <w:top w:type="dxa" w:w="80"/>
+              <w:left w:type="dxa" w:w="110"/>
+              <w:bottom w:type="dxa" w:w="80"/>
+              <w:right w:type="dxa" w:w="110"/>
+            </w:tcMar>
+          </w:tcPr>
+          <w:p>
+            <w:pPr>
+              <w:spacing w:after="0"/>
+            </w:pPr>
+            <w:r>
+              <w:rPr>
+                <w:sz w:val="17"/>
+                <w:szCs w:val="17"/>
+              </w:rPr>
+              <w:t xml:space="preserve">Every frozen record carries, inside the inspection archive, an archival copy in PDF/A-2b format: embedded font, embedded colour profile, metadata declaring the conformance part and level, file identifier, no encryption and no script. The copy carries the content and file digests, states that it is not the record, and its text maps back to characters through its own mapping table.</w:t>
+            </w:r>
+          </w:p>
+        </w:tc>
+        <w:tc>
+          <w:tcPr>
+            <w:tcW w:type="pct" w:w="28%"/>
+            <w:tcMar>
+              <w:top w:type="dxa" w:w="80"/>
+              <w:left w:type="dxa" w:w="110"/>
+              <w:bottom w:type="dxa" w:w="80"/>
+              <w:right w:type="dxa" w:w="110"/>
+            </w:tcMar>
+          </w:tcPr>
+          <w:p>
+            <w:pPr>
+              <w:spacing w:after="0"/>
+            </w:pPr>
+            <w:r>
+              <w:rPr>
+                <w:sz w:val="17"/>
+                <w:szCs w:val="17"/>
+              </w:rPr>
+              <w:t xml:space="preserve">The authoritative record is a .docx, and its readability in ten years depends on office software whose existence is not guaranteed. The risk is not data loss — the bytes are retained and their digest is signed — but the inability to READ it at inspection time. A copy claiming to be the record would be worse than no copy: the signature covers the digest of the frozen content, and confusing the two would break the chain of evidence.</w:t>
+            </w:r>
+          </w:p>
+        </w:tc>
+        <w:tc>
+          <w:tcPr>
+            <w:tcW w:type="pct" w:w="20%"/>
+            <w:tcMar>
+              <w:top w:type="dxa" w:w="80"/>
+              <w:left w:type="dxa" w:w="110"/>
+              <w:bottom w:type="dxa" w:w="80"/>
+              <w:right w:type="dxa" w:w="110"/>
+            </w:tcMar>
+          </w:tcPr>
+          <w:p>
+            <w:pPr>
+              <w:spacing w:after="0"/>
+            </w:pPr>
+            <w:r>
+              <w:rPr>
+                <w:sz w:val="17"/>
+                <w:szCs w:val="17"/>
+              </w:rPr>
+              <w:t xml:space="preserve">21 CFR 11.10(b) · 21 CFR 11.10(c)</w:t>
+            </w:r>
+          </w:p>
+        </w:tc>
+      </w:tr>
     </w:tbl>
     <w:p>
       <w:pPr>
@@ -4305,7 +4418,7 @@
           <w:sz w:val="20"/>
           <w:szCs w:val="20"/>
         </w:rPr>
-        <w:t xml:space="preserve">Breakdown: 22 requirements at high risk, 9 at medium risk, 2 at low risk. Every high-risk requirement bears on the integrity or the attribution of records: its failure does not degrade convenience, it makes a record indefensible. Each is covered by a dedicated test case, executed at every version.</w:t>
+        <w:t xml:space="preserve">Breakdown: 22 requirements at high risk, 10 at medium risk, 2 at low risk. Every high-risk requirement bears on the integrity or the attribution of records: its failure does not degrade convenience, it makes a record indefensible. Each is covered by a dedicated test case, executed at every version.</w:t>
       </w:r>
     </w:p>
     <w:p>
@@ -4456,7 +4569,7 @@
                 <w:sz w:val="17"/>
                 <w:szCs w:val="17"/>
               </w:rPr>
-              <w:t xml:space="preserve">6 August 2026 at 11:23</w:t>
+              <w:t xml:space="preserve">6 August 2026 at 12:48</w:t>
             </w:r>
           </w:p>
         </w:tc>
@@ -4659,7 +4772,7 @@
                 <w:sz w:val="17"/>
                 <w:szCs w:val="17"/>
               </w:rPr>
-              <w:t xml:space="preserve">30 of 30 cases conforming — no deviation</w:t>
+              <w:t xml:space="preserve">31 of 31 cases conforming — no deviation</w:t>
             </w:r>
           </w:p>
         </w:tc>
@@ -5038,7 +5151,7 @@
                 <w:sz w:val="17"/>
                 <w:szCs w:val="17"/>
               </w:rPr>
-              <w:t xml:space="preserve">distinct fingerprints for one same password (eacb5a49b286… ≠ 5ccbc7567c99…), correct verification, wrong and empty passwords refused</w:t>
+              <w:t xml:space="preserve">distinct fingerprints for one same password (e35a7a10d9dc… ≠ bc6b81eaf761…), correct verification, wrong and empty passwords refused</w:t>
             </w:r>
           </w:p>
         </w:tc>
@@ -5077,7 +5190,7 @@
                 <w:sz w:val="14"/>
                 <w:szCs w:val="14"/>
               </w:rPr>
-              <w:t xml:space="preserve">138 ms</w:t>
+              <w:t xml:space="preserve">134 ms</w:t>
             </w:r>
           </w:p>
         </w:tc>
@@ -5219,7 +5332,7 @@
                 <w:sz w:val="14"/>
                 <w:szCs w:val="14"/>
               </w:rPr>
-              <w:t xml:space="preserve">13 ms</w:t>
+              <w:t xml:space="preserve">14 ms</w:t>
             </w:r>
           </w:p>
         </w:tc>
@@ -5322,7 +5435,7 @@
                 <w:sz w:val="17"/>
                 <w:szCs w:val="17"/>
               </w:rPr>
-              <w:t xml:space="preserve">content frozen, fingerprint 24604eb157d7fa54…, 10485 bytes kept, operation logged</w:t>
+              <w:t xml:space="preserve">content frozen, fingerprint 24604eb157d7fa54…, 10488 bytes kept, operation logged</w:t>
             </w:r>
           </w:p>
         </w:tc>
@@ -5361,7 +5474,7 @@
                 <w:sz w:val="14"/>
                 <w:szCs w:val="14"/>
               </w:rPr>
-              <w:t xml:space="preserve">107 ms</w:t>
+              <w:t xml:space="preserve">105 ms</w:t>
             </w:r>
           </w:p>
         </w:tc>
@@ -5464,7 +5577,7 @@
                 <w:sz w:val="17"/>
                 <w:szCs w:val="17"/>
               </w:rPr>
-              <w:t xml:space="preserve">signature linked to snapshot cmshffrm…, attested fingerprint 3767 CD80 ACC9, manifestation “Testeur QA1 (QA1) · Approuvé · 06/08/2026 11:22:50 UTC · enregistrement 3767 CD80 ACC9”</w:t>
+              <w:t xml:space="preserve">signature linked to snapshot cmshihvb…, attested fingerprint 3767 CD80 ACC9, manifestation “Testeur QA1 (QA1) · Approuvé · 06/08/2026 12:48:27 UTC · enregistrement 3767 CD80 ACC9”</w:t>
             </w:r>
           </w:p>
         </w:tc>
@@ -5503,7 +5616,7 @@
                 <w:sz w:val="14"/>
                 <w:szCs w:val="14"/>
               </w:rPr>
-              <w:t xml:space="preserve">43 ms</w:t>
+              <w:t xml:space="preserve">41 ms</w:t>
             </w:r>
           </w:p>
         </w:tc>
@@ -5606,7 +5719,7 @@
                 <w:sz w:val="17"/>
                 <w:szCs w:val="17"/>
               </w:rPr>
-              <w:t xml:space="preserve">10487 bytes re-read identically; one byte flipped at position 5243 detected</w:t>
+              <w:t xml:space="preserve">10488 bytes re-read identically; one byte flipped at position 5244 detected</w:t>
             </w:r>
           </w:p>
         </w:tc>
@@ -5645,7 +5758,7 @@
                 <w:sz w:val="14"/>
                 <w:szCs w:val="14"/>
               </w:rPr>
-              <w:t xml:space="preserve">49 ms</w:t>
+              <w:t xml:space="preserve">51 ms</w:t>
             </w:r>
           </w:p>
         </w:tc>
@@ -5787,7 +5900,7 @@
                 <w:sz w:val="14"/>
                 <w:szCs w:val="14"/>
               </w:rPr>
-              <w:t xml:space="preserve">51 ms</w:t>
+              <w:t xml:space="preserve">50 ms</w:t>
             </w:r>
           </w:p>
         </w:tc>
@@ -5929,7 +6042,7 @@
                 <w:sz w:val="14"/>
                 <w:szCs w:val="14"/>
               </w:rPr>
-              <w:t xml:space="preserve">47 ms</w:t>
+              <w:t xml:space="preserve">43 ms</w:t>
             </w:r>
           </w:p>
         </w:tc>
@@ -6071,7 +6184,7 @@
                 <w:sz w:val="14"/>
                 <w:szCs w:val="14"/>
               </w:rPr>
-              <w:t xml:space="preserve">72 ms</w:t>
+              <w:t xml:space="preserve">70 ms</w:t>
             </w:r>
           </w:p>
         </w:tc>
@@ -6458,7 +6571,7 @@
                 <w:sz w:val="17"/>
                 <w:szCs w:val="17"/>
               </w:rPr>
-              <w:t xml:space="preserve">138 source files inspected: no modification or deletion of an entry; 1 files in append-only mode</w:t>
+              <w:t xml:space="preserve">143 source files inspected: no modification or deletion of an entry; 1 files in append-only mode</w:t>
             </w:r>
           </w:p>
         </w:tc>
@@ -6497,7 +6610,7 @@
                 <w:sz w:val="14"/>
                 <w:szCs w:val="14"/>
               </w:rPr>
-              <w:t xml:space="preserve">24 ms</w:t>
+              <w:t xml:space="preserve">26 ms</w:t>
             </w:r>
           </w:p>
         </w:tc>
@@ -6639,7 +6752,7 @@
                 <w:sz w:val="14"/>
                 <w:szCs w:val="14"/>
               </w:rPr>
-              <w:t xml:space="preserve">22 ms</w:t>
+              <w:t xml:space="preserve">23 ms</w:t>
             </w:r>
           </w:p>
         </w:tc>
@@ -6923,7 +7036,7 @@
                 <w:sz w:val="14"/>
                 <w:szCs w:val="14"/>
               </w:rPr>
-              <w:t xml:space="preserve">0 ms</w:t>
+              <w:t xml:space="preserve">1 ms</w:t>
             </w:r>
           </w:p>
         </w:tc>
@@ -7065,7 +7178,7 @@
                 <w:sz w:val="14"/>
                 <w:szCs w:val="14"/>
               </w:rPr>
-              <w:t xml:space="preserve">301 ms</w:t>
+              <w:t xml:space="preserve">310 ms</w:t>
             </w:r>
           </w:p>
         </w:tc>
@@ -7168,7 +7281,7 @@
                 <w:sz w:val="17"/>
                 <w:szCs w:val="17"/>
               </w:rPr>
-              <w:t xml:space="preserve">13 record(s) archived, 29 file(s) covered by empreintes.sha256, 0 deviation; anchor 67bd2e669502d114…; frozen bytes returned identically; one byte altered, detected and flagged ALTERED, file kept inside the archive</w:t>
+              <w:t xml:space="preserve">13 record(s) archived, 42 file(s) covered by empreintes.sha256, 0 deviation; anchor 21f27befcc9b7839…; frozen bytes returned identically; one byte altered, detected and flagged ALTERED, file kept inside the archive</w:t>
             </w:r>
           </w:p>
         </w:tc>
@@ -7207,7 +7320,7 @@
                 <w:sz w:val="14"/>
                 <w:szCs w:val="14"/>
               </w:rPr>
-              <w:t xml:space="preserve">226 ms</w:t>
+              <w:t xml:space="preserve">430 ms</w:t>
             </w:r>
           </w:p>
         </w:tc>
@@ -7349,7 +7462,7 @@
                 <w:sz w:val="14"/>
                 <w:szCs w:val="14"/>
               </w:rPr>
-              <w:t xml:space="preserve">12 ms</w:t>
+              <w:t xml:space="preserve">13 ms</w:t>
             </w:r>
           </w:p>
         </w:tc>
@@ -7491,7 +7604,7 @@
                 <w:sz w:val="14"/>
                 <w:szCs w:val="14"/>
               </w:rPr>
-              <w:t xml:space="preserve">144 ms</w:t>
+              <w:t xml:space="preserve">439 ms</w:t>
             </w:r>
           </w:p>
         </w:tc>
@@ -7633,7 +7746,7 @@
                 <w:sz w:val="14"/>
                 <w:szCs w:val="14"/>
               </w:rPr>
-              <w:t xml:space="preserve">157 ms</w:t>
+              <w:t xml:space="preserve">301 ms</w:t>
             </w:r>
           </w:p>
         </w:tc>
@@ -7736,7 +7849,7 @@
                 <w:sz w:val="17"/>
                 <w:szCs w:val="17"/>
               </w:rPr>
-              <w:t xml:space="preserve">DER request of 89 bytes carrying the requested fingerprint; token of 2418 bytes read exactly (date 2026-08-03T08:55:03.000Z, serial 02, policy 1.3.6.1.4.1.99999.1.1); four refusals obtained: another fingerprint, another nonce, a rejection response from the authority, a truncated token</w:t>
+              <w:t xml:space="preserve">DER request of 90 bytes carrying the requested fingerprint; token of 2418 bytes read exactly (date 2026-08-03T08:55:03.000Z, serial 02, policy 1.3.6.1.4.1.99999.1.1); four refusals obtained: another fingerprint, another nonce, a rejection response from the authority, a truncated token</w:t>
             </w:r>
           </w:p>
         </w:tc>
@@ -7917,7 +8030,7 @@
                 <w:sz w:val="14"/>
                 <w:szCs w:val="14"/>
               </w:rPr>
-              <w:t xml:space="preserve">1 ms</w:t>
+              <w:t xml:space="preserve">2 ms</w:t>
             </w:r>
           </w:p>
         </w:tc>
@@ -8059,7 +8172,7 @@
                 <w:sz w:val="14"/>
                 <w:szCs w:val="14"/>
               </w:rPr>
-              <w:t xml:space="preserve">24 ms</w:t>
+              <w:t xml:space="preserve">38 ms</w:t>
             </w:r>
           </w:p>
         </w:tc>
@@ -8162,7 +8275,7 @@
                 <w:sz w:val="17"/>
                 <w:szCs w:val="17"/>
               </w:rPr>
-              <w:t xml:space="preserve">190 source file(s) re-read, no write to the trail outside the module; 9 fingerprints compared between the TypeScript implementation and the server-console mirror, all identical</w:t>
+              <w:t xml:space="preserve">195 source file(s) re-read, no write to the trail outside the module; 9 fingerprints compared between the TypeScript implementation and the server-console mirror, all identical</w:t>
             </w:r>
           </w:p>
         </w:tc>
@@ -8201,7 +8314,7 @@
                 <w:sz w:val="14"/>
                 <w:szCs w:val="14"/>
               </w:rPr>
-              <w:t xml:space="preserve">23 ms</w:t>
+              <w:t xml:space="preserve">29 ms</w:t>
             </w:r>
           </w:p>
         </w:tc>
@@ -8343,7 +8456,7 @@
                 <w:sz w:val="14"/>
                 <w:szCs w:val="14"/>
               </w:rPr>
-              <w:t xml:space="preserve">1 ms</w:t>
+              <w:t xml:space="preserve">0 ms</w:t>
             </w:r>
           </w:p>
         </w:tc>
@@ -8485,7 +8598,7 @@
                 <w:sz w:val="14"/>
                 <w:szCs w:val="14"/>
               </w:rPr>
-              <w:t xml:space="preserve">7 ms</w:t>
+              <w:t xml:space="preserve">11 ms</w:t>
             </w:r>
           </w:p>
         </w:tc>
@@ -8627,7 +8740,7 @@
                 <w:sz w:val="14"/>
                 <w:szCs w:val="14"/>
               </w:rPr>
-              <w:t xml:space="preserve">222 ms</w:t>
+              <w:t xml:space="preserve">266 ms</w:t>
             </w:r>
           </w:p>
         </w:tc>
@@ -8730,7 +8843,7 @@
                 <w:sz w:val="17"/>
                 <w:szCs w:val="17"/>
               </w:rPr>
-              <w:t xml:space="preserve">190 source file(s) re-read: no password write outside the authorised paths; a single write in the server actions, the personal change, which requires the old password; the console emergency tool issues a token and can no longer derive a password; no password field outside the 6 screens where you type your own</w:t>
+              <w:t xml:space="preserve">195 source file(s) re-read: no password write outside the authorised paths; a single write in the server actions, the personal change, which requires the old password; the console emergency tool issues a token and can no longer derive a password; no password field outside the 6 screens where you type your own</w:t>
             </w:r>
           </w:p>
         </w:tc>
@@ -8769,7 +8882,7 @@
                 <w:sz w:val="14"/>
                 <w:szCs w:val="14"/>
               </w:rPr>
-              <w:t xml:space="preserve">30 ms</w:t>
+              <w:t xml:space="preserve">43 ms</w:t>
             </w:r>
           </w:p>
         </w:tc>
@@ -8872,7 +8985,7 @@
                 <w:sz w:val="17"/>
                 <w:szCs w:val="17"/>
               </w:rPr>
-              <w:t xml:space="preserve">image filum:latest started on virgin volumes, container HEALTHY; migrations applied, audit-trail chain intact, organisation, programme, administrator account and standards library created; version 1.2.1 announced in the log AND carried by /app/VERSION; /login answers 200; a protected route renders the sign-in screen (10431 bytes) disclosing neither the organisation name nor the programme name</w:t>
+              <w:t xml:space="preserve">image filum:latest started on virgin volumes, container HEALTHY; migrations applied, audit-trail chain intact, organisation, programme, administrator account and standards library created; version 1.2.1 announced in the log AND carried by /app/VERSION; archival-copy font and ICC profile present in the image; /login answers 200; a protected route renders the sign-in screen (10431 bytes) disclosing neither the organisation name nor the programme name</w:t>
             </w:r>
           </w:p>
         </w:tc>
@@ -8911,7 +9024,7 @@
                 <w:sz w:val="14"/>
                 <w:szCs w:val="14"/>
               </w:rPr>
-              <w:t xml:space="preserve">8888 ms</w:t>
+              <w:t xml:space="preserve">9070 ms</w:t>
             </w:r>
           </w:p>
         </w:tc>
@@ -9053,7 +9166,149 @@
                 <w:sz w:val="14"/>
                 <w:szCs w:val="14"/>
               </w:rPr>
-              <w:t xml:space="preserve">20 ms</w:t>
+              <w:t xml:space="preserve">28 ms</w:t>
+            </w:r>
+          </w:p>
+        </w:tc>
+      </w:tr>
+      <w:tr>
+        <w:tc>
+          <w:tcPr>
+            <w:tcW w:type="pct" w:w="13%"/>
+            <w:shd w:fill="F8FAFC"/>
+            <w:tcMar>
+              <w:top w:type="dxa" w:w="80"/>
+              <w:left w:type="dxa" w:w="110"/>
+              <w:bottom w:type="dxa" w:w="80"/>
+              <w:right w:type="dxa" w:w="110"/>
+            </w:tcMar>
+          </w:tcPr>
+          <w:p>
+            <w:pPr>
+              <w:spacing w:after="50"/>
+            </w:pPr>
+            <w:r>
+              <w:rPr>
+                <w:b/>
+                <w:bCs/>
+                <w:color w:val="4338CA"/>
+                <w:sz w:val="17"/>
+                <w:szCs w:val="17"/>
+              </w:rPr>
+              <w:t xml:space="preserve">OQ-31</w:t>
+            </w:r>
+          </w:p>
+          <w:p>
+            <w:pPr>
+              <w:spacing w:after="0"/>
+            </w:pPr>
+            <w:r>
+              <w:rPr>
+                <w:color w:val="475569"/>
+                <w:sz w:val="15"/>
+                <w:szCs w:val="15"/>
+              </w:rPr>
+              <w:t xml:space="preserve">URS-34</w:t>
+            </w:r>
+          </w:p>
+        </w:tc>
+        <w:tc>
+          <w:tcPr>
+            <w:tcW w:type="pct" w:w="30%"/>
+            <w:tcMar>
+              <w:top w:type="dxa" w:w="80"/>
+              <w:left w:type="dxa" w:w="110"/>
+              <w:bottom w:type="dxa" w:w="80"/>
+              <w:right w:type="dxa" w:w="110"/>
+            </w:tcMar>
+          </w:tcPr>
+          <w:p>
+            <w:pPr>
+              <w:spacing w:after="50"/>
+            </w:pPr>
+            <w:r>
+              <w:rPr>
+                <w:b/>
+                <w:bCs/>
+                <w:sz w:val="17"/>
+                <w:szCs w:val="17"/>
+              </w:rPr>
+              <w:t xml:space="preserve">PDF/A archival copy — structure, embedded resources, and readable text</w:t>
+            </w:r>
+          </w:p>
+          <w:p>
+            <w:pPr>
+              <w:spacing w:after="0"/>
+            </w:pPr>
+            <w:r>
+              <w:rPr>
+                <w:color w:val="475569"/>
+                <w:sz w:val="15"/>
+                <w:szCs w:val="15"/>
+              </w:rPr>
+              <w:t xml:space="preserve">Verify that a frozen record produces a PDF/A-2b copy whose font and colour profile are embedded, whose metadata declares the targeted conformance, whose cross-reference table points at the real positions, and whose text maps back entirely to characters — accents included.</w:t>
+            </w:r>
+          </w:p>
+        </w:tc>
+        <w:tc>
+          <w:tcPr>
+            <w:tcW w:type="pct" w:w="45%"/>
+            <w:tcMar>
+              <w:top w:type="dxa" w:w="80"/>
+              <w:left w:type="dxa" w:w="110"/>
+              <w:bottom w:type="dxa" w:w="80"/>
+              <w:right w:type="dxa" w:w="110"/>
+            </w:tcMar>
+          </w:tcPr>
+          <w:p>
+            <w:pPr>
+              <w:spacing w:after="0"/>
+            </w:pPr>
+            <w:r>
+              <w:rPr>
+                <w:sz w:val="17"/>
+                <w:szCs w:val="17"/>
+              </w:rPr>
+              <w:t xml:space="preserve">archival copy of OQ-012-revision rev. 001 produced (69087 bytes, 1 page(s)); 29 PDF/A-2b structural checks passed — embedded font, “acsp” ICC profile of 3024 bytes, pdfaid metadata part 2 level B, exact offsets; text fully read back through the file's own table, 44 accented or typographic character(s) restored; deterministic production (two runs identical byte for byte)</w:t>
+            </w:r>
+          </w:p>
+        </w:tc>
+        <w:tc>
+          <w:tcPr>
+            <w:tcW w:type="pct" w:w="12%"/>
+            <w:tcMar>
+              <w:top w:type="dxa" w:w="80"/>
+              <w:left w:type="dxa" w:w="110"/>
+              <w:bottom w:type="dxa" w:w="80"/>
+              <w:right w:type="dxa" w:w="110"/>
+            </w:tcMar>
+          </w:tcPr>
+          <w:p>
+            <w:pPr>
+              <w:spacing w:after="40"/>
+            </w:pPr>
+            <w:r>
+              <w:rPr>
+                <w:b/>
+                <w:bCs/>
+                <w:color w:val="047857"/>
+                <w:sz w:val="17"/>
+                <w:szCs w:val="17"/>
+              </w:rPr>
+              <w:t xml:space="preserve">Conforming</w:t>
+            </w:r>
+          </w:p>
+          <w:p>
+            <w:pPr>
+              <w:spacing w:after="0"/>
+            </w:pPr>
+            <w:r>
+              <w:rPr>
+                <w:color w:val="475569"/>
+                <w:sz w:val="14"/>
+                <w:szCs w:val="14"/>
+              </w:rPr>
+              <w:t xml:space="preserve">14 ms</w:t>
             </w:r>
           </w:p>
         </w:tc>
@@ -11718,6 +11973,83 @@
           </w:p>
         </w:tc>
       </w:tr>
+      <w:tr>
+        <w:tc>
+          <w:tcPr>
+            <w:tcW w:type="pct" w:w="12%"/>
+            <w:tcMar>
+              <w:top w:type="dxa" w:w="80"/>
+              <w:left w:type="dxa" w:w="110"/>
+              <w:bottom w:type="dxa" w:w="80"/>
+              <w:right w:type="dxa" w:w="110"/>
+            </w:tcMar>
+          </w:tcPr>
+          <w:p>
+            <w:pPr>
+              <w:spacing w:after="0"/>
+            </w:pPr>
+            <w:r>
+              <w:rPr>
+                <w:b/>
+                <w:bCs/>
+                <w:color w:val="4338CA"/>
+                <w:sz w:val="17"/>
+                <w:szCs w:val="17"/>
+              </w:rPr>
+              <w:t xml:space="preserve">URS-34</w:t>
+            </w:r>
+          </w:p>
+        </w:tc>
+        <w:tc>
+          <w:tcPr>
+            <w:tcW w:type="pct" w:w="22%"/>
+            <w:tcMar>
+              <w:top w:type="dxa" w:w="80"/>
+              <w:left w:type="dxa" w:w="110"/>
+              <w:bottom w:type="dxa" w:w="80"/>
+              <w:right w:type="dxa" w:w="110"/>
+            </w:tcMar>
+          </w:tcPr>
+          <w:p>
+            <w:pPr>
+              <w:spacing w:after="0"/>
+            </w:pPr>
+            <w:r>
+              <w:rPr>
+                <w:b/>
+                <w:bCs/>
+                <w:color w:val="047857"/>
+                <w:sz w:val="17"/>
+                <w:szCs w:val="17"/>
+              </w:rPr>
+              <w:t xml:space="preserve">OQ-31</w:t>
+            </w:r>
+          </w:p>
+        </w:tc>
+        <w:tc>
+          <w:tcPr>
+            <w:tcW w:type="pct" w:w="66%"/>
+            <w:tcMar>
+              <w:top w:type="dxa" w:w="80"/>
+              <w:left w:type="dxa" w:w="110"/>
+              <w:bottom w:type="dxa" w:w="80"/>
+              <w:right w:type="dxa" w:w="110"/>
+            </w:tcMar>
+          </w:tcPr>
+          <w:p>
+            <w:pPr>
+              <w:spacing w:after="0"/>
+            </w:pPr>
+            <w:r>
+              <w:rPr>
+                <w:sz w:val="17"/>
+                <w:szCs w:val="17"/>
+              </w:rPr>
+              <w:t xml:space="preserve">Automated test case executed by the vendor at every version, result in section 5.1.</w:t>
+            </w:r>
+          </w:p>
+        </w:tc>
+      </w:tr>
     </w:tbl>
     <w:p>
       <w:pPr>
@@ -11737,7 +12069,7 @@
           <w:sz w:val="20"/>
           <w:szCs w:val="20"/>
         </w:rPr>
-        <w:t xml:space="preserve">Of the 33 requirements, 29 are verified automatically by the vendor and 4 must be verified at your site. This is not an arbitrary split: those 4 requirements are not observable without a browser, without an HTTP request, or without your infrastructure. Counting them as covered would be an unverifiable claim.</w:t>
+        <w:t xml:space="preserve">Of the 34 requirements, 30 are verified automatically by the vendor and 4 must be verified at your site. This is not an arbitrary split: those 4 requirements are not observable without a browser, without an HTTP request, or without your infrastructure. Counting them as covered would be an unverifiable claim.</w:t>
       </w:r>
     </w:p>
     <w:p>
@@ -11974,6 +12306,18 @@
         <w:t xml:space="preserve">— No penetration test has been conducted by an independent third party. Authority checks are verified; resistance to a targeted attack is not.</w:t>
       </w:r>
     </w:p>
+    <w:p>
+      <w:pPr>
+        <w:spacing w:after="100"/>
+      </w:pPr>
+      <w:r>
+        <w:rPr>
+          <w:sz w:val="20"/>
+          <w:szCs w:val="20"/>
+        </w:rPr>
+        <w:t xml:space="preserve">— Archival copies are produced in PDF/A-2b format and checked by our own structural verifications, replayed at every release: embedded font and colour profile, conformance metadata, exact cross-reference table, text mappable back through the file's own table. No INDEPENDENT VALIDATOR — veraPDF, the reference implementation — has been run on these outputs. The format is therefore targeted and checked, not certified.</w:t>
+      </w:r>
+    </w:p>
     <w:sectPr>
       <w:headerReference w:type="default" r:id="rId7"/>
       <w:footerReference w:type="default" r:id="rId8"/>
@@ -12077,7 +12421,7 @@
         <w:sz w:val="15"/>
         <w:szCs w:val="15"/>
       </w:rPr>
-      <w:t xml:space="preserve">   ·   Version 1.2.1 · OQ report executed on 6 August 2026 at 11:23 UTC</w:t>
+      <w:t xml:space="preserve">   ·   Version 1.2.1 · OQ report executed on 6 August 2026 at 12:48 UTC</w:t>
     </w:r>
   </w:p>
 </w:ftr>

--- a/docs/Filum_software_validation_file.docx
+++ b/docs/Filum_software_validation_file.docx
@@ -4569,7 +4569,7 @@
                 <w:sz w:val="17"/>
                 <w:szCs w:val="17"/>
               </w:rPr>
-              <w:t xml:space="preserve">6 August 2026 at 12:48</w:t>
+              <w:t xml:space="preserve">6 August 2026 at 15:08</w:t>
             </w:r>
           </w:p>
         </w:tc>
@@ -5151,7 +5151,7 @@
                 <w:sz w:val="17"/>
                 <w:szCs w:val="17"/>
               </w:rPr>
-              <w:t xml:space="preserve">distinct fingerprints for one same password (e35a7a10d9dc… ≠ bc6b81eaf761…), correct verification, wrong and empty passwords refused</w:t>
+              <w:t xml:space="preserve">distinct fingerprints for one same password (f6ff71dca7c5… ≠ acb6ec025b08…), correct verification, wrong and empty passwords refused</w:t>
             </w:r>
           </w:p>
         </w:tc>
@@ -5190,7 +5190,7 @@
                 <w:sz w:val="14"/>
                 <w:szCs w:val="14"/>
               </w:rPr>
-              <w:t xml:space="preserve">134 ms</w:t>
+              <w:t xml:space="preserve">141 ms</w:t>
             </w:r>
           </w:p>
         </w:tc>
@@ -5435,7 +5435,7 @@
                 <w:sz w:val="17"/>
                 <w:szCs w:val="17"/>
               </w:rPr>
-              <w:t xml:space="preserve">content frozen, fingerprint 24604eb157d7fa54…, 10488 bytes kept, operation logged</w:t>
+              <w:t xml:space="preserve">content frozen, fingerprint 24604eb157d7fa54…, 10485 bytes kept, operation logged</w:t>
             </w:r>
           </w:p>
         </w:tc>
@@ -5474,7 +5474,7 @@
                 <w:sz w:val="14"/>
                 <w:szCs w:val="14"/>
               </w:rPr>
-              <w:t xml:space="preserve">105 ms</w:t>
+              <w:t xml:space="preserve">111 ms</w:t>
             </w:r>
           </w:p>
         </w:tc>
@@ -5577,7 +5577,7 @@
                 <w:sz w:val="17"/>
                 <w:szCs w:val="17"/>
               </w:rPr>
-              <w:t xml:space="preserve">signature linked to snapshot cmshihvb…, attested fingerprint 3767 CD80 ACC9, manifestation “Testeur QA1 (QA1) · Approuvé · 06/08/2026 12:48:27 UTC · enregistrement 3767 CD80 ACC9”</w:t>
+              <w:t xml:space="preserve">signature linked to snapshot cmshni9d…, attested fingerprint 3767 CD80 ACC9, manifestation “Testeur QA1 (QA1) · Approuvé · 06/08/2026 15:08:43 UTC · enregistrement 3767 CD80 ACC9”</w:t>
             </w:r>
           </w:p>
         </w:tc>
@@ -5616,7 +5616,7 @@
                 <w:sz w:val="14"/>
                 <w:szCs w:val="14"/>
               </w:rPr>
-              <w:t xml:space="preserve">41 ms</w:t>
+              <w:t xml:space="preserve">47 ms</w:t>
             </w:r>
           </w:p>
         </w:tc>
@@ -5719,7 +5719,7 @@
                 <w:sz w:val="17"/>
                 <w:szCs w:val="17"/>
               </w:rPr>
-              <w:t xml:space="preserve">10488 bytes re-read identically; one byte flipped at position 5244 detected</w:t>
+              <w:t xml:space="preserve">10487 bytes re-read identically; one byte flipped at position 5243 detected</w:t>
             </w:r>
           </w:p>
         </w:tc>
@@ -5900,7 +5900,7 @@
                 <w:sz w:val="14"/>
                 <w:szCs w:val="14"/>
               </w:rPr>
-              <w:t xml:space="preserve">50 ms</w:t>
+              <w:t xml:space="preserve">56 ms</w:t>
             </w:r>
           </w:p>
         </w:tc>
@@ -6042,7 +6042,7 @@
                 <w:sz w:val="14"/>
                 <w:szCs w:val="14"/>
               </w:rPr>
-              <w:t xml:space="preserve">43 ms</w:t>
+              <w:t xml:space="preserve">49 ms</w:t>
             </w:r>
           </w:p>
         </w:tc>
@@ -6184,7 +6184,7 @@
                 <w:sz w:val="14"/>
                 <w:szCs w:val="14"/>
               </w:rPr>
-              <w:t xml:space="preserve">70 ms</w:t>
+              <w:t xml:space="preserve">71 ms</w:t>
             </w:r>
           </w:p>
         </w:tc>
@@ -6287,7 +6287,7 @@
                 <w:sz w:val="17"/>
                 <w:szCs w:val="17"/>
               </w:rPr>
-              <w:t xml:space="preserve">2 snapshots kept: the review freeze stays readable (10496 B, superseded), the approved record carries the same content fingerprint</w:t>
+              <w:t xml:space="preserve">2 snapshots kept: the review freeze stays readable (10495 B, superseded), the approved record carries the same content fingerprint</w:t>
             </w:r>
           </w:p>
         </w:tc>
@@ -6326,7 +6326,7 @@
                 <w:sz w:val="14"/>
                 <w:szCs w:val="14"/>
               </w:rPr>
-              <w:t xml:space="preserve">76 ms</w:t>
+              <w:t xml:space="preserve">72 ms</w:t>
             </w:r>
           </w:p>
         </w:tc>
@@ -6610,7 +6610,7 @@
                 <w:sz w:val="14"/>
                 <w:szCs w:val="14"/>
               </w:rPr>
-              <w:t xml:space="preserve">26 ms</w:t>
+              <w:t xml:space="preserve">24 ms</w:t>
             </w:r>
           </w:p>
         </w:tc>
@@ -6752,7 +6752,7 @@
                 <w:sz w:val="14"/>
                 <w:szCs w:val="14"/>
               </w:rPr>
-              <w:t xml:space="preserve">23 ms</w:t>
+              <w:t xml:space="preserve">25 ms</w:t>
             </w:r>
           </w:p>
         </w:tc>
@@ -7036,7 +7036,7 @@
                 <w:sz w:val="14"/>
                 <w:szCs w:val="14"/>
               </w:rPr>
-              <w:t xml:space="preserve">1 ms</w:t>
+              <w:t xml:space="preserve">0 ms</w:t>
             </w:r>
           </w:p>
         </w:tc>
@@ -7178,7 +7178,7 @@
                 <w:sz w:val="14"/>
                 <w:szCs w:val="14"/>
               </w:rPr>
-              <w:t xml:space="preserve">310 ms</w:t>
+              <w:t xml:space="preserve">305 ms</w:t>
             </w:r>
           </w:p>
         </w:tc>
@@ -7281,7 +7281,7 @@
                 <w:sz w:val="17"/>
                 <w:szCs w:val="17"/>
               </w:rPr>
-              <w:t xml:space="preserve">13 record(s) archived, 42 file(s) covered by empreintes.sha256, 0 deviation; anchor 21f27befcc9b7839…; frozen bytes returned identically; one byte altered, detected and flagged ALTERED, file kept inside the archive</w:t>
+              <w:t xml:space="preserve">13 record(s) archived, 42 file(s) covered by empreintes.sha256, 0 deviation; anchor e5e200019d3547f7…; frozen bytes returned identically; one byte altered, detected and flagged ALTERED, file kept inside the archive</w:t>
             </w:r>
           </w:p>
         </w:tc>
@@ -7320,7 +7320,7 @@
                 <w:sz w:val="14"/>
                 <w:szCs w:val="14"/>
               </w:rPr>
-              <w:t xml:space="preserve">430 ms</w:t>
+              <w:t xml:space="preserve">411 ms</w:t>
             </w:r>
           </w:p>
         </w:tc>
@@ -7604,7 +7604,7 @@
                 <w:sz w:val="14"/>
                 <w:szCs w:val="14"/>
               </w:rPr>
-              <w:t xml:space="preserve">439 ms</w:t>
+              <w:t xml:space="preserve">346 ms</w:t>
             </w:r>
           </w:p>
         </w:tc>
@@ -7746,7 +7746,7 @@
                 <w:sz w:val="14"/>
                 <w:szCs w:val="14"/>
               </w:rPr>
-              <w:t xml:space="preserve">301 ms</w:t>
+              <w:t xml:space="preserve">300 ms</w:t>
             </w:r>
           </w:p>
         </w:tc>
@@ -7849,7 +7849,7 @@
                 <w:sz w:val="17"/>
                 <w:szCs w:val="17"/>
               </w:rPr>
-              <w:t xml:space="preserve">DER request of 90 bytes carrying the requested fingerprint; token of 2418 bytes read exactly (date 2026-08-03T08:55:03.000Z, serial 02, policy 1.3.6.1.4.1.99999.1.1); four refusals obtained: another fingerprint, another nonce, a rejection response from the authority, a truncated token</w:t>
+              <w:t xml:space="preserve">DER request of 89 bytes carrying the requested fingerprint; token of 2418 bytes read exactly (date 2026-08-03T08:55:03.000Z, serial 02, policy 1.3.6.1.4.1.99999.1.1); four refusals obtained: another fingerprint, another nonce, a rejection response from the authority, a truncated token</w:t>
             </w:r>
           </w:p>
         </w:tc>
@@ -8030,7 +8030,7 @@
                 <w:sz w:val="14"/>
                 <w:szCs w:val="14"/>
               </w:rPr>
-              <w:t xml:space="preserve">2 ms</w:t>
+              <w:t xml:space="preserve">1 ms</w:t>
             </w:r>
           </w:p>
         </w:tc>
@@ -8172,7 +8172,7 @@
                 <w:sz w:val="14"/>
                 <w:szCs w:val="14"/>
               </w:rPr>
-              <w:t xml:space="preserve">38 ms</w:t>
+              <w:t xml:space="preserve">30 ms</w:t>
             </w:r>
           </w:p>
         </w:tc>
@@ -8275,7 +8275,7 @@
                 <w:sz w:val="17"/>
                 <w:szCs w:val="17"/>
               </w:rPr>
-              <w:t xml:space="preserve">195 source file(s) re-read, no write to the trail outside the module; 9 fingerprints compared between the TypeScript implementation and the server-console mirror, all identical</w:t>
+              <w:t xml:space="preserve">196 source file(s) re-read, no write to the trail outside the module; 9 fingerprints compared between the TypeScript implementation and the server-console mirror, all identical</w:t>
             </w:r>
           </w:p>
         </w:tc>
@@ -8314,7 +8314,7 @@
                 <w:sz w:val="14"/>
                 <w:szCs w:val="14"/>
               </w:rPr>
-              <w:t xml:space="preserve">29 ms</w:t>
+              <w:t xml:space="preserve">26 ms</w:t>
             </w:r>
           </w:p>
         </w:tc>
@@ -8598,7 +8598,7 @@
                 <w:sz w:val="14"/>
                 <w:szCs w:val="14"/>
               </w:rPr>
-              <w:t xml:space="preserve">11 ms</w:t>
+              <w:t xml:space="preserve">8 ms</w:t>
             </w:r>
           </w:p>
         </w:tc>
@@ -8740,7 +8740,7 @@
                 <w:sz w:val="14"/>
                 <w:szCs w:val="14"/>
               </w:rPr>
-              <w:t xml:space="preserve">266 ms</w:t>
+              <w:t xml:space="preserve">226 ms</w:t>
             </w:r>
           </w:p>
         </w:tc>
@@ -8843,7 +8843,7 @@
                 <w:sz w:val="17"/>
                 <w:szCs w:val="17"/>
               </w:rPr>
-              <w:t xml:space="preserve">195 source file(s) re-read: no password write outside the authorised paths; a single write in the server actions, the personal change, which requires the old password; the console emergency tool issues a token and can no longer derive a password; no password field outside the 6 screens where you type your own</w:t>
+              <w:t xml:space="preserve">196 source file(s) re-read: no password write outside the authorised paths; a single write in the server actions, the personal change, which requires the old password; the console emergency tool issues a token and can no longer derive a password; no password field outside the 6 screens where you type your own</w:t>
             </w:r>
           </w:p>
         </w:tc>
@@ -8882,7 +8882,7 @@
                 <w:sz w:val="14"/>
                 <w:szCs w:val="14"/>
               </w:rPr>
-              <w:t xml:space="preserve">43 ms</w:t>
+              <w:t xml:space="preserve">33 ms</w:t>
             </w:r>
           </w:p>
         </w:tc>
@@ -9024,7 +9024,7 @@
                 <w:sz w:val="14"/>
                 <w:szCs w:val="14"/>
               </w:rPr>
-              <w:t xml:space="preserve">9070 ms</w:t>
+              <w:t xml:space="preserve">9123 ms</w:t>
             </w:r>
           </w:p>
         </w:tc>
@@ -9166,7 +9166,7 @@
                 <w:sz w:val="14"/>
                 <w:szCs w:val="14"/>
               </w:rPr>
-              <w:t xml:space="preserve">28 ms</w:t>
+              <w:t xml:space="preserve">29 ms</w:t>
             </w:r>
           </w:p>
         </w:tc>
@@ -9269,7 +9269,7 @@
                 <w:sz w:val="17"/>
                 <w:szCs w:val="17"/>
               </w:rPr>
-              <w:t xml:space="preserve">archival copy of OQ-012-revision rev. 001 produced (69087 bytes, 1 page(s)); 29 PDF/A-2b structural checks passed — embedded font, “acsp” ICC profile of 3024 bytes, pdfaid metadata part 2 level B, exact offsets; text fully read back through the file's own table, 44 accented or typographic character(s) restored; deterministic production (two runs identical byte for byte)</w:t>
+              <w:t xml:space="preserve">archival copy of OQ-012-revision rev. 001 produced (69088 bytes, 1 page(s)); 29 PDF/A-2b structural checks passed — embedded font, “acsp” ICC profile of 3024 bytes, pdfaid metadata part 2 level B, exact offsets; text fully read back through the file's own table, 44 accented or typographic character(s) restored; deterministic production (two runs identical byte for byte)</w:t>
             </w:r>
           </w:p>
         </w:tc>
@@ -9308,7 +9308,7 @@
                 <w:sz w:val="14"/>
                 <w:szCs w:val="14"/>
               </w:rPr>
-              <w:t xml:space="preserve">14 ms</w:t>
+              <w:t xml:space="preserve">16 ms</w:t>
             </w:r>
           </w:p>
         </w:tc>
@@ -12421,7 +12421,7 @@
         <w:sz w:val="15"/>
         <w:szCs w:val="15"/>
       </w:rPr>
-      <w:t xml:space="preserve">   ·   Version 1.2.1 · OQ report executed on 6 August 2026 at 12:48 UTC</w:t>
+      <w:t xml:space="preserve">   ·   Version 1.2.1 · OQ report executed on 6 August 2026 at 15:08 UTC</w:t>
     </w:r>
   </w:p>
 </w:ftr>

--- a/docs/Filum_software_validation_file.docx
+++ b/docs/Filum_software_validation_file.docx
@@ -430,7 +430,7 @@
           <w:sz w:val="20"/>
           <w:szCs w:val="20"/>
         </w:rPr>
-        <w:t xml:space="preserve">The 34 requirements below state what the software must do. The risk level is that of the requirement FAILING, not of its commercial importance: it determines the depth of verification.</w:t>
+        <w:t xml:space="preserve">The 36 requirements below state what the software must do. The risk level is that of the requirement FAILING, not of its commercial importance: it determines the depth of verification.</w:t>
       </w:r>
     </w:p>
     <w:tbl>
@@ -4399,6 +4399,232 @@
           </w:p>
         </w:tc>
       </w:tr>
+      <w:tr>
+        <w:tc>
+          <w:tcPr>
+            <w:tcW w:type="pct" w:w="11%"/>
+            <w:shd w:fill="F8FAFC"/>
+            <w:tcMar>
+              <w:top w:type="dxa" w:w="80"/>
+              <w:left w:type="dxa" w:w="110"/>
+              <w:bottom w:type="dxa" w:w="80"/>
+              <w:right w:type="dxa" w:w="110"/>
+            </w:tcMar>
+          </w:tcPr>
+          <w:p>
+            <w:pPr>
+              <w:spacing w:after="60"/>
+            </w:pPr>
+            <w:r>
+              <w:rPr>
+                <w:b/>
+                <w:bCs/>
+                <w:color w:val="4338CA"/>
+                <w:sz w:val="17"/>
+                <w:szCs w:val="17"/>
+              </w:rPr>
+              <w:t xml:space="preserve">URS-35</w:t>
+            </w:r>
+          </w:p>
+          <w:p>
+            <w:pPr>
+              <w:spacing w:after="0"/>
+            </w:pPr>
+            <w:r>
+              <w:rPr>
+                <w:b/>
+                <w:bCs/>
+                <w:color w:val="DC2626"/>
+                <w:sz w:val="15"/>
+                <w:szCs w:val="15"/>
+              </w:rPr>
+              <w:t xml:space="preserve">High</w:t>
+            </w:r>
+          </w:p>
+        </w:tc>
+        <w:tc>
+          <w:tcPr>
+            <w:tcW w:type="pct" w:w="41%"/>
+            <w:tcMar>
+              <w:top w:type="dxa" w:w="80"/>
+              <w:left w:type="dxa" w:w="110"/>
+              <w:bottom w:type="dxa" w:w="80"/>
+              <w:right w:type="dxa" w:w="110"/>
+            </w:tcMar>
+          </w:tcPr>
+          <w:p>
+            <w:pPr>
+              <w:spacing w:after="0"/>
+            </w:pPr>
+            <w:r>
+              <w:rPr>
+                <w:sz w:val="17"/>
+                <w:szCs w:val="17"/>
+              </w:rPr>
+              <w:t xml:space="preserve">Periodic reviews of the audit trail cover contiguous RANK ranges: a review starts exactly at the rank following the last closed review, its window is frozen at opening, and the software refuses to open a second review while another is in progress. Any coverage gap is computed and reported.</w:t>
+            </w:r>
+          </w:p>
+        </w:tc>
+        <w:tc>
+          <w:tcPr>
+            <w:tcW w:type="pct" w:w="28%"/>
+            <w:tcMar>
+              <w:top w:type="dxa" w:w="80"/>
+              <w:left w:type="dxa" w:w="110"/>
+              <w:bottom w:type="dxa" w:w="80"/>
+              <w:right w:type="dxa" w:w="110"/>
+            </w:tcMar>
+          </w:tcPr>
+          <w:p>
+            <w:pPr>
+              <w:spacing w:after="0"/>
+            </w:pPr>
+            <w:r>
+              <w:rPr>
+                <w:sz w:val="17"/>
+                <w:szCs w:val="17"/>
+              </w:rPr>
+              <w:t xml:space="preserve">A review bounded by dates lets through whatever is written while it is being closed: the next review starting the following day, those entries will be read by nobody, and nothing will report it. That is the defect which empties the review of its value while still producing a signed record — hence the most expensive false assurance. Two concurrent reviews would produce the same effect at the other end.</w:t>
+            </w:r>
+          </w:p>
+        </w:tc>
+        <w:tc>
+          <w:tcPr>
+            <w:tcW w:type="pct" w:w="20%"/>
+            <w:tcMar>
+              <w:top w:type="dxa" w:w="80"/>
+              <w:left w:type="dxa" w:w="110"/>
+              <w:bottom w:type="dxa" w:w="80"/>
+              <w:right w:type="dxa" w:w="110"/>
+            </w:tcMar>
+          </w:tcPr>
+          <w:p>
+            <w:pPr>
+              <w:spacing w:after="0"/>
+            </w:pPr>
+            <w:r>
+              <w:rPr>
+                <w:sz w:val="17"/>
+                <w:szCs w:val="17"/>
+              </w:rPr>
+              <w:t xml:space="preserve">21 CFR 11.10(e) · Annexe 11 (projet) — Piste d'audit</w:t>
+            </w:r>
+          </w:p>
+        </w:tc>
+      </w:tr>
+      <w:tr>
+        <w:tc>
+          <w:tcPr>
+            <w:tcW w:type="pct" w:w="11%"/>
+            <w:shd w:fill="F8FAFC"/>
+            <w:tcMar>
+              <w:top w:type="dxa" w:w="80"/>
+              <w:left w:type="dxa" w:w="110"/>
+              <w:bottom w:type="dxa" w:w="80"/>
+              <w:right w:type="dxa" w:w="110"/>
+            </w:tcMar>
+          </w:tcPr>
+          <w:p>
+            <w:pPr>
+              <w:spacing w:after="60"/>
+            </w:pPr>
+            <w:r>
+              <w:rPr>
+                <w:b/>
+                <w:bCs/>
+                <w:color w:val="4338CA"/>
+                <w:sz w:val="17"/>
+                <w:szCs w:val="17"/>
+              </w:rPr>
+              <w:t xml:space="preserve">URS-36</w:t>
+            </w:r>
+          </w:p>
+          <w:p>
+            <w:pPr>
+              <w:spacing w:after="0"/>
+            </w:pPr>
+            <w:r>
+              <w:rPr>
+                <w:b/>
+                <w:bCs/>
+                <w:color w:val="DC2626"/>
+                <w:sz w:val="15"/>
+                <w:szCs w:val="15"/>
+              </w:rPr>
+              <w:t xml:space="preserve">High</w:t>
+            </w:r>
+          </w:p>
+        </w:tc>
+        <w:tc>
+          <w:tcPr>
+            <w:tcW w:type="pct" w:w="41%"/>
+            <w:tcMar>
+              <w:top w:type="dxa" w:w="80"/>
+              <w:left w:type="dxa" w:w="110"/>
+              <w:bottom w:type="dxa" w:w="80"/>
+              <w:right w:type="dxa" w:w="110"/>
+            </w:tcMar>
+          </w:tcPr>
+          <w:p>
+            <w:pPr>
+              <w:spacing w:after="0"/>
+            </w:pPr>
+            <w:r>
+              <w:rPr>
+                <w:sz w:val="17"/>
+                <w:szCs w:val="17"/>
+              </w:rPr>
+              <w:t xml:space="preserve">Closing a review is an electronic signature: it requires the password to be re-entered, carries the printed name, the meaning “Reviewed” and the timestamp, and copies the digest of the CONTENT reviewed — window, counts, rules applied, verdicts and conclusion. It is refused while any selected entry is undecided, while the conclusion is empty, and a closed review does not reopen.</w:t>
+            </w:r>
+          </w:p>
+        </w:tc>
+        <w:tc>
+          <w:tcPr>
+            <w:tcW w:type="pct" w:w="28%"/>
+            <w:tcMar>
+              <w:top w:type="dxa" w:w="80"/>
+              <w:left w:type="dxa" w:w="110"/>
+              <w:bottom w:type="dxa" w:w="80"/>
+              <w:right w:type="dxa" w:w="110"/>
+            </w:tcMar>
+          </w:tcPr>
+          <w:p>
+            <w:pPr>
+              <w:spacing w:after="0"/>
+            </w:pPr>
+            <w:r>
+              <w:rPr>
+                <w:sz w:val="17"/>
+                <w:szCs w:val="17"/>
+              </w:rPr>
+              <w:t xml:space="preserve">A review signed without a digest of the reviewed content attests to a date, not to work: “reviewed on 6 August” does not say WHAT was reviewed, and the content could change afterwards without the signature suffering. A closure allowed on undecided lines would let someone sign work not done — the exact opposite of what the review proves.</w:t>
+            </w:r>
+          </w:p>
+        </w:tc>
+        <w:tc>
+          <w:tcPr>
+            <w:tcW w:type="pct" w:w="20%"/>
+            <w:tcMar>
+              <w:top w:type="dxa" w:w="80"/>
+              <w:left w:type="dxa" w:w="110"/>
+              <w:bottom w:type="dxa" w:w="80"/>
+              <w:right w:type="dxa" w:w="110"/>
+            </w:tcMar>
+          </w:tcPr>
+          <w:p>
+            <w:pPr>
+              <w:spacing w:after="0"/>
+            </w:pPr>
+            <w:r>
+              <w:rPr>
+                <w:sz w:val="17"/>
+                <w:szCs w:val="17"/>
+              </w:rPr>
+              <w:t xml:space="preserve">21 CFR 11.50 · 21 CFR 11.70 · 21 CFR 11.200(a)(1) · Annexe 11 (projet) — Piste d'audit</w:t>
+            </w:r>
+          </w:p>
+        </w:tc>
+      </w:tr>
     </w:tbl>
     <w:p>
       <w:pPr>
@@ -4418,7 +4644,7 @@
           <w:sz w:val="20"/>
           <w:szCs w:val="20"/>
         </w:rPr>
-        <w:t xml:space="preserve">Breakdown: 22 requirements at high risk, 10 at medium risk, 2 at low risk. Every high-risk requirement bears on the integrity or the attribution of records: its failure does not degrade convenience, it makes a record indefensible. Each is covered by a dedicated test case, executed at every version.</w:t>
+        <w:t xml:space="preserve">Breakdown: 24 requirements at high risk, 10 at medium risk, 2 at low risk. Every high-risk requirement bears on the integrity or the attribution of records: its failure does not degrade convenience, it makes a record indefensible. Each is covered by a dedicated test case, executed at every version.</w:t>
       </w:r>
     </w:p>
     <w:p>
@@ -4569,7 +4795,7 @@
                 <w:sz w:val="17"/>
                 <w:szCs w:val="17"/>
               </w:rPr>
-              <w:t xml:space="preserve">6 August 2026 at 15:08</w:t>
+              <w:t xml:space="preserve">6 August 2026 at 17:59</w:t>
             </w:r>
           </w:p>
         </w:tc>
@@ -4772,7 +4998,7 @@
                 <w:sz w:val="17"/>
                 <w:szCs w:val="17"/>
               </w:rPr>
-              <w:t xml:space="preserve">31 of 31 cases conforming — no deviation</w:t>
+              <w:t xml:space="preserve">33 of 33 cases conforming — no deviation</w:t>
             </w:r>
           </w:p>
         </w:tc>
@@ -5151,7 +5377,7 @@
                 <w:sz w:val="17"/>
                 <w:szCs w:val="17"/>
               </w:rPr>
-              <w:t xml:space="preserve">distinct fingerprints for one same password (f6ff71dca7c5… ≠ acb6ec025b08…), correct verification, wrong and empty passwords refused</w:t>
+              <w:t xml:space="preserve">distinct fingerprints for one same password (a2b9030729d2… ≠ c124c47c008b…), correct verification, wrong and empty passwords refused</w:t>
             </w:r>
           </w:p>
         </w:tc>
@@ -5190,7 +5416,7 @@
                 <w:sz w:val="14"/>
                 <w:szCs w:val="14"/>
               </w:rPr>
-              <w:t xml:space="preserve">141 ms</w:t>
+              <w:t xml:space="preserve">137 ms</w:t>
             </w:r>
           </w:p>
         </w:tc>
@@ -5332,7 +5558,7 @@
                 <w:sz w:val="14"/>
                 <w:szCs w:val="14"/>
               </w:rPr>
-              <w:t xml:space="preserve">14 ms</w:t>
+              <w:t xml:space="preserve">13 ms</w:t>
             </w:r>
           </w:p>
         </w:tc>
@@ -5435,7 +5661,7 @@
                 <w:sz w:val="17"/>
                 <w:szCs w:val="17"/>
               </w:rPr>
-              <w:t xml:space="preserve">content frozen, fingerprint 24604eb157d7fa54…, 10485 bytes kept, operation logged</w:t>
+              <w:t xml:space="preserve">content frozen, fingerprint 24604eb157d7fa54…, 10486 bytes kept, operation logged</w:t>
             </w:r>
           </w:p>
         </w:tc>
@@ -5474,7 +5700,7 @@
                 <w:sz w:val="14"/>
                 <w:szCs w:val="14"/>
               </w:rPr>
-              <w:t xml:space="preserve">111 ms</w:t>
+              <w:t xml:space="preserve">113 ms</w:t>
             </w:r>
           </w:p>
         </w:tc>
@@ -5577,7 +5803,7 @@
                 <w:sz w:val="17"/>
                 <w:szCs w:val="17"/>
               </w:rPr>
-              <w:t xml:space="preserve">signature linked to snapshot cmshni9d…, attested fingerprint 3767 CD80 ACC9, manifestation “Testeur QA1 (QA1) · Approuvé · 06/08/2026 15:08:43 UTC · enregistrement 3767 CD80 ACC9”</w:t>
+              <w:t xml:space="preserve">signature linked to snapshot cmshtlnf…, attested fingerprint 3767 CD80 ACC9, manifestation “Testeur QA1 (QA1) · Approuvé · 06/08/2026 17:59:19 UTC · enregistrement 3767 CD80 ACC9”</w:t>
             </w:r>
           </w:p>
         </w:tc>
@@ -5616,7 +5842,7 @@
                 <w:sz w:val="14"/>
                 <w:szCs w:val="14"/>
               </w:rPr>
-              <w:t xml:space="preserve">47 ms</w:t>
+              <w:t xml:space="preserve">44 ms</w:t>
             </w:r>
           </w:p>
         </w:tc>
@@ -5719,7 +5945,7 @@
                 <w:sz w:val="17"/>
                 <w:szCs w:val="17"/>
               </w:rPr>
-              <w:t xml:space="preserve">10487 bytes re-read identically; one byte flipped at position 5243 detected</w:t>
+              <w:t xml:space="preserve">10489 bytes re-read identically; one byte flipped at position 5244 detected</w:t>
             </w:r>
           </w:p>
         </w:tc>
@@ -5758,7 +5984,7 @@
                 <w:sz w:val="14"/>
                 <w:szCs w:val="14"/>
               </w:rPr>
-              <w:t xml:space="preserve">51 ms</w:t>
+              <w:t xml:space="preserve">53 ms</w:t>
             </w:r>
           </w:p>
         </w:tc>
@@ -5900,7 +6126,7 @@
                 <w:sz w:val="14"/>
                 <w:szCs w:val="14"/>
               </w:rPr>
-              <w:t xml:space="preserve">56 ms</w:t>
+              <w:t xml:space="preserve">54 ms</w:t>
             </w:r>
           </w:p>
         </w:tc>
@@ -6042,7 +6268,7 @@
                 <w:sz w:val="14"/>
                 <w:szCs w:val="14"/>
               </w:rPr>
-              <w:t xml:space="preserve">49 ms</w:t>
+              <w:t xml:space="preserve">55 ms</w:t>
             </w:r>
           </w:p>
         </w:tc>
@@ -6184,7 +6410,7 @@
                 <w:sz w:val="14"/>
                 <w:szCs w:val="14"/>
               </w:rPr>
-              <w:t xml:space="preserve">71 ms</w:t>
+              <w:t xml:space="preserve">74 ms</w:t>
             </w:r>
           </w:p>
         </w:tc>
@@ -6287,7 +6513,7 @@
                 <w:sz w:val="17"/>
                 <w:szCs w:val="17"/>
               </w:rPr>
-              <w:t xml:space="preserve">2 snapshots kept: the review freeze stays readable (10495 B, superseded), the approved record carries the same content fingerprint</w:t>
+              <w:t xml:space="preserve">2 snapshots kept: the review freeze stays readable (10494 B, superseded), the approved record carries the same content fingerprint</w:t>
             </w:r>
           </w:p>
         </w:tc>
@@ -6326,7 +6552,7 @@
                 <w:sz w:val="14"/>
                 <w:szCs w:val="14"/>
               </w:rPr>
-              <w:t xml:space="preserve">72 ms</w:t>
+              <w:t xml:space="preserve">77 ms</w:t>
             </w:r>
           </w:p>
         </w:tc>
@@ -6571,7 +6797,7 @@
                 <w:sz w:val="17"/>
                 <w:szCs w:val="17"/>
               </w:rPr>
-              <w:t xml:space="preserve">143 source files inspected: no modification or deletion of an entry; 1 files in append-only mode</w:t>
+              <w:t xml:space="preserve">147 source files inspected: no modification or deletion of an entry; 1 files in append-only mode</w:t>
             </w:r>
           </w:p>
         </w:tc>
@@ -6610,7 +6836,7 @@
                 <w:sz w:val="14"/>
                 <w:szCs w:val="14"/>
               </w:rPr>
-              <w:t xml:space="preserve">24 ms</w:t>
+              <w:t xml:space="preserve">26 ms</w:t>
             </w:r>
           </w:p>
         </w:tc>
@@ -6752,7 +6978,7 @@
                 <w:sz w:val="14"/>
                 <w:szCs w:val="14"/>
               </w:rPr>
-              <w:t xml:space="preserve">25 ms</w:t>
+              <w:t xml:space="preserve">24 ms</w:t>
             </w:r>
           </w:p>
         </w:tc>
@@ -7036,7 +7262,7 @@
                 <w:sz w:val="14"/>
                 <w:szCs w:val="14"/>
               </w:rPr>
-              <w:t xml:space="preserve">0 ms</w:t>
+              <w:t xml:space="preserve">1 ms</w:t>
             </w:r>
           </w:p>
         </w:tc>
@@ -7178,7 +7404,7 @@
                 <w:sz w:val="14"/>
                 <w:szCs w:val="14"/>
               </w:rPr>
-              <w:t xml:space="preserve">305 ms</w:t>
+              <w:t xml:space="preserve">312 ms</w:t>
             </w:r>
           </w:p>
         </w:tc>
@@ -7281,7 +7507,7 @@
                 <w:sz w:val="17"/>
                 <w:szCs w:val="17"/>
               </w:rPr>
-              <w:t xml:space="preserve">13 record(s) archived, 42 file(s) covered by empreintes.sha256, 0 deviation; anchor e5e200019d3547f7…; frozen bytes returned identically; one byte altered, detected and flagged ALTERED, file kept inside the archive</w:t>
+              <w:t xml:space="preserve">13 record(s) archived, 43 file(s) covered by empreintes.sha256, 0 deviation; anchor b220dc2af1cc3347…; frozen bytes returned identically; one byte altered, detected and flagged ALTERED, file kept inside the archive</w:t>
             </w:r>
           </w:p>
         </w:tc>
@@ -7320,7 +7546,7 @@
                 <w:sz w:val="14"/>
                 <w:szCs w:val="14"/>
               </w:rPr>
-              <w:t xml:space="preserve">411 ms</w:t>
+              <w:t xml:space="preserve">449 ms</w:t>
             </w:r>
           </w:p>
         </w:tc>
@@ -7604,7 +7830,7 @@
                 <w:sz w:val="14"/>
                 <w:szCs w:val="14"/>
               </w:rPr>
-              <w:t xml:space="preserve">346 ms</w:t>
+              <w:t xml:space="preserve">378 ms</w:t>
             </w:r>
           </w:p>
         </w:tc>
@@ -7746,7 +7972,7 @@
                 <w:sz w:val="14"/>
                 <w:szCs w:val="14"/>
               </w:rPr>
-              <w:t xml:space="preserve">300 ms</w:t>
+              <w:t xml:space="preserve">312 ms</w:t>
             </w:r>
           </w:p>
         </w:tc>
@@ -7991,7 +8217,7 @@
                 <w:sz w:val="17"/>
                 <w:szCs w:val="17"/>
               </w:rPr>
-              <w:t xml:space="preserve">32 models declared, all purged or detached by prisma/seed.ts</w:t>
+              <w:t xml:space="preserve">34 models declared, all purged or detached by prisma/seed.ts</w:t>
             </w:r>
           </w:p>
         </w:tc>
@@ -8172,7 +8398,7 @@
                 <w:sz w:val="14"/>
                 <w:szCs w:val="14"/>
               </w:rPr>
-              <w:t xml:space="preserve">30 ms</w:t>
+              <w:t xml:space="preserve">24 ms</w:t>
             </w:r>
           </w:p>
         </w:tc>
@@ -8275,7 +8501,7 @@
                 <w:sz w:val="17"/>
                 <w:szCs w:val="17"/>
               </w:rPr>
-              <w:t xml:space="preserve">196 source file(s) re-read, no write to the trail outside the module; 9 fingerprints compared between the TypeScript implementation and the server-console mirror, all identical</w:t>
+              <w:t xml:space="preserve">200 source file(s) re-read, no write to the trail outside the module; 9 fingerprints compared between the TypeScript implementation and the server-console mirror, all identical</w:t>
             </w:r>
           </w:p>
         </w:tc>
@@ -8559,7 +8785,7 @@
                 <w:sz w:val="17"/>
                 <w:szCs w:val="17"/>
               </w:rPr>
-              <w:t xml:space="preserve">token redemption and personal change timestamped and requirement lifted, bootstrap account timestamped and flagged for renewal; requireUser() redirects to the renewal screen; 48 entry point(s) re-read, none authenticates outside the guard (3 named exceptions: layout, sign-in, renewal)</w:t>
+              <w:t xml:space="preserve">token redemption and personal change timestamped and requirement lifted, bootstrap account timestamped and flagged for renewal; requireUser() redirects to the renewal screen; 50 entry point(s) re-read, none authenticates outside the guard (3 named exceptions: layout, sign-in, renewal)</w:t>
             </w:r>
           </w:p>
         </w:tc>
@@ -8740,7 +8966,7 @@
                 <w:sz w:val="14"/>
                 <w:szCs w:val="14"/>
               </w:rPr>
-              <w:t xml:space="preserve">226 ms</w:t>
+              <w:t xml:space="preserve">227 ms</w:t>
             </w:r>
           </w:p>
         </w:tc>
@@ -8843,7 +9069,7 @@
                 <w:sz w:val="17"/>
                 <w:szCs w:val="17"/>
               </w:rPr>
-              <w:t xml:space="preserve">196 source file(s) re-read: no password write outside the authorised paths; a single write in the server actions, the personal change, which requires the old password; the console emergency tool issues a token and can no longer derive a password; no password field outside the 6 screens where you type your own</w:t>
+              <w:t xml:space="preserve">200 source file(s) re-read: no password write outside the authorised paths; a single write in the server actions, the personal change, which requires the old password; the console emergency tool issues a token and can no longer derive a password; no password field outside the 7 screens where you type your own</w:t>
             </w:r>
           </w:p>
         </w:tc>
@@ -8882,7 +9108,7 @@
                 <w:sz w:val="14"/>
                 <w:szCs w:val="14"/>
               </w:rPr>
-              <w:t xml:space="preserve">33 ms</w:t>
+              <w:t xml:space="preserve">32 ms</w:t>
             </w:r>
           </w:p>
         </w:tc>
@@ -9024,7 +9250,7 @@
                 <w:sz w:val="14"/>
                 <w:szCs w:val="14"/>
               </w:rPr>
-              <w:t xml:space="preserve">9123 ms</w:t>
+              <w:t xml:space="preserve">14219 ms</w:t>
             </w:r>
           </w:p>
         </w:tc>
@@ -9127,7 +9353,7 @@
                 <w:sz w:val="17"/>
                 <w:szCs w:val="17"/>
               </w:rPr>
-              <w:t xml:space="preserve">181 catalogue messages complete in both languages with identical variables; entry written through the chokepoint read back as “SPEC-OQ30 : En attente → Justifié — justification : ess…” and “SPEC-OQ30: Pending → Justified — justification: essai d…”; the status follows the language, the entered reason is returned identically in both; argument rewriting and key change detected at rank 64, chain restored after reinstatement; an entry without a message serialises over 9 fields as before, 11 with one, console mirror identical on both forms</w:t>
+              <w:t xml:space="preserve">187 catalogue messages complete in both languages with identical variables; entry written through the chokepoint read back as “SPEC-OQ30 : En attente → Justifié — justification : ess…” and “SPEC-OQ30: Pending → Justified — justification: essai d…”; the status follows the language, the entered reason is returned identically in both; argument rewriting and key change detected at rank 64, chain restored after reinstatement; an entry without a message serialises over 9 fields as before, 11 with one, console mirror identical on both forms</w:t>
             </w:r>
           </w:p>
         </w:tc>
@@ -9166,7 +9392,7 @@
                 <w:sz w:val="14"/>
                 <w:szCs w:val="14"/>
               </w:rPr>
-              <w:t xml:space="preserve">29 ms</w:t>
+              <w:t xml:space="preserve">23 ms</w:t>
             </w:r>
           </w:p>
         </w:tc>
@@ -9269,7 +9495,7 @@
                 <w:sz w:val="17"/>
                 <w:szCs w:val="17"/>
               </w:rPr>
-              <w:t xml:space="preserve">archival copy of OQ-012-revision rev. 001 produced (69088 bytes, 1 page(s)); 29 PDF/A-2b structural checks passed — embedded font, “acsp” ICC profile of 3024 bytes, pdfaid metadata part 2 level B, exact offsets; text fully read back through the file's own table, 44 accented or typographic character(s) restored; deterministic production (two runs identical byte for byte)</w:t>
+              <w:t xml:space="preserve">archival copy of OQ-012-revision rev. 001 produced (69093 bytes, 1 page(s)); 29 PDF/A-2b structural checks passed — embedded font, “acsp” ICC profile of 3024 bytes, pdfaid metadata part 2 level B, exact offsets; text fully read back through the file's own table, 44 accented or typographic character(s) restored; deterministic production (two runs identical byte for byte)</w:t>
             </w:r>
           </w:p>
         </w:tc>
@@ -9309,6 +9535,290 @@
                 <w:szCs w:val="14"/>
               </w:rPr>
               <w:t xml:space="preserve">16 ms</w:t>
+            </w:r>
+          </w:p>
+        </w:tc>
+      </w:tr>
+      <w:tr>
+        <w:tc>
+          <w:tcPr>
+            <w:tcW w:type="pct" w:w="13%"/>
+            <w:shd w:fill="F8FAFC"/>
+            <w:tcMar>
+              <w:top w:type="dxa" w:w="80"/>
+              <w:left w:type="dxa" w:w="110"/>
+              <w:bottom w:type="dxa" w:w="80"/>
+              <w:right w:type="dxa" w:w="110"/>
+            </w:tcMar>
+          </w:tcPr>
+          <w:p>
+            <w:pPr>
+              <w:spacing w:after="50"/>
+            </w:pPr>
+            <w:r>
+              <w:rPr>
+                <w:b/>
+                <w:bCs/>
+                <w:color w:val="4338CA"/>
+                <w:sz w:val="17"/>
+                <w:szCs w:val="17"/>
+              </w:rPr>
+              <w:t xml:space="preserve">OQ-32</w:t>
+            </w:r>
+          </w:p>
+          <w:p>
+            <w:pPr>
+              <w:spacing w:after="0"/>
+            </w:pPr>
+            <w:r>
+              <w:rPr>
+                <w:color w:val="475569"/>
+                <w:sz w:val="15"/>
+                <w:szCs w:val="15"/>
+              </w:rPr>
+              <w:t xml:space="preserve">URS-35</w:t>
+            </w:r>
+          </w:p>
+        </w:tc>
+        <w:tc>
+          <w:tcPr>
+            <w:tcW w:type="pct" w:w="30%"/>
+            <w:tcMar>
+              <w:top w:type="dxa" w:w="80"/>
+              <w:left w:type="dxa" w:w="110"/>
+              <w:bottom w:type="dxa" w:w="80"/>
+              <w:right w:type="dxa" w:w="110"/>
+            </w:tcMar>
+          </w:tcPr>
+          <w:p>
+            <w:pPr>
+              <w:spacing w:after="50"/>
+            </w:pPr>
+            <w:r>
+              <w:rPr>
+                <w:b/>
+                <w:bCs/>
+                <w:sz w:val="17"/>
+                <w:szCs w:val="17"/>
+              </w:rPr>
+              <w:t xml:space="preserve">Trail review coverage: rank-contiguous, frozen at opening, no concurrent review</w:t>
+            </w:r>
+          </w:p>
+          <w:p>
+            <w:pPr>
+              <w:spacing w:after="0"/>
+            </w:pPr>
+            <w:r>
+              <w:rPr>
+                <w:color w:val="475569"/>
+                <w:sz w:val="15"/>
+                <w:szCs w:val="15"/>
+              </w:rPr>
+              <w:t xml:space="preserve">Verify that a review freezes its window at opening — entries written while it is open, including those it produces itself, fall into the next one —, that no second review can be opened in parallel, that an empty window is refused, and that two successive reviews leave neither gap nor overlap.</w:t>
+            </w:r>
+          </w:p>
+        </w:tc>
+        <w:tc>
+          <w:tcPr>
+            <w:tcW w:type="pct" w:w="45%"/>
+            <w:tcMar>
+              <w:top w:type="dxa" w:w="80"/>
+              <w:left w:type="dxa" w:w="110"/>
+              <w:bottom w:type="dxa" w:w="80"/>
+              <w:right w:type="dxa" w:w="110"/>
+            </w:tcMar>
+          </w:tcPr>
+          <w:p>
+            <w:pPr>
+              <w:spacing w:after="0"/>
+            </w:pPr>
+            <w:r>
+              <w:rPr>
+                <w:sz w:val="17"/>
+                <w:szCs w:val="17"/>
+              </w:rPr>
+              <w:t xml:space="preserve">successive windows 1-67 then 68-70: contiguous, with no overlap and no gap; concurrent opening refused (“dejaOuverte”); the entry written DURING the first review fell into the second window, the frozen window having not moved; coverage reached rank 74 of 76, 0 gap; no break added to the chain over 75 entries</w:t>
+            </w:r>
+          </w:p>
+        </w:tc>
+        <w:tc>
+          <w:tcPr>
+            <w:tcW w:type="pct" w:w="12%"/>
+            <w:tcMar>
+              <w:top w:type="dxa" w:w="80"/>
+              <w:left w:type="dxa" w:w="110"/>
+              <w:bottom w:type="dxa" w:w="80"/>
+              <w:right w:type="dxa" w:w="110"/>
+            </w:tcMar>
+          </w:tcPr>
+          <w:p>
+            <w:pPr>
+              <w:spacing w:after="40"/>
+            </w:pPr>
+            <w:r>
+              <w:rPr>
+                <w:b/>
+                <w:bCs/>
+                <w:color w:val="047857"/>
+                <w:sz w:val="17"/>
+                <w:szCs w:val="17"/>
+              </w:rPr>
+              <w:t xml:space="preserve">Conforming</w:t>
+            </w:r>
+          </w:p>
+          <w:p>
+            <w:pPr>
+              <w:spacing w:after="0"/>
+            </w:pPr>
+            <w:r>
+              <w:rPr>
+                <w:color w:val="475569"/>
+                <w:sz w:val="14"/>
+                <w:szCs w:val="14"/>
+              </w:rPr>
+              <w:t xml:space="preserve">166 ms</w:t>
+            </w:r>
+          </w:p>
+        </w:tc>
+      </w:tr>
+      <w:tr>
+        <w:tc>
+          <w:tcPr>
+            <w:tcW w:type="pct" w:w="13%"/>
+            <w:shd w:fill="F8FAFC"/>
+            <w:tcMar>
+              <w:top w:type="dxa" w:w="80"/>
+              <w:left w:type="dxa" w:w="110"/>
+              <w:bottom w:type="dxa" w:w="80"/>
+              <w:right w:type="dxa" w:w="110"/>
+            </w:tcMar>
+          </w:tcPr>
+          <w:p>
+            <w:pPr>
+              <w:spacing w:after="50"/>
+            </w:pPr>
+            <w:r>
+              <w:rPr>
+                <w:b/>
+                <w:bCs/>
+                <w:color w:val="4338CA"/>
+                <w:sz w:val="17"/>
+                <w:szCs w:val="17"/>
+              </w:rPr>
+              <w:t xml:space="preserve">OQ-33</w:t>
+            </w:r>
+          </w:p>
+          <w:p>
+            <w:pPr>
+              <w:spacing w:after="0"/>
+            </w:pPr>
+            <w:r>
+              <w:rPr>
+                <w:color w:val="475569"/>
+                <w:sz w:val="15"/>
+                <w:szCs w:val="15"/>
+              </w:rPr>
+              <w:t xml:space="preserve">URS-36</w:t>
+            </w:r>
+          </w:p>
+        </w:tc>
+        <w:tc>
+          <w:tcPr>
+            <w:tcW w:type="pct" w:w="30%"/>
+            <w:tcMar>
+              <w:top w:type="dxa" w:w="80"/>
+              <w:left w:type="dxa" w:w="110"/>
+              <w:bottom w:type="dxa" w:w="80"/>
+              <w:right w:type="dxa" w:w="110"/>
+            </w:tcMar>
+          </w:tcPr>
+          <w:p>
+            <w:pPr>
+              <w:spacing w:after="50"/>
+            </w:pPr>
+            <w:r>
+              <w:rPr>
+                <w:b/>
+                <w:bCs/>
+                <w:sz w:val="17"/>
+                <w:szCs w:val="17"/>
+              </w:rPr>
+              <w:t xml:space="preserve">Closing a review: signature bound to the digest of the reviewed content, impossible on undecided lines</w:t>
+            </w:r>
+          </w:p>
+          <w:p>
+            <w:pPr>
+              <w:spacing w:after="0"/>
+            </w:pPr>
+            <w:r>
+              <w:rPr>
+                <w:color w:val="475569"/>
+                <w:sz w:val="15"/>
+                <w:szCs w:val="15"/>
+              </w:rPr>
+              <w:t xml:space="preserve">Verify that a review refuses to close while any selected entry is undecided or the conclusion is empty, that an affirmative verdict requires its reason, that closing produces a manifestation carrying the printed name, the meaning “Reviewed” and the content digest, that this digest recomputes identically outside the software and changes on the slightest content change, that independence is measured on the SIGNATORY, and that a closed review does not reopen.</w:t>
+            </w:r>
+          </w:p>
+        </w:tc>
+        <w:tc>
+          <w:tcPr>
+            <w:tcW w:type="pct" w:w="45%"/>
+            <w:tcMar>
+              <w:top w:type="dxa" w:w="80"/>
+              <w:left w:type="dxa" w:w="110"/>
+              <w:bottom w:type="dxa" w:w="80"/>
+              <w:right w:type="dxa" w:w="110"/>
+            </w:tcMar>
+          </w:tcPr>
+          <w:p>
+            <w:pPr>
+              <w:spacing w:after="0"/>
+            </w:pPr>
+            <w:r>
+              <w:rPr>
+                <w:sz w:val="17"/>
+                <w:szCs w:val="17"/>
+              </w:rPr>
+              <w:t xml:space="preserve">closure refused three times before being allowed — empty conclusion, 1 undecided entry/entries, affirmative verdict without a reason; manifestation “Testeur QR2 (QR2) · Revu · 06/08/2026 17:59:36 UTC · enregistrement 34AB 06E1 AC12” carrying the printed name, the meaning “Reviewed” and the content digest; digest recomputed identically outside the software, and changed by the slightest change of conclusion or verdict; independence recorded on the SIGNATORY (0 entry/entries written by them, against 5 by the opener); 10 triage rules recorded in the record; re-closing and re-deciding refused; no break added to the chain over 82 entries</w:t>
+            </w:r>
+          </w:p>
+        </w:tc>
+        <w:tc>
+          <w:tcPr>
+            <w:tcW w:type="pct" w:w="12%"/>
+            <w:tcMar>
+              <w:top w:type="dxa" w:w="80"/>
+              <w:left w:type="dxa" w:w="110"/>
+              <w:bottom w:type="dxa" w:w="80"/>
+              <w:right w:type="dxa" w:w="110"/>
+            </w:tcMar>
+          </w:tcPr>
+          <w:p>
+            <w:pPr>
+              <w:spacing w:after="40"/>
+            </w:pPr>
+            <w:r>
+              <w:rPr>
+                <w:b/>
+                <w:bCs/>
+                <w:color w:val="047857"/>
+                <w:sz w:val="17"/>
+                <w:szCs w:val="17"/>
+              </w:rPr>
+              <w:t xml:space="preserve">Conforming</w:t>
+            </w:r>
+          </w:p>
+          <w:p>
+            <w:pPr>
+              <w:spacing w:after="0"/>
+            </w:pPr>
+            <w:r>
+              <w:rPr>
+                <w:color w:val="475569"/>
+                <w:sz w:val="14"/>
+                <w:szCs w:val="14"/>
+              </w:rPr>
+              <w:t xml:space="preserve">111 ms</w:t>
             </w:r>
           </w:p>
         </w:tc>
@@ -12050,6 +12560,160 @@
           </w:p>
         </w:tc>
       </w:tr>
+      <w:tr>
+        <w:tc>
+          <w:tcPr>
+            <w:tcW w:type="pct" w:w="12%"/>
+            <w:tcMar>
+              <w:top w:type="dxa" w:w="80"/>
+              <w:left w:type="dxa" w:w="110"/>
+              <w:bottom w:type="dxa" w:w="80"/>
+              <w:right w:type="dxa" w:w="110"/>
+            </w:tcMar>
+          </w:tcPr>
+          <w:p>
+            <w:pPr>
+              <w:spacing w:after="0"/>
+            </w:pPr>
+            <w:r>
+              <w:rPr>
+                <w:b/>
+                <w:bCs/>
+                <w:color w:val="4338CA"/>
+                <w:sz w:val="17"/>
+                <w:szCs w:val="17"/>
+              </w:rPr>
+              <w:t xml:space="preserve">URS-35</w:t>
+            </w:r>
+          </w:p>
+        </w:tc>
+        <w:tc>
+          <w:tcPr>
+            <w:tcW w:type="pct" w:w="22%"/>
+            <w:tcMar>
+              <w:top w:type="dxa" w:w="80"/>
+              <w:left w:type="dxa" w:w="110"/>
+              <w:bottom w:type="dxa" w:w="80"/>
+              <w:right w:type="dxa" w:w="110"/>
+            </w:tcMar>
+          </w:tcPr>
+          <w:p>
+            <w:pPr>
+              <w:spacing w:after="0"/>
+            </w:pPr>
+            <w:r>
+              <w:rPr>
+                <w:b/>
+                <w:bCs/>
+                <w:color w:val="047857"/>
+                <w:sz w:val="17"/>
+                <w:szCs w:val="17"/>
+              </w:rPr>
+              <w:t xml:space="preserve">OQ-32</w:t>
+            </w:r>
+          </w:p>
+        </w:tc>
+        <w:tc>
+          <w:tcPr>
+            <w:tcW w:type="pct" w:w="66%"/>
+            <w:tcMar>
+              <w:top w:type="dxa" w:w="80"/>
+              <w:left w:type="dxa" w:w="110"/>
+              <w:bottom w:type="dxa" w:w="80"/>
+              <w:right w:type="dxa" w:w="110"/>
+            </w:tcMar>
+          </w:tcPr>
+          <w:p>
+            <w:pPr>
+              <w:spacing w:after="0"/>
+            </w:pPr>
+            <w:r>
+              <w:rPr>
+                <w:sz w:val="17"/>
+                <w:szCs w:val="17"/>
+              </w:rPr>
+              <w:t xml:space="preserve">Automated test case executed by the vendor at every version, result in section 5.1.</w:t>
+            </w:r>
+          </w:p>
+        </w:tc>
+      </w:tr>
+      <w:tr>
+        <w:tc>
+          <w:tcPr>
+            <w:tcW w:type="pct" w:w="12%"/>
+            <w:tcMar>
+              <w:top w:type="dxa" w:w="80"/>
+              <w:left w:type="dxa" w:w="110"/>
+              <w:bottom w:type="dxa" w:w="80"/>
+              <w:right w:type="dxa" w:w="110"/>
+            </w:tcMar>
+          </w:tcPr>
+          <w:p>
+            <w:pPr>
+              <w:spacing w:after="0"/>
+            </w:pPr>
+            <w:r>
+              <w:rPr>
+                <w:b/>
+                <w:bCs/>
+                <w:color w:val="4338CA"/>
+                <w:sz w:val="17"/>
+                <w:szCs w:val="17"/>
+              </w:rPr>
+              <w:t xml:space="preserve">URS-36</w:t>
+            </w:r>
+          </w:p>
+        </w:tc>
+        <w:tc>
+          <w:tcPr>
+            <w:tcW w:type="pct" w:w="22%"/>
+            <w:tcMar>
+              <w:top w:type="dxa" w:w="80"/>
+              <w:left w:type="dxa" w:w="110"/>
+              <w:bottom w:type="dxa" w:w="80"/>
+              <w:right w:type="dxa" w:w="110"/>
+            </w:tcMar>
+          </w:tcPr>
+          <w:p>
+            <w:pPr>
+              <w:spacing w:after="0"/>
+            </w:pPr>
+            <w:r>
+              <w:rPr>
+                <w:b/>
+                <w:bCs/>
+                <w:color w:val="047857"/>
+                <w:sz w:val="17"/>
+                <w:szCs w:val="17"/>
+              </w:rPr>
+              <w:t xml:space="preserve">OQ-33</w:t>
+            </w:r>
+          </w:p>
+        </w:tc>
+        <w:tc>
+          <w:tcPr>
+            <w:tcW w:type="pct" w:w="66%"/>
+            <w:tcMar>
+              <w:top w:type="dxa" w:w="80"/>
+              <w:left w:type="dxa" w:w="110"/>
+              <w:bottom w:type="dxa" w:w="80"/>
+              <w:right w:type="dxa" w:w="110"/>
+            </w:tcMar>
+          </w:tcPr>
+          <w:p>
+            <w:pPr>
+              <w:spacing w:after="0"/>
+            </w:pPr>
+            <w:r>
+              <w:rPr>
+                <w:sz w:val="17"/>
+                <w:szCs w:val="17"/>
+              </w:rPr>
+              <w:t xml:space="preserve">Automated test case executed by the vendor at every version, result in section 5.1.</w:t>
+            </w:r>
+          </w:p>
+        </w:tc>
+      </w:tr>
     </w:tbl>
     <w:p>
       <w:pPr>
@@ -12069,7 +12733,7 @@
           <w:sz w:val="20"/>
           <w:szCs w:val="20"/>
         </w:rPr>
-        <w:t xml:space="preserve">Of the 34 requirements, 30 are verified automatically by the vendor and 4 must be verified at your site. This is not an arbitrary split: those 4 requirements are not observable without a browser, without an HTTP request, or without your infrastructure. Counting them as covered would be an unverifiable claim.</w:t>
+        <w:t xml:space="preserve">Of the 36 requirements, 32 are verified automatically by the vendor and 4 must be verified at your site. This is not an arbitrary split: those 4 requirements are not observable without a browser, without an HTTP request, or without your infrastructure. Counting them as covered would be an unverifiable claim.</w:t>
       </w:r>
     </w:p>
     <w:p>
@@ -12421,7 +13085,7 @@
         <w:sz w:val="15"/>
         <w:szCs w:val="15"/>
       </w:rPr>
-      <w:t xml:space="preserve">   ·   Version 1.2.1 · OQ report executed on 6 August 2026 at 15:08 UTC</w:t>
+      <w:t xml:space="preserve">   ·   Version 1.2.1 · OQ report executed on 6 August 2026 at 17:59 UTC</w:t>
     </w:r>
   </w:p>
 </w:ftr>

--- a/docs/Filum_software_validation_file.docx
+++ b/docs/Filum_software_validation_file.docx
@@ -430,7 +430,7 @@
           <w:sz w:val="20"/>
           <w:szCs w:val="20"/>
         </w:rPr>
-        <w:t xml:space="preserve">The 36 requirements below state what the software must do. The risk level is that of the requirement FAILING, not of its commercial importance: it determines the depth of verification.</w:t>
+        <w:t xml:space="preserve">The 37 requirements below state what the software must do. The risk level is that of the requirement FAILING, not of its commercial importance: it determines the depth of verification.</w:t>
       </w:r>
     </w:p>
     <w:tbl>
@@ -4625,6 +4625,119 @@
           </w:p>
         </w:tc>
       </w:tr>
+      <w:tr>
+        <w:tc>
+          <w:tcPr>
+            <w:tcW w:type="pct" w:w="11%"/>
+            <w:shd w:fill="F8FAFC"/>
+            <w:tcMar>
+              <w:top w:type="dxa" w:w="80"/>
+              <w:left w:type="dxa" w:w="110"/>
+              <w:bottom w:type="dxa" w:w="80"/>
+              <w:right w:type="dxa" w:w="110"/>
+            </w:tcMar>
+          </w:tcPr>
+          <w:p>
+            <w:pPr>
+              <w:spacing w:after="60"/>
+            </w:pPr>
+            <w:r>
+              <w:rPr>
+                <w:b/>
+                <w:bCs/>
+                <w:color w:val="4338CA"/>
+                <w:sz w:val="17"/>
+                <w:szCs w:val="17"/>
+              </w:rPr>
+              <w:t xml:space="preserve">URS-37</w:t>
+            </w:r>
+          </w:p>
+          <w:p>
+            <w:pPr>
+              <w:spacing w:after="0"/>
+            </w:pPr>
+            <w:r>
+              <w:rPr>
+                <w:b/>
+                <w:bCs/>
+                <w:color w:val="B45309"/>
+                <w:sz w:val="15"/>
+                <w:szCs w:val="15"/>
+              </w:rPr>
+              <w:t xml:space="preserve">Medium</w:t>
+            </w:r>
+          </w:p>
+        </w:tc>
+        <w:tc>
+          <w:tcPr>
+            <w:tcW w:type="pct" w:w="41%"/>
+            <w:tcMar>
+              <w:top w:type="dxa" w:w="80"/>
+              <w:left w:type="dxa" w:w="110"/>
+              <w:bottom w:type="dxa" w:w="80"/>
+              <w:right w:type="dxa" w:w="110"/>
+            </w:tcMar>
+          </w:tcPr>
+          <w:p>
+            <w:pPr>
+              <w:spacing w:after="0"/>
+            </w:pPr>
+            <w:r>
+              <w:rPr>
+                <w:sz w:val="17"/>
+                <w:szCs w:val="17"/>
+              </w:rPr>
+              <w:t xml:space="preserve">Statement quality checks are DETERMINISTIC and free of side effects: they run without an API key and without network access, return the same result for the same statement, quote the offending fragment exactly as written, never write into the record and never prevent saving it.</w:t>
+            </w:r>
+          </w:p>
+        </w:tc>
+        <w:tc>
+          <w:tcPr>
+            <w:tcW w:type="pct" w:w="28%"/>
+            <w:tcMar>
+              <w:top w:type="dxa" w:w="80"/>
+              <w:left w:type="dxa" w:w="110"/>
+              <w:bottom w:type="dxa" w:w="80"/>
+              <w:right w:type="dxa" w:w="110"/>
+            </w:tcMar>
+          </w:tcPr>
+          <w:p>
+            <w:pPr>
+              <w:spacing w:after="0"/>
+            </w:pPr>
+            <w:r>
+              <w:rPr>
+                <w:sz w:val="17"/>
+                <w:szCs w:val="17"/>
+              </w:rPr>
+              <w:t xml:space="preserve">A check that rewrote the statement would change the author of a record without anyone deciding it — ALCOA+ attribution would collapse. A check that blocked saving would be circumvented by removing the trigger word, and would become decoration giving an illusion of control. A check depending on a language model would not return the same verdict twice and could not be qualified.</w:t>
+            </w:r>
+          </w:p>
+        </w:tc>
+        <w:tc>
+          <w:tcPr>
+            <w:tcW w:type="pct" w:w="20%"/>
+            <w:tcMar>
+              <w:top w:type="dxa" w:w="80"/>
+              <w:left w:type="dxa" w:w="110"/>
+              <w:bottom w:type="dxa" w:w="80"/>
+              <w:right w:type="dxa" w:w="110"/>
+            </w:tcMar>
+          </w:tcPr>
+          <w:p>
+            <w:pPr>
+              <w:spacing w:after="0"/>
+            </w:pPr>
+            <w:r>
+              <w:rPr>
+                <w:sz w:val="17"/>
+                <w:szCs w:val="17"/>
+              </w:rPr>
+              <w:t xml:space="preserve">ISO 13485 §7.3.3 · IEC 62366-1 §5.1 · 21 CFR 820.30(c)</w:t>
+            </w:r>
+          </w:p>
+        </w:tc>
+      </w:tr>
     </w:tbl>
     <w:p>
       <w:pPr>
@@ -4644,7 +4757,7 @@
           <w:sz w:val="20"/>
           <w:szCs w:val="20"/>
         </w:rPr>
-        <w:t xml:space="preserve">Breakdown: 24 requirements at high risk, 10 at medium risk, 2 at low risk. Every high-risk requirement bears on the integrity or the attribution of records: its failure does not degrade convenience, it makes a record indefensible. Each is covered by a dedicated test case, executed at every version.</w:t>
+        <w:t xml:space="preserve">Breakdown: 24 requirements at high risk, 11 at medium risk, 2 at low risk. Every high-risk requirement bears on the integrity or the attribution of records: its failure does not degrade convenience, it makes a record indefensible. Each is covered by a dedicated test case, executed at every version.</w:t>
       </w:r>
     </w:p>
     <w:p>
@@ -4795,7 +4908,7 @@
                 <w:sz w:val="17"/>
                 <w:szCs w:val="17"/>
               </w:rPr>
-              <w:t xml:space="preserve">6 August 2026 at 17:59</w:t>
+              <w:t xml:space="preserve">6 August 2026 at 19:52</w:t>
             </w:r>
           </w:p>
         </w:tc>
@@ -4998,7 +5111,7 @@
                 <w:sz w:val="17"/>
                 <w:szCs w:val="17"/>
               </w:rPr>
-              <w:t xml:space="preserve">33 of 33 cases conforming — no deviation</w:t>
+              <w:t xml:space="preserve">34 of 34 cases conforming — no deviation</w:t>
             </w:r>
           </w:p>
         </w:tc>
@@ -5377,7 +5490,7 @@
                 <w:sz w:val="17"/>
                 <w:szCs w:val="17"/>
               </w:rPr>
-              <w:t xml:space="preserve">distinct fingerprints for one same password (a2b9030729d2… ≠ c124c47c008b…), correct verification, wrong and empty passwords refused</w:t>
+              <w:t xml:space="preserve">distinct fingerprints for one same password (770008180c66… ≠ d0bfb8df4d32…), correct verification, wrong and empty passwords refused</w:t>
             </w:r>
           </w:p>
         </w:tc>
@@ -5416,7 +5529,7 @@
                 <w:sz w:val="14"/>
                 <w:szCs w:val="14"/>
               </w:rPr>
-              <w:t xml:space="preserve">137 ms</w:t>
+              <w:t xml:space="preserve">144 ms</w:t>
             </w:r>
           </w:p>
         </w:tc>
@@ -5661,7 +5774,7 @@
                 <w:sz w:val="17"/>
                 <w:szCs w:val="17"/>
               </w:rPr>
-              <w:t xml:space="preserve">content frozen, fingerprint 24604eb157d7fa54…, 10486 bytes kept, operation logged</w:t>
+              <w:t xml:space="preserve">content frozen, fingerprint 24604eb157d7fa54…, 10487 bytes kept, operation logged</w:t>
             </w:r>
           </w:p>
         </w:tc>
@@ -5700,7 +5813,7 @@
                 <w:sz w:val="14"/>
                 <w:szCs w:val="14"/>
               </w:rPr>
-              <w:t xml:space="preserve">113 ms</w:t>
+              <w:t xml:space="preserve">125 ms</w:t>
             </w:r>
           </w:p>
         </w:tc>
@@ -5803,7 +5916,7 @@
                 <w:sz w:val="17"/>
                 <w:szCs w:val="17"/>
               </w:rPr>
-              <w:t xml:space="preserve">signature linked to snapshot cmshtlnf…, attested fingerprint 3767 CD80 ACC9, manifestation “Testeur QA1 (QA1) · Approuvé · 06/08/2026 17:59:19 UTC · enregistrement 3767 CD80 ACC9”</w:t>
+              <w:t xml:space="preserve">signature linked to snapshot cmshxn9r…, attested fingerprint 3767 CD80 ACC9, manifestation “Testeur QA1 (QA1) · Approuvé · 06/08/2026 19:52:33 UTC · enregistrement 3767 CD80 ACC9”</w:t>
             </w:r>
           </w:p>
         </w:tc>
@@ -5842,7 +5955,7 @@
                 <w:sz w:val="14"/>
                 <w:szCs w:val="14"/>
               </w:rPr>
-              <w:t xml:space="preserve">44 ms</w:t>
+              <w:t xml:space="preserve">42 ms</w:t>
             </w:r>
           </w:p>
         </w:tc>
@@ -5945,7 +6058,7 @@
                 <w:sz w:val="17"/>
                 <w:szCs w:val="17"/>
               </w:rPr>
-              <w:t xml:space="preserve">10489 bytes re-read identically; one byte flipped at position 5244 detected</w:t>
+              <w:t xml:space="preserve">10488 bytes re-read identically; one byte flipped at position 5244 detected</w:t>
             </w:r>
           </w:p>
         </w:tc>
@@ -5984,7 +6097,7 @@
                 <w:sz w:val="14"/>
                 <w:szCs w:val="14"/>
               </w:rPr>
-              <w:t xml:space="preserve">53 ms</w:t>
+              <w:t xml:space="preserve">58 ms</w:t>
             </w:r>
           </w:p>
         </w:tc>
@@ -6268,7 +6381,7 @@
                 <w:sz w:val="14"/>
                 <w:szCs w:val="14"/>
               </w:rPr>
-              <w:t xml:space="preserve">55 ms</w:t>
+              <w:t xml:space="preserve">49 ms</w:t>
             </w:r>
           </w:p>
         </w:tc>
@@ -6410,7 +6523,7 @@
                 <w:sz w:val="14"/>
                 <w:szCs w:val="14"/>
               </w:rPr>
-              <w:t xml:space="preserve">74 ms</w:t>
+              <w:t xml:space="preserve">77 ms</w:t>
             </w:r>
           </w:p>
         </w:tc>
@@ -6513,7 +6626,7 @@
                 <w:sz w:val="17"/>
                 <w:szCs w:val="17"/>
               </w:rPr>
-              <w:t xml:space="preserve">2 snapshots kept: the review freeze stays readable (10494 B, superseded), the approved record carries the same content fingerprint</w:t>
+              <w:t xml:space="preserve">2 snapshots kept: the review freeze stays readable (10497 B, superseded), the approved record carries the same content fingerprint</w:t>
             </w:r>
           </w:p>
         </w:tc>
@@ -6552,7 +6665,7 @@
                 <w:sz w:val="14"/>
                 <w:szCs w:val="14"/>
               </w:rPr>
-              <w:t xml:space="preserve">77 ms</w:t>
+              <w:t xml:space="preserve">78 ms</w:t>
             </w:r>
           </w:p>
         </w:tc>
@@ -6694,7 +6807,7 @@
                 <w:sz w:val="14"/>
                 <w:szCs w:val="14"/>
               </w:rPr>
-              <w:t xml:space="preserve">68 ms</w:t>
+              <w:t xml:space="preserve">79 ms</w:t>
             </w:r>
           </w:p>
         </w:tc>
@@ -6797,7 +6910,7 @@
                 <w:sz w:val="17"/>
                 <w:szCs w:val="17"/>
               </w:rPr>
-              <w:t xml:space="preserve">147 source files inspected: no modification or deletion of an entry; 1 files in append-only mode</w:t>
+              <w:t xml:space="preserve">150 source files inspected: no modification or deletion of an entry; 1 files in append-only mode</w:t>
             </w:r>
           </w:p>
         </w:tc>
@@ -6836,7 +6949,7 @@
                 <w:sz w:val="14"/>
                 <w:szCs w:val="14"/>
               </w:rPr>
-              <w:t xml:space="preserve">26 ms</w:t>
+              <w:t xml:space="preserve">28 ms</w:t>
             </w:r>
           </w:p>
         </w:tc>
@@ -6978,7 +7091,7 @@
                 <w:sz w:val="14"/>
                 <w:szCs w:val="14"/>
               </w:rPr>
-              <w:t xml:space="preserve">24 ms</w:t>
+              <w:t xml:space="preserve">23 ms</w:t>
             </w:r>
           </w:p>
         </w:tc>
@@ -7120,7 +7233,7 @@
                 <w:sz w:val="14"/>
                 <w:szCs w:val="14"/>
               </w:rPr>
-              <w:t xml:space="preserve">0 ms</w:t>
+              <w:t xml:space="preserve">1 ms</w:t>
             </w:r>
           </w:p>
         </w:tc>
@@ -7262,7 +7375,7 @@
                 <w:sz w:val="14"/>
                 <w:szCs w:val="14"/>
               </w:rPr>
-              <w:t xml:space="preserve">1 ms</w:t>
+              <w:t xml:space="preserve">0 ms</w:t>
             </w:r>
           </w:p>
         </w:tc>
@@ -7404,7 +7517,7 @@
                 <w:sz w:val="14"/>
                 <w:szCs w:val="14"/>
               </w:rPr>
-              <w:t xml:space="preserve">312 ms</w:t>
+              <w:t xml:space="preserve">314 ms</w:t>
             </w:r>
           </w:p>
         </w:tc>
@@ -7507,7 +7620,7 @@
                 <w:sz w:val="17"/>
                 <w:szCs w:val="17"/>
               </w:rPr>
-              <w:t xml:space="preserve">13 record(s) archived, 43 file(s) covered by empreintes.sha256, 0 deviation; anchor b220dc2af1cc3347…; frozen bytes returned identically; one byte altered, detected and flagged ALTERED, file kept inside the archive</w:t>
+              <w:t xml:space="preserve">13 record(s) archived, 43 file(s) covered by empreintes.sha256, 0 deviation; anchor e1713d0c523fe513…; frozen bytes returned identically; one byte altered, detected and flagged ALTERED, file kept inside the archive</w:t>
             </w:r>
           </w:p>
         </w:tc>
@@ -7546,7 +7659,7 @@
                 <w:sz w:val="14"/>
                 <w:szCs w:val="14"/>
               </w:rPr>
-              <w:t xml:space="preserve">449 ms</w:t>
+              <w:t xml:space="preserve">472 ms</w:t>
             </w:r>
           </w:p>
         </w:tc>
@@ -7688,7 +7801,7 @@
                 <w:sz w:val="14"/>
                 <w:szCs w:val="14"/>
               </w:rPr>
-              <w:t xml:space="preserve">13 ms</w:t>
+              <w:t xml:space="preserve">12 ms</w:t>
             </w:r>
           </w:p>
         </w:tc>
@@ -7830,7 +7943,7 @@
                 <w:sz w:val="14"/>
                 <w:szCs w:val="14"/>
               </w:rPr>
-              <w:t xml:space="preserve">378 ms</w:t>
+              <w:t xml:space="preserve">377 ms</w:t>
             </w:r>
           </w:p>
         </w:tc>
@@ -7972,7 +8085,7 @@
                 <w:sz w:val="14"/>
                 <w:szCs w:val="14"/>
               </w:rPr>
-              <w:t xml:space="preserve">312 ms</w:t>
+              <w:t xml:space="preserve">292 ms</w:t>
             </w:r>
           </w:p>
         </w:tc>
@@ -8114,7 +8227,7 @@
                 <w:sz w:val="14"/>
                 <w:szCs w:val="14"/>
               </w:rPr>
-              <w:t xml:space="preserve">1 ms</w:t>
+              <w:t xml:space="preserve">2 ms</w:t>
             </w:r>
           </w:p>
         </w:tc>
@@ -8398,7 +8511,7 @@
                 <w:sz w:val="14"/>
                 <w:szCs w:val="14"/>
               </w:rPr>
-              <w:t xml:space="preserve">24 ms</w:t>
+              <w:t xml:space="preserve">23 ms</w:t>
             </w:r>
           </w:p>
         </w:tc>
@@ -8501,7 +8614,7 @@
                 <w:sz w:val="17"/>
                 <w:szCs w:val="17"/>
               </w:rPr>
-              <w:t xml:space="preserve">200 source file(s) re-read, no write to the trail outside the module; 9 fingerprints compared between the TypeScript implementation and the server-console mirror, all identical</w:t>
+              <w:t xml:space="preserve">204 source file(s) re-read, no write to the trail outside the module; 9 fingerprints compared between the TypeScript implementation and the server-console mirror, all identical</w:t>
             </w:r>
           </w:p>
         </w:tc>
@@ -8540,7 +8653,7 @@
                 <w:sz w:val="14"/>
                 <w:szCs w:val="14"/>
               </w:rPr>
-              <w:t xml:space="preserve">26 ms</w:t>
+              <w:t xml:space="preserve">28 ms</w:t>
             </w:r>
           </w:p>
         </w:tc>
@@ -8824,7 +8937,7 @@
                 <w:sz w:val="14"/>
                 <w:szCs w:val="14"/>
               </w:rPr>
-              <w:t xml:space="preserve">8 ms</w:t>
+              <w:t xml:space="preserve">9 ms</w:t>
             </w:r>
           </w:p>
         </w:tc>
@@ -8966,7 +9079,7 @@
                 <w:sz w:val="14"/>
                 <w:szCs w:val="14"/>
               </w:rPr>
-              <w:t xml:space="preserve">227 ms</w:t>
+              <w:t xml:space="preserve">225 ms</w:t>
             </w:r>
           </w:p>
         </w:tc>
@@ -9069,7 +9182,7 @@
                 <w:sz w:val="17"/>
                 <w:szCs w:val="17"/>
               </w:rPr>
-              <w:t xml:space="preserve">200 source file(s) re-read: no password write outside the authorised paths; a single write in the server actions, the personal change, which requires the old password; the console emergency tool issues a token and can no longer derive a password; no password field outside the 7 screens where you type your own</w:t>
+              <w:t xml:space="preserve">204 source file(s) re-read: no password write outside the authorised paths; a single write in the server actions, the personal change, which requires the old password; the console emergency tool issues a token and can no longer derive a password; no password field outside the 7 screens where you type your own</w:t>
             </w:r>
           </w:p>
         </w:tc>
@@ -9250,7 +9363,7 @@
                 <w:sz w:val="14"/>
                 <w:szCs w:val="14"/>
               </w:rPr>
-              <w:t xml:space="preserve">14219 ms</w:t>
+              <w:t xml:space="preserve">9010 ms</w:t>
             </w:r>
           </w:p>
         </w:tc>
@@ -9392,7 +9505,7 @@
                 <w:sz w:val="14"/>
                 <w:szCs w:val="14"/>
               </w:rPr>
-              <w:t xml:space="preserve">23 ms</w:t>
+              <w:t xml:space="preserve">26 ms</w:t>
             </w:r>
           </w:p>
         </w:tc>
@@ -9495,7 +9608,7 @@
                 <w:sz w:val="17"/>
                 <w:szCs w:val="17"/>
               </w:rPr>
-              <w:t xml:space="preserve">archival copy of OQ-012-revision rev. 001 produced (69093 bytes, 1 page(s)); 29 PDF/A-2b structural checks passed — embedded font, “acsp” ICC profile of 3024 bytes, pdfaid metadata part 2 level B, exact offsets; text fully read back through the file's own table, 44 accented or typographic character(s) restored; deterministic production (two runs identical byte for byte)</w:t>
+              <w:t xml:space="preserve">archival copy of OQ-012-revision rev. 001 produced (69081 bytes, 1 page(s)); 29 PDF/A-2b structural checks passed — embedded font, “acsp” ICC profile of 3024 bytes, pdfaid metadata part 2 level B, exact offsets; text fully read back through the file's own table, 44 accented or typographic character(s) restored; deterministic production (two runs identical byte for byte)</w:t>
             </w:r>
           </w:p>
         </w:tc>
@@ -9676,7 +9789,7 @@
                 <w:sz w:val="14"/>
                 <w:szCs w:val="14"/>
               </w:rPr>
-              <w:t xml:space="preserve">166 ms</w:t>
+              <w:t xml:space="preserve">148 ms</w:t>
             </w:r>
           </w:p>
         </w:tc>
@@ -9779,7 +9892,7 @@
                 <w:sz w:val="17"/>
                 <w:szCs w:val="17"/>
               </w:rPr>
-              <w:t xml:space="preserve">closure refused three times before being allowed — empty conclusion, 1 undecided entry/entries, affirmative verdict without a reason; manifestation “Testeur QR2 (QR2) · Revu · 06/08/2026 17:59:36 UTC · enregistrement 34AB 06E1 AC12” carrying the printed name, the meaning “Reviewed” and the content digest; digest recomputed identically outside the software, and changed by the slightest change of conclusion or verdict; independence recorded on the SIGNATORY (0 entry/entries written by them, against 5 by the opener); 10 triage rules recorded in the record; re-closing and re-deciding refused; no break added to the chain over 82 entries</w:t>
+              <w:t xml:space="preserve">closure refused three times before being allowed — empty conclusion, 1 undecided entry/entries, affirmative verdict without a reason; manifestation “Testeur QR2 (QR2) · Revu · 06/08/2026 19:52:45 UTC · enregistrement B6FE 0DDE 145A” carrying the printed name, the meaning “Reviewed” and the content digest; digest recomputed identically outside the software, and changed by the slightest change of conclusion or verdict; independence recorded on the SIGNATORY (0 entry/entries written by them, against 5 by the opener); 10 triage rules recorded in the record; re-closing and re-deciding refused; no break added to the chain over 82 entries</w:t>
             </w:r>
           </w:p>
         </w:tc>
@@ -9818,7 +9931,149 @@
                 <w:sz w:val="14"/>
                 <w:szCs w:val="14"/>
               </w:rPr>
-              <w:t xml:space="preserve">111 ms</w:t>
+              <w:t xml:space="preserve">110 ms</w:t>
+            </w:r>
+          </w:p>
+        </w:tc>
+      </w:tr>
+      <w:tr>
+        <w:tc>
+          <w:tcPr>
+            <w:tcW w:type="pct" w:w="13%"/>
+            <w:shd w:fill="F8FAFC"/>
+            <w:tcMar>
+              <w:top w:type="dxa" w:w="80"/>
+              <w:left w:type="dxa" w:w="110"/>
+              <w:bottom w:type="dxa" w:w="80"/>
+              <w:right w:type="dxa" w:w="110"/>
+            </w:tcMar>
+          </w:tcPr>
+          <w:p>
+            <w:pPr>
+              <w:spacing w:after="50"/>
+            </w:pPr>
+            <w:r>
+              <w:rPr>
+                <w:b/>
+                <w:bCs/>
+                <w:color w:val="4338CA"/>
+                <w:sz w:val="17"/>
+                <w:szCs w:val="17"/>
+              </w:rPr>
+              <w:t xml:space="preserve">OQ-34</w:t>
+            </w:r>
+          </w:p>
+          <w:p>
+            <w:pPr>
+              <w:spacing w:after="0"/>
+            </w:pPr>
+            <w:r>
+              <w:rPr>
+                <w:color w:val="475569"/>
+                <w:sz w:val="15"/>
+                <w:szCs w:val="15"/>
+              </w:rPr>
+              <w:t xml:space="preserve">URS-37</w:t>
+            </w:r>
+          </w:p>
+        </w:tc>
+        <w:tc>
+          <w:tcPr>
+            <w:tcW w:type="pct" w:w="30%"/>
+            <w:tcMar>
+              <w:top w:type="dxa" w:w="80"/>
+              <w:left w:type="dxa" w:w="110"/>
+              <w:bottom w:type="dxa" w:w="80"/>
+              <w:right w:type="dxa" w:w="110"/>
+            </w:tcMar>
+          </w:tcPr>
+          <w:p>
+            <w:pPr>
+              <w:spacing w:after="50"/>
+            </w:pPr>
+            <w:r>
+              <w:rPr>
+                <w:b/>
+                <w:bCs/>
+                <w:sz w:val="17"/>
+                <w:szCs w:val="17"/>
+              </w:rPr>
+              <w:t xml:space="preserve">Statement quality: deterministic, network-free, write-free, block-free</w:t>
+            </w:r>
+          </w:p>
+          <w:p>
+            <w:pPr>
+              <w:spacing w:after="0"/>
+            </w:pPr>
+            <w:r>
+              <w:rPr>
+                <w:color w:val="475569"/>
+                <w:sz w:val="15"/>
+                <w:szCs w:val="15"/>
+              </w:rPr>
+              <w:t xml:space="preserve">Verify that the checks return the same verdict for the same statement, that they quote the offending fragment exactly as written, that they recognise the EARS patterns, that they do not cry wolf on correct statements — normative references and programme numbers included — and that nothing in the module writes to the database, calls the network, or can prevent a save.</w:t>
+            </w:r>
+          </w:p>
+        </w:tc>
+        <w:tc>
+          <w:tcPr>
+            <w:tcW w:type="pct" w:w="45%"/>
+            <w:tcMar>
+              <w:top w:type="dxa" w:w="80"/>
+              <w:left w:type="dxa" w:w="110"/>
+              <w:bottom w:type="dxa" w:w="80"/>
+              <w:right w:type="dxa" w:w="110"/>
+            </w:tcMar>
+          </w:tcPr>
+          <w:p>
+            <w:pPr>
+              <w:spacing w:after="0"/>
+            </w:pPr>
+            <w:r>
+              <w:rPr>
+                <w:sz w:val="17"/>
+                <w:szCs w:val="17"/>
+              </w:rPr>
+              <w:t xml:space="preserve">11 deterministic rules exercised on 11 faulty statements: each fired and quoted the author's exact fragment; no finding on 5 correct statements, normative references (ISO 14971, IEC 60601-1) and programme number (OD-300) included; 5 EARS patterns recognised over 7 statements in both languages, and no pattern returned for a sentence without an obligation verb; 16 analyses replayed identically (determinism); the module references no database, no network and no server module, and requirement creation does not consult it — so no finding can prevent a save</w:t>
+            </w:r>
+          </w:p>
+        </w:tc>
+        <w:tc>
+          <w:tcPr>
+            <w:tcW w:type="pct" w:w="12%"/>
+            <w:tcMar>
+              <w:top w:type="dxa" w:w="80"/>
+              <w:left w:type="dxa" w:w="110"/>
+              <w:bottom w:type="dxa" w:w="80"/>
+              <w:right w:type="dxa" w:w="110"/>
+            </w:tcMar>
+          </w:tcPr>
+          <w:p>
+            <w:pPr>
+              <w:spacing w:after="40"/>
+            </w:pPr>
+            <w:r>
+              <w:rPr>
+                <w:b/>
+                <w:bCs/>
+                <w:color w:val="047857"/>
+                <w:sz w:val="17"/>
+                <w:szCs w:val="17"/>
+              </w:rPr>
+              <w:t xml:space="preserve">Conforming</w:t>
+            </w:r>
+          </w:p>
+          <w:p>
+            <w:pPr>
+              <w:spacing w:after="0"/>
+            </w:pPr>
+            <w:r>
+              <w:rPr>
+                <w:color w:val="475569"/>
+                <w:sz w:val="14"/>
+                <w:szCs w:val="14"/>
+              </w:rPr>
+              <w:t xml:space="preserve">8 ms</w:t>
             </w:r>
           </w:p>
         </w:tc>
@@ -12714,6 +12969,83 @@
           </w:p>
         </w:tc>
       </w:tr>
+      <w:tr>
+        <w:tc>
+          <w:tcPr>
+            <w:tcW w:type="pct" w:w="12%"/>
+            <w:tcMar>
+              <w:top w:type="dxa" w:w="80"/>
+              <w:left w:type="dxa" w:w="110"/>
+              <w:bottom w:type="dxa" w:w="80"/>
+              <w:right w:type="dxa" w:w="110"/>
+            </w:tcMar>
+          </w:tcPr>
+          <w:p>
+            <w:pPr>
+              <w:spacing w:after="0"/>
+            </w:pPr>
+            <w:r>
+              <w:rPr>
+                <w:b/>
+                <w:bCs/>
+                <w:color w:val="4338CA"/>
+                <w:sz w:val="17"/>
+                <w:szCs w:val="17"/>
+              </w:rPr>
+              <w:t xml:space="preserve">URS-37</w:t>
+            </w:r>
+          </w:p>
+        </w:tc>
+        <w:tc>
+          <w:tcPr>
+            <w:tcW w:type="pct" w:w="22%"/>
+            <w:tcMar>
+              <w:top w:type="dxa" w:w="80"/>
+              <w:left w:type="dxa" w:w="110"/>
+              <w:bottom w:type="dxa" w:w="80"/>
+              <w:right w:type="dxa" w:w="110"/>
+            </w:tcMar>
+          </w:tcPr>
+          <w:p>
+            <w:pPr>
+              <w:spacing w:after="0"/>
+            </w:pPr>
+            <w:r>
+              <w:rPr>
+                <w:b/>
+                <w:bCs/>
+                <w:color w:val="047857"/>
+                <w:sz w:val="17"/>
+                <w:szCs w:val="17"/>
+              </w:rPr>
+              <w:t xml:space="preserve">OQ-34</w:t>
+            </w:r>
+          </w:p>
+        </w:tc>
+        <w:tc>
+          <w:tcPr>
+            <w:tcW w:type="pct" w:w="66%"/>
+            <w:tcMar>
+              <w:top w:type="dxa" w:w="80"/>
+              <w:left w:type="dxa" w:w="110"/>
+              <w:bottom w:type="dxa" w:w="80"/>
+              <w:right w:type="dxa" w:w="110"/>
+            </w:tcMar>
+          </w:tcPr>
+          <w:p>
+            <w:pPr>
+              <w:spacing w:after="0"/>
+            </w:pPr>
+            <w:r>
+              <w:rPr>
+                <w:sz w:val="17"/>
+                <w:szCs w:val="17"/>
+              </w:rPr>
+              <w:t xml:space="preserve">Automated test case executed by the vendor at every version, result in section 5.1.</w:t>
+            </w:r>
+          </w:p>
+        </w:tc>
+      </w:tr>
     </w:tbl>
     <w:p>
       <w:pPr>
@@ -12733,7 +13065,7 @@
           <w:sz w:val="20"/>
           <w:szCs w:val="20"/>
         </w:rPr>
-        <w:t xml:space="preserve">Of the 36 requirements, 32 are verified automatically by the vendor and 4 must be verified at your site. This is not an arbitrary split: those 4 requirements are not observable without a browser, without an HTTP request, or without your infrastructure. Counting them as covered would be an unverifiable claim.</w:t>
+        <w:t xml:space="preserve">Of the 37 requirements, 33 are verified automatically by the vendor and 4 must be verified at your site. This is not an arbitrary split: those 4 requirements are not observable without a browser, without an HTTP request, or without your infrastructure. Counting them as covered would be an unverifiable claim.</w:t>
       </w:r>
     </w:p>
     <w:p>
@@ -13085,7 +13417,7 @@
         <w:sz w:val="15"/>
         <w:szCs w:val="15"/>
       </w:rPr>
-      <w:t xml:space="preserve">   ·   Version 1.2.1 · OQ report executed on 6 August 2026 at 17:59 UTC</w:t>
+      <w:t xml:space="preserve">   ·   Version 1.2.1 · OQ report executed on 6 August 2026 at 19:52 UTC</w:t>
     </w:r>
   </w:p>
 </w:ftr>

--- a/docs/Filum_software_validation_file.docx
+++ b/docs/Filum_software_validation_file.docx
@@ -430,7 +430,7 @@
           <w:sz w:val="20"/>
           <w:szCs w:val="20"/>
         </w:rPr>
-        <w:t xml:space="preserve">The 37 requirements below state what the software must do. The risk level is that of the requirement FAILING, not of its commercial importance: it determines the depth of verification.</w:t>
+        <w:t xml:space="preserve">The 38 requirements below state what the software must do. The risk level is that of the requirement FAILING, not of its commercial importance: it determines the depth of verification.</w:t>
       </w:r>
     </w:p>
     <w:tbl>
@@ -4738,6 +4738,119 @@
           </w:p>
         </w:tc>
       </w:tr>
+      <w:tr>
+        <w:tc>
+          <w:tcPr>
+            <w:tcW w:type="pct" w:w="11%"/>
+            <w:shd w:fill="F8FAFC"/>
+            <w:tcMar>
+              <w:top w:type="dxa" w:w="80"/>
+              <w:left w:type="dxa" w:w="110"/>
+              <w:bottom w:type="dxa" w:w="80"/>
+              <w:right w:type="dxa" w:w="110"/>
+            </w:tcMar>
+          </w:tcPr>
+          <w:p>
+            <w:pPr>
+              <w:spacing w:after="60"/>
+            </w:pPr>
+            <w:r>
+              <w:rPr>
+                <w:b/>
+                <w:bCs/>
+                <w:color w:val="4338CA"/>
+                <w:sz w:val="17"/>
+                <w:szCs w:val="17"/>
+              </w:rPr>
+              <w:t xml:space="preserve">URS-38</w:t>
+            </w:r>
+          </w:p>
+          <w:p>
+            <w:pPr>
+              <w:spacing w:after="0"/>
+            </w:pPr>
+            <w:r>
+              <w:rPr>
+                <w:b/>
+                <w:bCs/>
+                <w:color w:val="DC2626"/>
+                <w:sz w:val="15"/>
+                <w:szCs w:val="15"/>
+              </w:rPr>
+              <w:t xml:space="preserve">High</w:t>
+            </w:r>
+          </w:p>
+        </w:tc>
+        <w:tc>
+          <w:tcPr>
+            <w:tcW w:type="pct" w:w="41%"/>
+            <w:tcMar>
+              <w:top w:type="dxa" w:w="80"/>
+              <w:left w:type="dxa" w:w="110"/>
+              <w:bottom w:type="dxa" w:w="80"/>
+              <w:right w:type="dxa" w:w="110"/>
+            </w:tcMar>
+          </w:tcPr>
+          <w:p>
+            <w:pPr>
+              <w:spacing w:after="0"/>
+            </w:pPr>
+            <w:r>
+              <w:rPr>
+                <w:sz w:val="17"/>
+                <w:szCs w:val="17"/>
+              </w:rPr>
+              <w:t xml:space="preserve">An .xlsx workbook and a .docx document are read with no prior conversion: each table is returned with its original headers, empty cells keep their position, and the selected table goes through the SAME dry run as CSV. Enumeration values are mapped back to internal values whatever the file's language; an unrecognised value is reported and ignored, never stored as is.</w:t>
+            </w:r>
+          </w:p>
+        </w:tc>
+        <w:tc>
+          <w:tcPr>
+            <w:tcW w:type="pct" w:w="28%"/>
+            <w:tcMar>
+              <w:top w:type="dxa" w:w="80"/>
+              <w:left w:type="dxa" w:w="110"/>
+              <w:bottom w:type="dxa" w:w="80"/>
+              <w:right w:type="dxa" w:w="110"/>
+            </w:tcMar>
+          </w:tcPr>
+          <w:p>
+            <w:pPr>
+              <w:spacing w:after="0"/>
+            </w:pPr>
+            <w:r>
+              <w:rPr>
+                <w:sz w:val="17"/>
+                <w:szCs w:val="17"/>
+              </w:rPr>
+              <w:t xml:space="preserve">An empty cell not preserved shifts every following one: a requirement's rationale ends up in the subsystem, and nothing reports it — the most silent defect an import can produce. An enumeration value stored as is is just as serious the other way round: a “Haute” requirement imported from a French file displays as low and drops out of criticality filters, so the file's most critical requirement becomes the least visible.</w:t>
+            </w:r>
+          </w:p>
+        </w:tc>
+        <w:tc>
+          <w:tcPr>
+            <w:tcW w:type="pct" w:w="20%"/>
+            <w:tcMar>
+              <w:top w:type="dxa" w:w="80"/>
+              <w:left w:type="dxa" w:w="110"/>
+              <w:bottom w:type="dxa" w:w="80"/>
+              <w:right w:type="dxa" w:w="110"/>
+            </w:tcMar>
+          </w:tcPr>
+          <w:p>
+            <w:pPr>
+              <w:spacing w:after="0"/>
+            </w:pPr>
+            <w:r>
+              <w:rPr>
+                <w:sz w:val="17"/>
+                <w:szCs w:val="17"/>
+              </w:rPr>
+              <w:t xml:space="preserve">ISO 13485 §4.2.5 · 21 CFR 11.10(a) · ALCOA+ — exact et complet</w:t>
+            </w:r>
+          </w:p>
+        </w:tc>
+      </w:tr>
     </w:tbl>
     <w:p>
       <w:pPr>
@@ -4757,7 +4870,7 @@
           <w:sz w:val="20"/>
           <w:szCs w:val="20"/>
         </w:rPr>
-        <w:t xml:space="preserve">Breakdown: 24 requirements at high risk, 11 at medium risk, 2 at low risk. Every high-risk requirement bears on the integrity or the attribution of records: its failure does not degrade convenience, it makes a record indefensible. Each is covered by a dedicated test case, executed at every version.</w:t>
+        <w:t xml:space="preserve">Breakdown: 25 requirements at high risk, 11 at medium risk, 2 at low risk. Every high-risk requirement bears on the integrity or the attribution of records: its failure does not degrade convenience, it makes a record indefensible. Each is covered by a dedicated test case, executed at every version.</w:t>
       </w:r>
     </w:p>
     <w:p>
@@ -4908,7 +5021,7 @@
                 <w:sz w:val="17"/>
                 <w:szCs w:val="17"/>
               </w:rPr>
-              <w:t xml:space="preserve">6 August 2026 at 19:52</w:t>
+              <w:t xml:space="preserve">7 August 2026 at 08:22</w:t>
             </w:r>
           </w:p>
         </w:tc>
@@ -5111,7 +5224,7 @@
                 <w:sz w:val="17"/>
                 <w:szCs w:val="17"/>
               </w:rPr>
-              <w:t xml:space="preserve">34 of 34 cases conforming — no deviation</w:t>
+              <w:t xml:space="preserve">35 of 35 cases conforming — no deviation</w:t>
             </w:r>
           </w:p>
         </w:tc>
@@ -5490,7 +5603,7 @@
                 <w:sz w:val="17"/>
                 <w:szCs w:val="17"/>
               </w:rPr>
-              <w:t xml:space="preserve">distinct fingerprints for one same password (770008180c66… ≠ d0bfb8df4d32…), correct verification, wrong and empty passwords refused</w:t>
+              <w:t xml:space="preserve">distinct fingerprints for one same password (5393c913df98… ≠ 0a8ab3e14942…), correct verification, wrong and empty passwords refused</w:t>
             </w:r>
           </w:p>
         </w:tc>
@@ -5529,7 +5642,7 @@
                 <w:sz w:val="14"/>
                 <w:szCs w:val="14"/>
               </w:rPr>
-              <w:t xml:space="preserve">144 ms</w:t>
+              <w:t xml:space="preserve">136 ms</w:t>
             </w:r>
           </w:p>
         </w:tc>
@@ -5774,7 +5887,7 @@
                 <w:sz w:val="17"/>
                 <w:szCs w:val="17"/>
               </w:rPr>
-              <w:t xml:space="preserve">content frozen, fingerprint 24604eb157d7fa54…, 10487 bytes kept, operation logged</w:t>
+              <w:t xml:space="preserve">content frozen, fingerprint 24604eb157d7fa54…, 10486 bytes kept, operation logged</w:t>
             </w:r>
           </w:p>
         </w:tc>
@@ -5813,7 +5926,7 @@
                 <w:sz w:val="14"/>
                 <w:szCs w:val="14"/>
               </w:rPr>
-              <w:t xml:space="preserve">125 ms</w:t>
+              <w:t xml:space="preserve">109 ms</w:t>
             </w:r>
           </w:p>
         </w:tc>
@@ -5916,7 +6029,7 @@
                 <w:sz w:val="17"/>
                 <w:szCs w:val="17"/>
               </w:rPr>
-              <w:t xml:space="preserve">signature linked to snapshot cmshxn9r…, attested fingerprint 3767 CD80 ACC9, manifestation “Testeur QA1 (QA1) · Approuvé · 06/08/2026 19:52:33 UTC · enregistrement 3767 CD80 ACC9”</w:t>
+              <w:t xml:space="preserve">signature linked to snapshot cmsiofen…, attested fingerprint 3767 CD80 ACC9, manifestation “Testeur QA1 (QA1) · Approuvé · 07/08/2026 08:22:16 UTC · enregistrement 3767 CD80 ACC9”</w:t>
             </w:r>
           </w:p>
         </w:tc>
@@ -5955,7 +6068,7 @@
                 <w:sz w:val="14"/>
                 <w:szCs w:val="14"/>
               </w:rPr>
-              <w:t xml:space="preserve">42 ms</w:t>
+              <w:t xml:space="preserve">40 ms</w:t>
             </w:r>
           </w:p>
         </w:tc>
@@ -6058,7 +6171,7 @@
                 <w:sz w:val="17"/>
                 <w:szCs w:val="17"/>
               </w:rPr>
-              <w:t xml:space="preserve">10488 bytes re-read identically; one byte flipped at position 5244 detected</w:t>
+              <w:t xml:space="preserve">10487 bytes re-read identically; one byte flipped at position 5243 detected</w:t>
             </w:r>
           </w:p>
         </w:tc>
@@ -6097,7 +6210,7 @@
                 <w:sz w:val="14"/>
                 <w:szCs w:val="14"/>
               </w:rPr>
-              <w:t xml:space="preserve">58 ms</w:t>
+              <w:t xml:space="preserve">51 ms</w:t>
             </w:r>
           </w:p>
         </w:tc>
@@ -6239,7 +6352,7 @@
                 <w:sz w:val="14"/>
                 <w:szCs w:val="14"/>
               </w:rPr>
-              <w:t xml:space="preserve">54 ms</w:t>
+              <w:t xml:space="preserve">47 ms</w:t>
             </w:r>
           </w:p>
         </w:tc>
@@ -6381,7 +6494,7 @@
                 <w:sz w:val="14"/>
                 <w:szCs w:val="14"/>
               </w:rPr>
-              <w:t xml:space="preserve">49 ms</w:t>
+              <w:t xml:space="preserve">46 ms</w:t>
             </w:r>
           </w:p>
         </w:tc>
@@ -6523,7 +6636,7 @@
                 <w:sz w:val="14"/>
                 <w:szCs w:val="14"/>
               </w:rPr>
-              <w:t xml:space="preserve">77 ms</w:t>
+              <w:t xml:space="preserve">76 ms</w:t>
             </w:r>
           </w:p>
         </w:tc>
@@ -6626,7 +6739,7 @@
                 <w:sz w:val="17"/>
                 <w:szCs w:val="17"/>
               </w:rPr>
-              <w:t xml:space="preserve">2 snapshots kept: the review freeze stays readable (10497 B, superseded), the approved record carries the same content fingerprint</w:t>
+              <w:t xml:space="preserve">2 snapshots kept: the review freeze stays readable (10495 B, superseded), the approved record carries the same content fingerprint</w:t>
             </w:r>
           </w:p>
         </w:tc>
@@ -6665,7 +6778,7 @@
                 <w:sz w:val="14"/>
                 <w:szCs w:val="14"/>
               </w:rPr>
-              <w:t xml:space="preserve">78 ms</w:t>
+              <w:t xml:space="preserve">72 ms</w:t>
             </w:r>
           </w:p>
         </w:tc>
@@ -6807,7 +6920,7 @@
                 <w:sz w:val="14"/>
                 <w:szCs w:val="14"/>
               </w:rPr>
-              <w:t xml:space="preserve">79 ms</w:t>
+              <w:t xml:space="preserve">65 ms</w:t>
             </w:r>
           </w:p>
         </w:tc>
@@ -6910,7 +7023,7 @@
                 <w:sz w:val="17"/>
                 <w:szCs w:val="17"/>
               </w:rPr>
-              <w:t xml:space="preserve">150 source files inspected: no modification or deletion of an entry; 1 files in append-only mode</w:t>
+              <w:t xml:space="preserve">151 source files inspected: no modification or deletion of an entry; 1 files in append-only mode</w:t>
             </w:r>
           </w:p>
         </w:tc>
@@ -7091,7 +7204,7 @@
                 <w:sz w:val="14"/>
                 <w:szCs w:val="14"/>
               </w:rPr>
-              <w:t xml:space="preserve">23 ms</w:t>
+              <w:t xml:space="preserve">21 ms</w:t>
             </w:r>
           </w:p>
         </w:tc>
@@ -7233,7 +7346,7 @@
                 <w:sz w:val="14"/>
                 <w:szCs w:val="14"/>
               </w:rPr>
-              <w:t xml:space="preserve">1 ms</w:t>
+              <w:t xml:space="preserve">0 ms</w:t>
             </w:r>
           </w:p>
         </w:tc>
@@ -7375,7 +7488,7 @@
                 <w:sz w:val="14"/>
                 <w:szCs w:val="14"/>
               </w:rPr>
-              <w:t xml:space="preserve">0 ms</w:t>
+              <w:t xml:space="preserve">1 ms</w:t>
             </w:r>
           </w:p>
         </w:tc>
@@ -7517,7 +7630,7 @@
                 <w:sz w:val="14"/>
                 <w:szCs w:val="14"/>
               </w:rPr>
-              <w:t xml:space="preserve">314 ms</w:t>
+              <w:t xml:space="preserve">303 ms</w:t>
             </w:r>
           </w:p>
         </w:tc>
@@ -7620,7 +7733,7 @@
                 <w:sz w:val="17"/>
                 <w:szCs w:val="17"/>
               </w:rPr>
-              <w:t xml:space="preserve">13 record(s) archived, 43 file(s) covered by empreintes.sha256, 0 deviation; anchor e1713d0c523fe513…; frozen bytes returned identically; one byte altered, detected and flagged ALTERED, file kept inside the archive</w:t>
+              <w:t xml:space="preserve">13 record(s) archived, 43 file(s) covered by empreintes.sha256, 0 deviation; anchor 3b9ab364d9804cdc…; frozen bytes returned identically; one byte altered, detected and flagged ALTERED, file kept inside the archive</w:t>
             </w:r>
           </w:p>
         </w:tc>
@@ -7659,7 +7772,7 @@
                 <w:sz w:val="14"/>
                 <w:szCs w:val="14"/>
               </w:rPr>
-              <w:t xml:space="preserve">472 ms</w:t>
+              <w:t xml:space="preserve">450 ms</w:t>
             </w:r>
           </w:p>
         </w:tc>
@@ -7801,7 +7914,7 @@
                 <w:sz w:val="14"/>
                 <w:szCs w:val="14"/>
               </w:rPr>
-              <w:t xml:space="preserve">12 ms</w:t>
+              <w:t xml:space="preserve">18 ms</w:t>
             </w:r>
           </w:p>
         </w:tc>
@@ -7904,7 +8017,7 @@
                 <w:sz w:val="17"/>
                 <w:szCs w:val="17"/>
               </w:rPr>
-              <w:t xml:space="preserve">undeclared period announced as such; four invalid values refused (0, -1, 101, 7.5); 10 years declared → due date 2036-08-06 carried by the manifest, procedure QP-014 rev. B cited in the cover letter</w:t>
+              <w:t xml:space="preserve">undeclared period announced as such; four invalid values refused (0, -1, 101, 7.5); 10 years declared → due date 2036-08-07 carried by the manifest, procedure QP-014 rev. B cited in the cover letter</w:t>
             </w:r>
           </w:p>
         </w:tc>
@@ -7943,7 +8056,7 @@
                 <w:sz w:val="14"/>
                 <w:szCs w:val="14"/>
               </w:rPr>
-              <w:t xml:space="preserve">377 ms</w:t>
+              <w:t xml:space="preserve">442 ms</w:t>
             </w:r>
           </w:p>
         </w:tc>
@@ -8085,7 +8198,7 @@
                 <w:sz w:val="14"/>
                 <w:szCs w:val="14"/>
               </w:rPr>
-              <w:t xml:space="preserve">292 ms</w:t>
+              <w:t xml:space="preserve">365 ms</w:t>
             </w:r>
           </w:p>
         </w:tc>
@@ -8188,7 +8301,7 @@
                 <w:sz w:val="17"/>
                 <w:szCs w:val="17"/>
               </w:rPr>
-              <w:t xml:space="preserve">DER request of 89 bytes carrying the requested fingerprint; token of 2418 bytes read exactly (date 2026-08-03T08:55:03.000Z, serial 02, policy 1.3.6.1.4.1.99999.1.1); four refusals obtained: another fingerprint, another nonce, a rejection response from the authority, a truncated token</w:t>
+              <w:t xml:space="preserve">DER request of 90 bytes carrying the requested fingerprint; token of 2418 bytes read exactly (date 2026-08-03T08:55:03.000Z, serial 02, policy 1.3.6.1.4.1.99999.1.1); four refusals obtained: another fingerprint, another nonce, a rejection response from the authority, a truncated token</w:t>
             </w:r>
           </w:p>
         </w:tc>
@@ -8227,7 +8340,7 @@
                 <w:sz w:val="14"/>
                 <w:szCs w:val="14"/>
               </w:rPr>
-              <w:t xml:space="preserve">2 ms</w:t>
+              <w:t xml:space="preserve">1 ms</w:t>
             </w:r>
           </w:p>
         </w:tc>
@@ -8511,7 +8624,7 @@
                 <w:sz w:val="14"/>
                 <w:szCs w:val="14"/>
               </w:rPr>
-              <w:t xml:space="preserve">23 ms</w:t>
+              <w:t xml:space="preserve">33 ms</w:t>
             </w:r>
           </w:p>
         </w:tc>
@@ -8614,7 +8727,7 @@
                 <w:sz w:val="17"/>
                 <w:szCs w:val="17"/>
               </w:rPr>
-              <w:t xml:space="preserve">204 source file(s) re-read, no write to the trail outside the module; 9 fingerprints compared between the TypeScript implementation and the server-console mirror, all identical</w:t>
+              <w:t xml:space="preserve">205 source file(s) re-read, no write to the trail outside the module; 9 fingerprints compared between the TypeScript implementation and the server-console mirror, all identical</w:t>
             </w:r>
           </w:p>
         </w:tc>
@@ -8653,7 +8766,7 @@
                 <w:sz w:val="14"/>
                 <w:szCs w:val="14"/>
               </w:rPr>
-              <w:t xml:space="preserve">28 ms</w:t>
+              <w:t xml:space="preserve">33 ms</w:t>
             </w:r>
           </w:p>
         </w:tc>
@@ -9079,7 +9192,7 @@
                 <w:sz w:val="14"/>
                 <w:szCs w:val="14"/>
               </w:rPr>
-              <w:t xml:space="preserve">225 ms</w:t>
+              <w:t xml:space="preserve">262 ms</w:t>
             </w:r>
           </w:p>
         </w:tc>
@@ -9182,7 +9295,7 @@
                 <w:sz w:val="17"/>
                 <w:szCs w:val="17"/>
               </w:rPr>
-              <w:t xml:space="preserve">204 source file(s) re-read: no password write outside the authorised paths; a single write in the server actions, the personal change, which requires the old password; the console emergency tool issues a token and can no longer derive a password; no password field outside the 7 screens where you type your own</w:t>
+              <w:t xml:space="preserve">205 source file(s) re-read: no password write outside the authorised paths; a single write in the server actions, the personal change, which requires the old password; the console emergency tool issues a token and can no longer derive a password; no password field outside the 7 screens where you type your own</w:t>
             </w:r>
           </w:p>
         </w:tc>
@@ -9221,7 +9334,7 @@
                 <w:sz w:val="14"/>
                 <w:szCs w:val="14"/>
               </w:rPr>
-              <w:t xml:space="preserve">32 ms</w:t>
+              <w:t xml:space="preserve">35 ms</w:t>
             </w:r>
           </w:p>
         </w:tc>
@@ -9363,7 +9476,7 @@
                 <w:sz w:val="14"/>
                 <w:szCs w:val="14"/>
               </w:rPr>
-              <w:t xml:space="preserve">9010 ms</w:t>
+              <w:t xml:space="preserve">8998 ms</w:t>
             </w:r>
           </w:p>
         </w:tc>
@@ -9505,7 +9618,7 @@
                 <w:sz w:val="14"/>
                 <w:szCs w:val="14"/>
               </w:rPr>
-              <w:t xml:space="preserve">26 ms</w:t>
+              <w:t xml:space="preserve">31 ms</w:t>
             </w:r>
           </w:p>
         </w:tc>
@@ -9608,7 +9721,7 @@
                 <w:sz w:val="17"/>
                 <w:szCs w:val="17"/>
               </w:rPr>
-              <w:t xml:space="preserve">archival copy of OQ-012-revision rev. 001 produced (69081 bytes, 1 page(s)); 29 PDF/A-2b structural checks passed — embedded font, “acsp” ICC profile of 3024 bytes, pdfaid metadata part 2 level B, exact offsets; text fully read back through the file's own table, 44 accented or typographic character(s) restored; deterministic production (two runs identical byte for byte)</w:t>
+              <w:t xml:space="preserve">archival copy of OQ-012-revision rev. 001 produced (69087 bytes, 1 page(s)); 29 PDF/A-2b structural checks passed — embedded font, “acsp” ICC profile of 3024 bytes, pdfaid metadata part 2 level B, exact offsets; text fully read back through the file's own table, 44 accented or typographic character(s) restored; deterministic production (two runs identical byte for byte)</w:t>
             </w:r>
           </w:p>
         </w:tc>
@@ -9647,7 +9760,7 @@
                 <w:sz w:val="14"/>
                 <w:szCs w:val="14"/>
               </w:rPr>
-              <w:t xml:space="preserve">16 ms</w:t>
+              <w:t xml:space="preserve">15 ms</w:t>
             </w:r>
           </w:p>
         </w:tc>
@@ -9789,7 +9902,7 @@
                 <w:sz w:val="14"/>
                 <w:szCs w:val="14"/>
               </w:rPr>
-              <w:t xml:space="preserve">148 ms</w:t>
+              <w:t xml:space="preserve">193 ms</w:t>
             </w:r>
           </w:p>
         </w:tc>
@@ -9892,7 +10005,7 @@
                 <w:sz w:val="17"/>
                 <w:szCs w:val="17"/>
               </w:rPr>
-              <w:t xml:space="preserve">closure refused three times before being allowed — empty conclusion, 1 undecided entry/entries, affirmative verdict without a reason; manifestation “Testeur QR2 (QR2) · Revu · 06/08/2026 19:52:45 UTC · enregistrement B6FE 0DDE 145A” carrying the printed name, the meaning “Reviewed” and the content digest; digest recomputed identically outside the software, and changed by the slightest change of conclusion or verdict; independence recorded on the SIGNATORY (0 entry/entries written by them, against 5 by the opener); 10 triage rules recorded in the record; re-closing and re-deciding refused; no break added to the chain over 82 entries</w:t>
+              <w:t xml:space="preserve">closure refused three times before being allowed — empty conclusion, 1 undecided entry/entries, affirmative verdict without a reason; manifestation “Testeur QR2 (QR2) · Revu · 07/08/2026 08:22:28 UTC · enregistrement E0F0 5795 EBB1” carrying the printed name, the meaning “Reviewed” and the content digest; digest recomputed identically outside the software, and changed by the slightest change of conclusion or verdict; independence recorded on the SIGNATORY (0 entry/entries written by them, against 5 by the opener); 10 triage rules recorded in the record; re-closing and re-deciding refused; no break added to the chain over 82 entries</w:t>
             </w:r>
           </w:p>
         </w:tc>
@@ -9931,7 +10044,7 @@
                 <w:sz w:val="14"/>
                 <w:szCs w:val="14"/>
               </w:rPr>
-              <w:t xml:space="preserve">110 ms</w:t>
+              <w:t xml:space="preserve">143 ms</w:t>
             </w:r>
           </w:p>
         </w:tc>
@@ -10074,6 +10187,148 @@
                 <w:szCs w:val="14"/>
               </w:rPr>
               <w:t xml:space="preserve">8 ms</w:t>
+            </w:r>
+          </w:p>
+        </w:tc>
+      </w:tr>
+      <w:tr>
+        <w:tc>
+          <w:tcPr>
+            <w:tcW w:type="pct" w:w="13%"/>
+            <w:shd w:fill="F8FAFC"/>
+            <w:tcMar>
+              <w:top w:type="dxa" w:w="80"/>
+              <w:left w:type="dxa" w:w="110"/>
+              <w:bottom w:type="dxa" w:w="80"/>
+              <w:right w:type="dxa" w:w="110"/>
+            </w:tcMar>
+          </w:tcPr>
+          <w:p>
+            <w:pPr>
+              <w:spacing w:after="50"/>
+            </w:pPr>
+            <w:r>
+              <w:rPr>
+                <w:b/>
+                <w:bCs/>
+                <w:color w:val="4338CA"/>
+                <w:sz w:val="17"/>
+                <w:szCs w:val="17"/>
+              </w:rPr>
+              <w:t xml:space="preserve">OQ-35</w:t>
+            </w:r>
+          </w:p>
+          <w:p>
+            <w:pPr>
+              <w:spacing w:after="0"/>
+            </w:pPr>
+            <w:r>
+              <w:rPr>
+                <w:color w:val="475569"/>
+                <w:sz w:val="15"/>
+                <w:szCs w:val="15"/>
+              </w:rPr>
+              <w:t xml:space="preserve">URS-38</w:t>
+            </w:r>
+          </w:p>
+        </w:tc>
+        <w:tc>
+          <w:tcPr>
+            <w:tcW w:type="pct" w:w="30%"/>
+            <w:tcMar>
+              <w:top w:type="dxa" w:w="80"/>
+              <w:left w:type="dxa" w:w="110"/>
+              <w:bottom w:type="dxa" w:w="80"/>
+              <w:right w:type="dxa" w:w="110"/>
+            </w:tcMar>
+          </w:tcPr>
+          <w:p>
+            <w:pPr>
+              <w:spacing w:after="50"/>
+            </w:pPr>
+            <w:r>
+              <w:rPr>
+                <w:b/>
+                <w:bCs/>
+                <w:sz w:val="17"/>
+                <w:szCs w:val="17"/>
+              </w:rPr>
+              <w:t xml:space="preserve">Importing a workbook and a document: faithful extraction, column mapping, same dry run</w:t>
+            </w:r>
+          </w:p>
+          <w:p>
+            <w:pPr>
+              <w:spacing w:after="0"/>
+            </w:pPr>
+            <w:r>
+              <w:rPr>
+                <w:color w:val="475569"/>
+                <w:sz w:val="15"/>
+                <w:szCs w:val="15"/>
+              </w:rPr>
+              <w:t xml:space="preserve">Verify, on files produced by Excel and Word themselves, that each table is returned with its original headers, that an empty cell in the middle of a row does not shift the following ones, that in-house headings can be mapped by hand, that French enumeration values are mapped back to internal values, and that the selected table goes through the same dry run and the same write as CSV.</w:t>
+            </w:r>
+          </w:p>
+        </w:tc>
+        <w:tc>
+          <w:tcPr>
+            <w:tcW w:type="pct" w:w="45%"/>
+            <w:tcMar>
+              <w:top w:type="dxa" w:w="80"/>
+              <w:left w:type="dxa" w:w="110"/>
+              <w:bottom w:type="dxa" w:w="80"/>
+              <w:right w:type="dxa" w:w="110"/>
+            </w:tcMar>
+          </w:tcPr>
+          <w:p>
+            <w:pPr>
+              <w:spacing w:after="0"/>
+            </w:pPr>
+            <w:r>
+              <w:rPr>
+                <w:sz w:val="17"/>
+                <w:szCs w:val="17"/>
+              </w:rPr>
+              <w:t xml:space="preserve">Excel workbook: 2 sheet(s) returned with their real names and their 5 original headers, three of which Filum does not recognise (“Req ID”, “Description of requirement”, “Crit.”); the empty cell in the middle of SYS-102 keeps its place and “PM” did not slide one column left; Word document: 3 rows read from a real table. After manual assignment of the three columns, the table goes through the EXISTING dry run: 3 to create, 0 rejected, and “Haute” criticalities are mapped back to “High”. An unknown criticality is reported and left empty rather than stored. A non-zip file and an unsupported format are refused with their own reason</w:t>
+            </w:r>
+          </w:p>
+        </w:tc>
+        <w:tc>
+          <w:tcPr>
+            <w:tcW w:type="pct" w:w="12%"/>
+            <w:tcMar>
+              <w:top w:type="dxa" w:w="80"/>
+              <w:left w:type="dxa" w:w="110"/>
+              <w:bottom w:type="dxa" w:w="80"/>
+              <w:right w:type="dxa" w:w="110"/>
+            </w:tcMar>
+          </w:tcPr>
+          <w:p>
+            <w:pPr>
+              <w:spacing w:after="40"/>
+            </w:pPr>
+            <w:r>
+              <w:rPr>
+                <w:b/>
+                <w:bCs/>
+                <w:color w:val="047857"/>
+                <w:sz w:val="17"/>
+                <w:szCs w:val="17"/>
+              </w:rPr>
+              <w:t xml:space="preserve">Conforming</w:t>
+            </w:r>
+          </w:p>
+          <w:p>
+            <w:pPr>
+              <w:spacing w:after="0"/>
+            </w:pPr>
+            <w:r>
+              <w:rPr>
+                <w:color w:val="475569"/>
+                <w:sz w:val="14"/>
+                <w:szCs w:val="14"/>
+              </w:rPr>
+              <w:t xml:space="preserve">104 ms</w:t>
             </w:r>
           </w:p>
         </w:tc>
@@ -13046,6 +13301,83 @@
           </w:p>
         </w:tc>
       </w:tr>
+      <w:tr>
+        <w:tc>
+          <w:tcPr>
+            <w:tcW w:type="pct" w:w="12%"/>
+            <w:tcMar>
+              <w:top w:type="dxa" w:w="80"/>
+              <w:left w:type="dxa" w:w="110"/>
+              <w:bottom w:type="dxa" w:w="80"/>
+              <w:right w:type="dxa" w:w="110"/>
+            </w:tcMar>
+          </w:tcPr>
+          <w:p>
+            <w:pPr>
+              <w:spacing w:after="0"/>
+            </w:pPr>
+            <w:r>
+              <w:rPr>
+                <w:b/>
+                <w:bCs/>
+                <w:color w:val="4338CA"/>
+                <w:sz w:val="17"/>
+                <w:szCs w:val="17"/>
+              </w:rPr>
+              <w:t xml:space="preserve">URS-38</w:t>
+            </w:r>
+          </w:p>
+        </w:tc>
+        <w:tc>
+          <w:tcPr>
+            <w:tcW w:type="pct" w:w="22%"/>
+            <w:tcMar>
+              <w:top w:type="dxa" w:w="80"/>
+              <w:left w:type="dxa" w:w="110"/>
+              <w:bottom w:type="dxa" w:w="80"/>
+              <w:right w:type="dxa" w:w="110"/>
+            </w:tcMar>
+          </w:tcPr>
+          <w:p>
+            <w:pPr>
+              <w:spacing w:after="0"/>
+            </w:pPr>
+            <w:r>
+              <w:rPr>
+                <w:b/>
+                <w:bCs/>
+                <w:color w:val="047857"/>
+                <w:sz w:val="17"/>
+                <w:szCs w:val="17"/>
+              </w:rPr>
+              <w:t xml:space="preserve">OQ-35</w:t>
+            </w:r>
+          </w:p>
+        </w:tc>
+        <w:tc>
+          <w:tcPr>
+            <w:tcW w:type="pct" w:w="66%"/>
+            <w:tcMar>
+              <w:top w:type="dxa" w:w="80"/>
+              <w:left w:type="dxa" w:w="110"/>
+              <w:bottom w:type="dxa" w:w="80"/>
+              <w:right w:type="dxa" w:w="110"/>
+            </w:tcMar>
+          </w:tcPr>
+          <w:p>
+            <w:pPr>
+              <w:spacing w:after="0"/>
+            </w:pPr>
+            <w:r>
+              <w:rPr>
+                <w:sz w:val="17"/>
+                <w:szCs w:val="17"/>
+              </w:rPr>
+              <w:t xml:space="preserve">Automated test case executed by the vendor at every version, result in section 5.1.</w:t>
+            </w:r>
+          </w:p>
+        </w:tc>
+      </w:tr>
     </w:tbl>
     <w:p>
       <w:pPr>
@@ -13065,7 +13397,7 @@
           <w:sz w:val="20"/>
           <w:szCs w:val="20"/>
         </w:rPr>
-        <w:t xml:space="preserve">Of the 37 requirements, 33 are verified automatically by the vendor and 4 must be verified at your site. This is not an arbitrary split: those 4 requirements are not observable without a browser, without an HTTP request, or without your infrastructure. Counting them as covered would be an unverifiable claim.</w:t>
+        <w:t xml:space="preserve">Of the 38 requirements, 34 are verified automatically by the vendor and 4 must be verified at your site. This is not an arbitrary split: those 4 requirements are not observable without a browser, without an HTTP request, or without your infrastructure. Counting them as covered would be an unverifiable claim.</w:t>
       </w:r>
     </w:p>
     <w:p>
@@ -13417,7 +13749,7 @@
         <w:sz w:val="15"/>
         <w:szCs w:val="15"/>
       </w:rPr>
-      <w:t xml:space="preserve">   ·   Version 1.2.1 · OQ report executed on 6 August 2026 at 19:52 UTC</w:t>
+      <w:t xml:space="preserve">   ·   Version 1.2.1 · OQ report executed on 7 August 2026 at 08:22 UTC</w:t>
     </w:r>
   </w:p>
 </w:ftr>

--- a/docs/Filum_software_validation_file.docx
+++ b/docs/Filum_software_validation_file.docx
@@ -430,7 +430,7 @@
           <w:sz w:val="20"/>
           <w:szCs w:val="20"/>
         </w:rPr>
-        <w:t xml:space="preserve">The 38 requirements below state what the software must do. The risk level is that of the requirement FAILING, not of its commercial importance: it determines the depth of verification.</w:t>
+        <w:t xml:space="preserve">The 39 requirements below state what the software must do. The risk level is that of the requirement FAILING, not of its commercial importance: it determines the depth of verification.</w:t>
       </w:r>
     </w:p>
     <w:tbl>
@@ -4851,6 +4851,119 @@
           </w:p>
         </w:tc>
       </w:tr>
+      <w:tr>
+        <w:tc>
+          <w:tcPr>
+            <w:tcW w:type="pct" w:w="11%"/>
+            <w:shd w:fill="F8FAFC"/>
+            <w:tcMar>
+              <w:top w:type="dxa" w:w="80"/>
+              <w:left w:type="dxa" w:w="110"/>
+              <w:bottom w:type="dxa" w:w="80"/>
+              <w:right w:type="dxa" w:w="110"/>
+            </w:tcMar>
+          </w:tcPr>
+          <w:p>
+            <w:pPr>
+              <w:spacing w:after="60"/>
+            </w:pPr>
+            <w:r>
+              <w:rPr>
+                <w:b/>
+                <w:bCs/>
+                <w:color w:val="4338CA"/>
+                <w:sz w:val="17"/>
+                <w:szCs w:val="17"/>
+              </w:rPr>
+              <w:t xml:space="preserve">URS-39</w:t>
+            </w:r>
+          </w:p>
+          <w:p>
+            <w:pPr>
+              <w:spacing w:after="0"/>
+            </w:pPr>
+            <w:r>
+              <w:rPr>
+                <w:b/>
+                <w:bCs/>
+                <w:color w:val="B45309"/>
+                <w:sz w:val="15"/>
+                <w:szCs w:val="15"/>
+              </w:rPr>
+              <w:t xml:space="preserve">Medium</w:t>
+            </w:r>
+          </w:p>
+        </w:tc>
+        <w:tc>
+          <w:tcPr>
+            <w:tcW w:type="pct" w:w="41%"/>
+            <w:tcMar>
+              <w:top w:type="dxa" w:w="80"/>
+              <w:left w:type="dxa" w:w="110"/>
+              <w:bottom w:type="dxa" w:w="80"/>
+              <w:right w:type="dxa" w:w="110"/>
+            </w:tcMar>
+          </w:tcPr>
+          <w:p>
+            <w:pPr>
+              <w:spacing w:after="0"/>
+            </w:pPr>
+            <w:r>
+              <w:rPr>
+                <w:sz w:val="17"/>
+                <w:szCs w:val="17"/>
+              </w:rPr>
+              <w:t xml:space="preserve">The exported technical file indexes the programme's content against the diagnostic referential — the SAME one as the frame supplied beforehand — and derives every status from the graph, never from an entry. Items outside Filum's scope are named as such with the source they must come from, and the index cannot contradict the package it indexes. The export is logged with the index state at the moment it leaves.</w:t>
+            </w:r>
+          </w:p>
+        </w:tc>
+        <w:tc>
+          <w:tcPr>
+            <w:tcW w:type="pct" w:w="28%"/>
+            <w:tcMar>
+              <w:top w:type="dxa" w:w="80"/>
+              <w:left w:type="dxa" w:w="110"/>
+              <w:bottom w:type="dxa" w:w="80"/>
+              <w:right w:type="dxa" w:w="110"/>
+            </w:tcMar>
+          </w:tcPr>
+          <w:p>
+            <w:pPr>
+              <w:spacing w:after="0"/>
+            </w:pPr>
+            <w:r>
+              <w:rPr>
+                <w:sz w:val="17"/>
+                <w:szCs w:val="17"/>
+              </w:rPr>
+              <w:t xml:space="preserve">An index announcing “no design review” while the review sits three lines below in the same package destroys the credibility of the whole file before an inspector — and it is a silent defect, since the index looks complete. An index leaving out the out-of-scope items would be worse still: it would suggest a complete technical file where there is only design, and the gap would be found by the auditor rather than by the manufacturer.</w:t>
+            </w:r>
+          </w:p>
+        </w:tc>
+        <w:tc>
+          <w:tcPr>
+            <w:tcW w:type="pct" w:w="20%"/>
+            <w:tcMar>
+              <w:top w:type="dxa" w:w="80"/>
+              <w:left w:type="dxa" w:w="110"/>
+              <w:bottom w:type="dxa" w:w="80"/>
+              <w:right w:type="dxa" w:w="110"/>
+            </w:tcMar>
+          </w:tcPr>
+          <w:p>
+            <w:pPr>
+              <w:spacing w:after="0"/>
+            </w:pPr>
+            <w:r>
+              <w:rPr>
+                <w:sz w:val="17"/>
+                <w:szCs w:val="17"/>
+              </w:rPr>
+              <w:t xml:space="preserve">ISO 13485 §4.2.3 · 21 CFR 820.30(j) · MDR (UE) 2017/745 Annexe II</w:t>
+            </w:r>
+          </w:p>
+        </w:tc>
+      </w:tr>
     </w:tbl>
     <w:p>
       <w:pPr>
@@ -4870,7 +4983,7 @@
           <w:sz w:val="20"/>
           <w:szCs w:val="20"/>
         </w:rPr>
-        <w:t xml:space="preserve">Breakdown: 25 requirements at high risk, 11 at medium risk, 2 at low risk. Every high-risk requirement bears on the integrity or the attribution of records: its failure does not degrade convenience, it makes a record indefensible. Each is covered by a dedicated test case, executed at every version.</w:t>
+        <w:t xml:space="preserve">Breakdown: 25 requirements at high risk, 12 at medium risk, 2 at low risk. Every high-risk requirement bears on the integrity or the attribution of records: its failure does not degrade convenience, it makes a record indefensible. Each is covered by a dedicated test case, executed at every version.</w:t>
       </w:r>
     </w:p>
     <w:p>
@@ -5021,7 +5134,7 @@
                 <w:sz w:val="17"/>
                 <w:szCs w:val="17"/>
               </w:rPr>
-              <w:t xml:space="preserve">7 August 2026 at 08:22</w:t>
+              <w:t xml:space="preserve">7 August 2026 at 09:04</w:t>
             </w:r>
           </w:p>
         </w:tc>
@@ -5224,7 +5337,7 @@
                 <w:sz w:val="17"/>
                 <w:szCs w:val="17"/>
               </w:rPr>
-              <w:t xml:space="preserve">35 of 35 cases conforming — no deviation</w:t>
+              <w:t xml:space="preserve">36 of 36 cases conforming — no deviation</w:t>
             </w:r>
           </w:p>
         </w:tc>
@@ -5603,7 +5716,7 @@
                 <w:sz w:val="17"/>
                 <w:szCs w:val="17"/>
               </w:rPr>
-              <w:t xml:space="preserve">distinct fingerprints for one same password (5393c913df98… ≠ 0a8ab3e14942…), correct verification, wrong and empty passwords refused</w:t>
+              <w:t xml:space="preserve">distinct fingerprints for one same password (b51b47a89425… ≠ e5f7648a7846…), correct verification, wrong and empty passwords refused</w:t>
             </w:r>
           </w:p>
         </w:tc>
@@ -5642,7 +5755,7 @@
                 <w:sz w:val="14"/>
                 <w:szCs w:val="14"/>
               </w:rPr>
-              <w:t xml:space="preserve">136 ms</w:t>
+              <w:t xml:space="preserve">169 ms</w:t>
             </w:r>
           </w:p>
         </w:tc>
@@ -5784,7 +5897,7 @@
                 <w:sz w:val="14"/>
                 <w:szCs w:val="14"/>
               </w:rPr>
-              <w:t xml:space="preserve">13 ms</w:t>
+              <w:t xml:space="preserve">17 ms</w:t>
             </w:r>
           </w:p>
         </w:tc>
@@ -5887,7 +6000,7 @@
                 <w:sz w:val="17"/>
                 <w:szCs w:val="17"/>
               </w:rPr>
-              <w:t xml:space="preserve">content frozen, fingerprint 24604eb157d7fa54…, 10486 bytes kept, operation logged</w:t>
+              <w:t xml:space="preserve">content frozen, fingerprint 24604eb157d7fa54…, 10487 bytes kept, operation logged</w:t>
             </w:r>
           </w:p>
         </w:tc>
@@ -5926,7 +6039,7 @@
                 <w:sz w:val="14"/>
                 <w:szCs w:val="14"/>
               </w:rPr>
-              <w:t xml:space="preserve">109 ms</w:t>
+              <w:t xml:space="preserve">144 ms</w:t>
             </w:r>
           </w:p>
         </w:tc>
@@ -6029,7 +6142,7 @@
                 <w:sz w:val="17"/>
                 <w:szCs w:val="17"/>
               </w:rPr>
-              <w:t xml:space="preserve">signature linked to snapshot cmsiofen…, attested fingerprint 3767 CD80 ACC9, manifestation “Testeur QA1 (QA1) · Approuvé · 07/08/2026 08:22:16 UTC · enregistrement 3767 CD80 ACC9”</w:t>
+              <w:t xml:space="preserve">signature linked to snapshot cmsipxsn…, attested fingerprint 3767 CD80 ACC9, manifestation “Testeur QA1 (QA1) · Approuvé · 07/08/2026 09:04:33 UTC · enregistrement 3767 CD80 ACC9”</w:t>
             </w:r>
           </w:p>
         </w:tc>
@@ -6068,7 +6181,7 @@
                 <w:sz w:val="14"/>
                 <w:szCs w:val="14"/>
               </w:rPr>
-              <w:t xml:space="preserve">40 ms</w:t>
+              <w:t xml:space="preserve">53 ms</w:t>
             </w:r>
           </w:p>
         </w:tc>
@@ -6171,7 +6284,7 @@
                 <w:sz w:val="17"/>
                 <w:szCs w:val="17"/>
               </w:rPr>
-              <w:t xml:space="preserve">10487 bytes re-read identically; one byte flipped at position 5243 detected</w:t>
+              <w:t xml:space="preserve">10488 bytes re-read identically; one byte flipped at position 5244 detected</w:t>
             </w:r>
           </w:p>
         </w:tc>
@@ -6210,7 +6323,7 @@
                 <w:sz w:val="14"/>
                 <w:szCs w:val="14"/>
               </w:rPr>
-              <w:t xml:space="preserve">51 ms</w:t>
+              <w:t xml:space="preserve">63 ms</w:t>
             </w:r>
           </w:p>
         </w:tc>
@@ -6352,7 +6465,7 @@
                 <w:sz w:val="14"/>
                 <w:szCs w:val="14"/>
               </w:rPr>
-              <w:t xml:space="preserve">47 ms</w:t>
+              <w:t xml:space="preserve">63 ms</w:t>
             </w:r>
           </w:p>
         </w:tc>
@@ -6494,7 +6607,7 @@
                 <w:sz w:val="14"/>
                 <w:szCs w:val="14"/>
               </w:rPr>
-              <w:t xml:space="preserve">46 ms</w:t>
+              <w:t xml:space="preserve">62 ms</w:t>
             </w:r>
           </w:p>
         </w:tc>
@@ -6636,7 +6749,7 @@
                 <w:sz w:val="14"/>
                 <w:szCs w:val="14"/>
               </w:rPr>
-              <w:t xml:space="preserve">76 ms</w:t>
+              <w:t xml:space="preserve">85 ms</w:t>
             </w:r>
           </w:p>
         </w:tc>
@@ -6778,7 +6891,7 @@
                 <w:sz w:val="14"/>
                 <w:szCs w:val="14"/>
               </w:rPr>
-              <w:t xml:space="preserve">72 ms</w:t>
+              <w:t xml:space="preserve">86 ms</w:t>
             </w:r>
           </w:p>
         </w:tc>
@@ -6920,7 +7033,7 @@
                 <w:sz w:val="14"/>
                 <w:szCs w:val="14"/>
               </w:rPr>
-              <w:t xml:space="preserve">65 ms</w:t>
+              <w:t xml:space="preserve">80 ms</w:t>
             </w:r>
           </w:p>
         </w:tc>
@@ -7023,7 +7136,7 @@
                 <w:sz w:val="17"/>
                 <w:szCs w:val="17"/>
               </w:rPr>
-              <w:t xml:space="preserve">151 source files inspected: no modification or deletion of an entry; 1 files in append-only mode</w:t>
+              <w:t xml:space="preserve">154 source files inspected: no modification or deletion of an entry; 1 files in append-only mode</w:t>
             </w:r>
           </w:p>
         </w:tc>
@@ -7062,7 +7175,7 @@
                 <w:sz w:val="14"/>
                 <w:szCs w:val="14"/>
               </w:rPr>
-              <w:t xml:space="preserve">28 ms</w:t>
+              <w:t xml:space="preserve">33 ms</w:t>
             </w:r>
           </w:p>
         </w:tc>
@@ -7204,7 +7317,7 @@
                 <w:sz w:val="14"/>
                 <w:szCs w:val="14"/>
               </w:rPr>
-              <w:t xml:space="preserve">21 ms</w:t>
+              <w:t xml:space="preserve">31 ms</w:t>
             </w:r>
           </w:p>
         </w:tc>
@@ -7630,7 +7743,7 @@
                 <w:sz w:val="14"/>
                 <w:szCs w:val="14"/>
               </w:rPr>
-              <w:t xml:space="preserve">303 ms</w:t>
+              <w:t xml:space="preserve">335 ms</w:t>
             </w:r>
           </w:p>
         </w:tc>
@@ -7733,7 +7846,7 @@
                 <w:sz w:val="17"/>
                 <w:szCs w:val="17"/>
               </w:rPr>
-              <w:t xml:space="preserve">13 record(s) archived, 43 file(s) covered by empreintes.sha256, 0 deviation; anchor 3b9ab364d9804cdc…; frozen bytes returned identically; one byte altered, detected and flagged ALTERED, file kept inside the archive</w:t>
+              <w:t xml:space="preserve">13 record(s) archived, 43 file(s) covered by empreintes.sha256, 0 deviation; anchor b0bd8c6833b205ae…; frozen bytes returned identically; one byte altered, detected and flagged ALTERED, file kept inside the archive</w:t>
             </w:r>
           </w:p>
         </w:tc>
@@ -7772,7 +7885,7 @@
                 <w:sz w:val="14"/>
                 <w:szCs w:val="14"/>
               </w:rPr>
-              <w:t xml:space="preserve">450 ms</w:t>
+              <w:t xml:space="preserve">458 ms</w:t>
             </w:r>
           </w:p>
         </w:tc>
@@ -7914,7 +8027,7 @@
                 <w:sz w:val="14"/>
                 <w:szCs w:val="14"/>
               </w:rPr>
-              <w:t xml:space="preserve">18 ms</w:t>
+              <w:t xml:space="preserve">14 ms</w:t>
             </w:r>
           </w:p>
         </w:tc>
@@ -8056,7 +8169,7 @@
                 <w:sz w:val="14"/>
                 <w:szCs w:val="14"/>
               </w:rPr>
-              <w:t xml:space="preserve">442 ms</w:t>
+              <w:t xml:space="preserve">396 ms</w:t>
             </w:r>
           </w:p>
         </w:tc>
@@ -8198,7 +8311,7 @@
                 <w:sz w:val="14"/>
                 <w:szCs w:val="14"/>
               </w:rPr>
-              <w:t xml:space="preserve">365 ms</w:t>
+              <w:t xml:space="preserve">285 ms</w:t>
             </w:r>
           </w:p>
         </w:tc>
@@ -8301,7 +8414,7 @@
                 <w:sz w:val="17"/>
                 <w:szCs w:val="17"/>
               </w:rPr>
-              <w:t xml:space="preserve">DER request of 90 bytes carrying the requested fingerprint; token of 2418 bytes read exactly (date 2026-08-03T08:55:03.000Z, serial 02, policy 1.3.6.1.4.1.99999.1.1); four refusals obtained: another fingerprint, another nonce, a rejection response from the authority, a truncated token</w:t>
+              <w:t xml:space="preserve">DER request of 89 bytes carrying the requested fingerprint; token of 2418 bytes read exactly (date 2026-08-03T08:55:03.000Z, serial 02, policy 1.3.6.1.4.1.99999.1.1); four refusals obtained: another fingerprint, another nonce, a rejection response from the authority, a truncated token</w:t>
             </w:r>
           </w:p>
         </w:tc>
@@ -8482,7 +8595,7 @@
                 <w:sz w:val="14"/>
                 <w:szCs w:val="14"/>
               </w:rPr>
-              <w:t xml:space="preserve">1 ms</w:t>
+              <w:t xml:space="preserve">0 ms</w:t>
             </w:r>
           </w:p>
         </w:tc>
@@ -8624,7 +8737,7 @@
                 <w:sz w:val="14"/>
                 <w:szCs w:val="14"/>
               </w:rPr>
-              <w:t xml:space="preserve">33 ms</w:t>
+              <w:t xml:space="preserve">25 ms</w:t>
             </w:r>
           </w:p>
         </w:tc>
@@ -8727,7 +8840,7 @@
                 <w:sz w:val="17"/>
                 <w:szCs w:val="17"/>
               </w:rPr>
-              <w:t xml:space="preserve">205 source file(s) re-read, no write to the trail outside the module; 9 fingerprints compared between the TypeScript implementation and the server-console mirror, all identical</w:t>
+              <w:t xml:space="preserve">209 source file(s) re-read, no write to the trail outside the module; 9 fingerprints compared between the TypeScript implementation and the server-console mirror, all identical</w:t>
             </w:r>
           </w:p>
         </w:tc>
@@ -8766,7 +8879,7 @@
                 <w:sz w:val="14"/>
                 <w:szCs w:val="14"/>
               </w:rPr>
-              <w:t xml:space="preserve">33 ms</w:t>
+              <w:t xml:space="preserve">26 ms</w:t>
             </w:r>
           </w:p>
         </w:tc>
@@ -9011,7 +9124,7 @@
                 <w:sz w:val="17"/>
                 <w:szCs w:val="17"/>
               </w:rPr>
-              <w:t xml:space="preserve">token redemption and personal change timestamped and requirement lifted, bootstrap account timestamped and flagged for renewal; requireUser() redirects to the renewal screen; 50 entry point(s) re-read, none authenticates outside the guard (3 named exceptions: layout, sign-in, renewal)</w:t>
+              <w:t xml:space="preserve">token redemption and personal change timestamped and requirement lifted, bootstrap account timestamped and flagged for renewal; requireUser() redirects to the renewal screen; 51 entry point(s) re-read, none authenticates outside the guard (3 named exceptions: layout, sign-in, renewal)</w:t>
             </w:r>
           </w:p>
         </w:tc>
@@ -9192,7 +9305,7 @@
                 <w:sz w:val="14"/>
                 <w:szCs w:val="14"/>
               </w:rPr>
-              <w:t xml:space="preserve">262 ms</w:t>
+              <w:t xml:space="preserve">221 ms</w:t>
             </w:r>
           </w:p>
         </w:tc>
@@ -9295,7 +9408,7 @@
                 <w:sz w:val="17"/>
                 <w:szCs w:val="17"/>
               </w:rPr>
-              <w:t xml:space="preserve">205 source file(s) re-read: no password write outside the authorised paths; a single write in the server actions, the personal change, which requires the old password; the console emergency tool issues a token and can no longer derive a password; no password field outside the 7 screens where you type your own</w:t>
+              <w:t xml:space="preserve">209 source file(s) re-read: no password write outside the authorised paths; a single write in the server actions, the personal change, which requires the old password; the console emergency tool issues a token and can no longer derive a password; no password field outside the 7 screens where you type your own</w:t>
             </w:r>
           </w:p>
         </w:tc>
@@ -9334,7 +9447,7 @@
                 <w:sz w:val="14"/>
                 <w:szCs w:val="14"/>
               </w:rPr>
-              <w:t xml:space="preserve">35 ms</w:t>
+              <w:t xml:space="preserve">33 ms</w:t>
             </w:r>
           </w:p>
         </w:tc>
@@ -9476,7 +9589,7 @@
                 <w:sz w:val="14"/>
                 <w:szCs w:val="14"/>
               </w:rPr>
-              <w:t xml:space="preserve">8998 ms</w:t>
+              <w:t xml:space="preserve">8972 ms</w:t>
             </w:r>
           </w:p>
         </w:tc>
@@ -9579,7 +9692,7 @@
                 <w:sz w:val="17"/>
                 <w:szCs w:val="17"/>
               </w:rPr>
-              <w:t xml:space="preserve">187 catalogue messages complete in both languages with identical variables; entry written through the chokepoint read back as “SPEC-OQ30 : En attente → Justifié — justification : ess…” and “SPEC-OQ30: Pending → Justified — justification: essai d…”; the status follows the language, the entered reason is returned identically in both; argument rewriting and key change detected at rank 64, chain restored after reinstatement; an entry without a message serialises over 9 fields as before, 11 with one, console mirror identical on both forms</w:t>
+              <w:t xml:space="preserve">188 catalogue messages complete in both languages with identical variables; entry written through the chokepoint read back as “SPEC-OQ30 : En attente → Justifié — justification : ess…” and “SPEC-OQ30: Pending → Justified — justification: essai d…”; the status follows the language, the entered reason is returned identically in both; argument rewriting and key change detected at rank 64, chain restored after reinstatement; an entry without a message serialises over 9 fields as before, 11 with one, console mirror identical on both forms</w:t>
             </w:r>
           </w:p>
         </w:tc>
@@ -9618,7 +9731,7 @@
                 <w:sz w:val="14"/>
                 <w:szCs w:val="14"/>
               </w:rPr>
-              <w:t xml:space="preserve">31 ms</w:t>
+              <w:t xml:space="preserve">23 ms</w:t>
             </w:r>
           </w:p>
         </w:tc>
@@ -9721,7 +9834,7 @@
                 <w:sz w:val="17"/>
                 <w:szCs w:val="17"/>
               </w:rPr>
-              <w:t xml:space="preserve">archival copy of OQ-012-revision rev. 001 produced (69087 bytes, 1 page(s)); 29 PDF/A-2b structural checks passed — embedded font, “acsp” ICC profile of 3024 bytes, pdfaid metadata part 2 level B, exact offsets; text fully read back through the file's own table, 44 accented or typographic character(s) restored; deterministic production (two runs identical byte for byte)</w:t>
+              <w:t xml:space="preserve">archival copy of OQ-012-revision rev. 001 produced (69088 bytes, 1 page(s)); 29 PDF/A-2b structural checks passed — embedded font, “acsp” ICC profile of 3024 bytes, pdfaid metadata part 2 level B, exact offsets; text fully read back through the file's own table, 44 accented or typographic character(s) restored; deterministic production (two runs identical byte for byte)</w:t>
             </w:r>
           </w:p>
         </w:tc>
@@ -9760,7 +9873,7 @@
                 <w:sz w:val="14"/>
                 <w:szCs w:val="14"/>
               </w:rPr>
-              <w:t xml:space="preserve">15 ms</w:t>
+              <w:t xml:space="preserve">14 ms</w:t>
             </w:r>
           </w:p>
         </w:tc>
@@ -9902,7 +10015,7 @@
                 <w:sz w:val="14"/>
                 <w:szCs w:val="14"/>
               </w:rPr>
-              <w:t xml:space="preserve">193 ms</w:t>
+              <w:t xml:space="preserve">153 ms</w:t>
             </w:r>
           </w:p>
         </w:tc>
@@ -10005,7 +10118,7 @@
                 <w:sz w:val="17"/>
                 <w:szCs w:val="17"/>
               </w:rPr>
-              <w:t xml:space="preserve">closure refused three times before being allowed — empty conclusion, 1 undecided entry/entries, affirmative verdict without a reason; manifestation “Testeur QR2 (QR2) · Revu · 07/08/2026 08:22:28 UTC · enregistrement E0F0 5795 EBB1” carrying the printed name, the meaning “Reviewed” and the content digest; digest recomputed identically outside the software, and changed by the slightest change of conclusion or verdict; independence recorded on the SIGNATORY (0 entry/entries written by them, against 5 by the opener); 10 triage rules recorded in the record; re-closing and re-deciding refused; no break added to the chain over 82 entries</w:t>
+              <w:t xml:space="preserve">closure refused three times before being allowed — empty conclusion, 1 undecided entry/entries, affirmative verdict without a reason; manifestation “Testeur QR2 (QR2) · Revu · 07/08/2026 09:04:45 UTC · enregistrement DF2C 80CE D134” carrying the printed name, the meaning “Reviewed” and the content digest; digest recomputed identically outside the software, and changed by the slightest change of conclusion or verdict; independence recorded on the SIGNATORY (0 entry/entries written by them, against 5 by the opener); 10 triage rules recorded in the record; re-closing and re-deciding refused; no break added to the chain over 82 entries</w:t>
             </w:r>
           </w:p>
         </w:tc>
@@ -10044,7 +10157,7 @@
                 <w:sz w:val="14"/>
                 <w:szCs w:val="14"/>
               </w:rPr>
-              <w:t xml:space="preserve">143 ms</w:t>
+              <w:t xml:space="preserve">106 ms</w:t>
             </w:r>
           </w:p>
         </w:tc>
@@ -10186,7 +10299,7 @@
                 <w:sz w:val="14"/>
                 <w:szCs w:val="14"/>
               </w:rPr>
-              <w:t xml:space="preserve">8 ms</w:t>
+              <w:t xml:space="preserve">9 ms</w:t>
             </w:r>
           </w:p>
         </w:tc>
@@ -10328,7 +10441,149 @@
                 <w:sz w:val="14"/>
                 <w:szCs w:val="14"/>
               </w:rPr>
-              <w:t xml:space="preserve">104 ms</w:t>
+              <w:t xml:space="preserve">71 ms</w:t>
+            </w:r>
+          </w:p>
+        </w:tc>
+      </w:tr>
+      <w:tr>
+        <w:tc>
+          <w:tcPr>
+            <w:tcW w:type="pct" w:w="13%"/>
+            <w:shd w:fill="F8FAFC"/>
+            <w:tcMar>
+              <w:top w:type="dxa" w:w="80"/>
+              <w:left w:type="dxa" w:w="110"/>
+              <w:bottom w:type="dxa" w:w="80"/>
+              <w:right w:type="dxa" w:w="110"/>
+            </w:tcMar>
+          </w:tcPr>
+          <w:p>
+            <w:pPr>
+              <w:spacing w:after="50"/>
+            </w:pPr>
+            <w:r>
+              <w:rPr>
+                <w:b/>
+                <w:bCs/>
+                <w:color w:val="4338CA"/>
+                <w:sz w:val="17"/>
+                <w:szCs w:val="17"/>
+              </w:rPr>
+              <w:t xml:space="preserve">OQ-36</w:t>
+            </w:r>
+          </w:p>
+          <w:p>
+            <w:pPr>
+              <w:spacing w:after="0"/>
+            </w:pPr>
+            <w:r>
+              <w:rPr>
+                <w:color w:val="475569"/>
+                <w:sz w:val="15"/>
+                <w:szCs w:val="15"/>
+              </w:rPr>
+              <w:t xml:space="preserve">URS-39</w:t>
+            </w:r>
+          </w:p>
+        </w:tc>
+        <w:tc>
+          <w:tcPr>
+            <w:tcW w:type="pct" w:w="30%"/>
+            <w:tcMar>
+              <w:top w:type="dxa" w:w="80"/>
+              <w:left w:type="dxa" w:w="110"/>
+              <w:bottom w:type="dxa" w:w="80"/>
+              <w:right w:type="dxa" w:w="110"/>
+            </w:tcMar>
+          </w:tcPr>
+          <w:p>
+            <w:pPr>
+              <w:spacing w:after="50"/>
+            </w:pPr>
+            <w:r>
+              <w:rPr>
+                <w:b/>
+                <w:bCs/>
+                <w:sz w:val="17"/>
+                <w:szCs w:val="17"/>
+              </w:rPr>
+              <w:t xml:space="preserve">Technical file: index derived from the graph, out-of-scope named, and no contradiction with the package</w:t>
+            </w:r>
+          </w:p>
+          <w:p>
+            <w:pPr>
+              <w:spacing w:after="0"/>
+            </w:pPr>
+            <w:r>
+              <w:rPr>
+                <w:color w:val="475569"/>
+                <w:sz w:val="15"/>
+                <w:szCs w:val="15"/>
+              </w:rPr>
+              <w:t xml:space="preserve">Verify that the index covers all 50 items of the diagnostic referential, that each status derives from the graph and changes when the graph changes, that out-of-scope items are named with their source, that the index never declares absent a document type present in the package, and that the digests cover every file.</w:t>
+            </w:r>
+          </w:p>
+        </w:tc>
+        <w:tc>
+          <w:tcPr>
+            <w:tcW w:type="pct" w:w="45%"/>
+            <w:tcMar>
+              <w:top w:type="dxa" w:w="80"/>
+              <w:left w:type="dxa" w:w="110"/>
+              <w:bottom w:type="dxa" w:w="80"/>
+              <w:right w:type="dxa" w:w="110"/>
+            </w:tcMar>
+          </w:tcPr>
+          <w:p>
+            <w:pPr>
+              <w:spacing w:after="0"/>
+            </w:pPr>
+            <w:r>
+              <w:rPr>
+                <w:sz w:val="17"/>
+                <w:szCs w:val="17"/>
+              </w:rPr>
+              <w:t xml:space="preserve">index of 50 items, identical to the diagnostic referential supplied beforehand; on an empty programme, 0 item covered and 15 outside scope, each naming the source the piece must come from; creating a single requirement moves INP-1 from “absent” to “covered” — the status follows the graph and is not typed in; on the demonstration file, no item is declared absent while a document of its type is released in the same package, the digests cover the other 4 files, and the cover note states that the package is not a complete technical file</w:t>
+            </w:r>
+          </w:p>
+        </w:tc>
+        <w:tc>
+          <w:tcPr>
+            <w:tcW w:type="pct" w:w="12%"/>
+            <w:tcMar>
+              <w:top w:type="dxa" w:w="80"/>
+              <w:left w:type="dxa" w:w="110"/>
+              <w:bottom w:type="dxa" w:w="80"/>
+              <w:right w:type="dxa" w:w="110"/>
+            </w:tcMar>
+          </w:tcPr>
+          <w:p>
+            <w:pPr>
+              <w:spacing w:after="40"/>
+            </w:pPr>
+            <w:r>
+              <w:rPr>
+                <w:b/>
+                <w:bCs/>
+                <w:color w:val="047857"/>
+                <w:sz w:val="17"/>
+                <w:szCs w:val="17"/>
+              </w:rPr>
+              <w:t xml:space="preserve">Conforming</w:t>
+            </w:r>
+          </w:p>
+          <w:p>
+            <w:pPr>
+              <w:spacing w:after="0"/>
+            </w:pPr>
+            <w:r>
+              <w:rPr>
+                <w:color w:val="475569"/>
+                <w:sz w:val="14"/>
+                <w:szCs w:val="14"/>
+              </w:rPr>
+              <w:t xml:space="preserve">49 ms</w:t>
             </w:r>
           </w:p>
         </w:tc>
@@ -13378,6 +13633,83 @@
           </w:p>
         </w:tc>
       </w:tr>
+      <w:tr>
+        <w:tc>
+          <w:tcPr>
+            <w:tcW w:type="pct" w:w="12%"/>
+            <w:tcMar>
+              <w:top w:type="dxa" w:w="80"/>
+              <w:left w:type="dxa" w:w="110"/>
+              <w:bottom w:type="dxa" w:w="80"/>
+              <w:right w:type="dxa" w:w="110"/>
+            </w:tcMar>
+          </w:tcPr>
+          <w:p>
+            <w:pPr>
+              <w:spacing w:after="0"/>
+            </w:pPr>
+            <w:r>
+              <w:rPr>
+                <w:b/>
+                <w:bCs/>
+                <w:color w:val="4338CA"/>
+                <w:sz w:val="17"/>
+                <w:szCs w:val="17"/>
+              </w:rPr>
+              <w:t xml:space="preserve">URS-39</w:t>
+            </w:r>
+          </w:p>
+        </w:tc>
+        <w:tc>
+          <w:tcPr>
+            <w:tcW w:type="pct" w:w="22%"/>
+            <w:tcMar>
+              <w:top w:type="dxa" w:w="80"/>
+              <w:left w:type="dxa" w:w="110"/>
+              <w:bottom w:type="dxa" w:w="80"/>
+              <w:right w:type="dxa" w:w="110"/>
+            </w:tcMar>
+          </w:tcPr>
+          <w:p>
+            <w:pPr>
+              <w:spacing w:after="0"/>
+            </w:pPr>
+            <w:r>
+              <w:rPr>
+                <w:b/>
+                <w:bCs/>
+                <w:color w:val="047857"/>
+                <w:sz w:val="17"/>
+                <w:szCs w:val="17"/>
+              </w:rPr>
+              <w:t xml:space="preserve">OQ-36</w:t>
+            </w:r>
+          </w:p>
+        </w:tc>
+        <w:tc>
+          <w:tcPr>
+            <w:tcW w:type="pct" w:w="66%"/>
+            <w:tcMar>
+              <w:top w:type="dxa" w:w="80"/>
+              <w:left w:type="dxa" w:w="110"/>
+              <w:bottom w:type="dxa" w:w="80"/>
+              <w:right w:type="dxa" w:w="110"/>
+            </w:tcMar>
+          </w:tcPr>
+          <w:p>
+            <w:pPr>
+              <w:spacing w:after="0"/>
+            </w:pPr>
+            <w:r>
+              <w:rPr>
+                <w:sz w:val="17"/>
+                <w:szCs w:val="17"/>
+              </w:rPr>
+              <w:t xml:space="preserve">Automated test case executed by the vendor at every version, result in section 5.1.</w:t>
+            </w:r>
+          </w:p>
+        </w:tc>
+      </w:tr>
     </w:tbl>
     <w:p>
       <w:pPr>
@@ -13397,7 +13729,7 @@
           <w:sz w:val="20"/>
           <w:szCs w:val="20"/>
         </w:rPr>
-        <w:t xml:space="preserve">Of the 38 requirements, 34 are verified automatically by the vendor and 4 must be verified at your site. This is not an arbitrary split: those 4 requirements are not observable without a browser, without an HTTP request, or without your infrastructure. Counting them as covered would be an unverifiable claim.</w:t>
+        <w:t xml:space="preserve">Of the 39 requirements, 35 are verified automatically by the vendor and 4 must be verified at your site. This is not an arbitrary split: those 4 requirements are not observable without a browser, without an HTTP request, or without your infrastructure. Counting them as covered would be an unverifiable claim.</w:t>
       </w:r>
     </w:p>
     <w:p>
@@ -13749,7 +14081,7 @@
         <w:sz w:val="15"/>
         <w:szCs w:val="15"/>
       </w:rPr>
-      <w:t xml:space="preserve">   ·   Version 1.2.1 · OQ report executed on 7 August 2026 at 08:22 UTC</w:t>
+      <w:t xml:space="preserve">   ·   Version 1.2.1 · OQ report executed on 7 August 2026 at 09:04 UTC</w:t>
     </w:r>
   </w:p>
 </w:ftr>

--- a/docs/Filum_software_validation_file.docx
+++ b/docs/Filum_software_validation_file.docx
@@ -430,7 +430,7 @@
           <w:sz w:val="20"/>
           <w:szCs w:val="20"/>
         </w:rPr>
-        <w:t xml:space="preserve">The 39 requirements below state what the software must do. The risk level is that of the requirement FAILING, not of its commercial importance: it determines the depth of verification.</w:t>
+        <w:t xml:space="preserve">The 40 requirements below state what the software must do. The risk level is that of the requirement FAILING, not of its commercial importance: it determines the depth of verification.</w:t>
       </w:r>
     </w:p>
     <w:tbl>
@@ -4964,6 +4964,119 @@
           </w:p>
         </w:tc>
       </w:tr>
+      <w:tr>
+        <w:tc>
+          <w:tcPr>
+            <w:tcW w:type="pct" w:w="11%"/>
+            <w:shd w:fill="F8FAFC"/>
+            <w:tcMar>
+              <w:top w:type="dxa" w:w="80"/>
+              <w:left w:type="dxa" w:w="110"/>
+              <w:bottom w:type="dxa" w:w="80"/>
+              <w:right w:type="dxa" w:w="110"/>
+            </w:tcMar>
+          </w:tcPr>
+          <w:p>
+            <w:pPr>
+              <w:spacing w:after="60"/>
+            </w:pPr>
+            <w:r>
+              <w:rPr>
+                <w:b/>
+                <w:bCs/>
+                <w:color w:val="4338CA"/>
+                <w:sz w:val="17"/>
+                <w:szCs w:val="17"/>
+              </w:rPr>
+              <w:t xml:space="preserve">URS-40</w:t>
+            </w:r>
+          </w:p>
+          <w:p>
+            <w:pPr>
+              <w:spacing w:after="0"/>
+            </w:pPr>
+            <w:r>
+              <w:rPr>
+                <w:b/>
+                <w:bCs/>
+                <w:color w:val="DC2626"/>
+                <w:sz w:val="15"/>
+                <w:szCs w:val="15"/>
+              </w:rPr>
+              <w:t xml:space="preserve">High</w:t>
+            </w:r>
+          </w:p>
+        </w:tc>
+        <w:tc>
+          <w:tcPr>
+            <w:tcW w:type="pct" w:w="41%"/>
+            <w:tcMar>
+              <w:top w:type="dxa" w:w="80"/>
+              <w:left w:type="dxa" w:w="110"/>
+              <w:bottom w:type="dxa" w:w="80"/>
+              <w:right w:type="dxa" w:w="110"/>
+            </w:tcMar>
+          </w:tcPr>
+          <w:p>
+            <w:pPr>
+              <w:spacing w:after="0"/>
+            </w:pPr>
+            <w:r>
+              <w:rPr>
+                <w:sz w:val="17"/>
+                <w:szCs w:val="17"/>
+              </w:rPr>
+              <w:t xml:space="preserve">The database uses WAL journalling, and the switch is applied at start-up idempotently. The file volume is APPEND-ONLY: no path in the software deletes or overwrites in it. A check re-reads every piece referenced by the database and distinguishes an ABSENT piece — files behind the database — from a TAMPERED piece — bytes changed outside the software.</w:t>
+            </w:r>
+          </w:p>
+        </w:tc>
+        <w:tc>
+          <w:tcPr>
+            <w:tcW w:type="pct" w:w="28%"/>
+            <w:tcMar>
+              <w:top w:type="dxa" w:w="80"/>
+              <w:left w:type="dxa" w:w="110"/>
+              <w:bottom w:type="dxa" w:w="80"/>
+              <w:right w:type="dxa" w:w="110"/>
+            </w:tcMar>
+          </w:tcPr>
+          <w:p>
+            <w:pPr>
+              <w:spacing w:after="0"/>
+            </w:pPr>
+            <w:r>
+              <w:rPr>
+                <w:sz w:val="17"/>
+                <w:szCs w:val="17"/>
+              </w:rPr>
+              <w:t xml:space="preserve">Continuous replication replicates only the database. Without the append-only property of the file volume, no restore ordering rule would be safe, and a restore would produce approved records whose bytes are missing — a regulatory file with pieces removed and nothing reporting it. Without WAL, an installation “with replication” would replicate nothing. And confusing an absent piece with a tampered one would have an integrity breach handled as an operations incident.</w:t>
+            </w:r>
+          </w:p>
+        </w:tc>
+        <w:tc>
+          <w:tcPr>
+            <w:tcW w:type="pct" w:w="20%"/>
+            <w:tcMar>
+              <w:top w:type="dxa" w:w="80"/>
+              <w:left w:type="dxa" w:w="110"/>
+              <w:bottom w:type="dxa" w:w="80"/>
+              <w:right w:type="dxa" w:w="110"/>
+            </w:tcMar>
+          </w:tcPr>
+          <w:p>
+            <w:pPr>
+              <w:spacing w:after="0"/>
+            </w:pPr>
+            <w:r>
+              <w:rPr>
+                <w:sz w:val="17"/>
+                <w:szCs w:val="17"/>
+              </w:rPr>
+              <w:t xml:space="preserve">21 CFR 11.10(c) · Annexe 11 (projet) — Sauvegarde et restauration · ISO 13485 §4.2.5</w:t>
+            </w:r>
+          </w:p>
+        </w:tc>
+      </w:tr>
     </w:tbl>
     <w:p>
       <w:pPr>
@@ -4983,7 +5096,7 @@
           <w:sz w:val="20"/>
           <w:szCs w:val="20"/>
         </w:rPr>
-        <w:t xml:space="preserve">Breakdown: 25 requirements at high risk, 12 at medium risk, 2 at low risk. Every high-risk requirement bears on the integrity or the attribution of records: its failure does not degrade convenience, it makes a record indefensible. Each is covered by a dedicated test case, executed at every version.</w:t>
+        <w:t xml:space="preserve">Breakdown: 26 requirements at high risk, 12 at medium risk, 2 at low risk. Every high-risk requirement bears on the integrity or the attribution of records: its failure does not degrade convenience, it makes a record indefensible. Each is covered by a dedicated test case, executed at every version.</w:t>
       </w:r>
     </w:p>
     <w:p>
@@ -5134,7 +5247,7 @@
                 <w:sz w:val="17"/>
                 <w:szCs w:val="17"/>
               </w:rPr>
-              <w:t xml:space="preserve">7 August 2026 at 09:04</w:t>
+              <w:t xml:space="preserve">7 August 2026 at 10:24</w:t>
             </w:r>
           </w:p>
         </w:tc>
@@ -5337,7 +5450,7 @@
                 <w:sz w:val="17"/>
                 <w:szCs w:val="17"/>
               </w:rPr>
-              <w:t xml:space="preserve">36 of 36 cases conforming — no deviation</w:t>
+              <w:t xml:space="preserve">37 of 37 cases conforming — no deviation</w:t>
             </w:r>
           </w:p>
         </w:tc>
@@ -5716,7 +5829,7 @@
                 <w:sz w:val="17"/>
                 <w:szCs w:val="17"/>
               </w:rPr>
-              <w:t xml:space="preserve">distinct fingerprints for one same password (b51b47a89425… ≠ e5f7648a7846…), correct verification, wrong and empty passwords refused</w:t>
+              <w:t xml:space="preserve">distinct fingerprints for one same password (48e2b8a0c608… ≠ deeb761bd128…), correct verification, wrong and empty passwords refused</w:t>
             </w:r>
           </w:p>
         </w:tc>
@@ -5755,7 +5868,7 @@
                 <w:sz w:val="14"/>
                 <w:szCs w:val="14"/>
               </w:rPr>
-              <w:t xml:space="preserve">169 ms</w:t>
+              <w:t xml:space="preserve">144 ms</w:t>
             </w:r>
           </w:p>
         </w:tc>
@@ -5897,7 +6010,7 @@
                 <w:sz w:val="14"/>
                 <w:szCs w:val="14"/>
               </w:rPr>
-              <w:t xml:space="preserve">17 ms</w:t>
+              <w:t xml:space="preserve">15 ms</w:t>
             </w:r>
           </w:p>
         </w:tc>
@@ -6000,7 +6113,7 @@
                 <w:sz w:val="17"/>
                 <w:szCs w:val="17"/>
               </w:rPr>
-              <w:t xml:space="preserve">content frozen, fingerprint 24604eb157d7fa54…, 10487 bytes kept, operation logged</w:t>
+              <w:t xml:space="preserve">content frozen, fingerprint 24604eb157d7fa54…, 10485 bytes kept, operation logged</w:t>
             </w:r>
           </w:p>
         </w:tc>
@@ -6039,7 +6152,7 @@
                 <w:sz w:val="14"/>
                 <w:szCs w:val="14"/>
               </w:rPr>
-              <w:t xml:space="preserve">144 ms</w:t>
+              <w:t xml:space="preserve">119 ms</w:t>
             </w:r>
           </w:p>
         </w:tc>
@@ -6142,7 +6255,7 @@
                 <w:sz w:val="17"/>
                 <w:szCs w:val="17"/>
               </w:rPr>
-              <w:t xml:space="preserve">signature linked to snapshot cmsipxsn…, attested fingerprint 3767 CD80 ACC9, manifestation “Testeur QA1 (QA1) · Approuvé · 07/08/2026 09:04:33 UTC · enregistrement 3767 CD80 ACC9”</w:t>
+              <w:t xml:space="preserve">signature linked to snapshot cmsissaz…, attested fingerprint 3767 CD80 ACC9, manifestation “Testeur QA1 (QA1) · Approuvé · 07/08/2026 10:24:16 UTC · enregistrement 3767 CD80 ACC9”</w:t>
             </w:r>
           </w:p>
         </w:tc>
@@ -6181,7 +6294,7 @@
                 <w:sz w:val="14"/>
                 <w:szCs w:val="14"/>
               </w:rPr>
-              <w:t xml:space="preserve">53 ms</w:t>
+              <w:t xml:space="preserve">30 ms</w:t>
             </w:r>
           </w:p>
         </w:tc>
@@ -6284,7 +6397,7 @@
                 <w:sz w:val="17"/>
                 <w:szCs w:val="17"/>
               </w:rPr>
-              <w:t xml:space="preserve">10488 bytes re-read identically; one byte flipped at position 5244 detected</w:t>
+              <w:t xml:space="preserve">10487 bytes re-read identically; one byte flipped at position 5243 detected</w:t>
             </w:r>
           </w:p>
         </w:tc>
@@ -6323,7 +6436,7 @@
                 <w:sz w:val="14"/>
                 <w:szCs w:val="14"/>
               </w:rPr>
-              <w:t xml:space="preserve">63 ms</w:t>
+              <w:t xml:space="preserve">46 ms</w:t>
             </w:r>
           </w:p>
         </w:tc>
@@ -6465,7 +6578,7 @@
                 <w:sz w:val="14"/>
                 <w:szCs w:val="14"/>
               </w:rPr>
-              <w:t xml:space="preserve">63 ms</w:t>
+              <w:t xml:space="preserve">39 ms</w:t>
             </w:r>
           </w:p>
         </w:tc>
@@ -6607,7 +6720,7 @@
                 <w:sz w:val="14"/>
                 <w:szCs w:val="14"/>
               </w:rPr>
-              <w:t xml:space="preserve">62 ms</w:t>
+              <w:t xml:space="preserve">34 ms</w:t>
             </w:r>
           </w:p>
         </w:tc>
@@ -6749,7 +6862,7 @@
                 <w:sz w:val="14"/>
                 <w:szCs w:val="14"/>
               </w:rPr>
-              <w:t xml:space="preserve">85 ms</w:t>
+              <w:t xml:space="preserve">52 ms</w:t>
             </w:r>
           </w:p>
         </w:tc>
@@ -6891,7 +7004,7 @@
                 <w:sz w:val="14"/>
                 <w:szCs w:val="14"/>
               </w:rPr>
-              <w:t xml:space="preserve">86 ms</w:t>
+              <w:t xml:space="preserve">57 ms</w:t>
             </w:r>
           </w:p>
         </w:tc>
@@ -7033,7 +7146,7 @@
                 <w:sz w:val="14"/>
                 <w:szCs w:val="14"/>
               </w:rPr>
-              <w:t xml:space="preserve">80 ms</w:t>
+              <w:t xml:space="preserve">53 ms</w:t>
             </w:r>
           </w:p>
         </w:tc>
@@ -7136,7 +7249,7 @@
                 <w:sz w:val="17"/>
                 <w:szCs w:val="17"/>
               </w:rPr>
-              <w:t xml:space="preserve">154 source files inspected: no modification or deletion of an entry; 1 files in append-only mode</w:t>
+              <w:t xml:space="preserve">155 source files inspected: no modification or deletion of an entry; 1 files in append-only mode</w:t>
             </w:r>
           </w:p>
         </w:tc>
@@ -7175,7 +7288,7 @@
                 <w:sz w:val="14"/>
                 <w:szCs w:val="14"/>
               </w:rPr>
-              <w:t xml:space="preserve">33 ms</w:t>
+              <w:t xml:space="preserve">29 ms</w:t>
             </w:r>
           </w:p>
         </w:tc>
@@ -7317,7 +7430,7 @@
                 <w:sz w:val="14"/>
                 <w:szCs w:val="14"/>
               </w:rPr>
-              <w:t xml:space="preserve">31 ms</w:t>
+              <w:t xml:space="preserve">14 ms</w:t>
             </w:r>
           </w:p>
         </w:tc>
@@ -7743,7 +7856,7 @@
                 <w:sz w:val="14"/>
                 <w:szCs w:val="14"/>
               </w:rPr>
-              <w:t xml:space="preserve">335 ms</w:t>
+              <w:t xml:space="preserve">325 ms</w:t>
             </w:r>
           </w:p>
         </w:tc>
@@ -7846,7 +7959,7 @@
                 <w:sz w:val="17"/>
                 <w:szCs w:val="17"/>
               </w:rPr>
-              <w:t xml:space="preserve">13 record(s) archived, 43 file(s) covered by empreintes.sha256, 0 deviation; anchor b0bd8c6833b205ae…; frozen bytes returned identically; one byte altered, detected and flagged ALTERED, file kept inside the archive</w:t>
+              <w:t xml:space="preserve">13 record(s) archived, 43 file(s) covered by empreintes.sha256, 0 deviation; anchor 794671292a5b7169…; frozen bytes returned identically; one byte altered, detected and flagged ALTERED, file kept inside the archive</w:t>
             </w:r>
           </w:p>
         </w:tc>
@@ -7885,7 +7998,7 @@
                 <w:sz w:val="14"/>
                 <w:szCs w:val="14"/>
               </w:rPr>
-              <w:t xml:space="preserve">458 ms</w:t>
+              <w:t xml:space="preserve">438 ms</w:t>
             </w:r>
           </w:p>
         </w:tc>
@@ -8027,7 +8140,7 @@
                 <w:sz w:val="14"/>
                 <w:szCs w:val="14"/>
               </w:rPr>
-              <w:t xml:space="preserve">14 ms</w:t>
+              <w:t xml:space="preserve">10 ms</w:t>
             </w:r>
           </w:p>
         </w:tc>
@@ -8169,7 +8282,7 @@
                 <w:sz w:val="14"/>
                 <w:szCs w:val="14"/>
               </w:rPr>
-              <w:t xml:space="preserve">396 ms</w:t>
+              <w:t xml:space="preserve">370 ms</w:t>
             </w:r>
           </w:p>
         </w:tc>
@@ -8311,7 +8424,7 @@
                 <w:sz w:val="14"/>
                 <w:szCs w:val="14"/>
               </w:rPr>
-              <w:t xml:space="preserve">285 ms</w:t>
+              <w:t xml:space="preserve">262 ms</w:t>
             </w:r>
           </w:p>
         </w:tc>
@@ -8414,7 +8527,7 @@
                 <w:sz w:val="17"/>
                 <w:szCs w:val="17"/>
               </w:rPr>
-              <w:t xml:space="preserve">DER request of 89 bytes carrying the requested fingerprint; token of 2418 bytes read exactly (date 2026-08-03T08:55:03.000Z, serial 02, policy 1.3.6.1.4.1.99999.1.1); four refusals obtained: another fingerprint, another nonce, a rejection response from the authority, a truncated token</w:t>
+              <w:t xml:space="preserve">DER request of 90 bytes carrying the requested fingerprint; token of 2418 bytes read exactly (date 2026-08-03T08:55:03.000Z, serial 02, policy 1.3.6.1.4.1.99999.1.1); four refusals obtained: another fingerprint, another nonce, a rejection response from the authority, a truncated token</w:t>
             </w:r>
           </w:p>
         </w:tc>
@@ -8453,7 +8566,7 @@
                 <w:sz w:val="14"/>
                 <w:szCs w:val="14"/>
               </w:rPr>
-              <w:t xml:space="preserve">1 ms</w:t>
+              <w:t xml:space="preserve">2 ms</w:t>
             </w:r>
           </w:p>
         </w:tc>
@@ -8595,7 +8708,7 @@
                 <w:sz w:val="14"/>
                 <w:szCs w:val="14"/>
               </w:rPr>
-              <w:t xml:space="preserve">0 ms</w:t>
+              <w:t xml:space="preserve">1 ms</w:t>
             </w:r>
           </w:p>
         </w:tc>
@@ -8737,7 +8850,7 @@
                 <w:sz w:val="14"/>
                 <w:szCs w:val="14"/>
               </w:rPr>
-              <w:t xml:space="preserve">25 ms</w:t>
+              <w:t xml:space="preserve">15 ms</w:t>
             </w:r>
           </w:p>
         </w:tc>
@@ -8840,7 +8953,7 @@
                 <w:sz w:val="17"/>
                 <w:szCs w:val="17"/>
               </w:rPr>
-              <w:t xml:space="preserve">209 source file(s) re-read, no write to the trail outside the module; 9 fingerprints compared between the TypeScript implementation and the server-console mirror, all identical</w:t>
+              <w:t xml:space="preserve">211 source file(s) re-read, no write to the trail outside the module; 9 fingerprints compared between the TypeScript implementation and the server-console mirror, all identical</w:t>
             </w:r>
           </w:p>
         </w:tc>
@@ -8879,7 +8992,7 @@
                 <w:sz w:val="14"/>
                 <w:szCs w:val="14"/>
               </w:rPr>
-              <w:t xml:space="preserve">26 ms</w:t>
+              <w:t xml:space="preserve">29 ms</w:t>
             </w:r>
           </w:p>
         </w:tc>
@@ -9305,7 +9418,7 @@
                 <w:sz w:val="14"/>
                 <w:szCs w:val="14"/>
               </w:rPr>
-              <w:t xml:space="preserve">221 ms</w:t>
+              <w:t xml:space="preserve">249 ms</w:t>
             </w:r>
           </w:p>
         </w:tc>
@@ -9408,7 +9521,7 @@
                 <w:sz w:val="17"/>
                 <w:szCs w:val="17"/>
               </w:rPr>
-              <w:t xml:space="preserve">209 source file(s) re-read: no password write outside the authorised paths; a single write in the server actions, the personal change, which requires the old password; the console emergency tool issues a token and can no longer derive a password; no password field outside the 7 screens where you type your own</w:t>
+              <w:t xml:space="preserve">211 source file(s) re-read: no password write outside the authorised paths; a single write in the server actions, the personal change, which requires the old password; the console emergency tool issues a token and can no longer derive a password; no password field outside the 7 screens where you type your own</w:t>
             </w:r>
           </w:p>
         </w:tc>
@@ -9447,7 +9560,7 @@
                 <w:sz w:val="14"/>
                 <w:szCs w:val="14"/>
               </w:rPr>
-              <w:t xml:space="preserve">33 ms</w:t>
+              <w:t xml:space="preserve">48 ms</w:t>
             </w:r>
           </w:p>
         </w:tc>
@@ -9589,7 +9702,7 @@
                 <w:sz w:val="14"/>
                 <w:szCs w:val="14"/>
               </w:rPr>
-              <w:t xml:space="preserve">8972 ms</w:t>
+              <w:t xml:space="preserve">9136 ms</w:t>
             </w:r>
           </w:p>
         </w:tc>
@@ -9731,7 +9844,7 @@
                 <w:sz w:val="14"/>
                 <w:szCs w:val="14"/>
               </w:rPr>
-              <w:t xml:space="preserve">23 ms</w:t>
+              <w:t xml:space="preserve">25 ms</w:t>
             </w:r>
           </w:p>
         </w:tc>
@@ -9834,7 +9947,7 @@
                 <w:sz w:val="17"/>
                 <w:szCs w:val="17"/>
               </w:rPr>
-              <w:t xml:space="preserve">archival copy of OQ-012-revision rev. 001 produced (69088 bytes, 1 page(s)); 29 PDF/A-2b structural checks passed — embedded font, “acsp” ICC profile of 3024 bytes, pdfaid metadata part 2 level B, exact offsets; text fully read back through the file's own table, 44 accented or typographic character(s) restored; deterministic production (two runs identical byte for byte)</w:t>
+              <w:t xml:space="preserve">archival copy of OQ-012-revision rev. 001 produced (69090 bytes, 1 page(s)); 29 PDF/A-2b structural checks passed — embedded font, “acsp” ICC profile of 3024 bytes, pdfaid metadata part 2 level B, exact offsets; text fully read back through the file's own table, 44 accented or typographic character(s) restored; deterministic production (two runs identical byte for byte)</w:t>
             </w:r>
           </w:p>
         </w:tc>
@@ -9873,7 +9986,7 @@
                 <w:sz w:val="14"/>
                 <w:szCs w:val="14"/>
               </w:rPr>
-              <w:t xml:space="preserve">14 ms</w:t>
+              <w:t xml:space="preserve">16 ms</w:t>
             </w:r>
           </w:p>
         </w:tc>
@@ -10015,7 +10128,7 @@
                 <w:sz w:val="14"/>
                 <w:szCs w:val="14"/>
               </w:rPr>
-              <w:t xml:space="preserve">153 ms</w:t>
+              <w:t xml:space="preserve">90 ms</w:t>
             </w:r>
           </w:p>
         </w:tc>
@@ -10118,7 +10231,7 @@
                 <w:sz w:val="17"/>
                 <w:szCs w:val="17"/>
               </w:rPr>
-              <w:t xml:space="preserve">closure refused three times before being allowed — empty conclusion, 1 undecided entry/entries, affirmative verdict without a reason; manifestation “Testeur QR2 (QR2) · Revu · 07/08/2026 09:04:45 UTC · enregistrement DF2C 80CE D134” carrying the printed name, the meaning “Reviewed” and the content digest; digest recomputed identically outside the software, and changed by the slightest change of conclusion or verdict; independence recorded on the SIGNATORY (0 entry/entries written by them, against 5 by the opener); 10 triage rules recorded in the record; re-closing and re-deciding refused; no break added to the chain over 82 entries</w:t>
+              <w:t xml:space="preserve">closure refused three times before being allowed — empty conclusion, 1 undecided entry/entries, affirmative verdict without a reason; manifestation “Testeur QR2 (QR2) · Revu · 07/08/2026 10:24:27 UTC · enregistrement 99CD ECE8 3E48” carrying the printed name, the meaning “Reviewed” and the content digest; digest recomputed identically outside the software, and changed by the slightest change of conclusion or verdict; independence recorded on the SIGNATORY (0 entry/entries written by them, against 5 by the opener); 10 triage rules recorded in the record; re-closing and re-deciding refused; no break added to the chain over 82 entries</w:t>
             </w:r>
           </w:p>
         </w:tc>
@@ -10157,7 +10270,7 @@
                 <w:sz w:val="14"/>
                 <w:szCs w:val="14"/>
               </w:rPr>
-              <w:t xml:space="preserve">106 ms</w:t>
+              <w:t xml:space="preserve">93 ms</w:t>
             </w:r>
           </w:p>
         </w:tc>
@@ -10299,7 +10412,7 @@
                 <w:sz w:val="14"/>
                 <w:szCs w:val="14"/>
               </w:rPr>
-              <w:t xml:space="preserve">9 ms</w:t>
+              <w:t xml:space="preserve">8 ms</w:t>
             </w:r>
           </w:p>
         </w:tc>
@@ -10441,7 +10554,7 @@
                 <w:sz w:val="14"/>
                 <w:szCs w:val="14"/>
               </w:rPr>
-              <w:t xml:space="preserve">71 ms</w:t>
+              <w:t xml:space="preserve">16 ms</w:t>
             </w:r>
           </w:p>
         </w:tc>
@@ -10583,7 +10696,149 @@
                 <w:sz w:val="14"/>
                 <w:szCs w:val="14"/>
               </w:rPr>
-              <w:t xml:space="preserve">49 ms</w:t>
+              <w:t xml:space="preserve">55 ms</w:t>
+            </w:r>
+          </w:p>
+        </w:tc>
+      </w:tr>
+      <w:tr>
+        <w:tc>
+          <w:tcPr>
+            <w:tcW w:type="pct" w:w="13%"/>
+            <w:shd w:fill="F8FAFC"/>
+            <w:tcMar>
+              <w:top w:type="dxa" w:w="80"/>
+              <w:left w:type="dxa" w:w="110"/>
+              <w:bottom w:type="dxa" w:w="80"/>
+              <w:right w:type="dxa" w:w="110"/>
+            </w:tcMar>
+          </w:tcPr>
+          <w:p>
+            <w:pPr>
+              <w:spacing w:after="50"/>
+            </w:pPr>
+            <w:r>
+              <w:rPr>
+                <w:b/>
+                <w:bCs/>
+                <w:color w:val="4338CA"/>
+                <w:sz w:val="17"/>
+                <w:szCs w:val="17"/>
+              </w:rPr>
+              <w:t xml:space="preserve">OQ-37</w:t>
+            </w:r>
+          </w:p>
+          <w:p>
+            <w:pPr>
+              <w:spacing w:after="0"/>
+            </w:pPr>
+            <w:r>
+              <w:rPr>
+                <w:color w:val="475569"/>
+                <w:sz w:val="15"/>
+                <w:szCs w:val="15"/>
+              </w:rPr>
+              <w:t xml:space="preserve">URS-40</w:t>
+            </w:r>
+          </w:p>
+        </w:tc>
+        <w:tc>
+          <w:tcPr>
+            <w:tcW w:type="pct" w:w="30%"/>
+            <w:tcMar>
+              <w:top w:type="dxa" w:w="80"/>
+              <w:left w:type="dxa" w:w="110"/>
+              <w:bottom w:type="dxa" w:w="80"/>
+              <w:right w:type="dxa" w:w="110"/>
+            </w:tcMar>
+          </w:tcPr>
+          <w:p>
+            <w:pPr>
+              <w:spacing w:after="50"/>
+            </w:pPr>
+            <w:r>
+              <w:rPr>
+                <w:b/>
+                <w:bCs/>
+                <w:sz w:val="17"/>
+                <w:szCs w:val="17"/>
+              </w:rPr>
+              <w:t xml:space="preserve">Continuous backup: WAL journalling, append-only volume, and verifiable database ↔ files consistency</w:t>
+            </w:r>
+          </w:p>
+          <w:p>
+            <w:pPr>
+              <w:spacing w:after="0"/>
+            </w:pPr>
+            <w:r>
+              <w:rPr>
+                <w:color w:val="475569"/>
+                <w:sz w:val="15"/>
+                <w:szCs w:val="15"/>
+              </w:rPr>
+              <w:t xml:space="preserve">Verify that the database uses WAL journalling — the precondition of any continuous replication —, that the switch is idempotent, that no path in the software deletes or overwrites in the file volume, and that the restore check distinguishes an absent piece from a tampered one, naming the one that is missing.</w:t>
+            </w:r>
+          </w:p>
+        </w:tc>
+        <w:tc>
+          <w:tcPr>
+            <w:tcW w:type="pct" w:w="45%"/>
+            <w:tcMar>
+              <w:top w:type="dxa" w:w="80"/>
+              <w:left w:type="dxa" w:w="110"/>
+              <w:bottom w:type="dxa" w:w="80"/>
+              <w:right w:type="dxa" w:w="110"/>
+            </w:tcMar>
+          </w:tcPr>
+          <w:p>
+            <w:pPr>
+              <w:spacing w:after="0"/>
+            </w:pPr>
+            <w:r>
+              <w:rPr>
+                <w:sz w:val="17"/>
+                <w:szCs w:val="17"/>
+              </w:rPr>
+              <w:t xml:space="preserve">database in WAL journalling, idempotent switch; 162 source file(s) re-read, no path deletes or overwrites in the file volume outside the import purge — it is that append-only property which makes the rule “restore files to an instant at or after the database” safe; over 19 referenced piece(s), removing an approved record is reported ABSENT and named (OQ-014-restauration), modifying it outside the software is reported TAMPERED, the two defects are never conflated, and the report returns to consistent once the piece is restored</w:t>
+            </w:r>
+          </w:p>
+        </w:tc>
+        <w:tc>
+          <w:tcPr>
+            <w:tcW w:type="pct" w:w="12%"/>
+            <w:tcMar>
+              <w:top w:type="dxa" w:w="80"/>
+              <w:left w:type="dxa" w:w="110"/>
+              <w:bottom w:type="dxa" w:w="80"/>
+              <w:right w:type="dxa" w:w="110"/>
+            </w:tcMar>
+          </w:tcPr>
+          <w:p>
+            <w:pPr>
+              <w:spacing w:after="40"/>
+            </w:pPr>
+            <w:r>
+              <w:rPr>
+                <w:b/>
+                <w:bCs/>
+                <w:color w:val="047857"/>
+                <w:sz w:val="17"/>
+                <w:szCs w:val="17"/>
+              </w:rPr>
+              <w:t xml:space="preserve">Conforming</w:t>
+            </w:r>
+          </w:p>
+          <w:p>
+            <w:pPr>
+              <w:spacing w:after="0"/>
+            </w:pPr>
+            <w:r>
+              <w:rPr>
+                <w:color w:val="475569"/>
+                <w:sz w:val="14"/>
+                <w:szCs w:val="14"/>
+              </w:rPr>
+              <w:t xml:space="preserve">156 ms</w:t>
             </w:r>
           </w:p>
         </w:tc>
@@ -13710,6 +13965,83 @@
           </w:p>
         </w:tc>
       </w:tr>
+      <w:tr>
+        <w:tc>
+          <w:tcPr>
+            <w:tcW w:type="pct" w:w="12%"/>
+            <w:tcMar>
+              <w:top w:type="dxa" w:w="80"/>
+              <w:left w:type="dxa" w:w="110"/>
+              <w:bottom w:type="dxa" w:w="80"/>
+              <w:right w:type="dxa" w:w="110"/>
+            </w:tcMar>
+          </w:tcPr>
+          <w:p>
+            <w:pPr>
+              <w:spacing w:after="0"/>
+            </w:pPr>
+            <w:r>
+              <w:rPr>
+                <w:b/>
+                <w:bCs/>
+                <w:color w:val="4338CA"/>
+                <w:sz w:val="17"/>
+                <w:szCs w:val="17"/>
+              </w:rPr>
+              <w:t xml:space="preserve">URS-40</w:t>
+            </w:r>
+          </w:p>
+        </w:tc>
+        <w:tc>
+          <w:tcPr>
+            <w:tcW w:type="pct" w:w="22%"/>
+            <w:tcMar>
+              <w:top w:type="dxa" w:w="80"/>
+              <w:left w:type="dxa" w:w="110"/>
+              <w:bottom w:type="dxa" w:w="80"/>
+              <w:right w:type="dxa" w:w="110"/>
+            </w:tcMar>
+          </w:tcPr>
+          <w:p>
+            <w:pPr>
+              <w:spacing w:after="0"/>
+            </w:pPr>
+            <w:r>
+              <w:rPr>
+                <w:b/>
+                <w:bCs/>
+                <w:color w:val="047857"/>
+                <w:sz w:val="17"/>
+                <w:szCs w:val="17"/>
+              </w:rPr>
+              <w:t xml:space="preserve">OQ-37</w:t>
+            </w:r>
+          </w:p>
+        </w:tc>
+        <w:tc>
+          <w:tcPr>
+            <w:tcW w:type="pct" w:w="66%"/>
+            <w:tcMar>
+              <w:top w:type="dxa" w:w="80"/>
+              <w:left w:type="dxa" w:w="110"/>
+              <w:bottom w:type="dxa" w:w="80"/>
+              <w:right w:type="dxa" w:w="110"/>
+            </w:tcMar>
+          </w:tcPr>
+          <w:p>
+            <w:pPr>
+              <w:spacing w:after="0"/>
+            </w:pPr>
+            <w:r>
+              <w:rPr>
+                <w:sz w:val="17"/>
+                <w:szCs w:val="17"/>
+              </w:rPr>
+              <w:t xml:space="preserve">Automated test case executed by the vendor at every version, result in section 5.1.</w:t>
+            </w:r>
+          </w:p>
+        </w:tc>
+      </w:tr>
     </w:tbl>
     <w:p>
       <w:pPr>
@@ -13729,7 +14061,7 @@
           <w:sz w:val="20"/>
           <w:szCs w:val="20"/>
         </w:rPr>
-        <w:t xml:space="preserve">Of the 39 requirements, 35 are verified automatically by the vendor and 4 must be verified at your site. This is not an arbitrary split: those 4 requirements are not observable without a browser, without an HTTP request, or without your infrastructure. Counting them as covered would be an unverifiable claim.</w:t>
+        <w:t xml:space="preserve">Of the 40 requirements, 36 are verified automatically by the vendor and 4 must be verified at your site. This is not an arbitrary split: those 4 requirements are not observable without a browser, without an HTTP request, or without your infrastructure. Counting them as covered would be an unverifiable claim.</w:t>
       </w:r>
     </w:p>
     <w:p>
@@ -14081,7 +14413,7 @@
         <w:sz w:val="15"/>
         <w:szCs w:val="15"/>
       </w:rPr>
-      <w:t xml:space="preserve">   ·   Version 1.2.1 · OQ report executed on 7 August 2026 at 09:04 UTC</w:t>
+      <w:t xml:space="preserve">   ·   Version 1.2.1 · OQ report executed on 7 August 2026 at 10:24 UTC</w:t>
     </w:r>
   </w:p>
 </w:ftr>

--- a/docs/Filum_software_validation_file.docx
+++ b/docs/Filum_software_validation_file.docx
@@ -430,7 +430,7 @@
           <w:sz w:val="20"/>
           <w:szCs w:val="20"/>
         </w:rPr>
-        <w:t xml:space="preserve">The 40 requirements below state what the software must do. The risk level is that of the requirement FAILING, not of its commercial importance: it determines the depth of verification.</w:t>
+        <w:t xml:space="preserve">The 47 requirements below state what the software must do. The risk level is that of the requirement FAILING, not of its commercial importance: it determines the depth of verification.</w:t>
       </w:r>
     </w:p>
     <w:tbl>
@@ -5077,6 +5077,797 @@
           </w:p>
         </w:tc>
       </w:tr>
+      <w:tr>
+        <w:tc>
+          <w:tcPr>
+            <w:tcW w:type="pct" w:w="11%"/>
+            <w:shd w:fill="F8FAFC"/>
+            <w:tcMar>
+              <w:top w:type="dxa" w:w="80"/>
+              <w:left w:type="dxa" w:w="110"/>
+              <w:bottom w:type="dxa" w:w="80"/>
+              <w:right w:type="dxa" w:w="110"/>
+            </w:tcMar>
+          </w:tcPr>
+          <w:p>
+            <w:pPr>
+              <w:spacing w:after="60"/>
+            </w:pPr>
+            <w:r>
+              <w:rPr>
+                <w:b/>
+                <w:bCs/>
+                <w:color w:val="4338CA"/>
+                <w:sz w:val="17"/>
+                <w:szCs w:val="17"/>
+              </w:rPr>
+              <w:t xml:space="preserve">URS-41</w:t>
+            </w:r>
+          </w:p>
+          <w:p>
+            <w:pPr>
+              <w:spacing w:after="0"/>
+            </w:pPr>
+            <w:r>
+              <w:rPr>
+                <w:b/>
+                <w:bCs/>
+                <w:color w:val="B45309"/>
+                <w:sz w:val="15"/>
+                <w:szCs w:val="15"/>
+              </w:rPr>
+              <w:t xml:space="preserve">Medium</w:t>
+            </w:r>
+          </w:p>
+        </w:tc>
+        <w:tc>
+          <w:tcPr>
+            <w:tcW w:type="pct" w:w="41%"/>
+            <w:tcMar>
+              <w:top w:type="dxa" w:w="80"/>
+              <w:left w:type="dxa" w:w="110"/>
+              <w:bottom w:type="dxa" w:w="80"/>
+              <w:right w:type="dxa" w:w="110"/>
+            </w:tcMar>
+          </w:tcPr>
+          <w:p>
+            <w:pPr>
+              <w:spacing w:after="0"/>
+            </w:pPr>
+            <w:r>
+              <w:rPr>
+                <w:sz w:val="17"/>
+                <w:szCs w:val="17"/>
+              </w:rPr>
+              <w:t xml:space="preserve">An installation declared as a “demonstration” states on EVERY screen, including before any sign-in, that it carries fictional data, that it is erased periodically, and that it is not a qualified installation. The warning cannot be dismissed. The mode is off by default and accepts only an explicit value. It changes NOTHING of what the software records: no module producing data or documents depends on it.</w:t>
+            </w:r>
+          </w:p>
+        </w:tc>
+        <w:tc>
+          <w:tcPr>
+            <w:tcW w:type="pct" w:w="28%"/>
+            <w:tcMar>
+              <w:top w:type="dxa" w:w="80"/>
+              <w:left w:type="dxa" w:w="110"/>
+              <w:bottom w:type="dxa" w:w="80"/>
+              <w:right w:type="dxa" w:w="110"/>
+            </w:tcMar>
+          </w:tcPr>
+          <w:p>
+            <w:pPr>
+              <w:spacing w:after="0"/>
+            </w:pPr>
+            <w:r>
+              <w:rPr>
+                <w:sz w:val="17"/>
+                <w:szCs w:val="17"/>
+              </w:rPr>
+              <w:t xml:space="preserve">A public instance is identical to a real one — that is the whole point of a demonstration, and it is what makes it deceptive. A visitor uploading a real design file makes it public AND loses it at the next reset; a visitor mistaking the instance for a qualified installation relies on signatures that are worthless. The warning must therefore appear BEFORE sign-in, since that is where the decision to upload is taken. Conversely, a mode switched on by a mis-copied variable would stamp “fictional data” across every screenshot in a customer's validation file.</w:t>
+            </w:r>
+          </w:p>
+        </w:tc>
+        <w:tc>
+          <w:tcPr>
+            <w:tcW w:type="pct" w:w="20%"/>
+            <w:tcMar>
+              <w:top w:type="dxa" w:w="80"/>
+              <w:left w:type="dxa" w:w="110"/>
+              <w:bottom w:type="dxa" w:w="80"/>
+              <w:right w:type="dxa" w:w="110"/>
+            </w:tcMar>
+          </w:tcPr>
+          <w:p>
+            <w:pPr>
+              <w:spacing w:after="0"/>
+            </w:pPr>
+            <w:r>
+              <w:rPr>
+                <w:sz w:val="17"/>
+                <w:szCs w:val="17"/>
+              </w:rPr>
+              <w:t xml:space="preserve">21 CFR 11.10(a) · ALCOA+ — attribuable et exact · ISO 13485 §4.2.4</w:t>
+            </w:r>
+          </w:p>
+        </w:tc>
+      </w:tr>
+      <w:tr>
+        <w:tc>
+          <w:tcPr>
+            <w:tcW w:type="pct" w:w="11%"/>
+            <w:shd w:fill="F8FAFC"/>
+            <w:tcMar>
+              <w:top w:type="dxa" w:w="80"/>
+              <w:left w:type="dxa" w:w="110"/>
+              <w:bottom w:type="dxa" w:w="80"/>
+              <w:right w:type="dxa" w:w="110"/>
+            </w:tcMar>
+          </w:tcPr>
+          <w:p>
+            <w:pPr>
+              <w:spacing w:after="60"/>
+            </w:pPr>
+            <w:r>
+              <w:rPr>
+                <w:b/>
+                <w:bCs/>
+                <w:color w:val="4338CA"/>
+                <w:sz w:val="17"/>
+                <w:szCs w:val="17"/>
+              </w:rPr>
+              <w:t xml:space="preserve">URS-42</w:t>
+            </w:r>
+          </w:p>
+          <w:p>
+            <w:pPr>
+              <w:spacing w:after="0"/>
+            </w:pPr>
+            <w:r>
+              <w:rPr>
+                <w:b/>
+                <w:bCs/>
+                <w:color w:val="B45309"/>
+                <w:sz w:val="15"/>
+                <w:szCs w:val="15"/>
+              </w:rPr>
+              <w:t xml:space="preserve">Medium</w:t>
+            </w:r>
+          </w:p>
+        </w:tc>
+        <w:tc>
+          <w:tcPr>
+            <w:tcW w:type="pct" w:w="41%"/>
+            <w:tcMar>
+              <w:top w:type="dxa" w:w="80"/>
+              <w:left w:type="dxa" w:w="110"/>
+              <w:bottom w:type="dxa" w:w="80"/>
+              <w:right w:type="dxa" w:w="110"/>
+            </w:tcMar>
+          </w:tcPr>
+          <w:p>
+            <w:pPr>
+              <w:spacing w:after="0"/>
+            </w:pPr>
+            <w:r>
+              <w:rPr>
+                <w:sz w:val="17"/>
+                <w:szCs w:val="17"/>
+              </w:rPr>
+              <w:t xml:space="preserve">The by-programme view carries a row for whatever is attached to NO programme, and reconciles every indicator against a total queried separately from the database — never obtained by summing its own rows. Any gap is displayed instead of being hidden. Documents whose programme contradicts their activity's are named. The “requirement covered” rule is the one used by the rest of the product.</w:t>
+            </w:r>
+          </w:p>
+        </w:tc>
+        <w:tc>
+          <w:tcPr>
+            <w:tcW w:type="pct" w:w="28%"/>
+            <w:tcMar>
+              <w:top w:type="dxa" w:w="80"/>
+              <w:left w:type="dxa" w:w="110"/>
+              <w:bottom w:type="dxa" w:w="80"/>
+              <w:right w:type="dxa" w:w="110"/>
+            </w:tcMar>
+          </w:tcPr>
+          <w:p>
+            <w:pPr>
+              <w:spacing w:after="0"/>
+            </w:pPr>
+            <w:r>
+              <w:rPr>
+                <w:sz w:val="17"/>
+                <w:szCs w:val="17"/>
+              </w:rPr>
+              <w:t xml:space="preserve">Attachment to a programme is optional almost everywhere in the schema. A table listing only programmes would therefore show an organisation in order while part of the file appears nowhere — every row being correct on its own, nobody would see it. That is the mistake already made here with a 100 % coverage rate displayed above thirty-seven requirements that nothing covered: the rate was right, its denominator was not. A table checking itself by summing its own rows could never contradict itself, hence would prove nothing. And a second definition of “covered” would have the screen say something other than the exported technical file, with no way to tell which one lies.</w:t>
+            </w:r>
+          </w:p>
+        </w:tc>
+        <w:tc>
+          <w:tcPr>
+            <w:tcW w:type="pct" w:w="20%"/>
+            <w:tcMar>
+              <w:top w:type="dxa" w:w="80"/>
+              <w:left w:type="dxa" w:w="110"/>
+              <w:bottom w:type="dxa" w:w="80"/>
+              <w:right w:type="dxa" w:w="110"/>
+            </w:tcMar>
+          </w:tcPr>
+          <w:p>
+            <w:pPr>
+              <w:spacing w:after="0"/>
+            </w:pPr>
+            <w:r>
+              <w:rPr>
+                <w:sz w:val="17"/>
+                <w:szCs w:val="17"/>
+              </w:rPr>
+              <w:t xml:space="preserve">ISO 13485 §4.2.3 · 21 CFR 820.30(j) · ALCOA+ — complet</w:t>
+            </w:r>
+          </w:p>
+        </w:tc>
+      </w:tr>
+      <w:tr>
+        <w:tc>
+          <w:tcPr>
+            <w:tcW w:type="pct" w:w="11%"/>
+            <w:shd w:fill="F8FAFC"/>
+            <w:tcMar>
+              <w:top w:type="dxa" w:w="80"/>
+              <w:left w:type="dxa" w:w="110"/>
+              <w:bottom w:type="dxa" w:w="80"/>
+              <w:right w:type="dxa" w:w="110"/>
+            </w:tcMar>
+          </w:tcPr>
+          <w:p>
+            <w:pPr>
+              <w:spacing w:after="60"/>
+            </w:pPr>
+            <w:r>
+              <w:rPr>
+                <w:b/>
+                <w:bCs/>
+                <w:color w:val="4338CA"/>
+                <w:sz w:val="17"/>
+                <w:szCs w:val="17"/>
+              </w:rPr>
+              <w:t xml:space="preserve">URS-43</w:t>
+            </w:r>
+          </w:p>
+          <w:p>
+            <w:pPr>
+              <w:spacing w:after="0"/>
+            </w:pPr>
+            <w:r>
+              <w:rPr>
+                <w:b/>
+                <w:bCs/>
+                <w:color w:val="DC2626"/>
+                <w:sz w:val="15"/>
+                <w:szCs w:val="15"/>
+              </w:rPr>
+              <w:t xml:space="preserve">High</w:t>
+            </w:r>
+          </w:p>
+        </w:tc>
+        <w:tc>
+          <w:tcPr>
+            <w:tcW w:type="pct" w:w="41%"/>
+            <w:tcMar>
+              <w:top w:type="dxa" w:w="80"/>
+              <w:left w:type="dxa" w:w="110"/>
+              <w:bottom w:type="dxa" w:w="80"/>
+              <w:right w:type="dxa" w:w="110"/>
+            </w:tcMar>
+          </w:tcPr>
+          <w:p>
+            <w:pPr>
+              <w:spacing w:after="0"/>
+            </w:pPr>
+            <w:r>
+              <w:rPr>
+                <w:sz w:val="17"/>
+                <w:szCs w:val="17"/>
+              </w:rPr>
+              <w:t xml:space="preserve">Importing a workbook or a document unfolds merged cells: the value of a vertical merge is carried onto the rows it spans, and a horizontal merge shifts no column while not being copied into neighbouring fields. Sheets are named whatever produced the file. Dates are made readable. A formula with no calculated value is counted and reported instead of yielding an empty cell. Everything the extraction did, or could not do, is displayed BEFORE the table is chosen.</w:t>
+            </w:r>
+          </w:p>
+        </w:tc>
+        <w:tc>
+          <w:tcPr>
+            <w:tcW w:type="pct" w:w="28%"/>
+            <w:tcMar>
+              <w:top w:type="dxa" w:w="80"/>
+              <w:left w:type="dxa" w:w="110"/>
+              <w:bottom w:type="dxa" w:w="80"/>
+              <w:right w:type="dxa" w:w="110"/>
+            </w:tcMar>
+          </w:tcPr>
+          <w:p>
+            <w:pPr>
+              <w:spacing w:after="0"/>
+            </w:pPr>
+            <w:r>
+              <w:rPr>
+                <w:sz w:val="17"/>
+                <w:szCs w:val="17"/>
+              </w:rPr>
+              <w:t xml:space="preserve">A traceability matrix almost always places one requirement against several specifications by merging its cell. The value exists only ONCE in the file: without unfolding, the following rows arrive with no requirement code, and the import rejects them — or creates them attached to nothing. A horizontal merge writes one cell for several columns: without padding, the whole end of the row shifts and the status lands in the owner column. Both defects are SILENT: the file looks imported, the row count is right, and the error is only found at design-file review. A formula whose value was never calculated yields an empty cell that nothing distinguishes from a genuinely empty one.</w:t>
+            </w:r>
+          </w:p>
+        </w:tc>
+        <w:tc>
+          <w:tcPr>
+            <w:tcW w:type="pct" w:w="20%"/>
+            <w:tcMar>
+              <w:top w:type="dxa" w:w="80"/>
+              <w:left w:type="dxa" w:w="110"/>
+              <w:bottom w:type="dxa" w:w="80"/>
+              <w:right w:type="dxa" w:w="110"/>
+            </w:tcMar>
+          </w:tcPr>
+          <w:p>
+            <w:pPr>
+              <w:spacing w:after="0"/>
+            </w:pPr>
+            <w:r>
+              <w:rPr>
+                <w:sz w:val="17"/>
+                <w:szCs w:val="17"/>
+              </w:rPr>
+              <w:t xml:space="preserve">21 CFR 11.10(a) · ALCOA+ — exact et complet · ISO 13485 §7.3.3</w:t>
+            </w:r>
+          </w:p>
+        </w:tc>
+      </w:tr>
+      <w:tr>
+        <w:tc>
+          <w:tcPr>
+            <w:tcW w:type="pct" w:w="11%"/>
+            <w:shd w:fill="F8FAFC"/>
+            <w:tcMar>
+              <w:top w:type="dxa" w:w="80"/>
+              <w:left w:type="dxa" w:w="110"/>
+              <w:bottom w:type="dxa" w:w="80"/>
+              <w:right w:type="dxa" w:w="110"/>
+            </w:tcMar>
+          </w:tcPr>
+          <w:p>
+            <w:pPr>
+              <w:spacing w:after="60"/>
+            </w:pPr>
+            <w:r>
+              <w:rPr>
+                <w:b/>
+                <w:bCs/>
+                <w:color w:val="4338CA"/>
+                <w:sz w:val="17"/>
+                <w:szCs w:val="17"/>
+              </w:rPr>
+              <w:t xml:space="preserve">URS-44</w:t>
+            </w:r>
+          </w:p>
+          <w:p>
+            <w:pPr>
+              <w:spacing w:after="0"/>
+            </w:pPr>
+            <w:r>
+              <w:rPr>
+                <w:b/>
+                <w:bCs/>
+                <w:color w:val="DC2626"/>
+                <w:sz w:val="15"/>
+                <w:szCs w:val="15"/>
+              </w:rPr>
+              <w:t xml:space="preserve">High</w:t>
+            </w:r>
+          </w:p>
+        </w:tc>
+        <w:tc>
+          <w:tcPr>
+            <w:tcW w:type="pct" w:w="41%"/>
+            <w:tcMar>
+              <w:top w:type="dxa" w:w="80"/>
+              <w:left w:type="dxa" w:w="110"/>
+              <w:bottom w:type="dxa" w:w="80"/>
+              <w:right w:type="dxa" w:w="110"/>
+            </w:tcMar>
+          </w:tcPr>
+          <w:p>
+            <w:pPr>
+              <w:spacing w:after="0"/>
+            </w:pPr>
+            <w:r>
+              <w:rPr>
+                <w:sz w:val="17"/>
+                <w:szCs w:val="17"/>
+              </w:rPr>
+              <w:t xml:space="preserve">Directory-delegated authentication opens a SESSION and nothing else: the second signing component remains a local secret, re-requested at every affixing, and no module on the signing path depends on SSO. An identity token is accepted only after verification of its RS256 signature, issuer, audience, expiry and nonce. No person is created from the directory. When the installation opens sessions only through the directory, the refusal of local sign-in is enforced server-side.</w:t>
+            </w:r>
+          </w:p>
+        </w:tc>
+        <w:tc>
+          <w:tcPr>
+            <w:tcW w:type="pct" w:w="28%"/>
+            <w:tcMar>
+              <w:top w:type="dxa" w:w="80"/>
+              <w:left w:type="dxa" w:w="110"/>
+              <w:bottom w:type="dxa" w:w="80"/>
+              <w:right w:type="dxa" w:w="110"/>
+            </w:tcMar>
+          </w:tcPr>
+          <w:p>
+            <w:pPr>
+              <w:spacing w:after="0"/>
+            </w:pPr>
+            <w:r>
+              <w:rPr>
+                <w:sz w:val="17"/>
+                <w:szCs w:val="17"/>
+              </w:rPr>
+              <w:t xml:space="preserve">21 CFR 11.200(a)(1) requires two distinct identification components at signing. Delegating sign-in removes the second: the installation no longer sees any secret of the user. Redirecting to the directory at each signature does not restore it — the provider may re-issue a token without challenging anyone, on the strength of its own session, and the software has no way to tell the two apart: one would be claiming an unverifiable component. On the token side, “alg: none” and RS256/HS256 confusion open a session under anyone's identity; an unverified nonce allows replaying a token obtained elsewhere. And creating a person because a directory named them would transfer to that directory the identity verification of §11.100(b) and the training of §11.10(i), making attributable to someone a signature nobody authorised.</w:t>
+            </w:r>
+          </w:p>
+        </w:tc>
+        <w:tc>
+          <w:tcPr>
+            <w:tcW w:type="pct" w:w="20%"/>
+            <w:tcMar>
+              <w:top w:type="dxa" w:w="80"/>
+              <w:left w:type="dxa" w:w="110"/>
+              <w:bottom w:type="dxa" w:w="80"/>
+              <w:right w:type="dxa" w:w="110"/>
+            </w:tcMar>
+          </w:tcPr>
+          <w:p>
+            <w:pPr>
+              <w:spacing w:after="0"/>
+            </w:pPr>
+            <w:r>
+              <w:rPr>
+                <w:sz w:val="17"/>
+                <w:szCs w:val="17"/>
+              </w:rPr>
+              <w:t xml:space="preserve">21 CFR 11.200(a)(1) · 21 CFR 11.100(b) · 21 CFR 11.10(d) · 21 CFR 11.300(d)</w:t>
+            </w:r>
+          </w:p>
+        </w:tc>
+      </w:tr>
+      <w:tr>
+        <w:tc>
+          <w:tcPr>
+            <w:tcW w:type="pct" w:w="11%"/>
+            <w:shd w:fill="F8FAFC"/>
+            <w:tcMar>
+              <w:top w:type="dxa" w:w="80"/>
+              <w:left w:type="dxa" w:w="110"/>
+              <w:bottom w:type="dxa" w:w="80"/>
+              <w:right w:type="dxa" w:w="110"/>
+            </w:tcMar>
+          </w:tcPr>
+          <w:p>
+            <w:pPr>
+              <w:spacing w:after="60"/>
+            </w:pPr>
+            <w:r>
+              <w:rPr>
+                <w:b/>
+                <w:bCs/>
+                <w:color w:val="4338CA"/>
+                <w:sz w:val="17"/>
+                <w:szCs w:val="17"/>
+              </w:rPr>
+              <w:t xml:space="preserve">URS-45</w:t>
+            </w:r>
+          </w:p>
+          <w:p>
+            <w:pPr>
+              <w:spacing w:after="0"/>
+            </w:pPr>
+            <w:r>
+              <w:rPr>
+                <w:b/>
+                <w:bCs/>
+                <w:color w:val="B45309"/>
+                <w:sz w:val="15"/>
+                <w:szCs w:val="15"/>
+              </w:rPr>
+              <w:t xml:space="preserve">Medium</w:t>
+            </w:r>
+          </w:p>
+        </w:tc>
+        <w:tc>
+          <w:tcPr>
+            <w:tcW w:type="pct" w:w="41%"/>
+            <w:tcMar>
+              <w:top w:type="dxa" w:w="80"/>
+              <w:left w:type="dxa" w:w="110"/>
+              <w:bottom w:type="dxa" w:w="80"/>
+              <w:right w:type="dxa" w:w="110"/>
+            </w:tcMar>
+          </w:tcPr>
+          <w:p>
+            <w:pPr>
+              <w:spacing w:after="0"/>
+            </w:pPr>
+            <w:r>
+              <w:rPr>
+                <w:sz w:val="17"/>
+                <w:szCs w:val="17"/>
+              </w:rPr>
+              <w:t xml:space="preserve">The points of the software whose behaviour depends on the database ENGINE — not on the database — are inventoried, and the inventory is re-read from the source at every version: a point appearing outside the inventory fails the check. The software is qualified on the engine named by the validation file, and claims no other.</w:t>
+            </w:r>
+          </w:p>
+        </w:tc>
+        <w:tc>
+          <w:tcPr>
+            <w:tcW w:type="pct" w:w="28%"/>
+            <w:tcMar>
+              <w:top w:type="dxa" w:w="80"/>
+              <w:left w:type="dxa" w:w="110"/>
+              <w:bottom w:type="dxa" w:w="80"/>
+              <w:right w:type="dxa" w:w="110"/>
+            </w:tcMar>
+          </w:tcPr>
+          <w:p>
+            <w:pPr>
+              <w:spacing w:after="0"/>
+            </w:pPr>
+            <w:r>
+              <w:rPr>
+                <w:sz w:val="17"/>
+                <w:szCs w:val="17"/>
+              </w:rPr>
+              <w:t xml:space="preserve">An engine provides for free properties the code never asks for, which become invisible precisely because they work. The audit-trail chaining reads the head then writes: continuity of the links rests on the engine admitting only one writer at a time, which is written nowhere in the code. “contains” searches ignore case for the same reason — under another engine they would stop finding, without error, which is worse than a failure. These dependencies would be discovered at a customer site, in production, on the functions that stand as evidence. An inventory written in a document goes stale at the first addition; re-read from the source, it cannot.</w:t>
+            </w:r>
+          </w:p>
+        </w:tc>
+        <w:tc>
+          <w:tcPr>
+            <w:tcW w:type="pct" w:w="20%"/>
+            <w:tcMar>
+              <w:top w:type="dxa" w:w="80"/>
+              <w:left w:type="dxa" w:w="110"/>
+              <w:bottom w:type="dxa" w:w="80"/>
+              <w:right w:type="dxa" w:w="110"/>
+            </w:tcMar>
+          </w:tcPr>
+          <w:p>
+            <w:pPr>
+              <w:spacing w:after="0"/>
+            </w:pPr>
+            <w:r>
+              <w:rPr>
+                <w:sz w:val="17"/>
+                <w:szCs w:val="17"/>
+              </w:rPr>
+              <w:t xml:space="preserve">21 CFR 11.10(a) · GAMP 5 — infrastructure qualifiée · ISO 13485 §4.1.6</w:t>
+            </w:r>
+          </w:p>
+        </w:tc>
+      </w:tr>
+      <w:tr>
+        <w:tc>
+          <w:tcPr>
+            <w:tcW w:type="pct" w:w="11%"/>
+            <w:shd w:fill="F8FAFC"/>
+            <w:tcMar>
+              <w:top w:type="dxa" w:w="80"/>
+              <w:left w:type="dxa" w:w="110"/>
+              <w:bottom w:type="dxa" w:w="80"/>
+              <w:right w:type="dxa" w:w="110"/>
+            </w:tcMar>
+          </w:tcPr>
+          <w:p>
+            <w:pPr>
+              <w:spacing w:after="60"/>
+            </w:pPr>
+            <w:r>
+              <w:rPr>
+                <w:b/>
+                <w:bCs/>
+                <w:color w:val="4338CA"/>
+                <w:sz w:val="17"/>
+                <w:szCs w:val="17"/>
+              </w:rPr>
+              <w:t xml:space="preserve">URS-46</w:t>
+            </w:r>
+          </w:p>
+          <w:p>
+            <w:pPr>
+              <w:spacing w:after="0"/>
+            </w:pPr>
+            <w:r>
+              <w:rPr>
+                <w:b/>
+                <w:bCs/>
+                <w:color w:val="DC2626"/>
+                <w:sz w:val="15"/>
+                <w:szCs w:val="15"/>
+              </w:rPr>
+              <w:t xml:space="preserve">High</w:t>
+            </w:r>
+          </w:p>
+        </w:tc>
+        <w:tc>
+          <w:tcPr>
+            <w:tcW w:type="pct" w:w="41%"/>
+            <w:tcMar>
+              <w:top w:type="dxa" w:w="80"/>
+              <w:left w:type="dxa" w:w="110"/>
+              <w:bottom w:type="dxa" w:w="80"/>
+              <w:right w:type="dxa" w:w="110"/>
+            </w:tcMar>
+          </w:tcPr>
+          <w:p>
+            <w:pPr>
+              <w:spacing w:after="0"/>
+            </w:pPr>
+            <w:r>
+              <w:rPr>
+                <w:sz w:val="17"/>
+                <w:szCs w:val="17"/>
+              </w:rPr>
+              <w:t xml:space="preserve">Application access to the design file is READ-ONLY: no API route writes to the design graph, and the property is established by re-reading the source. Every route goes through a single guard that requires a token, logs the access under that token's name, and refuses without distinguishing an absent token from a revoked one. The token is kept only as a fingerprint. Every response carries the fingerprint of its data and the audit-chain anchor at extraction time, following a computation rule written into the response itself.</w:t>
+            </w:r>
+          </w:p>
+        </w:tc>
+        <w:tc>
+          <w:tcPr>
+            <w:tcW w:type="pct" w:w="28%"/>
+            <w:tcMar>
+              <w:top w:type="dxa" w:w="80"/>
+              <w:left w:type="dxa" w:w="110"/>
+              <w:bottom w:type="dxa" w:w="80"/>
+              <w:right w:type="dxa" w:w="110"/>
+            </w:tcMar>
+          </w:tcPr>
+          <w:p>
+            <w:pPr>
+              <w:spacing w:after="0"/>
+            </w:pPr>
+            <w:r>
+              <w:rPr>
+                <w:sz w:val="17"/>
+                <w:szCs w:val="17"/>
+              </w:rPr>
+              <w:t xml:space="preserve">A write door opened to a machine would bypass everything that gives the file its value: the lifecycle, content freezing, the signature. Data entered by a script would be attributable to nobody, and the claim “the graph is the only way in” would become false with nothing to signal it. The property must therefore be re-read in the source at every version, not promised. On the way out, an export that leaves the system stops being verifiable: without a fingerprint the recipient cannot establish they hold the document produced, and without an anchor they cannot say which state of the file it matches — faced with a discrepancy six months later, the operator carries the doubt. And a token kept in clear would be reusable by anyone reaching the database, with nobody ever changing it: unlike a password, a script does not complain.</w:t>
+            </w:r>
+          </w:p>
+        </w:tc>
+        <w:tc>
+          <w:tcPr>
+            <w:tcW w:type="pct" w:w="20%"/>
+            <w:tcMar>
+              <w:top w:type="dxa" w:w="80"/>
+              <w:left w:type="dxa" w:w="110"/>
+              <w:bottom w:type="dxa" w:w="80"/>
+              <w:right w:type="dxa" w:w="110"/>
+            </w:tcMar>
+          </w:tcPr>
+          <w:p>
+            <w:pPr>
+              <w:spacing w:after="0"/>
+            </w:pPr>
+            <w:r>
+              <w:rPr>
+                <w:sz w:val="17"/>
+                <w:szCs w:val="17"/>
+              </w:rPr>
+              <w:t xml:space="preserve">21 CFR 11.10(a) · 21 CFR 11.10(d) · 21 CFR 11.10(e) · ALCOA+ — attribuable et exact</w:t>
+            </w:r>
+          </w:p>
+        </w:tc>
+      </w:tr>
+      <w:tr>
+        <w:tc>
+          <w:tcPr>
+            <w:tcW w:type="pct" w:w="11%"/>
+            <w:shd w:fill="F8FAFC"/>
+            <w:tcMar>
+              <w:top w:type="dxa" w:w="80"/>
+              <w:left w:type="dxa" w:w="110"/>
+              <w:bottom w:type="dxa" w:w="80"/>
+              <w:right w:type="dxa" w:w="110"/>
+            </w:tcMar>
+          </w:tcPr>
+          <w:p>
+            <w:pPr>
+              <w:spacing w:after="60"/>
+            </w:pPr>
+            <w:r>
+              <w:rPr>
+                <w:b/>
+                <w:bCs/>
+                <w:color w:val="4338CA"/>
+                <w:sz w:val="17"/>
+                <w:szCs w:val="17"/>
+              </w:rPr>
+              <w:t xml:space="preserve">URS-47</w:t>
+            </w:r>
+          </w:p>
+          <w:p>
+            <w:pPr>
+              <w:spacing w:after="0"/>
+            </w:pPr>
+            <w:r>
+              <w:rPr>
+                <w:b/>
+                <w:bCs/>
+                <w:color w:val="B45309"/>
+                <w:sz w:val="15"/>
+                <w:szCs w:val="15"/>
+              </w:rPr>
+              <w:t xml:space="preserve">Medium</w:t>
+            </w:r>
+          </w:p>
+        </w:tc>
+        <w:tc>
+          <w:tcPr>
+            <w:tcW w:type="pct" w:w="41%"/>
+            <w:tcMar>
+              <w:top w:type="dxa" w:w="80"/>
+              <w:left w:type="dxa" w:w="110"/>
+              <w:bottom w:type="dxa" w:w="80"/>
+              <w:right w:type="dxa" w:w="110"/>
+            </w:tcMar>
+          </w:tcPr>
+          <w:p>
+            <w:pPr>
+              <w:spacing w:after="0"/>
+            </w:pPr>
+            <w:r>
+              <w:rPr>
+                <w:sz w:val="17"/>
+                <w:szCs w:val="17"/>
+              </w:rPr>
+              <w:t xml:space="preserve">PDF/A conformance of archival copies is established by an INDEPENDENT VALIDATOR — veraPDF, the reference implementation — and not by Filum's own checks alone. The verification runs against a document built to defeat it, and the harness carries a deliberately non-conformant witness: if the validator lets the witness through, no other result of that run is retained. Any character absent from the embedded font is replaced — never rendered through the .notdef glyph, which the format forbids — and every copy DECLARES the substitutions it carries.</w:t>
+            </w:r>
+          </w:p>
+        </w:tc>
+        <w:tc>
+          <w:tcPr>
+            <w:tcW w:type="pct" w:w="28%"/>
+            <w:tcMar>
+              <w:top w:type="dxa" w:w="80"/>
+              <w:left w:type="dxa" w:w="110"/>
+              <w:bottom w:type="dxa" w:w="80"/>
+              <w:right w:type="dxa" w:w="110"/>
+            </w:tcMar>
+          </w:tcPr>
+          <w:p>
+            <w:pPr>
+              <w:spacing w:after="0"/>
+            </w:pPr>
+            <w:r>
+              <w:rPr>
+                <w:sz w:val="17"/>
+                <w:szCs w:val="17"/>
+              </w:rPr>
+              <w:t xml:space="preserve">A verifier written by the author of the code shares exactly its blind spots: what one did not think to produce, one does not think to look for either. The demonstration is not theoretical — Filum's structural check declared conformant, for two months, records that referenced the .notdef glyph, and veraPDF found it on its first run over 4 files out of 15. The specific risk is not the format: it is that an archive handed to an inspection carries metadata asserting a conformance nobody outside has measured. The witness answers the symmetric risk — a harness that can no longer say “non-conformant” would return a permanent green, that is, a decorative guard.</w:t>
+            </w:r>
+          </w:p>
+        </w:tc>
+        <w:tc>
+          <w:tcPr>
+            <w:tcW w:type="pct" w:w="20%"/>
+            <w:tcMar>
+              <w:top w:type="dxa" w:w="80"/>
+              <w:left w:type="dxa" w:w="110"/>
+              <w:bottom w:type="dxa" w:w="80"/>
+              <w:right w:type="dxa" w:w="110"/>
+            </w:tcMar>
+          </w:tcPr>
+          <w:p>
+            <w:pPr>
+              <w:spacing w:after="0"/>
+            </w:pPr>
+            <w:r>
+              <w:rPr>
+                <w:sz w:val="17"/>
+                <w:szCs w:val="17"/>
+              </w:rPr>
+              <w:t xml:space="preserve">21 CFR 11.10(b) · 21 CFR 11.10(c) · ISO 19005-2:2011</w:t>
+            </w:r>
+          </w:p>
+        </w:tc>
+      </w:tr>
     </w:tbl>
     <w:p>
       <w:pPr>
@@ -5096,7 +5887,7 @@
           <w:sz w:val="20"/>
           <w:szCs w:val="20"/>
         </w:rPr>
-        <w:t xml:space="preserve">Breakdown: 26 requirements at high risk, 12 at medium risk, 2 at low risk. Every high-risk requirement bears on the integrity or the attribution of records: its failure does not degrade convenience, it makes a record indefensible. Each is covered by a dedicated test case, executed at every version.</w:t>
+        <w:t xml:space="preserve">Breakdown: 29 requirements at high risk, 16 at medium risk, 2 at low risk. Every high-risk requirement bears on the integrity or the attribution of records: its failure does not degrade convenience, it makes a record indefensible. Each is covered by a dedicated test case, executed at every version.</w:t>
       </w:r>
     </w:p>
     <w:p>
@@ -5247,7 +6038,7 @@
                 <w:sz w:val="17"/>
                 <w:szCs w:val="17"/>
               </w:rPr>
-              <w:t xml:space="preserve">7 August 2026 at 10:24</w:t>
+              <w:t xml:space="preserve">9 August 2026 at 11:08</w:t>
             </w:r>
           </w:p>
         </w:tc>
@@ -5450,7 +6241,7 @@
                 <w:sz w:val="17"/>
                 <w:szCs w:val="17"/>
               </w:rPr>
-              <w:t xml:space="preserve">37 of 37 cases conforming — no deviation</w:t>
+              <w:t xml:space="preserve">44 of 44 cases conforming — no deviation</w:t>
             </w:r>
           </w:p>
         </w:tc>
@@ -5829,7 +6620,7 @@
                 <w:sz w:val="17"/>
                 <w:szCs w:val="17"/>
               </w:rPr>
-              <w:t xml:space="preserve">distinct fingerprints for one same password (48e2b8a0c608… ≠ deeb761bd128…), correct verification, wrong and empty passwords refused</w:t>
+              <w:t xml:space="preserve">distinct fingerprints for one same password (fa821c43cdaa… ≠ a05851cac422…), correct verification, wrong and empty passwords refused</w:t>
             </w:r>
           </w:p>
         </w:tc>
@@ -5868,7 +6659,7 @@
                 <w:sz w:val="14"/>
                 <w:szCs w:val="14"/>
               </w:rPr>
-              <w:t xml:space="preserve">144 ms</w:t>
+              <w:t xml:space="preserve">136 ms</w:t>
             </w:r>
           </w:p>
         </w:tc>
@@ -6010,7 +6801,7 @@
                 <w:sz w:val="14"/>
                 <w:szCs w:val="14"/>
               </w:rPr>
-              <w:t xml:space="preserve">15 ms</w:t>
+              <w:t xml:space="preserve">14 ms</w:t>
             </w:r>
           </w:p>
         </w:tc>
@@ -6113,7 +6904,7 @@
                 <w:sz w:val="17"/>
                 <w:szCs w:val="17"/>
               </w:rPr>
-              <w:t xml:space="preserve">content frozen, fingerprint 24604eb157d7fa54…, 10485 bytes kept, operation logged</w:t>
+              <w:t xml:space="preserve">content frozen, fingerprint 24604eb157d7fa54…, 10486 bytes kept, operation logged</w:t>
             </w:r>
           </w:p>
         </w:tc>
@@ -6152,7 +6943,7 @@
                 <w:sz w:val="14"/>
                 <w:szCs w:val="14"/>
               </w:rPr>
-              <w:t xml:space="preserve">119 ms</w:t>
+              <w:t xml:space="preserve">123 ms</w:t>
             </w:r>
           </w:p>
         </w:tc>
@@ -6255,7 +7046,7 @@
                 <w:sz w:val="17"/>
                 <w:szCs w:val="17"/>
               </w:rPr>
-              <w:t xml:space="preserve">signature linked to snapshot cmsissaz…, attested fingerprint 3767 CD80 ACC9, manifestation “Testeur QA1 (QA1) · Approuvé · 07/08/2026 10:24:16 UTC · enregistrement 3767 CD80 ACC9”</w:t>
+              <w:t xml:space="preserve">signature linked to snapshot cmslp8xj…, attested fingerprint 3767 CD80 ACC9, manifestation “Testeur QA1 (QA1) · Approuvé · 09/08/2026 11:08:32 UTC · enregistrement 3767 CD80 ACC9”</w:t>
             </w:r>
           </w:p>
         </w:tc>
@@ -6294,7 +7085,7 @@
                 <w:sz w:val="14"/>
                 <w:szCs w:val="14"/>
               </w:rPr>
-              <w:t xml:space="preserve">30 ms</w:t>
+              <w:t xml:space="preserve">28 ms</w:t>
             </w:r>
           </w:p>
         </w:tc>
@@ -6397,7 +7188,7 @@
                 <w:sz w:val="17"/>
                 <w:szCs w:val="17"/>
               </w:rPr>
-              <w:t xml:space="preserve">10487 bytes re-read identically; one byte flipped at position 5243 detected</w:t>
+              <w:t xml:space="preserve">10486 bytes re-read identically; one byte flipped at position 5243 detected</w:t>
             </w:r>
           </w:p>
         </w:tc>
@@ -6436,7 +7227,7 @@
                 <w:sz w:val="14"/>
                 <w:szCs w:val="14"/>
               </w:rPr>
-              <w:t xml:space="preserve">46 ms</w:t>
+              <w:t xml:space="preserve">43 ms</w:t>
             </w:r>
           </w:p>
         </w:tc>
@@ -6578,7 +7369,7 @@
                 <w:sz w:val="14"/>
                 <w:szCs w:val="14"/>
               </w:rPr>
-              <w:t xml:space="preserve">39 ms</w:t>
+              <w:t xml:space="preserve">34 ms</w:t>
             </w:r>
           </w:p>
         </w:tc>
@@ -6720,7 +7511,7 @@
                 <w:sz w:val="14"/>
                 <w:szCs w:val="14"/>
               </w:rPr>
-              <w:t xml:space="preserve">34 ms</w:t>
+              <w:t xml:space="preserve">33 ms</w:t>
             </w:r>
           </w:p>
         </w:tc>
@@ -6862,7 +7653,7 @@
                 <w:sz w:val="14"/>
                 <w:szCs w:val="14"/>
               </w:rPr>
-              <w:t xml:space="preserve">52 ms</w:t>
+              <w:t xml:space="preserve">51 ms</w:t>
             </w:r>
           </w:p>
         </w:tc>
@@ -7004,7 +7795,7 @@
                 <w:sz w:val="14"/>
                 <w:szCs w:val="14"/>
               </w:rPr>
-              <w:t xml:space="preserve">57 ms</w:t>
+              <w:t xml:space="preserve">56 ms</w:t>
             </w:r>
           </w:p>
         </w:tc>
@@ -7146,7 +7937,7 @@
                 <w:sz w:val="14"/>
                 <w:szCs w:val="14"/>
               </w:rPr>
-              <w:t xml:space="preserve">53 ms</w:t>
+              <w:t xml:space="preserve">49 ms</w:t>
             </w:r>
           </w:p>
         </w:tc>
@@ -7249,7 +8040,7 @@
                 <w:sz w:val="17"/>
                 <w:szCs w:val="17"/>
               </w:rPr>
-              <w:t xml:space="preserve">155 source files inspected: no modification or deletion of an entry; 1 files in append-only mode</w:t>
+              <w:t xml:space="preserve">171 source files inspected: no modification or deletion of an entry; 1 files in append-only mode</w:t>
             </w:r>
           </w:p>
         </w:tc>
@@ -7288,7 +8079,7 @@
                 <w:sz w:val="14"/>
                 <w:szCs w:val="14"/>
               </w:rPr>
-              <w:t xml:space="preserve">29 ms</w:t>
+              <w:t xml:space="preserve">60 ms</w:t>
             </w:r>
           </w:p>
         </w:tc>
@@ -7856,7 +8647,7 @@
                 <w:sz w:val="14"/>
                 <w:szCs w:val="14"/>
               </w:rPr>
-              <w:t xml:space="preserve">325 ms</w:t>
+              <w:t xml:space="preserve">310 ms</w:t>
             </w:r>
           </w:p>
         </w:tc>
@@ -7959,7 +8750,7 @@
                 <w:sz w:val="17"/>
                 <w:szCs w:val="17"/>
               </w:rPr>
-              <w:t xml:space="preserve">13 record(s) archived, 43 file(s) covered by empreintes.sha256, 0 deviation; anchor 794671292a5b7169…; frozen bytes returned identically; one byte altered, detected and flagged ALTERED, file kept inside the archive</w:t>
+              <w:t xml:space="preserve">13 record(s) archived, 43 file(s) covered by empreintes.sha256, 0 deviation; anchor 9ff2befaf906e096…; frozen bytes returned identically; one byte altered, detected and flagged ALTERED, file kept inside the archive</w:t>
             </w:r>
           </w:p>
         </w:tc>
@@ -7998,7 +8789,7 @@
                 <w:sz w:val="14"/>
                 <w:szCs w:val="14"/>
               </w:rPr>
-              <w:t xml:space="preserve">438 ms</w:t>
+              <w:t xml:space="preserve">376 ms</w:t>
             </w:r>
           </w:p>
         </w:tc>
@@ -8140,7 +8931,7 @@
                 <w:sz w:val="14"/>
                 <w:szCs w:val="14"/>
               </w:rPr>
-              <w:t xml:space="preserve">10 ms</w:t>
+              <w:t xml:space="preserve">7 ms</w:t>
             </w:r>
           </w:p>
         </w:tc>
@@ -8243,7 +9034,7 @@
                 <w:sz w:val="17"/>
                 <w:szCs w:val="17"/>
               </w:rPr>
-              <w:t xml:space="preserve">undeclared period announced as such; four invalid values refused (0, -1, 101, 7.5); 10 years declared → due date 2036-08-07 carried by the manifest, procedure QP-014 rev. B cited in the cover letter</w:t>
+              <w:t xml:space="preserve">undeclared period announced as such; four invalid values refused (0, -1, 101, 7.5); 10 years declared → due date 2036-08-09 carried by the manifest, procedure QP-014 rev. B cited in the cover letter</w:t>
             </w:r>
           </w:p>
         </w:tc>
@@ -8282,7 +9073,7 @@
                 <w:sz w:val="14"/>
                 <w:szCs w:val="14"/>
               </w:rPr>
-              <w:t xml:space="preserve">370 ms</w:t>
+              <w:t xml:space="preserve">300 ms</w:t>
             </w:r>
           </w:p>
         </w:tc>
@@ -8424,7 +9215,7 @@
                 <w:sz w:val="14"/>
                 <w:szCs w:val="14"/>
               </w:rPr>
-              <w:t xml:space="preserve">262 ms</w:t>
+              <w:t xml:space="preserve">238 ms</w:t>
             </w:r>
           </w:p>
         </w:tc>
@@ -8669,7 +9460,7 @@
                 <w:sz w:val="17"/>
                 <w:szCs w:val="17"/>
               </w:rPr>
-              <w:t xml:space="preserve">34 models declared, all purged or detached by prisma/seed.ts</w:t>
+              <w:t xml:space="preserve">35 models declared, all purged or detached by prisma/seed.ts</w:t>
             </w:r>
           </w:p>
         </w:tc>
@@ -8850,7 +9641,7 @@
                 <w:sz w:val="14"/>
                 <w:szCs w:val="14"/>
               </w:rPr>
-              <w:t xml:space="preserve">15 ms</w:t>
+              <w:t xml:space="preserve">14 ms</w:t>
             </w:r>
           </w:p>
         </w:tc>
@@ -8953,7 +9744,7 @@
                 <w:sz w:val="17"/>
                 <w:szCs w:val="17"/>
               </w:rPr>
-              <w:t xml:space="preserve">211 source file(s) re-read, no write to the trail outside the module; 9 fingerprints compared between the TypeScript implementation and the server-console mirror, all identical</w:t>
+              <w:t xml:space="preserve">235 source file(s) re-read, no write to the trail outside the module; 9 fingerprints compared between the TypeScript implementation and the server-console mirror, all identical</w:t>
             </w:r>
           </w:p>
         </w:tc>
@@ -8992,7 +9783,7 @@
                 <w:sz w:val="14"/>
                 <w:szCs w:val="14"/>
               </w:rPr>
-              <w:t xml:space="preserve">29 ms</w:t>
+              <w:t xml:space="preserve">54 ms</w:t>
             </w:r>
           </w:p>
         </w:tc>
@@ -9134,7 +9925,7 @@
                 <w:sz w:val="14"/>
                 <w:szCs w:val="14"/>
               </w:rPr>
-              <w:t xml:space="preserve">0 ms</w:t>
+              <w:t xml:space="preserve">1 ms</w:t>
             </w:r>
           </w:p>
         </w:tc>
@@ -9237,7 +10028,7 @@
                 <w:sz w:val="17"/>
                 <w:szCs w:val="17"/>
               </w:rPr>
-              <w:t xml:space="preserve">token redemption and personal change timestamped and requirement lifted, bootstrap account timestamped and flagged for renewal; requireUser() redirects to the renewal screen; 51 entry point(s) re-read, none authenticates outside the guard (3 named exceptions: layout, sign-in, renewal)</w:t>
+              <w:t xml:space="preserve">token redemption and personal change timestamped and requirement lifted, bootstrap account timestamped and flagged for renewal; requireUser() redirects to the renewal screen; 57 entry point(s) re-read, none authenticates outside the guard (3 named exceptions: layout, sign-in, renewal)</w:t>
             </w:r>
           </w:p>
         </w:tc>
@@ -9276,7 +10067,7 @@
                 <w:sz w:val="14"/>
                 <w:szCs w:val="14"/>
               </w:rPr>
-              <w:t xml:space="preserve">9 ms</w:t>
+              <w:t xml:space="preserve">18 ms</w:t>
             </w:r>
           </w:p>
         </w:tc>
@@ -9418,7 +10209,7 @@
                 <w:sz w:val="14"/>
                 <w:szCs w:val="14"/>
               </w:rPr>
-              <w:t xml:space="preserve">249 ms</w:t>
+              <w:t xml:space="preserve">193 ms</w:t>
             </w:r>
           </w:p>
         </w:tc>
@@ -9521,7 +10312,7 @@
                 <w:sz w:val="17"/>
                 <w:szCs w:val="17"/>
               </w:rPr>
-              <w:t xml:space="preserve">211 source file(s) re-read: no password write outside the authorised paths; a single write in the server actions, the personal change, which requires the old password; the console emergency tool issues a token and can no longer derive a password; no password field outside the 7 screens where you type your own</w:t>
+              <w:t xml:space="preserve">235 source file(s) re-read: no password write outside the authorised paths; a single write in the server actions, the personal change, which requires the old password; the console emergency tool issues a token and can no longer derive a password; no password field outside the 7 screens where you type your own</w:t>
             </w:r>
           </w:p>
         </w:tc>
@@ -9560,7 +10351,7 @@
                 <w:sz w:val="14"/>
                 <w:szCs w:val="14"/>
               </w:rPr>
-              <w:t xml:space="preserve">48 ms</w:t>
+              <w:t xml:space="preserve">83 ms</w:t>
             </w:r>
           </w:p>
         </w:tc>
@@ -9663,7 +10454,7 @@
                 <w:sz w:val="17"/>
                 <w:szCs w:val="17"/>
               </w:rPr>
-              <w:t xml:space="preserve">image filum:latest started on virgin volumes, container HEALTHY; migrations applied, audit-trail chain intact, organisation, programme, administrator account and standards library created; version 1.2.1 announced in the log AND carried by /app/VERSION; archival-copy font and ICC profile present in the image; /login answers 200; a protected route renders the sign-in screen (10431 bytes) disclosing neither the organisation name nor the programme name</w:t>
+              <w:t xml:space="preserve">image filum:latest started on virgin volumes, container HEALTHY; migrations applied, audit-trail chain intact, organisation, programme, administrator account and standards library created; version 1.2.1 announced in the log AND carried by /app/VERSION; archival-copy font and ICC profile present in the image; /login answers 200; a protected route renders the sign-in screen (10462 bytes) disclosing neither the organisation name nor the programme name</w:t>
             </w:r>
           </w:p>
         </w:tc>
@@ -9702,7 +10493,7 @@
                 <w:sz w:val="14"/>
                 <w:szCs w:val="14"/>
               </w:rPr>
-              <w:t xml:space="preserve">9136 ms</w:t>
+              <w:t xml:space="preserve">8979 ms</w:t>
             </w:r>
           </w:p>
         </w:tc>
@@ -9805,7 +10596,7 @@
                 <w:sz w:val="17"/>
                 <w:szCs w:val="17"/>
               </w:rPr>
-              <w:t xml:space="preserve">188 catalogue messages complete in both languages with identical variables; entry written through the chokepoint read back as “SPEC-OQ30 : En attente → Justifié — justification : ess…” and “SPEC-OQ30: Pending → Justified — justification: essai d…”; the status follows the language, the entered reason is returned identically in both; argument rewriting and key change detected at rank 64, chain restored after reinstatement; an entry without a message serialises over 9 fields as before, 11 with one, console mirror identical on both forms</w:t>
+              <w:t xml:space="preserve">193 catalogue messages complete in both languages with identical variables; entry written through the chokepoint read back as “SPEC-OQ30 : En attente → Justifié — justification : ess…” and “SPEC-OQ30: Pending → Justified — justification: essai d…”; the status follows the language, the entered reason is returned identically in both; argument rewriting and key change detected at rank 64, chain restored after reinstatement; an entry without a message serialises over 9 fields as before, 11 with one, console mirror identical on both forms</w:t>
             </w:r>
           </w:p>
         </w:tc>
@@ -9844,7 +10635,7 @@
                 <w:sz w:val="14"/>
                 <w:szCs w:val="14"/>
               </w:rPr>
-              <w:t xml:space="preserve">25 ms</w:t>
+              <w:t xml:space="preserve">22 ms</w:t>
             </w:r>
           </w:p>
         </w:tc>
@@ -9947,7 +10738,7 @@
                 <w:sz w:val="17"/>
                 <w:szCs w:val="17"/>
               </w:rPr>
-              <w:t xml:space="preserve">archival copy of OQ-012-revision rev. 001 produced (69090 bytes, 1 page(s)); 29 PDF/A-2b structural checks passed — embedded font, “acsp” ICC profile of 3024 bytes, pdfaid metadata part 2 level B, exact offsets; text fully read back through the file's own table, 44 accented or typographic character(s) restored; deterministic production (two runs identical byte for byte)</w:t>
+              <w:t xml:space="preserve">archival copy of OQ-012-revision rev. 001 produced (69084 bytes, 1 page(s)); 30 PDF/A-2b structural checks passed — embedded font, “acsp” ICC profile of 3024 bytes, pdfaid metadata part 2 level B, exact offsets; text fully read back through the file's own table, 44 accented or typographic character(s) restored; deterministic production (two runs identical byte for byte)</w:t>
             </w:r>
           </w:p>
         </w:tc>
@@ -10128,7 +10919,7 @@
                 <w:sz w:val="14"/>
                 <w:szCs w:val="14"/>
               </w:rPr>
-              <w:t xml:space="preserve">90 ms</w:t>
+              <w:t xml:space="preserve">83 ms</w:t>
             </w:r>
           </w:p>
         </w:tc>
@@ -10231,7 +11022,7 @@
                 <w:sz w:val="17"/>
                 <w:szCs w:val="17"/>
               </w:rPr>
-              <w:t xml:space="preserve">closure refused three times before being allowed — empty conclusion, 1 undecided entry/entries, affirmative verdict without a reason; manifestation “Testeur QR2 (QR2) · Revu · 07/08/2026 10:24:27 UTC · enregistrement 99CD ECE8 3E48” carrying the printed name, the meaning “Reviewed” and the content digest; digest recomputed identically outside the software, and changed by the slightest change of conclusion or verdict; independence recorded on the SIGNATORY (0 entry/entries written by them, against 5 by the opener); 10 triage rules recorded in the record; re-closing and re-deciding refused; no break added to the chain over 82 entries</w:t>
+              <w:t xml:space="preserve">closure refused three times before being allowed — empty conclusion, 1 undecided entry/entries, affirmative verdict without a reason; manifestation “Testeur QR2 (QR2) · Revu · 09/08/2026 11:08:43 UTC · enregistrement 507D 9BFA FBDF” carrying the printed name, the meaning “Reviewed” and the content digest; digest recomputed identically outside the software, and changed by the slightest change of conclusion or verdict; independence recorded on the SIGNATORY (0 entry/entries written by them, against 5 by the opener); 10 triage rules recorded in the record; re-closing and re-deciding refused; no break added to the chain over 82 entries</w:t>
             </w:r>
           </w:p>
         </w:tc>
@@ -10270,7 +11061,7 @@
                 <w:sz w:val="14"/>
                 <w:szCs w:val="14"/>
               </w:rPr>
-              <w:t xml:space="preserve">93 ms</w:t>
+              <w:t xml:space="preserve">88 ms</w:t>
             </w:r>
           </w:p>
         </w:tc>
@@ -10554,7 +11345,7 @@
                 <w:sz w:val="14"/>
                 <w:szCs w:val="14"/>
               </w:rPr>
-              <w:t xml:space="preserve">16 ms</w:t>
+              <w:t xml:space="preserve">15 ms</w:t>
             </w:r>
           </w:p>
         </w:tc>
@@ -10696,7 +11487,7 @@
                 <w:sz w:val="14"/>
                 <w:szCs w:val="14"/>
               </w:rPr>
-              <w:t xml:space="preserve">55 ms</w:t>
+              <w:t xml:space="preserve">44 ms</w:t>
             </w:r>
           </w:p>
         </w:tc>
@@ -10799,7 +11590,7 @@
                 <w:sz w:val="17"/>
                 <w:szCs w:val="17"/>
               </w:rPr>
-              <w:t xml:space="preserve">database in WAL journalling, idempotent switch; 162 source file(s) re-read, no path deletes or overwrites in the file volume outside the import purge — it is that append-only property which makes the rule “restore files to an instant at or after the database” safe; over 19 referenced piece(s), removing an approved record is reported ABSENT and named (OQ-014-restauration), modifying it outside the software is reported TAMPERED, the two defects are never conflated, and the report returns to consistent once the piece is restored</w:t>
+              <w:t xml:space="preserve">database in WAL journalling, idempotent switch; 178 source file(s) re-read, no path deletes or overwrites in the file volume outside the import purge — it is that append-only property which makes the rule “restore files to an instant at or after the database” safe; over 19 referenced piece(s), removing an approved record is reported ABSENT and named (OQ-014-restauration), modifying it outside the software is reported TAMPERED, the two defects are never conflated, and the report returns to consistent once the piece is restored</w:t>
             </w:r>
           </w:p>
         </w:tc>
@@ -10838,7 +11629,1001 @@
                 <w:sz w:val="14"/>
                 <w:szCs w:val="14"/>
               </w:rPr>
-              <w:t xml:space="preserve">156 ms</w:t>
+              <w:t xml:space="preserve">167 ms</w:t>
+            </w:r>
+          </w:p>
+        </w:tc>
+      </w:tr>
+      <w:tr>
+        <w:tc>
+          <w:tcPr>
+            <w:tcW w:type="pct" w:w="13%"/>
+            <w:shd w:fill="F8FAFC"/>
+            <w:tcMar>
+              <w:top w:type="dxa" w:w="80"/>
+              <w:left w:type="dxa" w:w="110"/>
+              <w:bottom w:type="dxa" w:w="80"/>
+              <w:right w:type="dxa" w:w="110"/>
+            </w:tcMar>
+          </w:tcPr>
+          <w:p>
+            <w:pPr>
+              <w:spacing w:after="50"/>
+            </w:pPr>
+            <w:r>
+              <w:rPr>
+                <w:b/>
+                <w:bCs/>
+                <w:color w:val="4338CA"/>
+                <w:sz w:val="17"/>
+                <w:szCs w:val="17"/>
+              </w:rPr>
+              <w:t xml:space="preserve">OQ-38</w:t>
+            </w:r>
+          </w:p>
+          <w:p>
+            <w:pPr>
+              <w:spacing w:after="0"/>
+            </w:pPr>
+            <w:r>
+              <w:rPr>
+                <w:color w:val="475569"/>
+                <w:sz w:val="15"/>
+                <w:szCs w:val="15"/>
+              </w:rPr>
+              <w:t xml:space="preserve">URS-41</w:t>
+            </w:r>
+          </w:p>
+        </w:tc>
+        <w:tc>
+          <w:tcPr>
+            <w:tcW w:type="pct" w:w="30%"/>
+            <w:tcMar>
+              <w:top w:type="dxa" w:w="80"/>
+              <w:left w:type="dxa" w:w="110"/>
+              <w:bottom w:type="dxa" w:w="80"/>
+              <w:right w:type="dxa" w:w="110"/>
+            </w:tcMar>
+          </w:tcPr>
+          <w:p>
+            <w:pPr>
+              <w:spacing w:after="50"/>
+            </w:pPr>
+            <w:r>
+              <w:rPr>
+                <w:b/>
+                <w:bCs/>
+                <w:sz w:val="17"/>
+                <w:szCs w:val="17"/>
+              </w:rPr>
+              <w:t xml:space="preserve">Demonstration mode: off by default, announced before sign-in, non-dismissible, and without effect on records</w:t>
+            </w:r>
+          </w:p>
+          <w:p>
+            <w:pPr>
+              <w:spacing w:after="0"/>
+            </w:pPr>
+            <w:r>
+              <w:rPr>
+                <w:color w:val="475569"/>
+                <w:sz w:val="15"/>
+                <w:szCs w:val="15"/>
+              </w:rPr>
+              <w:t xml:space="preserve">Verify that demonstration mode only switches on for an explicit value, that the announced period falls back safely instead of displaying an absurd value, that the RENDERED banner says the three things it must say in both languages and offers no way to dismiss it, that it sits BEFORE the authentication gate — hence visible on the sign-in screen — and that no module producing data or documents depends on this mode.</w:t>
+            </w:r>
+          </w:p>
+        </w:tc>
+        <w:tc>
+          <w:tcPr>
+            <w:tcW w:type="pct" w:w="45%"/>
+            <w:tcMar>
+              <w:top w:type="dxa" w:w="80"/>
+              <w:left w:type="dxa" w:w="110"/>
+              <w:bottom w:type="dxa" w:w="80"/>
+              <w:right w:type="dxa" w:w="110"/>
+            </w:tcMar>
+          </w:tcPr>
+          <w:p>
+            <w:pPr>
+              <w:spacing w:after="0"/>
+            </w:pPr>
+            <w:r>
+              <w:rPr>
+                <w:sz w:val="17"/>
+                <w:szCs w:val="17"/>
+              </w:rPr>
+              <w:t xml:space="preserve">mode off without FILUM_DEMO and for 10 neighbouring values (“true”, “oui”, “0”, “1” with a space…), on for “1” alone; announced period bounded over 12 values, falling back to 6 h for an absurd or absent one; banner RENDERED in both languages carrying the three required statements — fictional data, periodic erasure, not a qualified installation —, with no dismiss button and with the “alert” role; rendered BEFORE the authentication gate, hence present on the sign-in screen; 176 source file(s) re-read, no module outside the shell depends on the mode</w:t>
+            </w:r>
+          </w:p>
+        </w:tc>
+        <w:tc>
+          <w:tcPr>
+            <w:tcW w:type="pct" w:w="12%"/>
+            <w:tcMar>
+              <w:top w:type="dxa" w:w="80"/>
+              <w:left w:type="dxa" w:w="110"/>
+              <w:bottom w:type="dxa" w:w="80"/>
+              <w:right w:type="dxa" w:w="110"/>
+            </w:tcMar>
+          </w:tcPr>
+          <w:p>
+            <w:pPr>
+              <w:spacing w:after="40"/>
+            </w:pPr>
+            <w:r>
+              <w:rPr>
+                <w:b/>
+                <w:bCs/>
+                <w:color w:val="047857"/>
+                <w:sz w:val="17"/>
+                <w:szCs w:val="17"/>
+              </w:rPr>
+              <w:t xml:space="preserve">Conforming</w:t>
+            </w:r>
+          </w:p>
+          <w:p>
+            <w:pPr>
+              <w:spacing w:after="0"/>
+            </w:pPr>
+            <w:r>
+              <w:rPr>
+                <w:color w:val="475569"/>
+                <w:sz w:val="14"/>
+                <w:szCs w:val="14"/>
+              </w:rPr>
+              <w:t xml:space="preserve">130 ms</w:t>
+            </w:r>
+          </w:p>
+        </w:tc>
+      </w:tr>
+      <w:tr>
+        <w:tc>
+          <w:tcPr>
+            <w:tcW w:type="pct" w:w="13%"/>
+            <w:shd w:fill="F8FAFC"/>
+            <w:tcMar>
+              <w:top w:type="dxa" w:w="80"/>
+              <w:left w:type="dxa" w:w="110"/>
+              <w:bottom w:type="dxa" w:w="80"/>
+              <w:right w:type="dxa" w:w="110"/>
+            </w:tcMar>
+          </w:tcPr>
+          <w:p>
+            <w:pPr>
+              <w:spacing w:after="50"/>
+            </w:pPr>
+            <w:r>
+              <w:rPr>
+                <w:b/>
+                <w:bCs/>
+                <w:color w:val="4338CA"/>
+                <w:sz w:val="17"/>
+                <w:szCs w:val="17"/>
+              </w:rPr>
+              <w:t xml:space="preserve">OQ-39</w:t>
+            </w:r>
+          </w:p>
+          <w:p>
+            <w:pPr>
+              <w:spacing w:after="0"/>
+            </w:pPr>
+            <w:r>
+              <w:rPr>
+                <w:color w:val="475569"/>
+                <w:sz w:val="15"/>
+                <w:szCs w:val="15"/>
+              </w:rPr>
+              <w:t xml:space="preserve">URS-42</w:t>
+            </w:r>
+          </w:p>
+        </w:tc>
+        <w:tc>
+          <w:tcPr>
+            <w:tcW w:type="pct" w:w="30%"/>
+            <w:tcMar>
+              <w:top w:type="dxa" w:w="80"/>
+              <w:left w:type="dxa" w:w="110"/>
+              <w:bottom w:type="dxa" w:w="80"/>
+              <w:right w:type="dxa" w:w="110"/>
+            </w:tcMar>
+          </w:tcPr>
+          <w:p>
+            <w:pPr>
+              <w:spacing w:after="50"/>
+            </w:pPr>
+            <w:r>
+              <w:rPr>
+                <w:b/>
+                <w:bCs/>
+                <w:sz w:val="17"/>
+                <w:szCs w:val="17"/>
+              </w:rPr>
+              <w:t xml:space="preserve">By-programme view: unattached content is carried, reconciliation is independent, and a gap is visible</w:t>
+            </w:r>
+          </w:p>
+          <w:p>
+            <w:pPr>
+              <w:spacing w:after="0"/>
+            </w:pPr>
+            <w:r>
+              <w:rPr>
+                <w:color w:val="475569"/>
+                <w:sz w:val="15"/>
+                <w:szCs w:val="15"/>
+              </w:rPr>
+              <w:t xml:space="preserve">Verify that content attached to no programme appears on a row of its own instead of vanishing, that every indicator lands on a total queried separately from the database, that the “requirement covered” rule expressed as a query says the same as the one applied to loaded objects, that a document whose programme contradicts its activity's is named, and — by rendering the component — that a failing reconciliation is displayed whereas a sound one displays nothing.</w:t>
+            </w:r>
+          </w:p>
+        </w:tc>
+        <w:tc>
+          <w:tcPr>
+            <w:tcW w:type="pct" w:w="45%"/>
+            <w:tcMar>
+              <w:top w:type="dxa" w:w="80"/>
+              <w:left w:type="dxa" w:w="110"/>
+              <w:bottom w:type="dxa" w:w="80"/>
+              <w:right w:type="dxa" w:w="110"/>
+            </w:tcMar>
+          </w:tcPr>
+          <w:p>
+            <w:pPr>
+              <w:spacing w:after="0"/>
+            </w:pPr>
+            <w:r>
+              <w:rPr>
+                <w:sz w:val="17"/>
+                <w:szCs w:val="17"/>
+              </w:rPr>
+              <w:t xml:space="preserve">4 programme(s) and a non-empty “outside any programme” row (16 document(s), 15 requirement(s)); the 8 indicators land on totals queried SEPARATELY from the database; one requirement out of two uncovered gives 50 % and not 100 %, a parent covered by its child counts as covered, a programme with no requirement says nothing; both expressions of “covered” agree on 2 requirement(s); the document filed under a programme's activity without carrying that programme is named (OQD-ORPHELIN → Programme A); when rendered, a failing reconciliation is shown with its numbers and a sound one shows nothing</w:t>
+            </w:r>
+          </w:p>
+        </w:tc>
+        <w:tc>
+          <w:tcPr>
+            <w:tcW w:type="pct" w:w="12%"/>
+            <w:tcMar>
+              <w:top w:type="dxa" w:w="80"/>
+              <w:left w:type="dxa" w:w="110"/>
+              <w:bottom w:type="dxa" w:w="80"/>
+              <w:right w:type="dxa" w:w="110"/>
+            </w:tcMar>
+          </w:tcPr>
+          <w:p>
+            <w:pPr>
+              <w:spacing w:after="40"/>
+            </w:pPr>
+            <w:r>
+              <w:rPr>
+                <w:b/>
+                <w:bCs/>
+                <w:color w:val="047857"/>
+                <w:sz w:val="17"/>
+                <w:szCs w:val="17"/>
+              </w:rPr>
+              <w:t xml:space="preserve">Conforming</w:t>
+            </w:r>
+          </w:p>
+          <w:p>
+            <w:pPr>
+              <w:spacing w:after="0"/>
+            </w:pPr>
+            <w:r>
+              <w:rPr>
+                <w:color w:val="475569"/>
+                <w:sz w:val="14"/>
+                <w:szCs w:val="14"/>
+              </w:rPr>
+              <w:t xml:space="preserve">93 ms</w:t>
+            </w:r>
+          </w:p>
+        </w:tc>
+      </w:tr>
+      <w:tr>
+        <w:tc>
+          <w:tcPr>
+            <w:tcW w:type="pct" w:w="13%"/>
+            <w:shd w:fill="F8FAFC"/>
+            <w:tcMar>
+              <w:top w:type="dxa" w:w="80"/>
+              <w:left w:type="dxa" w:w="110"/>
+              <w:bottom w:type="dxa" w:w="80"/>
+              <w:right w:type="dxa" w:w="110"/>
+            </w:tcMar>
+          </w:tcPr>
+          <w:p>
+            <w:pPr>
+              <w:spacing w:after="50"/>
+            </w:pPr>
+            <w:r>
+              <w:rPr>
+                <w:b/>
+                <w:bCs/>
+                <w:color w:val="4338CA"/>
+                <w:sz w:val="17"/>
+                <w:szCs w:val="17"/>
+              </w:rPr>
+              <w:t xml:space="preserve">OQ-40</w:t>
+            </w:r>
+          </w:p>
+          <w:p>
+            <w:pPr>
+              <w:spacing w:after="0"/>
+            </w:pPr>
+            <w:r>
+              <w:rPr>
+                <w:color w:val="475569"/>
+                <w:sz w:val="15"/>
+                <w:szCs w:val="15"/>
+              </w:rPr>
+              <w:t xml:space="preserve">URS-43</w:t>
+            </w:r>
+          </w:p>
+        </w:tc>
+        <w:tc>
+          <w:tcPr>
+            <w:tcW w:type="pct" w:w="30%"/>
+            <w:tcMar>
+              <w:top w:type="dxa" w:w="80"/>
+              <w:left w:type="dxa" w:w="110"/>
+              <w:bottom w:type="dxa" w:w="80"/>
+              <w:right w:type="dxa" w:w="110"/>
+            </w:tcMar>
+          </w:tcPr>
+          <w:p>
+            <w:pPr>
+              <w:spacing w:after="50"/>
+            </w:pPr>
+            <w:r>
+              <w:rPr>
+                <w:b/>
+                <w:bCs/>
+                <w:sz w:val="17"/>
+                <w:szCs w:val="17"/>
+              </w:rPr>
+              <w:t xml:space="preserve">Merged cells unfolded, columns not shifted, sheets named whatever produced the file</w:t>
+            </w:r>
+          </w:p>
+          <w:p>
+            <w:pPr>
+              <w:spacing w:after="0"/>
+            </w:pPr>
+            <w:r>
+              <w:rPr>
+                <w:color w:val="475569"/>
+                <w:sz w:val="15"/>
+                <w:szCs w:val="15"/>
+              </w:rPr>
+              <w:t xml:space="preserve">Verify, on files produced by two THIRD-PARTY libraries, that a vertical merge has its value carried onto every row it spans, that a horizontal merge shifts no column while not being copied into neighbouring fields, that sheets carry their name even when the producer writes its attributes in a different order from Excel, that dates are made readable, and that a formula with no calculated value is counted and reported.</w:t>
+            </w:r>
+          </w:p>
+        </w:tc>
+        <w:tc>
+          <w:tcPr>
+            <w:tcW w:type="pct" w:w="45%"/>
+            <w:tcMar>
+              <w:top w:type="dxa" w:w="80"/>
+              <w:left w:type="dxa" w:w="110"/>
+              <w:bottom w:type="dxa" w:w="80"/>
+              <w:right w:type="dxa" w:w="110"/>
+            </w:tcMar>
+          </w:tcPr>
+          <w:p>
+            <w:pPr>
+              <w:spacing w:after="0"/>
+            </w:pPr>
+            <w:r>
+              <w:rPr>
+                <w:sz w:val="17"/>
+                <w:szCs w:val="17"/>
+              </w:rPr>
+              <w:t xml:space="preserve">on two vectors produced by THIRD-PARTY libraries (openpyxl, docx): sheets named — openpyxl's workbook revealed that relationships were only read in Excel's attribute order, and that any file from another tool displayed as “sheet1”; vertical merge unfolded over 3 rows in the workbook and 3 in the document, each row keeping its own values; horizontal merge not copied into the neighbouring column and with no end-of-row shift; 5 dates made readable on the correct calendar origin; 2 formulas with no calculated value counted and reported; and no remark at all on a table that has nothing to report</w:t>
+            </w:r>
+          </w:p>
+        </w:tc>
+        <w:tc>
+          <w:tcPr>
+            <w:tcW w:type="pct" w:w="12%"/>
+            <w:tcMar>
+              <w:top w:type="dxa" w:w="80"/>
+              <w:left w:type="dxa" w:w="110"/>
+              <w:bottom w:type="dxa" w:w="80"/>
+              <w:right w:type="dxa" w:w="110"/>
+            </w:tcMar>
+          </w:tcPr>
+          <w:p>
+            <w:pPr>
+              <w:spacing w:after="40"/>
+            </w:pPr>
+            <w:r>
+              <w:rPr>
+                <w:b/>
+                <w:bCs/>
+                <w:color w:val="047857"/>
+                <w:sz w:val="17"/>
+                <w:szCs w:val="17"/>
+              </w:rPr>
+              <w:t xml:space="preserve">Conforming</w:t>
+            </w:r>
+          </w:p>
+          <w:p>
+            <w:pPr>
+              <w:spacing w:after="0"/>
+            </w:pPr>
+            <w:r>
+              <w:rPr>
+                <w:color w:val="475569"/>
+                <w:sz w:val="14"/>
+                <w:szCs w:val="14"/>
+              </w:rPr>
+              <w:t xml:space="preserve">8 ms</w:t>
+            </w:r>
+          </w:p>
+        </w:tc>
+      </w:tr>
+      <w:tr>
+        <w:tc>
+          <w:tcPr>
+            <w:tcW w:type="pct" w:w="13%"/>
+            <w:shd w:fill="F8FAFC"/>
+            <w:tcMar>
+              <w:top w:type="dxa" w:w="80"/>
+              <w:left w:type="dxa" w:w="110"/>
+              <w:bottom w:type="dxa" w:w="80"/>
+              <w:right w:type="dxa" w:w="110"/>
+            </w:tcMar>
+          </w:tcPr>
+          <w:p>
+            <w:pPr>
+              <w:spacing w:after="50"/>
+            </w:pPr>
+            <w:r>
+              <w:rPr>
+                <w:b/>
+                <w:bCs/>
+                <w:color w:val="4338CA"/>
+                <w:sz w:val="17"/>
+                <w:szCs w:val="17"/>
+              </w:rPr>
+              <w:t xml:space="preserve">OQ-41</w:t>
+            </w:r>
+          </w:p>
+          <w:p>
+            <w:pPr>
+              <w:spacing w:after="0"/>
+            </w:pPr>
+            <w:r>
+              <w:rPr>
+                <w:color w:val="475569"/>
+                <w:sz w:val="15"/>
+                <w:szCs w:val="15"/>
+              </w:rPr>
+              <w:t xml:space="preserve">URS-44</w:t>
+            </w:r>
+          </w:p>
+        </w:tc>
+        <w:tc>
+          <w:tcPr>
+            <w:tcW w:type="pct" w:w="30%"/>
+            <w:tcMar>
+              <w:top w:type="dxa" w:w="80"/>
+              <w:left w:type="dxa" w:w="110"/>
+              <w:bottom w:type="dxa" w:w="80"/>
+              <w:right w:type="dxa" w:w="110"/>
+            </w:tcMar>
+          </w:tcPr>
+          <w:p>
+            <w:pPr>
+              <w:spacing w:after="50"/>
+            </w:pPr>
+            <w:r>
+              <w:rPr>
+                <w:b/>
+                <w:bCs/>
+                <w:sz w:val="17"/>
+                <w:szCs w:val="17"/>
+              </w:rPr>
+              <w:t xml:space="preserve">Delegated authentication: the token is verified, nobody is created, and signing stays local</w:t>
+            </w:r>
+          </w:p>
+          <w:p>
+            <w:pPr>
+              <w:spacing w:after="0"/>
+            </w:pPr>
+            <w:r>
+              <w:rPr>
+                <w:color w:val="475569"/>
+                <w:sz w:val="15"/>
+                <w:szCs w:val="15"/>
+              </w:rPr>
+              <w:t xml:space="preserve">Verify, on tokens FORGED for the purpose, that an identity token is accepted only after checking its RS256 signature, issuer, audience, expiry and nonce; that “alg: none” and algorithm confusion are refused; that an incomplete or cleartext configuration is treated as absent; and — above all — that the signing path depends on no delegated-authentication module, so that the second component required by 21 CFR 11.200(a)(1) remains a local secret.</w:t>
+            </w:r>
+          </w:p>
+        </w:tc>
+        <w:tc>
+          <w:tcPr>
+            <w:tcW w:type="pct" w:w="45%"/>
+            <w:tcMar>
+              <w:top w:type="dxa" w:w="80"/>
+              <w:left w:type="dxa" w:w="110"/>
+              <w:bottom w:type="dxa" w:w="80"/>
+              <w:right w:type="dxa" w:w="110"/>
+            </w:tcMar>
+          </w:tcPr>
+          <w:p>
+            <w:pPr>
+              <w:spacing w:after="0"/>
+            </w:pPr>
+            <w:r>
+              <w:rPr>
+                <w:sz w:val="17"/>
+                <w:szCs w:val="17"/>
+              </w:rPr>
+              <w:t xml:space="preserve">nominal token accepted and address normalised; 15 hostile tokens refused, including “alg: none”, RS256/HS256 confusion, a signature from another key, a payload altered after signing, unexpected issuer and audience, multiple audiences without an authorized party, an expired token, an absent then incorrect nonce, and an address not verified by the directory; configuration treated as absent when incomplete (4 variables exercised one by one) or when the issuer is not HTTPS; PKCE S256 whose challenge matches its verifier, state and nonce distinct and renewed at every request; 171 source file(s) re-read, no module outside the authentication shell depends on SSO, signature re-authentication still verifies a LOCAL secret, and the directory callback creates no person</w:t>
+            </w:r>
+          </w:p>
+        </w:tc>
+        <w:tc>
+          <w:tcPr>
+            <w:tcW w:type="pct" w:w="12%"/>
+            <w:tcMar>
+              <w:top w:type="dxa" w:w="80"/>
+              <w:left w:type="dxa" w:w="110"/>
+              <w:bottom w:type="dxa" w:w="80"/>
+              <w:right w:type="dxa" w:w="110"/>
+            </w:tcMar>
+          </w:tcPr>
+          <w:p>
+            <w:pPr>
+              <w:spacing w:after="40"/>
+            </w:pPr>
+            <w:r>
+              <w:rPr>
+                <w:b/>
+                <w:bCs/>
+                <w:color w:val="047857"/>
+                <w:sz w:val="17"/>
+                <w:szCs w:val="17"/>
+              </w:rPr>
+              <w:t xml:space="preserve">Conforming</w:t>
+            </w:r>
+          </w:p>
+          <w:p>
+            <w:pPr>
+              <w:spacing w:after="0"/>
+            </w:pPr>
+            <w:r>
+              <w:rPr>
+                <w:color w:val="475569"/>
+                <w:sz w:val="14"/>
+                <w:szCs w:val="14"/>
+              </w:rPr>
+              <w:t xml:space="preserve">112 ms</w:t>
+            </w:r>
+          </w:p>
+        </w:tc>
+      </w:tr>
+      <w:tr>
+        <w:tc>
+          <w:tcPr>
+            <w:tcW w:type="pct" w:w="13%"/>
+            <w:shd w:fill="F8FAFC"/>
+            <w:tcMar>
+              <w:top w:type="dxa" w:w="80"/>
+              <w:left w:type="dxa" w:w="110"/>
+              <w:bottom w:type="dxa" w:w="80"/>
+              <w:right w:type="dxa" w:w="110"/>
+            </w:tcMar>
+          </w:tcPr>
+          <w:p>
+            <w:pPr>
+              <w:spacing w:after="50"/>
+            </w:pPr>
+            <w:r>
+              <w:rPr>
+                <w:b/>
+                <w:bCs/>
+                <w:color w:val="4338CA"/>
+                <w:sz w:val="17"/>
+                <w:szCs w:val="17"/>
+              </w:rPr>
+              <w:t xml:space="preserve">OQ-42</w:t>
+            </w:r>
+          </w:p>
+          <w:p>
+            <w:pPr>
+              <w:spacing w:after="0"/>
+            </w:pPr>
+            <w:r>
+              <w:rPr>
+                <w:color w:val="475569"/>
+                <w:sz w:val="15"/>
+                <w:szCs w:val="15"/>
+              </w:rPr>
+              <w:t xml:space="preserve">URS-45</w:t>
+            </w:r>
+          </w:p>
+        </w:tc>
+        <w:tc>
+          <w:tcPr>
+            <w:tcW w:type="pct" w:w="30%"/>
+            <w:tcMar>
+              <w:top w:type="dxa" w:w="80"/>
+              <w:left w:type="dxa" w:w="110"/>
+              <w:bottom w:type="dxa" w:w="80"/>
+              <w:right w:type="dxa" w:w="110"/>
+            </w:tcMar>
+          </w:tcPr>
+          <w:p>
+            <w:pPr>
+              <w:spacing w:after="50"/>
+            </w:pPr>
+            <w:r>
+              <w:rPr>
+                <w:b/>
+                <w:bCs/>
+                <w:sz w:val="17"/>
+                <w:szCs w:val="17"/>
+              </w:rPr>
+              <w:t xml:space="preserve">What depends on the database engine is inventoried, and the inventory is re-read from the source</w:t>
+            </w:r>
+          </w:p>
+          <w:p>
+            <w:pPr>
+              <w:spacing w:after="0"/>
+            </w:pPr>
+            <w:r>
+              <w:rPr>
+                <w:color w:val="475569"/>
+                <w:sz w:val="15"/>
+                <w:szCs w:val="15"/>
+              </w:rPr>
+              <w:t xml:space="preserve">Verify that no engine-dependent point exists outside the declared inventory, that the detector actually finds the points it claims to watch — first among them the read-then-write of the audit chain head and its console mirror —, and that the engine property the search relies on is the documented one: observing case-insensitivity rather than assuming it.</w:t>
+            </w:r>
+          </w:p>
+        </w:tc>
+        <w:tc>
+          <w:tcPr>
+            <w:tcW w:type="pct" w:w="45%"/>
+            <w:tcMar>
+              <w:top w:type="dxa" w:w="80"/>
+              <w:left w:type="dxa" w:w="110"/>
+              <w:bottom w:type="dxa" w:w="80"/>
+              <w:right w:type="dxa" w:w="110"/>
+            </w:tcMar>
+          </w:tcPr>
+          <w:p>
+            <w:pPr>
+              <w:spacing w:after="0"/>
+            </w:pPr>
+            <w:r>
+              <w:rPr>
+                <w:sz w:val="17"/>
+                <w:szCs w:val="17"/>
+              </w:rPr>
+              <w:t xml:space="preserve">34 engine-dependent point(s) found on the source and all declared — 3 PRAGMA statement(s), 2 read-then-write(s) of the chain head (the chaining AND its console mirror, this second copy having been found by the audit rather than anticipated), 27 “contains” search(es), the pinned provider and the migration lineage; the case-insensitivity of the qualified engine is OBSERVED rather than assumed (1 = 1); the schema still declares “sqlite” and the portability note states that the other engine is not offered</w:t>
+            </w:r>
+          </w:p>
+        </w:tc>
+        <w:tc>
+          <w:tcPr>
+            <w:tcW w:type="pct" w:w="12%"/>
+            <w:tcMar>
+              <w:top w:type="dxa" w:w="80"/>
+              <w:left w:type="dxa" w:w="110"/>
+              <w:bottom w:type="dxa" w:w="80"/>
+              <w:right w:type="dxa" w:w="110"/>
+            </w:tcMar>
+          </w:tcPr>
+          <w:p>
+            <w:pPr>
+              <w:spacing w:after="40"/>
+            </w:pPr>
+            <w:r>
+              <w:rPr>
+                <w:b/>
+                <w:bCs/>
+                <w:color w:val="047857"/>
+                <w:sz w:val="17"/>
+                <w:szCs w:val="17"/>
+              </w:rPr>
+              <w:t xml:space="preserve">Conforming</w:t>
+            </w:r>
+          </w:p>
+          <w:p>
+            <w:pPr>
+              <w:spacing w:after="0"/>
+            </w:pPr>
+            <w:r>
+              <w:rPr>
+                <w:color w:val="475569"/>
+                <w:sz w:val="14"/>
+                <w:szCs w:val="14"/>
+              </w:rPr>
+              <w:t xml:space="preserve">58 ms</w:t>
+            </w:r>
+          </w:p>
+        </w:tc>
+      </w:tr>
+      <w:tr>
+        <w:tc>
+          <w:tcPr>
+            <w:tcW w:type="pct" w:w="13%"/>
+            <w:shd w:fill="F8FAFC"/>
+            <w:tcMar>
+              <w:top w:type="dxa" w:w="80"/>
+              <w:left w:type="dxa" w:w="110"/>
+              <w:bottom w:type="dxa" w:w="80"/>
+              <w:right w:type="dxa" w:w="110"/>
+            </w:tcMar>
+          </w:tcPr>
+          <w:p>
+            <w:pPr>
+              <w:spacing w:after="50"/>
+            </w:pPr>
+            <w:r>
+              <w:rPr>
+                <w:b/>
+                <w:bCs/>
+                <w:color w:val="4338CA"/>
+                <w:sz w:val="17"/>
+                <w:szCs w:val="17"/>
+              </w:rPr>
+              <w:t xml:space="preserve">OQ-43</w:t>
+            </w:r>
+          </w:p>
+          <w:p>
+            <w:pPr>
+              <w:spacing w:after="0"/>
+            </w:pPr>
+            <w:r>
+              <w:rPr>
+                <w:color w:val="475569"/>
+                <w:sz w:val="15"/>
+                <w:szCs w:val="15"/>
+              </w:rPr>
+              <w:t xml:space="preserve">URS-46</w:t>
+            </w:r>
+          </w:p>
+        </w:tc>
+        <w:tc>
+          <w:tcPr>
+            <w:tcW w:type="pct" w:w="30%"/>
+            <w:tcMar>
+              <w:top w:type="dxa" w:w="80"/>
+              <w:left w:type="dxa" w:w="110"/>
+              <w:bottom w:type="dxa" w:w="80"/>
+              <w:right w:type="dxa" w:w="110"/>
+            </w:tcMar>
+          </w:tcPr>
+          <w:p>
+            <w:pPr>
+              <w:spacing w:after="50"/>
+            </w:pPr>
+            <w:r>
+              <w:rPr>
+                <w:b/>
+                <w:bCs/>
+                <w:sz w:val="17"/>
+                <w:szCs w:val="17"/>
+              </w:rPr>
+              <w:t xml:space="preserve">Read-only API: no write to the graph, token kept as a fingerprint, response reproducible</w:t>
+            </w:r>
+          </w:p>
+          <w:p>
+            <w:pPr>
+              <w:spacing w:after="0"/>
+            </w:pPr>
+            <w:r>
+              <w:rPr>
+                <w:color w:val="475569"/>
+                <w:sz w:val="15"/>
+                <w:szCs w:val="15"/>
+              </w:rPr>
+              <w:t xml:space="preserve">Verify by re-reading the source that no API route writes to the design graph and that all go through the single guard; that a token is refused when absent, malformed, unknown then revoked, without the response distinguishing those cases; that it is kept only as a fingerprint; and that a response lets its recipient REPRODUCE the announced fingerprint by applying to the letter the rule written into the response.</w:t>
+            </w:r>
+          </w:p>
+        </w:tc>
+        <w:tc>
+          <w:tcPr>
+            <w:tcW w:type="pct" w:w="45%"/>
+            <w:tcMar>
+              <w:top w:type="dxa" w:w="80"/>
+              <w:left w:type="dxa" w:w="110"/>
+              <w:bottom w:type="dxa" w:w="80"/>
+              <w:right w:type="dxa" w:w="110"/>
+            </w:tcMar>
+          </w:tcPr>
+          <w:p>
+            <w:pPr>
+              <w:spacing w:after="0"/>
+            </w:pPr>
+            <w:r>
+              <w:rPr>
+                <w:sz w:val="17"/>
+                <w:szCs w:val="17"/>
+              </w:rPr>
+              <w:t xml:space="preserve">4 API route(s) re-read: none writes to the database and all go through the single guard; the token module writes only on tokens themselves (issuance and last-used date); a token is refused when absent, empty, without the Bearer scheme, malformed, without prefix, unknown, then revoked — and the refusal distinguishes none of these cases; the token is kept only as its SHA-256 fingerprint, its clear value exists nowhere in the database; the announced fingerprint of a response is REPRODUCED by applying to the letter the rule written into that response, escapes included; and its anchor designates the audit-chain head at extraction time (rank 85). 3 resources published.</w:t>
+            </w:r>
+          </w:p>
+        </w:tc>
+        <w:tc>
+          <w:tcPr>
+            <w:tcW w:type="pct" w:w="12%"/>
+            <w:tcMar>
+              <w:top w:type="dxa" w:w="80"/>
+              <w:left w:type="dxa" w:w="110"/>
+              <w:bottom w:type="dxa" w:w="80"/>
+              <w:right w:type="dxa" w:w="110"/>
+            </w:tcMar>
+          </w:tcPr>
+          <w:p>
+            <w:pPr>
+              <w:spacing w:after="40"/>
+            </w:pPr>
+            <w:r>
+              <w:rPr>
+                <w:b/>
+                <w:bCs/>
+                <w:color w:val="047857"/>
+                <w:sz w:val="17"/>
+                <w:szCs w:val="17"/>
+              </w:rPr>
+              <w:t xml:space="preserve">Conforming</w:t>
+            </w:r>
+          </w:p>
+          <w:p>
+            <w:pPr>
+              <w:spacing w:after="0"/>
+            </w:pPr>
+            <w:r>
+              <w:rPr>
+                <w:color w:val="475569"/>
+                <w:sz w:val="14"/>
+                <w:szCs w:val="14"/>
+              </w:rPr>
+              <w:t xml:space="preserve">18 ms</w:t>
+            </w:r>
+          </w:p>
+        </w:tc>
+      </w:tr>
+      <w:tr>
+        <w:tc>
+          <w:tcPr>
+            <w:tcW w:type="pct" w:w="13%"/>
+            <w:shd w:fill="F8FAFC"/>
+            <w:tcMar>
+              <w:top w:type="dxa" w:w="80"/>
+              <w:left w:type="dxa" w:w="110"/>
+              <w:bottom w:type="dxa" w:w="80"/>
+              <w:right w:type="dxa" w:w="110"/>
+            </w:tcMar>
+          </w:tcPr>
+          <w:p>
+            <w:pPr>
+              <w:spacing w:after="50"/>
+            </w:pPr>
+            <w:r>
+              <w:rPr>
+                <w:b/>
+                <w:bCs/>
+                <w:color w:val="4338CA"/>
+                <w:sz w:val="17"/>
+                <w:szCs w:val="17"/>
+              </w:rPr>
+              <w:t xml:space="preserve">OQ-44</w:t>
+            </w:r>
+          </w:p>
+          <w:p>
+            <w:pPr>
+              <w:spacing w:after="0"/>
+            </w:pPr>
+            <w:r>
+              <w:rPr>
+                <w:color w:val="475569"/>
+                <w:sz w:val="15"/>
+                <w:szCs w:val="15"/>
+              </w:rPr>
+              <w:t xml:space="preserve">URS-47</w:t>
+            </w:r>
+          </w:p>
+        </w:tc>
+        <w:tc>
+          <w:tcPr>
+            <w:tcW w:type="pct" w:w="30%"/>
+            <w:tcMar>
+              <w:top w:type="dxa" w:w="80"/>
+              <w:left w:type="dxa" w:w="110"/>
+              <w:bottom w:type="dxa" w:w="80"/>
+              <w:right w:type="dxa" w:w="110"/>
+            </w:tcMar>
+          </w:tcPr>
+          <w:p>
+            <w:pPr>
+              <w:spacing w:after="50"/>
+            </w:pPr>
+            <w:r>
+              <w:rPr>
+                <w:b/>
+                <w:bCs/>
+                <w:sz w:val="17"/>
+                <w:szCs w:val="17"/>
+              </w:rPr>
+              <w:t xml:space="preserve">PDF/A conformance pronounced by the reference implementation, witness included</w:t>
+            </w:r>
+          </w:p>
+          <w:p>
+            <w:pPr>
+              <w:spacing w:after="0"/>
+            </w:pPr>
+            <w:r>
+              <w:rPr>
+                <w:color w:val="475569"/>
+                <w:sz w:val="15"/>
+                <w:szCs w:val="15"/>
+              </w:rPr>
+              <w:t xml:space="preserve">Submit to veraPDF — the reference implementation, external to this project — a document built to defeat it, and FIRST require that it reject a deliberately non-conformant file. A validator that can no longer say “no” would return a permanent green; the witness is therefore checked before anything else, and its passing would invalidate the entire run.</w:t>
+            </w:r>
+          </w:p>
+        </w:tc>
+        <w:tc>
+          <w:tcPr>
+            <w:tcW w:type="pct" w:w="45%"/>
+            <w:tcMar>
+              <w:top w:type="dxa" w:w="80"/>
+              <w:left w:type="dxa" w:w="110"/>
+              <w:bottom w:type="dxa" w:w="80"/>
+              <w:right w:type="dxa" w:w="110"/>
+            </w:tcMar>
+          </w:tcPr>
+          <w:p>
+            <w:pPr>
+              <w:spacing w:after="0"/>
+            </w:pPr>
+            <w:r>
+              <w:rPr>
+                <w:sz w:val="17"/>
+                <w:szCs w:val="17"/>
+              </w:rPr>
+              <w:t xml:space="preserve">veraPDF 1.30.2 returned two verdicts on files produced during this case. The witness — no embedded font, no output intent, no XMP metadata, written byte by byte without going through Filum's modules — is REJECTED on 5 rule(s): the measurement discriminates. The torture document, gathering 7 character families (chemistry, Greek, mathematics, fractions, units, ideograms, emoji, diacritics) and having exercised 30 substitution(s) of absent glyphs, is declared CONFORMANT to the PDF/A-2b profile. The internal structural check returns the same verdict on the same file, and confirms zero references to the .notdef glyph.</w:t>
+            </w:r>
+          </w:p>
+        </w:tc>
+        <w:tc>
+          <w:tcPr>
+            <w:tcW w:type="pct" w:w="12%"/>
+            <w:tcMar>
+              <w:top w:type="dxa" w:w="80"/>
+              <w:left w:type="dxa" w:w="110"/>
+              <w:bottom w:type="dxa" w:w="80"/>
+              <w:right w:type="dxa" w:w="110"/>
+            </w:tcMar>
+          </w:tcPr>
+          <w:p>
+            <w:pPr>
+              <w:spacing w:after="40"/>
+            </w:pPr>
+            <w:r>
+              <w:rPr>
+                <w:b/>
+                <w:bCs/>
+                <w:color w:val="047857"/>
+                <w:sz w:val="17"/>
+                <w:szCs w:val="17"/>
+              </w:rPr>
+              <w:t xml:space="preserve">Conforming</w:t>
+            </w:r>
+          </w:p>
+          <w:p>
+            <w:pPr>
+              <w:spacing w:after="0"/>
+            </w:pPr>
+            <w:r>
+              <w:rPr>
+                <w:color w:val="475569"/>
+                <w:sz w:val="14"/>
+                <w:szCs w:val="14"/>
+              </w:rPr>
+              <w:t xml:space="preserve">3546 ms</w:t>
             </w:r>
           </w:p>
         </w:tc>
@@ -14042,6 +15827,545 @@
           </w:p>
         </w:tc>
       </w:tr>
+      <w:tr>
+        <w:tc>
+          <w:tcPr>
+            <w:tcW w:type="pct" w:w="12%"/>
+            <w:tcMar>
+              <w:top w:type="dxa" w:w="80"/>
+              <w:left w:type="dxa" w:w="110"/>
+              <w:bottom w:type="dxa" w:w="80"/>
+              <w:right w:type="dxa" w:w="110"/>
+            </w:tcMar>
+          </w:tcPr>
+          <w:p>
+            <w:pPr>
+              <w:spacing w:after="0"/>
+            </w:pPr>
+            <w:r>
+              <w:rPr>
+                <w:b/>
+                <w:bCs/>
+                <w:color w:val="4338CA"/>
+                <w:sz w:val="17"/>
+                <w:szCs w:val="17"/>
+              </w:rPr>
+              <w:t xml:space="preserve">URS-41</w:t>
+            </w:r>
+          </w:p>
+        </w:tc>
+        <w:tc>
+          <w:tcPr>
+            <w:tcW w:type="pct" w:w="22%"/>
+            <w:tcMar>
+              <w:top w:type="dxa" w:w="80"/>
+              <w:left w:type="dxa" w:w="110"/>
+              <w:bottom w:type="dxa" w:w="80"/>
+              <w:right w:type="dxa" w:w="110"/>
+            </w:tcMar>
+          </w:tcPr>
+          <w:p>
+            <w:pPr>
+              <w:spacing w:after="0"/>
+            </w:pPr>
+            <w:r>
+              <w:rPr>
+                <w:b/>
+                <w:bCs/>
+                <w:color w:val="047857"/>
+                <w:sz w:val="17"/>
+                <w:szCs w:val="17"/>
+              </w:rPr>
+              <w:t xml:space="preserve">OQ-38</w:t>
+            </w:r>
+          </w:p>
+        </w:tc>
+        <w:tc>
+          <w:tcPr>
+            <w:tcW w:type="pct" w:w="66%"/>
+            <w:tcMar>
+              <w:top w:type="dxa" w:w="80"/>
+              <w:left w:type="dxa" w:w="110"/>
+              <w:bottom w:type="dxa" w:w="80"/>
+              <w:right w:type="dxa" w:w="110"/>
+            </w:tcMar>
+          </w:tcPr>
+          <w:p>
+            <w:pPr>
+              <w:spacing w:after="0"/>
+            </w:pPr>
+            <w:r>
+              <w:rPr>
+                <w:sz w:val="17"/>
+                <w:szCs w:val="17"/>
+              </w:rPr>
+              <w:t xml:space="preserve">Automated test case executed by the vendor at every version, result in section 5.1.</w:t>
+            </w:r>
+          </w:p>
+        </w:tc>
+      </w:tr>
+      <w:tr>
+        <w:tc>
+          <w:tcPr>
+            <w:tcW w:type="pct" w:w="12%"/>
+            <w:tcMar>
+              <w:top w:type="dxa" w:w="80"/>
+              <w:left w:type="dxa" w:w="110"/>
+              <w:bottom w:type="dxa" w:w="80"/>
+              <w:right w:type="dxa" w:w="110"/>
+            </w:tcMar>
+          </w:tcPr>
+          <w:p>
+            <w:pPr>
+              <w:spacing w:after="0"/>
+            </w:pPr>
+            <w:r>
+              <w:rPr>
+                <w:b/>
+                <w:bCs/>
+                <w:color w:val="4338CA"/>
+                <w:sz w:val="17"/>
+                <w:szCs w:val="17"/>
+              </w:rPr>
+              <w:t xml:space="preserve">URS-42</w:t>
+            </w:r>
+          </w:p>
+        </w:tc>
+        <w:tc>
+          <w:tcPr>
+            <w:tcW w:type="pct" w:w="22%"/>
+            <w:tcMar>
+              <w:top w:type="dxa" w:w="80"/>
+              <w:left w:type="dxa" w:w="110"/>
+              <w:bottom w:type="dxa" w:w="80"/>
+              <w:right w:type="dxa" w:w="110"/>
+            </w:tcMar>
+          </w:tcPr>
+          <w:p>
+            <w:pPr>
+              <w:spacing w:after="0"/>
+            </w:pPr>
+            <w:r>
+              <w:rPr>
+                <w:b/>
+                <w:bCs/>
+                <w:color w:val="047857"/>
+                <w:sz w:val="17"/>
+                <w:szCs w:val="17"/>
+              </w:rPr>
+              <w:t xml:space="preserve">OQ-39</w:t>
+            </w:r>
+          </w:p>
+        </w:tc>
+        <w:tc>
+          <w:tcPr>
+            <w:tcW w:type="pct" w:w="66%"/>
+            <w:tcMar>
+              <w:top w:type="dxa" w:w="80"/>
+              <w:left w:type="dxa" w:w="110"/>
+              <w:bottom w:type="dxa" w:w="80"/>
+              <w:right w:type="dxa" w:w="110"/>
+            </w:tcMar>
+          </w:tcPr>
+          <w:p>
+            <w:pPr>
+              <w:spacing w:after="0"/>
+            </w:pPr>
+            <w:r>
+              <w:rPr>
+                <w:sz w:val="17"/>
+                <w:szCs w:val="17"/>
+              </w:rPr>
+              <w:t xml:space="preserve">Automated test case executed by the vendor at every version, result in section 5.1.</w:t>
+            </w:r>
+          </w:p>
+        </w:tc>
+      </w:tr>
+      <w:tr>
+        <w:tc>
+          <w:tcPr>
+            <w:tcW w:type="pct" w:w="12%"/>
+            <w:tcMar>
+              <w:top w:type="dxa" w:w="80"/>
+              <w:left w:type="dxa" w:w="110"/>
+              <w:bottom w:type="dxa" w:w="80"/>
+              <w:right w:type="dxa" w:w="110"/>
+            </w:tcMar>
+          </w:tcPr>
+          <w:p>
+            <w:pPr>
+              <w:spacing w:after="0"/>
+            </w:pPr>
+            <w:r>
+              <w:rPr>
+                <w:b/>
+                <w:bCs/>
+                <w:color w:val="4338CA"/>
+                <w:sz w:val="17"/>
+                <w:szCs w:val="17"/>
+              </w:rPr>
+              <w:t xml:space="preserve">URS-43</w:t>
+            </w:r>
+          </w:p>
+        </w:tc>
+        <w:tc>
+          <w:tcPr>
+            <w:tcW w:type="pct" w:w="22%"/>
+            <w:tcMar>
+              <w:top w:type="dxa" w:w="80"/>
+              <w:left w:type="dxa" w:w="110"/>
+              <w:bottom w:type="dxa" w:w="80"/>
+              <w:right w:type="dxa" w:w="110"/>
+            </w:tcMar>
+          </w:tcPr>
+          <w:p>
+            <w:pPr>
+              <w:spacing w:after="0"/>
+            </w:pPr>
+            <w:r>
+              <w:rPr>
+                <w:b/>
+                <w:bCs/>
+                <w:color w:val="047857"/>
+                <w:sz w:val="17"/>
+                <w:szCs w:val="17"/>
+              </w:rPr>
+              <w:t xml:space="preserve">OQ-40</w:t>
+            </w:r>
+          </w:p>
+        </w:tc>
+        <w:tc>
+          <w:tcPr>
+            <w:tcW w:type="pct" w:w="66%"/>
+            <w:tcMar>
+              <w:top w:type="dxa" w:w="80"/>
+              <w:left w:type="dxa" w:w="110"/>
+              <w:bottom w:type="dxa" w:w="80"/>
+              <w:right w:type="dxa" w:w="110"/>
+            </w:tcMar>
+          </w:tcPr>
+          <w:p>
+            <w:pPr>
+              <w:spacing w:after="0"/>
+            </w:pPr>
+            <w:r>
+              <w:rPr>
+                <w:sz w:val="17"/>
+                <w:szCs w:val="17"/>
+              </w:rPr>
+              <w:t xml:space="preserve">Automated test case executed by the vendor at every version, result in section 5.1.</w:t>
+            </w:r>
+          </w:p>
+        </w:tc>
+      </w:tr>
+      <w:tr>
+        <w:tc>
+          <w:tcPr>
+            <w:tcW w:type="pct" w:w="12%"/>
+            <w:tcMar>
+              <w:top w:type="dxa" w:w="80"/>
+              <w:left w:type="dxa" w:w="110"/>
+              <w:bottom w:type="dxa" w:w="80"/>
+              <w:right w:type="dxa" w:w="110"/>
+            </w:tcMar>
+          </w:tcPr>
+          <w:p>
+            <w:pPr>
+              <w:spacing w:after="0"/>
+            </w:pPr>
+            <w:r>
+              <w:rPr>
+                <w:b/>
+                <w:bCs/>
+                <w:color w:val="4338CA"/>
+                <w:sz w:val="17"/>
+                <w:szCs w:val="17"/>
+              </w:rPr>
+              <w:t xml:space="preserve">URS-44</w:t>
+            </w:r>
+          </w:p>
+        </w:tc>
+        <w:tc>
+          <w:tcPr>
+            <w:tcW w:type="pct" w:w="22%"/>
+            <w:tcMar>
+              <w:top w:type="dxa" w:w="80"/>
+              <w:left w:type="dxa" w:w="110"/>
+              <w:bottom w:type="dxa" w:w="80"/>
+              <w:right w:type="dxa" w:w="110"/>
+            </w:tcMar>
+          </w:tcPr>
+          <w:p>
+            <w:pPr>
+              <w:spacing w:after="0"/>
+            </w:pPr>
+            <w:r>
+              <w:rPr>
+                <w:b/>
+                <w:bCs/>
+                <w:color w:val="047857"/>
+                <w:sz w:val="17"/>
+                <w:szCs w:val="17"/>
+              </w:rPr>
+              <w:t xml:space="preserve">OQ-41</w:t>
+            </w:r>
+          </w:p>
+        </w:tc>
+        <w:tc>
+          <w:tcPr>
+            <w:tcW w:type="pct" w:w="66%"/>
+            <w:tcMar>
+              <w:top w:type="dxa" w:w="80"/>
+              <w:left w:type="dxa" w:w="110"/>
+              <w:bottom w:type="dxa" w:w="80"/>
+              <w:right w:type="dxa" w:w="110"/>
+            </w:tcMar>
+          </w:tcPr>
+          <w:p>
+            <w:pPr>
+              <w:spacing w:after="0"/>
+            </w:pPr>
+            <w:r>
+              <w:rPr>
+                <w:sz w:val="17"/>
+                <w:szCs w:val="17"/>
+              </w:rPr>
+              <w:t xml:space="preserve">Automated test case executed by the vendor at every version, result in section 5.1.</w:t>
+            </w:r>
+          </w:p>
+        </w:tc>
+      </w:tr>
+      <w:tr>
+        <w:tc>
+          <w:tcPr>
+            <w:tcW w:type="pct" w:w="12%"/>
+            <w:tcMar>
+              <w:top w:type="dxa" w:w="80"/>
+              <w:left w:type="dxa" w:w="110"/>
+              <w:bottom w:type="dxa" w:w="80"/>
+              <w:right w:type="dxa" w:w="110"/>
+            </w:tcMar>
+          </w:tcPr>
+          <w:p>
+            <w:pPr>
+              <w:spacing w:after="0"/>
+            </w:pPr>
+            <w:r>
+              <w:rPr>
+                <w:b/>
+                <w:bCs/>
+                <w:color w:val="4338CA"/>
+                <w:sz w:val="17"/>
+                <w:szCs w:val="17"/>
+              </w:rPr>
+              <w:t xml:space="preserve">URS-45</w:t>
+            </w:r>
+          </w:p>
+        </w:tc>
+        <w:tc>
+          <w:tcPr>
+            <w:tcW w:type="pct" w:w="22%"/>
+            <w:tcMar>
+              <w:top w:type="dxa" w:w="80"/>
+              <w:left w:type="dxa" w:w="110"/>
+              <w:bottom w:type="dxa" w:w="80"/>
+              <w:right w:type="dxa" w:w="110"/>
+            </w:tcMar>
+          </w:tcPr>
+          <w:p>
+            <w:pPr>
+              <w:spacing w:after="0"/>
+            </w:pPr>
+            <w:r>
+              <w:rPr>
+                <w:b/>
+                <w:bCs/>
+                <w:color w:val="047857"/>
+                <w:sz w:val="17"/>
+                <w:szCs w:val="17"/>
+              </w:rPr>
+              <w:t xml:space="preserve">OQ-42</w:t>
+            </w:r>
+          </w:p>
+        </w:tc>
+        <w:tc>
+          <w:tcPr>
+            <w:tcW w:type="pct" w:w="66%"/>
+            <w:tcMar>
+              <w:top w:type="dxa" w:w="80"/>
+              <w:left w:type="dxa" w:w="110"/>
+              <w:bottom w:type="dxa" w:w="80"/>
+              <w:right w:type="dxa" w:w="110"/>
+            </w:tcMar>
+          </w:tcPr>
+          <w:p>
+            <w:pPr>
+              <w:spacing w:after="0"/>
+            </w:pPr>
+            <w:r>
+              <w:rPr>
+                <w:sz w:val="17"/>
+                <w:szCs w:val="17"/>
+              </w:rPr>
+              <w:t xml:space="preserve">Automated test case executed by the vendor at every version, result in section 5.1.</w:t>
+            </w:r>
+          </w:p>
+        </w:tc>
+      </w:tr>
+      <w:tr>
+        <w:tc>
+          <w:tcPr>
+            <w:tcW w:type="pct" w:w="12%"/>
+            <w:tcMar>
+              <w:top w:type="dxa" w:w="80"/>
+              <w:left w:type="dxa" w:w="110"/>
+              <w:bottom w:type="dxa" w:w="80"/>
+              <w:right w:type="dxa" w:w="110"/>
+            </w:tcMar>
+          </w:tcPr>
+          <w:p>
+            <w:pPr>
+              <w:spacing w:after="0"/>
+            </w:pPr>
+            <w:r>
+              <w:rPr>
+                <w:b/>
+                <w:bCs/>
+                <w:color w:val="4338CA"/>
+                <w:sz w:val="17"/>
+                <w:szCs w:val="17"/>
+              </w:rPr>
+              <w:t xml:space="preserve">URS-46</w:t>
+            </w:r>
+          </w:p>
+        </w:tc>
+        <w:tc>
+          <w:tcPr>
+            <w:tcW w:type="pct" w:w="22%"/>
+            <w:tcMar>
+              <w:top w:type="dxa" w:w="80"/>
+              <w:left w:type="dxa" w:w="110"/>
+              <w:bottom w:type="dxa" w:w="80"/>
+              <w:right w:type="dxa" w:w="110"/>
+            </w:tcMar>
+          </w:tcPr>
+          <w:p>
+            <w:pPr>
+              <w:spacing w:after="0"/>
+            </w:pPr>
+            <w:r>
+              <w:rPr>
+                <w:b/>
+                <w:bCs/>
+                <w:color w:val="047857"/>
+                <w:sz w:val="17"/>
+                <w:szCs w:val="17"/>
+              </w:rPr>
+              <w:t xml:space="preserve">OQ-43</w:t>
+            </w:r>
+          </w:p>
+        </w:tc>
+        <w:tc>
+          <w:tcPr>
+            <w:tcW w:type="pct" w:w="66%"/>
+            <w:tcMar>
+              <w:top w:type="dxa" w:w="80"/>
+              <w:left w:type="dxa" w:w="110"/>
+              <w:bottom w:type="dxa" w:w="80"/>
+              <w:right w:type="dxa" w:w="110"/>
+            </w:tcMar>
+          </w:tcPr>
+          <w:p>
+            <w:pPr>
+              <w:spacing w:after="0"/>
+            </w:pPr>
+            <w:r>
+              <w:rPr>
+                <w:sz w:val="17"/>
+                <w:szCs w:val="17"/>
+              </w:rPr>
+              <w:t xml:space="preserve">Automated test case executed by the vendor at every version, result in section 5.1.</w:t>
+            </w:r>
+          </w:p>
+        </w:tc>
+      </w:tr>
+      <w:tr>
+        <w:tc>
+          <w:tcPr>
+            <w:tcW w:type="pct" w:w="12%"/>
+            <w:tcMar>
+              <w:top w:type="dxa" w:w="80"/>
+              <w:left w:type="dxa" w:w="110"/>
+              <w:bottom w:type="dxa" w:w="80"/>
+              <w:right w:type="dxa" w:w="110"/>
+            </w:tcMar>
+          </w:tcPr>
+          <w:p>
+            <w:pPr>
+              <w:spacing w:after="0"/>
+            </w:pPr>
+            <w:r>
+              <w:rPr>
+                <w:b/>
+                <w:bCs/>
+                <w:color w:val="4338CA"/>
+                <w:sz w:val="17"/>
+                <w:szCs w:val="17"/>
+              </w:rPr>
+              <w:t xml:space="preserve">URS-47</w:t>
+            </w:r>
+          </w:p>
+        </w:tc>
+        <w:tc>
+          <w:tcPr>
+            <w:tcW w:type="pct" w:w="22%"/>
+            <w:tcMar>
+              <w:top w:type="dxa" w:w="80"/>
+              <w:left w:type="dxa" w:w="110"/>
+              <w:bottom w:type="dxa" w:w="80"/>
+              <w:right w:type="dxa" w:w="110"/>
+            </w:tcMar>
+          </w:tcPr>
+          <w:p>
+            <w:pPr>
+              <w:spacing w:after="0"/>
+            </w:pPr>
+            <w:r>
+              <w:rPr>
+                <w:b/>
+                <w:bCs/>
+                <w:color w:val="047857"/>
+                <w:sz w:val="17"/>
+                <w:szCs w:val="17"/>
+              </w:rPr>
+              <w:t xml:space="preserve">OQ-44</w:t>
+            </w:r>
+          </w:p>
+        </w:tc>
+        <w:tc>
+          <w:tcPr>
+            <w:tcW w:type="pct" w:w="66%"/>
+            <w:tcMar>
+              <w:top w:type="dxa" w:w="80"/>
+              <w:left w:type="dxa" w:w="110"/>
+              <w:bottom w:type="dxa" w:w="80"/>
+              <w:right w:type="dxa" w:w="110"/>
+            </w:tcMar>
+          </w:tcPr>
+          <w:p>
+            <w:pPr>
+              <w:spacing w:after="0"/>
+            </w:pPr>
+            <w:r>
+              <w:rPr>
+                <w:sz w:val="17"/>
+                <w:szCs w:val="17"/>
+              </w:rPr>
+              <w:t xml:space="preserve">Automated test case executed by the vendor at every version, result in section 5.1.</w:t>
+            </w:r>
+          </w:p>
+        </w:tc>
+      </w:tr>
     </w:tbl>
     <w:p>
       <w:pPr>
@@ -14061,7 +16385,7 @@
           <w:sz w:val="20"/>
           <w:szCs w:val="20"/>
         </w:rPr>
-        <w:t xml:space="preserve">Of the 40 requirements, 36 are verified automatically by the vendor and 4 must be verified at your site. This is not an arbitrary split: those 4 requirements are not observable without a browser, without an HTTP request, or without your infrastructure. Counting them as covered would be an unverifiable claim.</w:t>
+        <w:t xml:space="preserve">Of the 47 requirements, 43 are verified automatically by the vendor and 4 must be verified at your site. This is not an arbitrary split: those 4 requirements are not observable without a browser, without an HTTP request, or without your infrastructure. Counting them as covered would be an unverifiable claim.</w:t>
       </w:r>
     </w:p>
     <w:p>
@@ -14307,7 +16631,7 @@
           <w:sz w:val="20"/>
           <w:szCs w:val="20"/>
         </w:rPr>
-        <w:t xml:space="preserve">— Archival copies are produced in PDF/A-2b format and checked by our own structural verifications, replayed at every release: embedded font and colour profile, conformance metadata, exact cross-reference table, text mappable back through the file's own table. No INDEPENDENT VALIDATOR — veraPDF, the reference implementation — has been run on these outputs. The format is therefore targeted and checked, not certified.</w:t>
+        <w:t xml:space="preserve">— Archival copies are produced in PDF/A-2b format and validated by veraPDF 1.30.2, the reference implementation, run over a complete archive and over a torture document built to break it; the harness carries a non-conformant witness and refuses to conclude if the validator lets it pass. On its first run this check found two non-conformities our own verifications did not see. THE FORMAT IS VALIDATED, NOT CERTIFIED: a conforming validator is not a notified body, and the claim covers that validator version and that corpus. REMAINING LIMITATION: the embedded font does not cover the Greek alphabet; characters it cannot draw are replaced, and every copy DECLARES which ones in a dedicated table.</w:t>
       </w:r>
     </w:p>
     <w:sectPr>
@@ -14413,7 +16737,7 @@
         <w:sz w:val="15"/>
         <w:szCs w:val="15"/>
       </w:rPr>
-      <w:t xml:space="preserve">   ·   Version 1.2.1 · OQ report executed on 7 August 2026 at 10:24 UTC</w:t>
+      <w:t xml:space="preserve">   ·   Version 1.2.1 · OQ report executed on 9 August 2026 at 11:08 UTC</w:t>
     </w:r>
   </w:p>
 </w:ftr>

--- a/docs/Filum_software_validation_file.docx
+++ b/docs/Filum_software_validation_file.docx
@@ -6038,7 +6038,7 @@
                 <w:sz w:val="17"/>
                 <w:szCs w:val="17"/>
               </w:rPr>
-              <w:t xml:space="preserve">9 August 2026 at 11:08</w:t>
+              <w:t xml:space="preserve">9 August 2026 at 11:54</w:t>
             </w:r>
           </w:p>
         </w:tc>
@@ -6620,7 +6620,7 @@
                 <w:sz w:val="17"/>
                 <w:szCs w:val="17"/>
               </w:rPr>
-              <w:t xml:space="preserve">distinct fingerprints for one same password (fa821c43cdaa… ≠ a05851cac422…), correct verification, wrong and empty passwords refused</w:t>
+              <w:t xml:space="preserve">distinct fingerprints for one same password (cca89a0dbae2… ≠ db67db189192…), correct verification, wrong and empty passwords refused</w:t>
             </w:r>
           </w:p>
         </w:tc>
@@ -6904,7 +6904,7 @@
                 <w:sz w:val="17"/>
                 <w:szCs w:val="17"/>
               </w:rPr>
-              <w:t xml:space="preserve">content frozen, fingerprint 24604eb157d7fa54…, 10486 bytes kept, operation logged</w:t>
+              <w:t xml:space="preserve">content frozen, fingerprint 24604eb157d7fa54…, 10485 bytes kept, operation logged</w:t>
             </w:r>
           </w:p>
         </w:tc>
@@ -6943,7 +6943,7 @@
                 <w:sz w:val="14"/>
                 <w:szCs w:val="14"/>
               </w:rPr>
-              <w:t xml:space="preserve">123 ms</w:t>
+              <w:t xml:space="preserve">121 ms</w:t>
             </w:r>
           </w:p>
         </w:tc>
@@ -7046,7 +7046,7 @@
                 <w:sz w:val="17"/>
                 <w:szCs w:val="17"/>
               </w:rPr>
-              <w:t xml:space="preserve">signature linked to snapshot cmslp8xj…, attested fingerprint 3767 CD80 ACC9, manifestation “Testeur QA1 (QA1) · Approuvé · 09/08/2026 11:08:32 UTC · enregistrement 3767 CD80 ACC9”</w:t>
+              <w:t xml:space="preserve">signature linked to snapshot cmslqw5e…, attested fingerprint 3767 CD80 ACC9, manifestation “Testeur QA1 (QA1) · Approuvé · 09/08/2026 11:54:35 UTC · enregistrement 3767 CD80 ACC9”</w:t>
             </w:r>
           </w:p>
         </w:tc>
@@ -7085,7 +7085,7 @@
                 <w:sz w:val="14"/>
                 <w:szCs w:val="14"/>
               </w:rPr>
-              <w:t xml:space="preserve">28 ms</w:t>
+              <w:t xml:space="preserve">27 ms</w:t>
             </w:r>
           </w:p>
         </w:tc>
@@ -7188,7 +7188,7 @@
                 <w:sz w:val="17"/>
                 <w:szCs w:val="17"/>
               </w:rPr>
-              <w:t xml:space="preserve">10486 bytes re-read identically; one byte flipped at position 5243 detected</w:t>
+              <w:t xml:space="preserve">10483 bytes re-read identically; one byte flipped at position 5241 detected</w:t>
             </w:r>
           </w:p>
         </w:tc>
@@ -7227,7 +7227,7 @@
                 <w:sz w:val="14"/>
                 <w:szCs w:val="14"/>
               </w:rPr>
-              <w:t xml:space="preserve">43 ms</w:t>
+              <w:t xml:space="preserve">44 ms</w:t>
             </w:r>
           </w:p>
         </w:tc>
@@ -7369,7 +7369,7 @@
                 <w:sz w:val="14"/>
                 <w:szCs w:val="14"/>
               </w:rPr>
-              <w:t xml:space="preserve">34 ms</w:t>
+              <w:t xml:space="preserve">35 ms</w:t>
             </w:r>
           </w:p>
         </w:tc>
@@ -7511,7 +7511,7 @@
                 <w:sz w:val="14"/>
                 <w:szCs w:val="14"/>
               </w:rPr>
-              <w:t xml:space="preserve">33 ms</w:t>
+              <w:t xml:space="preserve">30 ms</w:t>
             </w:r>
           </w:p>
         </w:tc>
@@ -7653,7 +7653,7 @@
                 <w:sz w:val="14"/>
                 <w:szCs w:val="14"/>
               </w:rPr>
-              <w:t xml:space="preserve">51 ms</w:t>
+              <w:t xml:space="preserve">48 ms</w:t>
             </w:r>
           </w:p>
         </w:tc>
@@ -7795,7 +7795,7 @@
                 <w:sz w:val="14"/>
                 <w:szCs w:val="14"/>
               </w:rPr>
-              <w:t xml:space="preserve">56 ms</w:t>
+              <w:t xml:space="preserve">58 ms</w:t>
             </w:r>
           </w:p>
         </w:tc>
@@ -7937,7 +7937,7 @@
                 <w:sz w:val="14"/>
                 <w:szCs w:val="14"/>
               </w:rPr>
-              <w:t xml:space="preserve">49 ms</w:t>
+              <w:t xml:space="preserve">46 ms</w:t>
             </w:r>
           </w:p>
         </w:tc>
@@ -8079,7 +8079,7 @@
                 <w:sz w:val="14"/>
                 <w:szCs w:val="14"/>
               </w:rPr>
-              <w:t xml:space="preserve">60 ms</w:t>
+              <w:t xml:space="preserve">57 ms</w:t>
             </w:r>
           </w:p>
         </w:tc>
@@ -8221,7 +8221,7 @@
                 <w:sz w:val="14"/>
                 <w:szCs w:val="14"/>
               </w:rPr>
-              <w:t xml:space="preserve">14 ms</w:t>
+              <w:t xml:space="preserve">16 ms</w:t>
             </w:r>
           </w:p>
         </w:tc>
@@ -8505,7 +8505,7 @@
                 <w:sz w:val="14"/>
                 <w:szCs w:val="14"/>
               </w:rPr>
-              <w:t xml:space="preserve">1 ms</w:t>
+              <w:t xml:space="preserve">0 ms</w:t>
             </w:r>
           </w:p>
         </w:tc>
@@ -8647,7 +8647,7 @@
                 <w:sz w:val="14"/>
                 <w:szCs w:val="14"/>
               </w:rPr>
-              <w:t xml:space="preserve">310 ms</w:t>
+              <w:t xml:space="preserve">324 ms</w:t>
             </w:r>
           </w:p>
         </w:tc>
@@ -8750,7 +8750,7 @@
                 <w:sz w:val="17"/>
                 <w:szCs w:val="17"/>
               </w:rPr>
-              <w:t xml:space="preserve">13 record(s) archived, 43 file(s) covered by empreintes.sha256, 0 deviation; anchor 9ff2befaf906e096…; frozen bytes returned identically; one byte altered, detected and flagged ALTERED, file kept inside the archive</w:t>
+              <w:t xml:space="preserve">13 record(s) archived, 43 file(s) covered by empreintes.sha256, 0 deviation; anchor 2d6b823ad098cc17…; frozen bytes returned identically; one byte altered, detected and flagged ALTERED, file kept inside the archive</w:t>
             </w:r>
           </w:p>
         </w:tc>
@@ -8789,7 +8789,7 @@
                 <w:sz w:val="14"/>
                 <w:szCs w:val="14"/>
               </w:rPr>
-              <w:t xml:space="preserve">376 ms</w:t>
+              <w:t xml:space="preserve">384 ms</w:t>
             </w:r>
           </w:p>
         </w:tc>
@@ -9073,7 +9073,7 @@
                 <w:sz w:val="14"/>
                 <w:szCs w:val="14"/>
               </w:rPr>
-              <w:t xml:space="preserve">300 ms</w:t>
+              <w:t xml:space="preserve">329 ms</w:t>
             </w:r>
           </w:p>
         </w:tc>
@@ -9215,7 +9215,7 @@
                 <w:sz w:val="14"/>
                 <w:szCs w:val="14"/>
               </w:rPr>
-              <w:t xml:space="preserve">238 ms</w:t>
+              <w:t xml:space="preserve">240 ms</w:t>
             </w:r>
           </w:p>
         </w:tc>
@@ -9318,7 +9318,7 @@
                 <w:sz w:val="17"/>
                 <w:szCs w:val="17"/>
               </w:rPr>
-              <w:t xml:space="preserve">DER request of 90 bytes carrying the requested fingerprint; token of 2418 bytes read exactly (date 2026-08-03T08:55:03.000Z, serial 02, policy 1.3.6.1.4.1.99999.1.1); four refusals obtained: another fingerprint, another nonce, a rejection response from the authority, a truncated token</w:t>
+              <w:t xml:space="preserve">DER request of 89 bytes carrying the requested fingerprint; token of 2418 bytes read exactly (date 2026-08-03T08:55:03.000Z, serial 02, policy 1.3.6.1.4.1.99999.1.1); four refusals obtained: another fingerprint, another nonce, a rejection response from the authority, a truncated token</w:t>
             </w:r>
           </w:p>
         </w:tc>
@@ -9641,7 +9641,7 @@
                 <w:sz w:val="14"/>
                 <w:szCs w:val="14"/>
               </w:rPr>
-              <w:t xml:space="preserve">14 ms</w:t>
+              <w:t xml:space="preserve">13 ms</w:t>
             </w:r>
           </w:p>
         </w:tc>
@@ -9744,7 +9744,7 @@
                 <w:sz w:val="17"/>
                 <w:szCs w:val="17"/>
               </w:rPr>
-              <w:t xml:space="preserve">235 source file(s) re-read, no write to the trail outside the module; 9 fingerprints compared between the TypeScript implementation and the server-console mirror, all identical</w:t>
+              <w:t xml:space="preserve">237 source file(s) re-read, no write to the trail outside the module; 9 fingerprints compared between the TypeScript implementation and the server-console mirror, all identical</w:t>
             </w:r>
           </w:p>
         </w:tc>
@@ -9925,7 +9925,7 @@
                 <w:sz w:val="14"/>
                 <w:szCs w:val="14"/>
               </w:rPr>
-              <w:t xml:space="preserve">1 ms</w:t>
+              <w:t xml:space="preserve">0 ms</w:t>
             </w:r>
           </w:p>
         </w:tc>
@@ -10209,7 +10209,7 @@
                 <w:sz w:val="14"/>
                 <w:szCs w:val="14"/>
               </w:rPr>
-              <w:t xml:space="preserve">193 ms</w:t>
+              <w:t xml:space="preserve">194 ms</w:t>
             </w:r>
           </w:p>
         </w:tc>
@@ -10312,7 +10312,7 @@
                 <w:sz w:val="17"/>
                 <w:szCs w:val="17"/>
               </w:rPr>
-              <w:t xml:space="preserve">235 source file(s) re-read: no password write outside the authorised paths; a single write in the server actions, the personal change, which requires the old password; the console emergency tool issues a token and can no longer derive a password; no password field outside the 7 screens where you type your own</w:t>
+              <w:t xml:space="preserve">237 source file(s) re-read: no password write outside the authorised paths; a single write in the server actions, the personal change, which requires the old password; the console emergency tool issues a token and can no longer derive a password; no password field outside the 7 screens where you type your own</w:t>
             </w:r>
           </w:p>
         </w:tc>
@@ -10351,7 +10351,7 @@
                 <w:sz w:val="14"/>
                 <w:szCs w:val="14"/>
               </w:rPr>
-              <w:t xml:space="preserve">83 ms</w:t>
+              <w:t xml:space="preserve">69 ms</w:t>
             </w:r>
           </w:p>
         </w:tc>
@@ -10493,7 +10493,7 @@
                 <w:sz w:val="14"/>
                 <w:szCs w:val="14"/>
               </w:rPr>
-              <w:t xml:space="preserve">8979 ms</w:t>
+              <w:t xml:space="preserve">9449 ms</w:t>
             </w:r>
           </w:p>
         </w:tc>
@@ -10635,7 +10635,7 @@
                 <w:sz w:val="14"/>
                 <w:szCs w:val="14"/>
               </w:rPr>
-              <w:t xml:space="preserve">22 ms</w:t>
+              <w:t xml:space="preserve">16 ms</w:t>
             </w:r>
           </w:p>
         </w:tc>
@@ -10738,7 +10738,7 @@
                 <w:sz w:val="17"/>
                 <w:szCs w:val="17"/>
               </w:rPr>
-              <w:t xml:space="preserve">archival copy of OQ-012-revision rev. 001 produced (69084 bytes, 1 page(s)); 30 PDF/A-2b structural checks passed — embedded font, “acsp” ICC profile of 3024 bytes, pdfaid metadata part 2 level B, exact offsets; text fully read back through the file's own table, 44 accented or typographic character(s) restored; deterministic production (two runs identical byte for byte)</w:t>
+              <w:t xml:space="preserve">archival copy of OQ-012-revision rev. 001 produced (108365 bytes, 1 page(s)); 30 PDF/A-2b structural checks passed — embedded font, “acsp” ICC profile of 3024 bytes, pdfaid metadata part 2 level B, exact offsets; text fully read back through the file's own table, 44 accented or typographic character(s) restored; deterministic production (two runs identical byte for byte)</w:t>
             </w:r>
           </w:p>
         </w:tc>
@@ -10919,7 +10919,7 @@
                 <w:sz w:val="14"/>
                 <w:szCs w:val="14"/>
               </w:rPr>
-              <w:t xml:space="preserve">83 ms</w:t>
+              <w:t xml:space="preserve">80 ms</w:t>
             </w:r>
           </w:p>
         </w:tc>
@@ -11022,7 +11022,7 @@
                 <w:sz w:val="17"/>
                 <w:szCs w:val="17"/>
               </w:rPr>
-              <w:t xml:space="preserve">closure refused three times before being allowed — empty conclusion, 1 undecided entry/entries, affirmative verdict without a reason; manifestation “Testeur QR2 (QR2) · Revu · 09/08/2026 11:08:43 UTC · enregistrement 507D 9BFA FBDF” carrying the printed name, the meaning “Reviewed” and the content digest; digest recomputed identically outside the software, and changed by the slightest change of conclusion or verdict; independence recorded on the SIGNATORY (0 entry/entries written by them, against 5 by the opener); 10 triage rules recorded in the record; re-closing and re-deciding refused; no break added to the chain over 82 entries</w:t>
+              <w:t xml:space="preserve">closure refused three times before being allowed — empty conclusion, 1 undecided entry/entries, affirmative verdict without a reason; manifestation “Testeur QR2 (QR2) · Revu · 09/08/2026 11:54:46 UTC · enregistrement E88D D121 F5AC” carrying the printed name, the meaning “Reviewed” and the content digest; digest recomputed identically outside the software, and changed by the slightest change of conclusion or verdict; independence recorded on the SIGNATORY (0 entry/entries written by them, against 5 by the opener); 10 triage rules recorded in the record; re-closing and re-deciding refused; no break added to the chain over 82 entries</w:t>
             </w:r>
           </w:p>
         </w:tc>
@@ -11061,7 +11061,7 @@
                 <w:sz w:val="14"/>
                 <w:szCs w:val="14"/>
               </w:rPr>
-              <w:t xml:space="preserve">88 ms</w:t>
+              <w:t xml:space="preserve">91 ms</w:t>
             </w:r>
           </w:p>
         </w:tc>
@@ -11345,7 +11345,7 @@
                 <w:sz w:val="14"/>
                 <w:szCs w:val="14"/>
               </w:rPr>
-              <w:t xml:space="preserve">15 ms</w:t>
+              <w:t xml:space="preserve">18 ms</w:t>
             </w:r>
           </w:p>
         </w:tc>
@@ -11487,7 +11487,7 @@
                 <w:sz w:val="14"/>
                 <w:szCs w:val="14"/>
               </w:rPr>
-              <w:t xml:space="preserve">44 ms</w:t>
+              <w:t xml:space="preserve">52 ms</w:t>
             </w:r>
           </w:p>
         </w:tc>
@@ -11629,7 +11629,7 @@
                 <w:sz w:val="14"/>
                 <w:szCs w:val="14"/>
               </w:rPr>
-              <w:t xml:space="preserve">167 ms</w:t>
+              <w:t xml:space="preserve">177 ms</w:t>
             </w:r>
           </w:p>
         </w:tc>
@@ -11771,7 +11771,7 @@
                 <w:sz w:val="14"/>
                 <w:szCs w:val="14"/>
               </w:rPr>
-              <w:t xml:space="preserve">130 ms</w:t>
+              <w:t xml:space="preserve">131 ms</w:t>
             </w:r>
           </w:p>
         </w:tc>
@@ -11913,7 +11913,7 @@
                 <w:sz w:val="14"/>
                 <w:szCs w:val="14"/>
               </w:rPr>
-              <w:t xml:space="preserve">93 ms</w:t>
+              <w:t xml:space="preserve">96 ms</w:t>
             </w:r>
           </w:p>
         </w:tc>
@@ -12197,7 +12197,7 @@
                 <w:sz w:val="14"/>
                 <w:szCs w:val="14"/>
               </w:rPr>
-              <w:t xml:space="preserve">112 ms</w:t>
+              <w:t xml:space="preserve">93 ms</w:t>
             </w:r>
           </w:p>
         </w:tc>
@@ -12339,7 +12339,7 @@
                 <w:sz w:val="14"/>
                 <w:szCs w:val="14"/>
               </w:rPr>
-              <w:t xml:space="preserve">58 ms</w:t>
+              <w:t xml:space="preserve">60 ms</w:t>
             </w:r>
           </w:p>
         </w:tc>
@@ -12481,7 +12481,7 @@
                 <w:sz w:val="14"/>
                 <w:szCs w:val="14"/>
               </w:rPr>
-              <w:t xml:space="preserve">18 ms</w:t>
+              <w:t xml:space="preserve">17 ms</w:t>
             </w:r>
           </w:p>
         </w:tc>
@@ -12584,7 +12584,7 @@
                 <w:sz w:val="17"/>
                 <w:szCs w:val="17"/>
               </w:rPr>
-              <w:t xml:space="preserve">veraPDF 1.30.2 returned two verdicts on files produced during this case. The witness — no embedded font, no output intent, no XMP metadata, written byte by byte without going through Filum's modules — is REJECTED on 5 rule(s): the measurement discriminates. The torture document, gathering 7 character families (chemistry, Greek, mathematics, fractions, units, ideograms, emoji, diacritics) and having exercised 30 substitution(s) of absent glyphs, is declared CONFORMANT to the PDF/A-2b profile. The internal structural check returns the same verdict on the same file, and confirms zero references to the .notdef glyph.</w:t>
+              <w:t xml:space="preserve">veraPDF 1.30.2 returned two verdicts on files produced during this case. The witness — no embedded font, no output intent, no XMP metadata, written byte by byte without going through Filum's modules — is REJECTED on 5 rule(s): the measurement discriminates. The torture document, gathering 7 character families (chemistry, Greek, mathematics, fractions, units, ideograms, emoji, diacritics) and having exercised 10 substitution(s) of absent glyphs, is declared CONFORMANT to the PDF/A-2b profile. The internal structural check returns the same verdict on the same file, and confirms zero references to the .notdef glyph.</w:t>
             </w:r>
           </w:p>
         </w:tc>
@@ -12623,7 +12623,7 @@
                 <w:sz w:val="14"/>
                 <w:szCs w:val="14"/>
               </w:rPr>
-              <w:t xml:space="preserve">3546 ms</w:t>
+              <w:t xml:space="preserve">3624 ms</w:t>
             </w:r>
           </w:p>
         </w:tc>
@@ -16631,7 +16631,7 @@
           <w:sz w:val="20"/>
           <w:szCs w:val="20"/>
         </w:rPr>
-        <w:t xml:space="preserve">— Archival copies are produced in PDF/A-2b format and validated by veraPDF 1.30.2, the reference implementation, run over a complete archive and over a torture document built to break it; the harness carries a non-conformant witness and refuses to conclude if the validator lets it pass. On its first run this check found two non-conformities our own verifications did not see. THE FORMAT IS VALIDATED, NOT CERTIFIED: a conforming validator is not a notified body, and the claim covers that validator version and that corpus. REMAINING LIMITATION: the embedded font does not cover the Greek alphabet; characters it cannot draw are replaced, and every copy DECLARES which ones in a dedicated table.</w:t>
+        <w:t xml:space="preserve">— Archival copies are produced in PDF/A-2b format and validated by veraPDF 1.30.2, the reference implementation, run over a complete archive and over a torture document built to break it; the harness carries a non-conformant witness and refuses to conclude if the validator lets it pass. On its first run this check found two non-conformities our own verifications did not see. THE FORMAT IS VALIDATED, NOT CERTIFIED: a conforming validator is not a notified body, and the claim covers that validator version and that corpus. The embedded font was replaced to cover the domain alphabet — Greek, mathematical operators, superscripts, fractions, arrows —, a qualification case re-reads that coverage on the delivered font, and the font announces only what it can draw. REMAINING LIMITATION: ideograms, Cyrillic and colour emoji are not drawable; they are replaced, and every copy DECLARES which ones in a dedicated table.</w:t>
       </w:r>
     </w:p>
     <w:sectPr>
@@ -16737,7 +16737,7 @@
         <w:sz w:val="15"/>
         <w:szCs w:val="15"/>
       </w:rPr>
-      <w:t xml:space="preserve">   ·   Version 1.2.1 · OQ report executed on 9 August 2026 at 11:08 UTC</w:t>
+      <w:t xml:space="preserve">   ·   Version 1.2.1 · OQ report executed on 9 August 2026 at 11:54 UTC</w:t>
     </w:r>
   </w:p>
 </w:ftr>

--- a/docs/Filum_software_validation_file.docx
+++ b/docs/Filum_software_validation_file.docx
@@ -6038,7 +6038,7 @@
                 <w:sz w:val="17"/>
                 <w:szCs w:val="17"/>
               </w:rPr>
-              <w:t xml:space="preserve">9 August 2026 at 11:54</w:t>
+              <w:t xml:space="preserve">9 August 2026 at 12:14</w:t>
             </w:r>
           </w:p>
         </w:tc>
@@ -6620,7 +6620,7 @@
                 <w:sz w:val="17"/>
                 <w:szCs w:val="17"/>
               </w:rPr>
-              <w:t xml:space="preserve">distinct fingerprints for one same password (cca89a0dbae2… ≠ db67db189192…), correct verification, wrong and empty passwords refused</w:t>
+              <w:t xml:space="preserve">distinct fingerprints for one same password (7bc39c75c407… ≠ 0a8e1c2ac6bd…), correct verification, wrong and empty passwords refused</w:t>
             </w:r>
           </w:p>
         </w:tc>
@@ -6659,7 +6659,7 @@
                 <w:sz w:val="14"/>
                 <w:szCs w:val="14"/>
               </w:rPr>
-              <w:t xml:space="preserve">136 ms</w:t>
+              <w:t xml:space="preserve">137 ms</w:t>
             </w:r>
           </w:p>
         </w:tc>
@@ -6904,7 +6904,7 @@
                 <w:sz w:val="17"/>
                 <w:szCs w:val="17"/>
               </w:rPr>
-              <w:t xml:space="preserve">content frozen, fingerprint 24604eb157d7fa54…, 10485 bytes kept, operation logged</w:t>
+              <w:t xml:space="preserve">content frozen, fingerprint 24604eb157d7fa54…, 10487 bytes kept, operation logged</w:t>
             </w:r>
           </w:p>
         </w:tc>
@@ -6943,7 +6943,7 @@
                 <w:sz w:val="14"/>
                 <w:szCs w:val="14"/>
               </w:rPr>
-              <w:t xml:space="preserve">121 ms</w:t>
+              <w:t xml:space="preserve">123 ms</w:t>
             </w:r>
           </w:p>
         </w:tc>
@@ -7046,7 +7046,7 @@
                 <w:sz w:val="17"/>
                 <w:szCs w:val="17"/>
               </w:rPr>
-              <w:t xml:space="preserve">signature linked to snapshot cmslqw5e…, attested fingerprint 3767 CD80 ACC9, manifestation “Testeur QA1 (QA1) · Approuvé · 09/08/2026 11:54:35 UTC · enregistrement 3767 CD80 ACC9”</w:t>
+              <w:t xml:space="preserve">signature linked to snapshot cmslrl3q…, attested fingerprint 3767 CD80 ACC9, manifestation “Testeur QA1 (QA1) · Approuvé · 09/08/2026 12:13:59 UTC · enregistrement 3767 CD80 ACC9”</w:t>
             </w:r>
           </w:p>
         </w:tc>
@@ -7188,7 +7188,7 @@
                 <w:sz w:val="17"/>
                 <w:szCs w:val="17"/>
               </w:rPr>
-              <w:t xml:space="preserve">10483 bytes re-read identically; one byte flipped at position 5241 detected</w:t>
+              <w:t xml:space="preserve">10484 bytes re-read identically; one byte flipped at position 5242 detected</w:t>
             </w:r>
           </w:p>
         </w:tc>
@@ -7227,7 +7227,7 @@
                 <w:sz w:val="14"/>
                 <w:szCs w:val="14"/>
               </w:rPr>
-              <w:t xml:space="preserve">44 ms</w:t>
+              <w:t xml:space="preserve">40 ms</w:t>
             </w:r>
           </w:p>
         </w:tc>
@@ -7653,7 +7653,7 @@
                 <w:sz w:val="14"/>
                 <w:szCs w:val="14"/>
               </w:rPr>
-              <w:t xml:space="preserve">48 ms</w:t>
+              <w:t xml:space="preserve">49 ms</w:t>
             </w:r>
           </w:p>
         </w:tc>
@@ -7756,7 +7756,7 @@
                 <w:sz w:val="17"/>
                 <w:szCs w:val="17"/>
               </w:rPr>
-              <w:t xml:space="preserve">2 snapshots kept: the review freeze stays readable (10495 B, superseded), the approved record carries the same content fingerprint</w:t>
+              <w:t xml:space="preserve">2 snapshots kept: the review freeze stays readable (10497 B, superseded), the approved record carries the same content fingerprint</w:t>
             </w:r>
           </w:p>
         </w:tc>
@@ -7795,7 +7795,7 @@
                 <w:sz w:val="14"/>
                 <w:szCs w:val="14"/>
               </w:rPr>
-              <w:t xml:space="preserve">58 ms</w:t>
+              <w:t xml:space="preserve">57 ms</w:t>
             </w:r>
           </w:p>
         </w:tc>
@@ -7937,7 +7937,7 @@
                 <w:sz w:val="14"/>
                 <w:szCs w:val="14"/>
               </w:rPr>
-              <w:t xml:space="preserve">46 ms</w:t>
+              <w:t xml:space="preserve">48 ms</w:t>
             </w:r>
           </w:p>
         </w:tc>
@@ -8079,7 +8079,7 @@
                 <w:sz w:val="14"/>
                 <w:szCs w:val="14"/>
               </w:rPr>
-              <w:t xml:space="preserve">57 ms</w:t>
+              <w:t xml:space="preserve">59 ms</w:t>
             </w:r>
           </w:p>
         </w:tc>
@@ -8505,7 +8505,7 @@
                 <w:sz w:val="14"/>
                 <w:szCs w:val="14"/>
               </w:rPr>
-              <w:t xml:space="preserve">0 ms</w:t>
+              <w:t xml:space="preserve">1 ms</w:t>
             </w:r>
           </w:p>
         </w:tc>
@@ -8647,7 +8647,7 @@
                 <w:sz w:val="14"/>
                 <w:szCs w:val="14"/>
               </w:rPr>
-              <w:t xml:space="preserve">324 ms</w:t>
+              <w:t xml:space="preserve">325 ms</w:t>
             </w:r>
           </w:p>
         </w:tc>
@@ -8750,7 +8750,7 @@
                 <w:sz w:val="17"/>
                 <w:szCs w:val="17"/>
               </w:rPr>
-              <w:t xml:space="preserve">13 record(s) archived, 43 file(s) covered by empreintes.sha256, 0 deviation; anchor 2d6b823ad098cc17…; frozen bytes returned identically; one byte altered, detected and flagged ALTERED, file kept inside the archive</w:t>
+              <w:t xml:space="preserve">13 record(s) archived, 43 file(s) covered by empreintes.sha256, 0 deviation; anchor 30d4cff7faa1d4b3…; frozen bytes returned identically; one byte altered, detected and flagged ALTERED, file kept inside the archive</w:t>
             </w:r>
           </w:p>
         </w:tc>
@@ -8789,7 +8789,7 @@
                 <w:sz w:val="14"/>
                 <w:szCs w:val="14"/>
               </w:rPr>
-              <w:t xml:space="preserve">384 ms</w:t>
+              <w:t xml:space="preserve">406 ms</w:t>
             </w:r>
           </w:p>
         </w:tc>
@@ -8931,7 +8931,7 @@
                 <w:sz w:val="14"/>
                 <w:szCs w:val="14"/>
               </w:rPr>
-              <w:t xml:space="preserve">7 ms</w:t>
+              <w:t xml:space="preserve">8 ms</w:t>
             </w:r>
           </w:p>
         </w:tc>
@@ -9073,7 +9073,7 @@
                 <w:sz w:val="14"/>
                 <w:szCs w:val="14"/>
               </w:rPr>
-              <w:t xml:space="preserve">329 ms</w:t>
+              <w:t xml:space="preserve">343 ms</w:t>
             </w:r>
           </w:p>
         </w:tc>
@@ -9215,7 +9215,7 @@
                 <w:sz w:val="14"/>
                 <w:szCs w:val="14"/>
               </w:rPr>
-              <w:t xml:space="preserve">240 ms</w:t>
+              <w:t xml:space="preserve">263 ms</w:t>
             </w:r>
           </w:p>
         </w:tc>
@@ -9641,7 +9641,7 @@
                 <w:sz w:val="14"/>
                 <w:szCs w:val="14"/>
               </w:rPr>
-              <w:t xml:space="preserve">13 ms</w:t>
+              <w:t xml:space="preserve">14 ms</w:t>
             </w:r>
           </w:p>
         </w:tc>
@@ -9744,7 +9744,7 @@
                 <w:sz w:val="17"/>
                 <w:szCs w:val="17"/>
               </w:rPr>
-              <w:t xml:space="preserve">237 source file(s) re-read, no write to the trail outside the module; 9 fingerprints compared between the TypeScript implementation and the server-console mirror, all identical</w:t>
+              <w:t xml:space="preserve">236 source file(s) re-read, no write to the trail outside the module; 9 fingerprints compared between the TypeScript implementation and the server-console mirror, all identical</w:t>
             </w:r>
           </w:p>
         </w:tc>
@@ -9783,7 +9783,7 @@
                 <w:sz w:val="14"/>
                 <w:szCs w:val="14"/>
               </w:rPr>
-              <w:t xml:space="preserve">54 ms</w:t>
+              <w:t xml:space="preserve">52 ms</w:t>
             </w:r>
           </w:p>
         </w:tc>
@@ -10067,7 +10067,7 @@
                 <w:sz w:val="14"/>
                 <w:szCs w:val="14"/>
               </w:rPr>
-              <w:t xml:space="preserve">18 ms</w:t>
+              <w:t xml:space="preserve">17 ms</w:t>
             </w:r>
           </w:p>
         </w:tc>
@@ -10209,7 +10209,7 @@
                 <w:sz w:val="14"/>
                 <w:szCs w:val="14"/>
               </w:rPr>
-              <w:t xml:space="preserve">194 ms</w:t>
+              <w:t xml:space="preserve">198 ms</w:t>
             </w:r>
           </w:p>
         </w:tc>
@@ -10312,7 +10312,7 @@
                 <w:sz w:val="17"/>
                 <w:szCs w:val="17"/>
               </w:rPr>
-              <w:t xml:space="preserve">237 source file(s) re-read: no password write outside the authorised paths; a single write in the server actions, the personal change, which requires the old password; the console emergency tool issues a token and can no longer derive a password; no password field outside the 7 screens where you type your own</w:t>
+              <w:t xml:space="preserve">236 source file(s) re-read: no password write outside the authorised paths; a single write in the server actions, the personal change, which requires the old password; the console emergency tool issues a token and can no longer derive a password; no password field outside the 7 screens where you type your own</w:t>
             </w:r>
           </w:p>
         </w:tc>
@@ -10493,7 +10493,7 @@
                 <w:sz w:val="14"/>
                 <w:szCs w:val="14"/>
               </w:rPr>
-              <w:t xml:space="preserve">9449 ms</w:t>
+              <w:t xml:space="preserve">9379 ms</w:t>
             </w:r>
           </w:p>
         </w:tc>
@@ -10635,7 +10635,7 @@
                 <w:sz w:val="14"/>
                 <w:szCs w:val="14"/>
               </w:rPr>
-              <w:t xml:space="preserve">16 ms</w:t>
+              <w:t xml:space="preserve">21 ms</w:t>
             </w:r>
           </w:p>
         </w:tc>
@@ -10738,7 +10738,7 @@
                 <w:sz w:val="17"/>
                 <w:szCs w:val="17"/>
               </w:rPr>
-              <w:t xml:space="preserve">archival copy of OQ-012-revision rev. 001 produced (108365 bytes, 1 page(s)); 30 PDF/A-2b structural checks passed — embedded font, “acsp” ICC profile of 3024 bytes, pdfaid metadata part 2 level B, exact offsets; text fully read back through the file's own table, 44 accented or typographic character(s) restored; deterministic production (two runs identical byte for byte)</w:t>
+              <w:t xml:space="preserve">archival copy of OQ-012-revision rev. 001 produced (124026 bytes, 1 page(s)); 30 PDF/A-2b structural checks passed — embedded font, “acsp” ICC profile of 3024 bytes, pdfaid metadata part 2 level B, exact offsets; text fully read back through the file's own table, 44 accented or typographic character(s) restored; deterministic production (two runs identical byte for byte)</w:t>
             </w:r>
           </w:p>
         </w:tc>
@@ -10777,7 +10777,7 @@
                 <w:sz w:val="14"/>
                 <w:szCs w:val="14"/>
               </w:rPr>
-              <w:t xml:space="preserve">16 ms</w:t>
+              <w:t xml:space="preserve">17 ms</w:t>
             </w:r>
           </w:p>
         </w:tc>
@@ -10919,7 +10919,7 @@
                 <w:sz w:val="14"/>
                 <w:szCs w:val="14"/>
               </w:rPr>
-              <w:t xml:space="preserve">80 ms</w:t>
+              <w:t xml:space="preserve">82 ms</w:t>
             </w:r>
           </w:p>
         </w:tc>
@@ -11022,7 +11022,7 @@
                 <w:sz w:val="17"/>
                 <w:szCs w:val="17"/>
               </w:rPr>
-              <w:t xml:space="preserve">closure refused three times before being allowed — empty conclusion, 1 undecided entry/entries, affirmative verdict without a reason; manifestation “Testeur QR2 (QR2) · Revu · 09/08/2026 11:54:46 UTC · enregistrement E88D D121 F5AC” carrying the printed name, the meaning “Reviewed” and the content digest; digest recomputed identically outside the software, and changed by the slightest change of conclusion or verdict; independence recorded on the SIGNATORY (0 entry/entries written by them, against 5 by the opener); 10 triage rules recorded in the record; re-closing and re-deciding refused; no break added to the chain over 82 entries</w:t>
+              <w:t xml:space="preserve">closure refused three times before being allowed — empty conclusion, 1 undecided entry/entries, affirmative verdict without a reason; manifestation “Testeur QR2 (QR2) · Revu · 09/08/2026 12:14:11 UTC · enregistrement 1B28 9A3E F877” carrying the printed name, the meaning “Reviewed” and the content digest; digest recomputed identically outside the software, and changed by the slightest change of conclusion or verdict; independence recorded on the SIGNATORY (0 entry/entries written by them, against 5 by the opener); 10 triage rules recorded in the record; re-closing and re-deciding refused; no break added to the chain over 82 entries</w:t>
             </w:r>
           </w:p>
         </w:tc>
@@ -11061,7 +11061,7 @@
                 <w:sz w:val="14"/>
                 <w:szCs w:val="14"/>
               </w:rPr>
-              <w:t xml:space="preserve">91 ms</w:t>
+              <w:t xml:space="preserve">90 ms</w:t>
             </w:r>
           </w:p>
         </w:tc>
@@ -11203,7 +11203,7 @@
                 <w:sz w:val="14"/>
                 <w:szCs w:val="14"/>
               </w:rPr>
-              <w:t xml:space="preserve">8 ms</w:t>
+              <w:t xml:space="preserve">7 ms</w:t>
             </w:r>
           </w:p>
         </w:tc>
@@ -11345,7 +11345,7 @@
                 <w:sz w:val="14"/>
                 <w:szCs w:val="14"/>
               </w:rPr>
-              <w:t xml:space="preserve">18 ms</w:t>
+              <w:t xml:space="preserve">16 ms</w:t>
             </w:r>
           </w:p>
         </w:tc>
@@ -11487,7 +11487,7 @@
                 <w:sz w:val="14"/>
                 <w:szCs w:val="14"/>
               </w:rPr>
-              <w:t xml:space="preserve">52 ms</w:t>
+              <w:t xml:space="preserve">43 ms</w:t>
             </w:r>
           </w:p>
         </w:tc>
@@ -11629,7 +11629,7 @@
                 <w:sz w:val="14"/>
                 <w:szCs w:val="14"/>
               </w:rPr>
-              <w:t xml:space="preserve">177 ms</w:t>
+              <w:t xml:space="preserve">171 ms</w:t>
             </w:r>
           </w:p>
         </w:tc>
@@ -11771,7 +11771,7 @@
                 <w:sz w:val="14"/>
                 <w:szCs w:val="14"/>
               </w:rPr>
-              <w:t xml:space="preserve">131 ms</w:t>
+              <w:t xml:space="preserve">133 ms</w:t>
             </w:r>
           </w:p>
         </w:tc>
@@ -12055,7 +12055,7 @@
                 <w:sz w:val="14"/>
                 <w:szCs w:val="14"/>
               </w:rPr>
-              <w:t xml:space="preserve">8 ms</w:t>
+              <w:t xml:space="preserve">7 ms</w:t>
             </w:r>
           </w:p>
         </w:tc>
@@ -12197,7 +12197,7 @@
                 <w:sz w:val="14"/>
                 <w:szCs w:val="14"/>
               </w:rPr>
-              <w:t xml:space="preserve">93 ms</w:t>
+              <w:t xml:space="preserve">92 ms</w:t>
             </w:r>
           </w:p>
         </w:tc>
@@ -12623,7 +12623,7 @@
                 <w:sz w:val="14"/>
                 <w:szCs w:val="14"/>
               </w:rPr>
-              <w:t xml:space="preserve">3624 ms</w:t>
+              <w:t xml:space="preserve">3679 ms</w:t>
             </w:r>
           </w:p>
         </w:tc>
@@ -16631,7 +16631,7 @@
           <w:sz w:val="20"/>
           <w:szCs w:val="20"/>
         </w:rPr>
-        <w:t xml:space="preserve">— Archival copies are produced in PDF/A-2b format and validated by veraPDF 1.30.2, the reference implementation, run over a complete archive and over a torture document built to break it; the harness carries a non-conformant witness and refuses to conclude if the validator lets it pass. On its first run this check found two non-conformities our own verifications did not see. THE FORMAT IS VALIDATED, NOT CERTIFIED: a conforming validator is not a notified body, and the claim covers that validator version and that corpus. The embedded font was replaced to cover the domain alphabet — Greek, mathematical operators, superscripts, fractions, arrows —, a qualification case re-reads that coverage on the delivered font, and the font announces only what it can draw. REMAINING LIMITATION: ideograms, Cyrillic and colour emoji are not drawable; they are replaced, and every copy DECLARES which ones in a dedicated table.</w:t>
+        <w:t xml:space="preserve">— Archival copies are produced in PDF/A-2b format and validated by veraPDF 1.30.2, the reference implementation, run over a complete archive and over a torture document built to break it; the harness carries a non-conformant witness and refuses to conclude if the validator lets it pass. On its first run this check found two non-conformities our own verifications did not see. THE FORMAT IS VALIDATED, NOT CERTIFIED: a conforming validator is not a notified body, and the claim covers that validator version and that corpus. The embedded font was replaced to cover the domain alphabet — Greek, Cyrillic, mathematical operators, superscripts, fractions, arrows —, a qualification case re-reads that coverage on the delivered font, and the font announces only what it can draw. REMAINING LIMITATION: ideograms and colour emoji are not drawable; they are replaced, and every copy DECLARES which ones in a dedicated table.</w:t>
       </w:r>
     </w:p>
     <w:sectPr>
@@ -16737,7 +16737,7 @@
         <w:sz w:val="15"/>
         <w:szCs w:val="15"/>
       </w:rPr>
-      <w:t xml:space="preserve">   ·   Version 1.2.1 · OQ report executed on 9 August 2026 at 11:54 UTC</w:t>
+      <w:t xml:space="preserve">   ·   Version 1.2.1 · OQ report executed on 9 August 2026 at 12:14 UTC</w:t>
     </w:r>
   </w:p>
 </w:ftr>

--- a/docs/Filum_software_validation_file.docx
+++ b/docs/Filum_software_validation_file.docx
@@ -6038,7 +6038,7 @@
                 <w:sz w:val="17"/>
                 <w:szCs w:val="17"/>
               </w:rPr>
-              <w:t xml:space="preserve">9 August 2026 at 12:14</w:t>
+              <w:t xml:space="preserve">9 August 2026 at 12:37</w:t>
             </w:r>
           </w:p>
         </w:tc>
@@ -6620,7 +6620,7 @@
                 <w:sz w:val="17"/>
                 <w:szCs w:val="17"/>
               </w:rPr>
-              <w:t xml:space="preserve">distinct fingerprints for one same password (7bc39c75c407… ≠ 0a8e1c2ac6bd…), correct verification, wrong and empty passwords refused</w:t>
+              <w:t xml:space="preserve">distinct fingerprints for one same password (47b2ac18f25f… ≠ 29600d156a97…), correct verification, wrong and empty passwords refused</w:t>
             </w:r>
           </w:p>
         </w:tc>
@@ -6659,7 +6659,7 @@
                 <w:sz w:val="14"/>
                 <w:szCs w:val="14"/>
               </w:rPr>
-              <w:t xml:space="preserve">137 ms</w:t>
+              <w:t xml:space="preserve">138 ms</w:t>
             </w:r>
           </w:p>
         </w:tc>
@@ -6904,7 +6904,7 @@
                 <w:sz w:val="17"/>
                 <w:szCs w:val="17"/>
               </w:rPr>
-              <w:t xml:space="preserve">content frozen, fingerprint 24604eb157d7fa54…, 10487 bytes kept, operation logged</w:t>
+              <w:t xml:space="preserve">content frozen, fingerprint 24604eb157d7fa54…, 10488 bytes kept, operation logged</w:t>
             </w:r>
           </w:p>
         </w:tc>
@@ -6943,7 +6943,7 @@
                 <w:sz w:val="14"/>
                 <w:szCs w:val="14"/>
               </w:rPr>
-              <w:t xml:space="preserve">123 ms</w:t>
+              <w:t xml:space="preserve">126 ms</w:t>
             </w:r>
           </w:p>
         </w:tc>
@@ -7046,7 +7046,7 @@
                 <w:sz w:val="17"/>
                 <w:szCs w:val="17"/>
               </w:rPr>
-              <w:t xml:space="preserve">signature linked to snapshot cmslrl3q…, attested fingerprint 3767 CD80 ACC9, manifestation “Testeur QA1 (QA1) · Approuvé · 09/08/2026 12:13:59 UTC · enregistrement 3767 CD80 ACC9”</w:t>
+              <w:t xml:space="preserve">signature linked to snapshot cmslsfmm…, attested fingerprint 3767 CD80 ACC9, manifestation “Testeur QA1 (QA1) · Approuvé · 09/08/2026 12:37:43 UTC · enregistrement 3767 CD80 ACC9”</w:t>
             </w:r>
           </w:p>
         </w:tc>
@@ -7085,7 +7085,7 @@
                 <w:sz w:val="14"/>
                 <w:szCs w:val="14"/>
               </w:rPr>
-              <w:t xml:space="preserve">27 ms</w:t>
+              <w:t xml:space="preserve">29 ms</w:t>
             </w:r>
           </w:p>
         </w:tc>
@@ -7188,7 +7188,7 @@
                 <w:sz w:val="17"/>
                 <w:szCs w:val="17"/>
               </w:rPr>
-              <w:t xml:space="preserve">10484 bytes re-read identically; one byte flipped at position 5242 detected</w:t>
+              <w:t xml:space="preserve">10489 bytes re-read identically; one byte flipped at position 5244 detected</w:t>
             </w:r>
           </w:p>
         </w:tc>
@@ -7227,7 +7227,7 @@
                 <w:sz w:val="14"/>
                 <w:szCs w:val="14"/>
               </w:rPr>
-              <w:t xml:space="preserve">40 ms</w:t>
+              <w:t xml:space="preserve">44 ms</w:t>
             </w:r>
           </w:p>
         </w:tc>
@@ -7369,7 +7369,7 @@
                 <w:sz w:val="14"/>
                 <w:szCs w:val="14"/>
               </w:rPr>
-              <w:t xml:space="preserve">35 ms</w:t>
+              <w:t xml:space="preserve">37 ms</w:t>
             </w:r>
           </w:p>
         </w:tc>
@@ -7511,7 +7511,7 @@
                 <w:sz w:val="14"/>
                 <w:szCs w:val="14"/>
               </w:rPr>
-              <w:t xml:space="preserve">30 ms</w:t>
+              <w:t xml:space="preserve">33 ms</w:t>
             </w:r>
           </w:p>
         </w:tc>
@@ -7653,7 +7653,7 @@
                 <w:sz w:val="14"/>
                 <w:szCs w:val="14"/>
               </w:rPr>
-              <w:t xml:space="preserve">49 ms</w:t>
+              <w:t xml:space="preserve">55 ms</w:t>
             </w:r>
           </w:p>
         </w:tc>
@@ -7756,7 +7756,7 @@
                 <w:sz w:val="17"/>
                 <w:szCs w:val="17"/>
               </w:rPr>
-              <w:t xml:space="preserve">2 snapshots kept: the review freeze stays readable (10497 B, superseded), the approved record carries the same content fingerprint</w:t>
+              <w:t xml:space="preserve">2 snapshots kept: the review freeze stays readable (10495 B, superseded), the approved record carries the same content fingerprint</w:t>
             </w:r>
           </w:p>
         </w:tc>
@@ -7795,7 +7795,7 @@
                 <w:sz w:val="14"/>
                 <w:szCs w:val="14"/>
               </w:rPr>
-              <w:t xml:space="preserve">57 ms</w:t>
+              <w:t xml:space="preserve">59 ms</w:t>
             </w:r>
           </w:p>
         </w:tc>
@@ -7937,7 +7937,7 @@
                 <w:sz w:val="14"/>
                 <w:szCs w:val="14"/>
               </w:rPr>
-              <w:t xml:space="preserve">48 ms</w:t>
+              <w:t xml:space="preserve">50 ms</w:t>
             </w:r>
           </w:p>
         </w:tc>
@@ -8040,7 +8040,7 @@
                 <w:sz w:val="17"/>
                 <w:szCs w:val="17"/>
               </w:rPr>
-              <w:t xml:space="preserve">171 source files inspected: no modification or deletion of an entry; 1 files in append-only mode</w:t>
+              <w:t xml:space="preserve">172 source files inspected: no modification or deletion of an entry; 1 files in append-only mode</w:t>
             </w:r>
           </w:p>
         </w:tc>
@@ -8079,7 +8079,7 @@
                 <w:sz w:val="14"/>
                 <w:szCs w:val="14"/>
               </w:rPr>
-              <w:t xml:space="preserve">59 ms</w:t>
+              <w:t xml:space="preserve">60 ms</w:t>
             </w:r>
           </w:p>
         </w:tc>
@@ -8363,7 +8363,7 @@
                 <w:sz w:val="14"/>
                 <w:szCs w:val="14"/>
               </w:rPr>
-              <w:t xml:space="preserve">0 ms</w:t>
+              <w:t xml:space="preserve">1 ms</w:t>
             </w:r>
           </w:p>
         </w:tc>
@@ -8505,7 +8505,7 @@
                 <w:sz w:val="14"/>
                 <w:szCs w:val="14"/>
               </w:rPr>
-              <w:t xml:space="preserve">1 ms</w:t>
+              <w:t xml:space="preserve">0 ms</w:t>
             </w:r>
           </w:p>
         </w:tc>
@@ -8647,7 +8647,7 @@
                 <w:sz w:val="14"/>
                 <w:szCs w:val="14"/>
               </w:rPr>
-              <w:t xml:space="preserve">325 ms</w:t>
+              <w:t xml:space="preserve">319 ms</w:t>
             </w:r>
           </w:p>
         </w:tc>
@@ -8750,7 +8750,7 @@
                 <w:sz w:val="17"/>
                 <w:szCs w:val="17"/>
               </w:rPr>
-              <w:t xml:space="preserve">13 record(s) archived, 43 file(s) covered by empreintes.sha256, 0 deviation; anchor 30d4cff7faa1d4b3…; frozen bytes returned identically; one byte altered, detected and flagged ALTERED, file kept inside the archive</w:t>
+              <w:t xml:space="preserve">13 record(s) archived, 43 file(s) covered by empreintes.sha256, 0 deviation; anchor ec36784a988a514e…; frozen bytes returned identically; one byte altered, detected and flagged ALTERED, file kept inside the archive</w:t>
             </w:r>
           </w:p>
         </w:tc>
@@ -8789,7 +8789,7 @@
                 <w:sz w:val="14"/>
                 <w:szCs w:val="14"/>
               </w:rPr>
-              <w:t xml:space="preserve">406 ms</w:t>
+              <w:t xml:space="preserve">411 ms</w:t>
             </w:r>
           </w:p>
         </w:tc>
@@ -9073,7 +9073,7 @@
                 <w:sz w:val="14"/>
                 <w:szCs w:val="14"/>
               </w:rPr>
-              <w:t xml:space="preserve">343 ms</w:t>
+              <w:t xml:space="preserve">373 ms</w:t>
             </w:r>
           </w:p>
         </w:tc>
@@ -9215,7 +9215,7 @@
                 <w:sz w:val="14"/>
                 <w:szCs w:val="14"/>
               </w:rPr>
-              <w:t xml:space="preserve">263 ms</w:t>
+              <w:t xml:space="preserve">265 ms</w:t>
             </w:r>
           </w:p>
         </w:tc>
@@ -9318,7 +9318,7 @@
                 <w:sz w:val="17"/>
                 <w:szCs w:val="17"/>
               </w:rPr>
-              <w:t xml:space="preserve">DER request of 89 bytes carrying the requested fingerprint; token of 2418 bytes read exactly (date 2026-08-03T08:55:03.000Z, serial 02, policy 1.3.6.1.4.1.99999.1.1); four refusals obtained: another fingerprint, another nonce, a rejection response from the authority, a truncated token</w:t>
+              <w:t xml:space="preserve">DER request of 90 bytes carrying the requested fingerprint; token of 2418 bytes read exactly (date 2026-08-03T08:55:03.000Z, serial 02, policy 1.3.6.1.4.1.99999.1.1); four refusals obtained: another fingerprint, another nonce, a rejection response from the authority, a truncated token</w:t>
             </w:r>
           </w:p>
         </w:tc>
@@ -9641,7 +9641,7 @@
                 <w:sz w:val="14"/>
                 <w:szCs w:val="14"/>
               </w:rPr>
-              <w:t xml:space="preserve">14 ms</w:t>
+              <w:t xml:space="preserve">12 ms</w:t>
             </w:r>
           </w:p>
         </w:tc>
@@ -9744,7 +9744,7 @@
                 <w:sz w:val="17"/>
                 <w:szCs w:val="17"/>
               </w:rPr>
-              <w:t xml:space="preserve">236 source file(s) re-read, no write to the trail outside the module; 9 fingerprints compared between the TypeScript implementation and the server-console mirror, all identical</w:t>
+              <w:t xml:space="preserve">237 source file(s) re-read, no write to the trail outside the module; 9 fingerprints compared between the TypeScript implementation and the server-console mirror, all identical</w:t>
             </w:r>
           </w:p>
         </w:tc>
@@ -9783,7 +9783,7 @@
                 <w:sz w:val="14"/>
                 <w:szCs w:val="14"/>
               </w:rPr>
-              <w:t xml:space="preserve">52 ms</w:t>
+              <w:t xml:space="preserve">57 ms</w:t>
             </w:r>
           </w:p>
         </w:tc>
@@ -10067,7 +10067,7 @@
                 <w:sz w:val="14"/>
                 <w:szCs w:val="14"/>
               </w:rPr>
-              <w:t xml:space="preserve">17 ms</w:t>
+              <w:t xml:space="preserve">18 ms</w:t>
             </w:r>
           </w:p>
         </w:tc>
@@ -10209,7 +10209,7 @@
                 <w:sz w:val="14"/>
                 <w:szCs w:val="14"/>
               </w:rPr>
-              <w:t xml:space="preserve">198 ms</w:t>
+              <w:t xml:space="preserve">195 ms</w:t>
             </w:r>
           </w:p>
         </w:tc>
@@ -10312,7 +10312,7 @@
                 <w:sz w:val="17"/>
                 <w:szCs w:val="17"/>
               </w:rPr>
-              <w:t xml:space="preserve">236 source file(s) re-read: no password write outside the authorised paths; a single write in the server actions, the personal change, which requires the old password; the console emergency tool issues a token and can no longer derive a password; no password field outside the 7 screens where you type your own</w:t>
+              <w:t xml:space="preserve">237 source file(s) re-read: no password write outside the authorised paths; a single write in the server actions, the personal change, which requires the old password; the console emergency tool issues a token and can no longer derive a password; no password field outside the 7 screens where you type your own</w:t>
             </w:r>
           </w:p>
         </w:tc>
@@ -10351,7 +10351,7 @@
                 <w:sz w:val="14"/>
                 <w:szCs w:val="14"/>
               </w:rPr>
-              <w:t xml:space="preserve">69 ms</w:t>
+              <w:t xml:space="preserve">71 ms</w:t>
             </w:r>
           </w:p>
         </w:tc>
@@ -10493,7 +10493,7 @@
                 <w:sz w:val="14"/>
                 <w:szCs w:val="14"/>
               </w:rPr>
-              <w:t xml:space="preserve">9379 ms</w:t>
+              <w:t xml:space="preserve">9512 ms</w:t>
             </w:r>
           </w:p>
         </w:tc>
@@ -10635,7 +10635,7 @@
                 <w:sz w:val="14"/>
                 <w:szCs w:val="14"/>
               </w:rPr>
-              <w:t xml:space="preserve">21 ms</w:t>
+              <w:t xml:space="preserve">17 ms</w:t>
             </w:r>
           </w:p>
         </w:tc>
@@ -10738,7 +10738,7 @@
                 <w:sz w:val="17"/>
                 <w:szCs w:val="17"/>
               </w:rPr>
-              <w:t xml:space="preserve">archival copy of OQ-012-revision rev. 001 produced (124026 bytes, 1 page(s)); 30 PDF/A-2b structural checks passed — embedded font, “acsp” ICC profile of 3024 bytes, pdfaid metadata part 2 level B, exact offsets; text fully read back through the file's own table, 44 accented or typographic character(s) restored; deterministic production (two runs identical byte for byte)</w:t>
+              <w:t xml:space="preserve">archival copy of OQ-012-revision rev. 001 produced (124032 bytes, 1 page(s)); 30 PDF/A-2b structural checks passed — embedded font, “acsp” ICC profile of 3024 bytes, pdfaid metadata part 2 level B, exact offsets; text fully read back through the file's own table, 44 accented or typographic character(s) restored; deterministic production (two runs identical byte for byte)</w:t>
             </w:r>
           </w:p>
         </w:tc>
@@ -10777,7 +10777,7 @@
                 <w:sz w:val="14"/>
                 <w:szCs w:val="14"/>
               </w:rPr>
-              <w:t xml:space="preserve">17 ms</w:t>
+              <w:t xml:space="preserve">18 ms</w:t>
             </w:r>
           </w:p>
         </w:tc>
@@ -10919,7 +10919,7 @@
                 <w:sz w:val="14"/>
                 <w:szCs w:val="14"/>
               </w:rPr>
-              <w:t xml:space="preserve">82 ms</w:t>
+              <w:t xml:space="preserve">81 ms</w:t>
             </w:r>
           </w:p>
         </w:tc>
@@ -11022,7 +11022,7 @@
                 <w:sz w:val="17"/>
                 <w:szCs w:val="17"/>
               </w:rPr>
-              <w:t xml:space="preserve">closure refused three times before being allowed — empty conclusion, 1 undecided entry/entries, affirmative verdict without a reason; manifestation “Testeur QR2 (QR2) · Revu · 09/08/2026 12:14:11 UTC · enregistrement 1B28 9A3E F877” carrying the printed name, the meaning “Reviewed” and the content digest; digest recomputed identically outside the software, and changed by the slightest change of conclusion or verdict; independence recorded on the SIGNATORY (0 entry/entries written by them, against 5 by the opener); 10 triage rules recorded in the record; re-closing and re-deciding refused; no break added to the chain over 82 entries</w:t>
+              <w:t xml:space="preserve">closure refused three times before being allowed — empty conclusion, 1 undecided entry/entries, affirmative verdict without a reason; manifestation “Testeur QR2 (QR2) · Revu · 09/08/2026 12:37:55 UTC · enregistrement 4E11 C71E 8EC8” carrying the printed name, the meaning “Reviewed” and the content digest; digest recomputed identically outside the software, and changed by the slightest change of conclusion or verdict; independence recorded on the SIGNATORY (0 entry/entries written by them, against 5 by the opener); 10 triage rules recorded in the record; re-closing and re-deciding refused; no break added to the chain over 82 entries</w:t>
             </w:r>
           </w:p>
         </w:tc>
@@ -11061,7 +11061,7 @@
                 <w:sz w:val="14"/>
                 <w:szCs w:val="14"/>
               </w:rPr>
-              <w:t xml:space="preserve">90 ms</w:t>
+              <w:t xml:space="preserve">88 ms</w:t>
             </w:r>
           </w:p>
         </w:tc>
@@ -11203,7 +11203,7 @@
                 <w:sz w:val="14"/>
                 <w:szCs w:val="14"/>
               </w:rPr>
-              <w:t xml:space="preserve">7 ms</w:t>
+              <w:t xml:space="preserve">9 ms</w:t>
             </w:r>
           </w:p>
         </w:tc>
@@ -11345,7 +11345,7 @@
                 <w:sz w:val="14"/>
                 <w:szCs w:val="14"/>
               </w:rPr>
-              <w:t xml:space="preserve">16 ms</w:t>
+              <w:t xml:space="preserve">17 ms</w:t>
             </w:r>
           </w:p>
         </w:tc>
@@ -11487,7 +11487,7 @@
                 <w:sz w:val="14"/>
                 <w:szCs w:val="14"/>
               </w:rPr>
-              <w:t xml:space="preserve">43 ms</w:t>
+              <w:t xml:space="preserve">44 ms</w:t>
             </w:r>
           </w:p>
         </w:tc>
@@ -11590,7 +11590,7 @@
                 <w:sz w:val="17"/>
                 <w:szCs w:val="17"/>
               </w:rPr>
-              <w:t xml:space="preserve">database in WAL journalling, idempotent switch; 178 source file(s) re-read, no path deletes or overwrites in the file volume outside the import purge — it is that append-only property which makes the rule “restore files to an instant at or after the database” safe; over 19 referenced piece(s), removing an approved record is reported ABSENT and named (OQ-014-restauration), modifying it outside the software is reported TAMPERED, the two defects are never conflated, and the report returns to consistent once the piece is restored</w:t>
+              <w:t xml:space="preserve">database in WAL journalling, idempotent switch; 179 source file(s) re-read, no path deletes or overwrites in the file volume outside the import purge — it is that append-only property which makes the rule “restore files to an instant at or after the database” safe; over 19 referenced piece(s), removing an approved record is reported ABSENT and named (OQ-014-restauration), modifying it outside the software is reported TAMPERED, the two defects are never conflated, and the report returns to consistent once the piece is restored</w:t>
             </w:r>
           </w:p>
         </w:tc>
@@ -11629,7 +11629,7 @@
                 <w:sz w:val="14"/>
                 <w:szCs w:val="14"/>
               </w:rPr>
-              <w:t xml:space="preserve">171 ms</w:t>
+              <w:t xml:space="preserve">168 ms</w:t>
             </w:r>
           </w:p>
         </w:tc>
@@ -11732,7 +11732,7 @@
                 <w:sz w:val="17"/>
                 <w:szCs w:val="17"/>
               </w:rPr>
-              <w:t xml:space="preserve">mode off without FILUM_DEMO and for 10 neighbouring values (“true”, “oui”, “0”, “1” with a space…), on for “1” alone; announced period bounded over 12 values, falling back to 6 h for an absurd or absent one; banner RENDERED in both languages carrying the three required statements — fictional data, periodic erasure, not a qualified installation —, with no dismiss button and with the “alert” role; rendered BEFORE the authentication gate, hence present on the sign-in screen; 176 source file(s) re-read, no module outside the shell depends on the mode</w:t>
+              <w:t xml:space="preserve">mode off without FILUM_DEMO and for 10 neighbouring values (“true”, “oui”, “0”, “1” with a space…), on for “1” alone; announced period bounded over 12 values, falling back to 6 h for an absurd or absent one; banner RENDERED in both languages carrying the three required statements — fictional data, periodic erasure, not a qualified installation —, with no dismiss button and with the “alert” role; rendered BEFORE the authentication gate, hence present on the sign-in screen; 177 source file(s) re-read, no module outside the shell depends on the mode</w:t>
             </w:r>
           </w:p>
         </w:tc>
@@ -11771,7 +11771,7 @@
                 <w:sz w:val="14"/>
                 <w:szCs w:val="14"/>
               </w:rPr>
-              <w:t xml:space="preserve">133 ms</w:t>
+              <w:t xml:space="preserve">131 ms</w:t>
             </w:r>
           </w:p>
         </w:tc>
@@ -11913,7 +11913,7 @@
                 <w:sz w:val="14"/>
                 <w:szCs w:val="14"/>
               </w:rPr>
-              <w:t xml:space="preserve">96 ms</w:t>
+              <w:t xml:space="preserve">97 ms</w:t>
             </w:r>
           </w:p>
         </w:tc>
@@ -12055,7 +12055,7 @@
                 <w:sz w:val="14"/>
                 <w:szCs w:val="14"/>
               </w:rPr>
-              <w:t xml:space="preserve">7 ms</w:t>
+              <w:t xml:space="preserve">9 ms</w:t>
             </w:r>
           </w:p>
         </w:tc>
@@ -12158,7 +12158,7 @@
                 <w:sz w:val="17"/>
                 <w:szCs w:val="17"/>
               </w:rPr>
-              <w:t xml:space="preserve">nominal token accepted and address normalised; 15 hostile tokens refused, including “alg: none”, RS256/HS256 confusion, a signature from another key, a payload altered after signing, unexpected issuer and audience, multiple audiences without an authorized party, an expired token, an absent then incorrect nonce, and an address not verified by the directory; configuration treated as absent when incomplete (4 variables exercised one by one) or when the issuer is not HTTPS; PKCE S256 whose challenge matches its verifier, state and nonce distinct and renewed at every request; 171 source file(s) re-read, no module outside the authentication shell depends on SSO, signature re-authentication still verifies a LOCAL secret, and the directory callback creates no person</w:t>
+              <w:t xml:space="preserve">nominal token accepted and address normalised; 15 hostile tokens refused, including “alg: none”, RS256/HS256 confusion, a signature from another key, a payload altered after signing, unexpected issuer and audience, multiple audiences without an authorized party, an expired token, an absent then incorrect nonce, and an address not verified by the directory; configuration treated as absent when incomplete (4 variables exercised one by one) or when the issuer is not HTTPS; PKCE S256 whose challenge matches its verifier, state and nonce distinct and renewed at every request; 172 source file(s) re-read, no module outside the authentication shell depends on SSO, signature re-authentication still verifies a LOCAL secret, and the directory callback creates no person</w:t>
             </w:r>
           </w:p>
         </w:tc>
@@ -12197,7 +12197,7 @@
                 <w:sz w:val="14"/>
                 <w:szCs w:val="14"/>
               </w:rPr>
-              <w:t xml:space="preserve">92 ms</w:t>
+              <w:t xml:space="preserve">105 ms</w:t>
             </w:r>
           </w:p>
         </w:tc>
@@ -12339,7 +12339,7 @@
                 <w:sz w:val="14"/>
                 <w:szCs w:val="14"/>
               </w:rPr>
-              <w:t xml:space="preserve">60 ms</w:t>
+              <w:t xml:space="preserve">59 ms</w:t>
             </w:r>
           </w:p>
         </w:tc>
@@ -12481,7 +12481,7 @@
                 <w:sz w:val="14"/>
                 <w:szCs w:val="14"/>
               </w:rPr>
-              <w:t xml:space="preserve">17 ms</w:t>
+              <w:t xml:space="preserve">18 ms</w:t>
             </w:r>
           </w:p>
         </w:tc>
@@ -12584,7 +12584,7 @@
                 <w:sz w:val="17"/>
                 <w:szCs w:val="17"/>
               </w:rPr>
-              <w:t xml:space="preserve">veraPDF 1.30.2 returned two verdicts on files produced during this case. The witness — no embedded font, no output intent, no XMP metadata, written byte by byte without going through Filum's modules — is REJECTED on 5 rule(s): the measurement discriminates. The torture document, gathering 7 character families (chemistry, Greek, mathematics, fractions, units, ideograms, emoji, diacritics) and having exercised 10 substitution(s) of absent glyphs, is declared CONFORMANT to the PDF/A-2b profile. The internal structural check returns the same verdict on the same file, and confirms zero references to the .notdef glyph.</w:t>
+              <w:t xml:space="preserve">veraPDF 1.30.2 returned two verdicts on files produced during this case. The witness — no embedded font, no output intent, no XMP metadata, written byte by byte without going through Filum's modules — is REJECTED on 5 rule(s): the measurement discriminates. The torture document, gathering 7 character families (chemistry, Greek, mathematics, fractions, units, ideograms, emoji, diacritics) and having exercised 2 substitution(s) of absent glyphs, is declared CONFORMANT to the PDF/A-2b profile. The internal structural check returns the same verdict on the same file, and confirms zero references to the .notdef glyph.</w:t>
             </w:r>
           </w:p>
         </w:tc>
@@ -12623,7 +12623,7 @@
                 <w:sz w:val="14"/>
                 <w:szCs w:val="14"/>
               </w:rPr>
-              <w:t xml:space="preserve">3679 ms</w:t>
+              <w:t xml:space="preserve">3619 ms</w:t>
             </w:r>
           </w:p>
         </w:tc>
@@ -16631,7 +16631,7 @@
           <w:sz w:val="20"/>
           <w:szCs w:val="20"/>
         </w:rPr>
-        <w:t xml:space="preserve">— Archival copies are produced in PDF/A-2b format and validated by veraPDF 1.30.2, the reference implementation, run over a complete archive and over a torture document built to break it; the harness carries a non-conformant witness and refuses to conclude if the validator lets it pass. On its first run this check found two non-conformities our own verifications did not see. THE FORMAT IS VALIDATED, NOT CERTIFIED: a conforming validator is not a notified body, and the claim covers that validator version and that corpus. The embedded font was replaced to cover the domain alphabet — Greek, Cyrillic, mathematical operators, superscripts, fractions, arrows —, a qualification case re-reads that coverage on the delivered font, and the font announces only what it can draw. REMAINING LIMITATION: ideograms and colour emoji are not drawable; they are replaced, and every copy DECLARES which ones in a dedicated table.</w:t>
+        <w:t xml:space="preserve">— Archival copies are produced in PDF/A-2b format and validated by veraPDF 1.30.2, the reference implementation, run over a complete archive and over a torture document built to break it; the harness carries a non-conformant witness and refuses to conclude if the validator lets it pass. On its first run this check found two non-conformities our own verifications did not see. THE FORMAT IS VALIDATED, NOT CERTIFIED: a conforming validator is not a notified body, and the claim covers that validator version and that corpus. The embedded fonts cover the domain alphabet — Greek, Cyrillic, mathematical operators, superscripts, fractions, arrows — as well as kana and ideograms; a qualification case re-reads that coverage on the delivered fonts, and a font announces only what it can draw. The ideograph font is embedded only in documents that carry them, and reduced to what they use: a record without ideograms pays nothing. REMAINING LIMITATION: Hangul, ideographs specific to Simplified Chinese and colour emoji are not drawable; they are replaced, and every copy DECLARES which ones in a dedicated table.</w:t>
       </w:r>
     </w:p>
     <w:sectPr>
@@ -16737,7 +16737,7 @@
         <w:sz w:val="15"/>
         <w:szCs w:val="15"/>
       </w:rPr>
-      <w:t xml:space="preserve">   ·   Version 1.2.1 · OQ report executed on 9 August 2026 at 12:14 UTC</w:t>
+      <w:t xml:space="preserve">   ·   Version 1.2.1 · OQ report executed on 9 August 2026 at 12:37 UTC</w:t>
     </w:r>
   </w:p>
 </w:ftr>

--- a/docs/Filum_software_validation_file.docx
+++ b/docs/Filum_software_validation_file.docx
@@ -5840,7 +5840,7 @@
                 <w:sz w:val="17"/>
                 <w:szCs w:val="17"/>
               </w:rPr>
-              <w:t xml:space="preserve">A verifier written by the author of the code shares exactly its blind spots: what one did not think to produce, one does not think to look for either. The demonstration is not theoretical — Filum's structural check declared conformant, for two months, records that referenced the .notdef glyph, and veraPDF found it on its first run over 4 files out of 15. The specific risk is not the format: it is that an archive handed to an inspection carries metadata asserting a conformance nobody outside has measured. The witness answers the symmetric risk — a harness that can no longer say “non-conformant” would return a permanent green, that is, a decorative guard.</w:t>
+              <w:t xml:space="preserve">A verifier written by the author of the code shares exactly its blind spots: what one did not think to produce, one does not think to look for either. The demonstration is not theoretical — Filum's structural check declared conformant, from 6 to 9 August 2026, records that referenced the .notdef glyph, and veraPDF found it on its first run over 4 files out of 15. The specific risk is not the format: it is that an archive handed to an inspection carries metadata asserting a conformance nobody outside has measured. The witness answers the symmetric risk — a harness that can no longer say “non-conformant” would return a permanent green, that is, a decorative guard.</w:t>
             </w:r>
           </w:p>
         </w:tc>

--- a/docs/Filum_software_validation_file.docx
+++ b/docs/Filum_software_validation_file.docx
@@ -430,7 +430,7 @@
           <w:sz w:val="20"/>
           <w:szCs w:val="20"/>
         </w:rPr>
-        <w:t xml:space="preserve">The 47 requirements below state what the software must do. The risk level is that of the requirement FAILING, not of its commercial importance: it determines the depth of verification.</w:t>
+        <w:t xml:space="preserve">The 48 requirements below state what the software must do. The risk level is that of the requirement FAILING, not of its commercial importance: it determines the depth of verification.</w:t>
       </w:r>
     </w:p>
     <w:tbl>
@@ -5868,6 +5868,119 @@
           </w:p>
         </w:tc>
       </w:tr>
+      <w:tr>
+        <w:tc>
+          <w:tcPr>
+            <w:tcW w:type="pct" w:w="11%"/>
+            <w:shd w:fill="F8FAFC"/>
+            <w:tcMar>
+              <w:top w:type="dxa" w:w="80"/>
+              <w:left w:type="dxa" w:w="110"/>
+              <w:bottom w:type="dxa" w:w="80"/>
+              <w:right w:type="dxa" w:w="110"/>
+            </w:tcMar>
+          </w:tcPr>
+          <w:p>
+            <w:pPr>
+              <w:spacing w:after="60"/>
+            </w:pPr>
+            <w:r>
+              <w:rPr>
+                <w:b/>
+                <w:bCs/>
+                <w:color w:val="4338CA"/>
+                <w:sz w:val="17"/>
+                <w:szCs w:val="17"/>
+              </w:rPr>
+              <w:t xml:space="preserve">URS-48</w:t>
+            </w:r>
+          </w:p>
+          <w:p>
+            <w:pPr>
+              <w:spacing w:after="0"/>
+            </w:pPr>
+            <w:r>
+              <w:rPr>
+                <w:b/>
+                <w:bCs/>
+                <w:color w:val="B45309"/>
+                <w:sz w:val="15"/>
+                <w:szCs w:val="15"/>
+              </w:rPr>
+              <w:t xml:space="preserve">Medium</w:t>
+            </w:r>
+          </w:p>
+        </w:tc>
+        <w:tc>
+          <w:tcPr>
+            <w:tcW w:type="pct" w:w="41%"/>
+            <w:tcMar>
+              <w:top w:type="dxa" w:w="80"/>
+              <w:left w:type="dxa" w:w="110"/>
+              <w:bottom w:type="dxa" w:w="80"/>
+              <w:right w:type="dxa" w:w="110"/>
+            </w:tcMar>
+          </w:tcPr>
+          <w:p>
+            <w:pPr>
+              <w:spacing w:after="0"/>
+            </w:pPr>
+            <w:r>
+              <w:rPr>
+                <w:sz w:val="17"/>
+                <w:szCs w:val="17"/>
+              </w:rPr>
+              <w:t xml:space="preserve">A document may declare an EFFECTIVE DATE distinct from its approval and a REVIEW INTERVAL. On release, Filum sets the effective date and computes the next review due date. A periodic review is recorded with its CONCLUSION — remains applicable, or must be revised — and pushes the due date from the date of the review. Any delay against the previous due date is written to the audit trail BEFORE being replaced. A document declaring NO interval never acquires a due date and appears in no counter.</w:t>
+            </w:r>
+          </w:p>
+        </w:tc>
+        <w:tc>
+          <w:tcPr>
+            <w:tcW w:type="pct" w:w="28%"/>
+            <w:tcMar>
+              <w:top w:type="dxa" w:w="80"/>
+              <w:left w:type="dxa" w:w="110"/>
+              <w:bottom w:type="dxa" w:w="80"/>
+              <w:right w:type="dxa" w:w="110"/>
+            </w:tcMar>
+          </w:tcPr>
+          <w:p>
+            <w:pPr>
+              <w:spacing w:after="0"/>
+            </w:pPr>
+            <w:r>
+              <w:rPr>
+                <w:sz w:val="17"/>
+                <w:szCs w:val="17"/>
+              </w:rPr>
+              <w:t xml:space="preserve">Without periodic review, an approved procedure stays indefinitely “current”: it looks perfectly compliant, and that is exactly what makes it invisible. This is a classic audit finding under ISO 13485 §4.2.4. The effective date answers the same need from the other end: approving and making applicable are two distinct acts — the time needed to train people — and conflating them makes the file state that the procedure applied before anyone knew of it. The symmetric risk is noise: showing a due date on a frozen test report would fill with false duties a screen whose value lies in carrying none. Hence an OPTIONAL interval, and a document without one staying entirely silent.</w:t>
+            </w:r>
+          </w:p>
+        </w:tc>
+        <w:tc>
+          <w:tcPr>
+            <w:tcW w:type="pct" w:w="20%"/>
+            <w:tcMar>
+              <w:top w:type="dxa" w:w="80"/>
+              <w:left w:type="dxa" w:w="110"/>
+              <w:bottom w:type="dxa" w:w="80"/>
+              <w:right w:type="dxa" w:w="110"/>
+            </w:tcMar>
+          </w:tcPr>
+          <w:p>
+            <w:pPr>
+              <w:spacing w:after="0"/>
+            </w:pPr>
+            <w:r>
+              <w:rPr>
+                <w:sz w:val="17"/>
+                <w:szCs w:val="17"/>
+              </w:rPr>
+              <w:t xml:space="preserve">ISO 13485 §4.2.4 · 21 CFR 11.10(a) · 21 CFR 11.10(e) · Annexe 11 §4</w:t>
+            </w:r>
+          </w:p>
+        </w:tc>
+      </w:tr>
     </w:tbl>
     <w:p>
       <w:pPr>
@@ -5887,7 +6000,7 @@
           <w:sz w:val="20"/>
           <w:szCs w:val="20"/>
         </w:rPr>
-        <w:t xml:space="preserve">Breakdown: 29 requirements at high risk, 16 at medium risk, 2 at low risk. Every high-risk requirement bears on the integrity or the attribution of records: its failure does not degrade convenience, it makes a record indefensible. Each is covered by a dedicated test case, executed at every version.</w:t>
+        <w:t xml:space="preserve">Breakdown: 29 requirements at high risk, 17 at medium risk, 2 at low risk. Every high-risk requirement bears on the integrity or the attribution of records: its failure does not degrade convenience, it makes a record indefensible. Each is covered by a dedicated test case, executed at every version.</w:t>
       </w:r>
     </w:p>
     <w:p>
@@ -6038,7 +6151,7 @@
                 <w:sz w:val="17"/>
                 <w:szCs w:val="17"/>
               </w:rPr>
-              <w:t xml:space="preserve">9 August 2026 at 12:37</w:t>
+              <w:t xml:space="preserve">23 August 2026 at 09:26</w:t>
             </w:r>
           </w:p>
         </w:tc>
@@ -6241,7 +6354,7 @@
                 <w:sz w:val="17"/>
                 <w:szCs w:val="17"/>
               </w:rPr>
-              <w:t xml:space="preserve">44 of 44 cases conforming — no deviation</w:t>
+              <w:t xml:space="preserve">45 of 45 cases conforming — no deviation</w:t>
             </w:r>
           </w:p>
         </w:tc>
@@ -6517,7 +6630,7 @@
                 <w:sz w:val="14"/>
                 <w:szCs w:val="14"/>
               </w:rPr>
-              <w:t xml:space="preserve">0 ms</w:t>
+              <w:t xml:space="preserve">1 ms</w:t>
             </w:r>
           </w:p>
         </w:tc>
@@ -6620,7 +6733,7 @@
                 <w:sz w:val="17"/>
                 <w:szCs w:val="17"/>
               </w:rPr>
-              <w:t xml:space="preserve">distinct fingerprints for one same password (47b2ac18f25f… ≠ 29600d156a97…), correct verification, wrong and empty passwords refused</w:t>
+              <w:t xml:space="preserve">distinct fingerprints for one same password (0f9e09e65062… ≠ cbdafa8d2330…), correct verification, wrong and empty passwords refused</w:t>
             </w:r>
           </w:p>
         </w:tc>
@@ -6659,7 +6772,7 @@
                 <w:sz w:val="14"/>
                 <w:szCs w:val="14"/>
               </w:rPr>
-              <w:t xml:space="preserve">138 ms</w:t>
+              <w:t xml:space="preserve">151 ms</w:t>
             </w:r>
           </w:p>
         </w:tc>
@@ -6904,7 +7017,7 @@
                 <w:sz w:val="17"/>
                 <w:szCs w:val="17"/>
               </w:rPr>
-              <w:t xml:space="preserve">content frozen, fingerprint 24604eb157d7fa54…, 10488 bytes kept, operation logged</w:t>
+              <w:t xml:space="preserve">content frozen, fingerprint 24604eb157d7fa54…, 10485 bytes kept, operation logged</w:t>
             </w:r>
           </w:p>
         </w:tc>
@@ -6943,7 +7056,7 @@
                 <w:sz w:val="14"/>
                 <w:szCs w:val="14"/>
               </w:rPr>
-              <w:t xml:space="preserve">126 ms</w:t>
+              <w:t xml:space="preserve">114 ms</w:t>
             </w:r>
           </w:p>
         </w:tc>
@@ -7046,7 +7159,7 @@
                 <w:sz w:val="17"/>
                 <w:szCs w:val="17"/>
               </w:rPr>
-              <w:t xml:space="preserve">signature linked to snapshot cmslsfmm…, attested fingerprint 3767 CD80 ACC9, manifestation “Testeur QA1 (QA1) · Approuvé · 09/08/2026 12:37:43 UTC · enregistrement 3767 CD80 ACC9”</w:t>
+              <w:t xml:space="preserve">signature linked to snapshot cmt5lriy…, attested fingerprint 3767 CD80 ACC9, manifestation “Testeur QA1 (QA1) · Approuvé · 23/08/2026 09:26:24 UTC · enregistrement 3767 CD80 ACC9”</w:t>
             </w:r>
           </w:p>
         </w:tc>
@@ -7085,7 +7198,7 @@
                 <w:sz w:val="14"/>
                 <w:szCs w:val="14"/>
               </w:rPr>
-              <w:t xml:space="preserve">29 ms</w:t>
+              <w:t xml:space="preserve">31 ms</w:t>
             </w:r>
           </w:p>
         </w:tc>
@@ -7188,7 +7301,7 @@
                 <w:sz w:val="17"/>
                 <w:szCs w:val="17"/>
               </w:rPr>
-              <w:t xml:space="preserve">10489 bytes re-read identically; one byte flipped at position 5244 detected</w:t>
+              <w:t xml:space="preserve">10487 bytes re-read identically; one byte flipped at position 5243 detected</w:t>
             </w:r>
           </w:p>
         </w:tc>
@@ -7227,7 +7340,7 @@
                 <w:sz w:val="14"/>
                 <w:szCs w:val="14"/>
               </w:rPr>
-              <w:t xml:space="preserve">44 ms</w:t>
+              <w:t xml:space="preserve">34 ms</w:t>
             </w:r>
           </w:p>
         </w:tc>
@@ -7369,7 +7482,7 @@
                 <w:sz w:val="14"/>
                 <w:szCs w:val="14"/>
               </w:rPr>
-              <w:t xml:space="preserve">37 ms</w:t>
+              <w:t xml:space="preserve">35 ms</w:t>
             </w:r>
           </w:p>
         </w:tc>
@@ -7511,7 +7624,7 @@
                 <w:sz w:val="14"/>
                 <w:szCs w:val="14"/>
               </w:rPr>
-              <w:t xml:space="preserve">33 ms</w:t>
+              <w:t xml:space="preserve">35 ms</w:t>
             </w:r>
           </w:p>
         </w:tc>
@@ -7653,7 +7766,7 @@
                 <w:sz w:val="14"/>
                 <w:szCs w:val="14"/>
               </w:rPr>
-              <w:t xml:space="preserve">55 ms</w:t>
+              <w:t xml:space="preserve">54 ms</w:t>
             </w:r>
           </w:p>
         </w:tc>
@@ -7756,7 +7869,7 @@
                 <w:sz w:val="17"/>
                 <w:szCs w:val="17"/>
               </w:rPr>
-              <w:t xml:space="preserve">2 snapshots kept: the review freeze stays readable (10495 B, superseded), the approved record carries the same content fingerprint</w:t>
+              <w:t xml:space="preserve">2 snapshots kept: the review freeze stays readable (10496 B, superseded), the approved record carries the same content fingerprint</w:t>
             </w:r>
           </w:p>
         </w:tc>
@@ -7795,7 +7908,7 @@
                 <w:sz w:val="14"/>
                 <w:szCs w:val="14"/>
               </w:rPr>
-              <w:t xml:space="preserve">59 ms</w:t>
+              <w:t xml:space="preserve">52 ms</w:t>
             </w:r>
           </w:p>
         </w:tc>
@@ -8040,7 +8153,7 @@
                 <w:sz w:val="17"/>
                 <w:szCs w:val="17"/>
               </w:rPr>
-              <w:t xml:space="preserve">172 source files inspected: no modification or deletion of an entry; 1 files in append-only mode</w:t>
+              <w:t xml:space="preserve">173 source files inspected: no modification or deletion of an entry; 1 files in append-only mode</w:t>
             </w:r>
           </w:p>
         </w:tc>
@@ -8079,7 +8192,7 @@
                 <w:sz w:val="14"/>
                 <w:szCs w:val="14"/>
               </w:rPr>
-              <w:t xml:space="preserve">60 ms</w:t>
+              <w:t xml:space="preserve">31 ms</w:t>
             </w:r>
           </w:p>
         </w:tc>
@@ -8221,7 +8334,7 @@
                 <w:sz w:val="14"/>
                 <w:szCs w:val="14"/>
               </w:rPr>
-              <w:t xml:space="preserve">16 ms</w:t>
+              <w:t xml:space="preserve">15 ms</w:t>
             </w:r>
           </w:p>
         </w:tc>
@@ -8363,7 +8476,7 @@
                 <w:sz w:val="14"/>
                 <w:szCs w:val="14"/>
               </w:rPr>
-              <w:t xml:space="preserve">1 ms</w:t>
+              <w:t xml:space="preserve">0 ms</w:t>
             </w:r>
           </w:p>
         </w:tc>
@@ -8505,7 +8618,7 @@
                 <w:sz w:val="14"/>
                 <w:szCs w:val="14"/>
               </w:rPr>
-              <w:t xml:space="preserve">0 ms</w:t>
+              <w:t xml:space="preserve">1 ms</w:t>
             </w:r>
           </w:p>
         </w:tc>
@@ -8647,7 +8760,7 @@
                 <w:sz w:val="14"/>
                 <w:szCs w:val="14"/>
               </w:rPr>
-              <w:t xml:space="preserve">319 ms</w:t>
+              <w:t xml:space="preserve">274 ms</w:t>
             </w:r>
           </w:p>
         </w:tc>
@@ -8750,7 +8863,7 @@
                 <w:sz w:val="17"/>
                 <w:szCs w:val="17"/>
               </w:rPr>
-              <w:t xml:space="preserve">13 record(s) archived, 43 file(s) covered by empreintes.sha256, 0 deviation; anchor ec36784a988a514e…; frozen bytes returned identically; one byte altered, detected and flagged ALTERED, file kept inside the archive</w:t>
+              <w:t xml:space="preserve">13 record(s) archived, 43 file(s) covered by empreintes.sha256, 0 deviation; anchor cce526c5284e0805…; frozen bytes returned identically; one byte altered, detected and flagged ALTERED, file kept inside the archive</w:t>
             </w:r>
           </w:p>
         </w:tc>
@@ -8789,7 +8902,7 @@
                 <w:sz w:val="14"/>
                 <w:szCs w:val="14"/>
               </w:rPr>
-              <w:t xml:space="preserve">411 ms</w:t>
+              <w:t xml:space="preserve">350 ms</w:t>
             </w:r>
           </w:p>
         </w:tc>
@@ -8931,7 +9044,7 @@
                 <w:sz w:val="14"/>
                 <w:szCs w:val="14"/>
               </w:rPr>
-              <w:t xml:space="preserve">8 ms</w:t>
+              <w:t xml:space="preserve">13 ms</w:t>
             </w:r>
           </w:p>
         </w:tc>
@@ -9034,7 +9147,7 @@
                 <w:sz w:val="17"/>
                 <w:szCs w:val="17"/>
               </w:rPr>
-              <w:t xml:space="preserve">undeclared period announced as such; four invalid values refused (0, -1, 101, 7.5); 10 years declared → due date 2036-08-09 carried by the manifest, procedure QP-014 rev. B cited in the cover letter</w:t>
+              <w:t xml:space="preserve">undeclared period announced as such; four invalid values refused (0, -1, 101, 7.5); 10 years declared → due date 2036-08-23 carried by the manifest, procedure QP-014 rev. B cited in the cover letter</w:t>
             </w:r>
           </w:p>
         </w:tc>
@@ -9215,7 +9328,7 @@
                 <w:sz w:val="14"/>
                 <w:szCs w:val="14"/>
               </w:rPr>
-              <w:t xml:space="preserve">265 ms</w:t>
+              <w:t xml:space="preserve">268 ms</w:t>
             </w:r>
           </w:p>
         </w:tc>
@@ -9318,7 +9431,7 @@
                 <w:sz w:val="17"/>
                 <w:szCs w:val="17"/>
               </w:rPr>
-              <w:t xml:space="preserve">DER request of 90 bytes carrying the requested fingerprint; token of 2418 bytes read exactly (date 2026-08-03T08:55:03.000Z, serial 02, policy 1.3.6.1.4.1.99999.1.1); four refusals obtained: another fingerprint, another nonce, a rejection response from the authority, a truncated token</w:t>
+              <w:t xml:space="preserve">DER request of 89 bytes carrying the requested fingerprint; token of 2418 bytes read exactly (date 2026-08-03T08:55:03.000Z, serial 02, policy 1.3.6.1.4.1.99999.1.1); four refusals obtained: another fingerprint, another nonce, a rejection response from the authority, a truncated token</w:t>
             </w:r>
           </w:p>
         </w:tc>
@@ -9641,7 +9754,7 @@
                 <w:sz w:val="14"/>
                 <w:szCs w:val="14"/>
               </w:rPr>
-              <w:t xml:space="preserve">12 ms</w:t>
+              <w:t xml:space="preserve">15 ms</w:t>
             </w:r>
           </w:p>
         </w:tc>
@@ -9744,7 +9857,7 @@
                 <w:sz w:val="17"/>
                 <w:szCs w:val="17"/>
               </w:rPr>
-              <w:t xml:space="preserve">237 source file(s) re-read, no write to the trail outside the module; 9 fingerprints compared between the TypeScript implementation and the server-console mirror, all identical</w:t>
+              <w:t xml:space="preserve">238 source file(s) re-read, no write to the trail outside the module; 9 fingerprints compared between the TypeScript implementation and the server-console mirror, all identical</w:t>
             </w:r>
           </w:p>
         </w:tc>
@@ -9783,7 +9896,7 @@
                 <w:sz w:val="14"/>
                 <w:szCs w:val="14"/>
               </w:rPr>
-              <w:t xml:space="preserve">57 ms</w:t>
+              <w:t xml:space="preserve">33 ms</w:t>
             </w:r>
           </w:p>
         </w:tc>
@@ -10067,7 +10180,7 @@
                 <w:sz w:val="14"/>
                 <w:szCs w:val="14"/>
               </w:rPr>
-              <w:t xml:space="preserve">18 ms</w:t>
+              <w:t xml:space="preserve">10 ms</w:t>
             </w:r>
           </w:p>
         </w:tc>
@@ -10209,7 +10322,7 @@
                 <w:sz w:val="14"/>
                 <w:szCs w:val="14"/>
               </w:rPr>
-              <w:t xml:space="preserve">195 ms</w:t>
+              <w:t xml:space="preserve">233 ms</w:t>
             </w:r>
           </w:p>
         </w:tc>
@@ -10312,7 +10425,7 @@
                 <w:sz w:val="17"/>
                 <w:szCs w:val="17"/>
               </w:rPr>
-              <w:t xml:space="preserve">237 source file(s) re-read: no password write outside the authorised paths; a single write in the server actions, the personal change, which requires the old password; the console emergency tool issues a token and can no longer derive a password; no password field outside the 7 screens where you type your own</w:t>
+              <w:t xml:space="preserve">238 source file(s) re-read: no password write outside the authorised paths; a single write in the server actions, the personal change, which requires the old password; the console emergency tool issues a token and can no longer derive a password; no password field outside the 7 screens where you type your own</w:t>
             </w:r>
           </w:p>
         </w:tc>
@@ -10351,7 +10464,7 @@
                 <w:sz w:val="14"/>
                 <w:szCs w:val="14"/>
               </w:rPr>
-              <w:t xml:space="preserve">71 ms</w:t>
+              <w:t xml:space="preserve">40 ms</w:t>
             </w:r>
           </w:p>
         </w:tc>
@@ -10493,7 +10606,7 @@
                 <w:sz w:val="14"/>
                 <w:szCs w:val="14"/>
               </w:rPr>
-              <w:t xml:space="preserve">9512 ms</w:t>
+              <w:t xml:space="preserve">10167 ms</w:t>
             </w:r>
           </w:p>
         </w:tc>
@@ -10596,7 +10709,7 @@
                 <w:sz w:val="17"/>
                 <w:szCs w:val="17"/>
               </w:rPr>
-              <w:t xml:space="preserve">193 catalogue messages complete in both languages with identical variables; entry written through the chokepoint read back as “SPEC-OQ30 : En attente → Justifié — justification : ess…” and “SPEC-OQ30: Pending → Justified — justification: essai d…”; the status follows the language, the entered reason is returned identically in both; argument rewriting and key change detected at rank 64, chain restored after reinstatement; an entry without a message serialises over 9 fields as before, 11 with one, console mirror identical on both forms</w:t>
+              <w:t xml:space="preserve">196 catalogue messages complete in both languages with identical variables; entry written through the chokepoint read back as “SPEC-OQ30 : En attente → Justifié — justification : ess…” and “SPEC-OQ30: Pending → Justified — justification: essai d…”; the status follows the language, the entered reason is returned identically in both; argument rewriting and key change detected at rank 64, chain restored after reinstatement; an entry without a message serialises over 9 fields as before, 11 with one, console mirror identical on both forms</w:t>
             </w:r>
           </w:p>
         </w:tc>
@@ -10738,7 +10851,7 @@
                 <w:sz w:val="17"/>
                 <w:szCs w:val="17"/>
               </w:rPr>
-              <w:t xml:space="preserve">archival copy of OQ-012-revision rev. 001 produced (124032 bytes, 1 page(s)); 30 PDF/A-2b structural checks passed — embedded font, “acsp” ICC profile of 3024 bytes, pdfaid metadata part 2 level B, exact offsets; text fully read back through the file's own table, 44 accented or typographic character(s) restored; deterministic production (two runs identical byte for byte)</w:t>
+              <w:t xml:space="preserve">archival copy of OQ-012-revision rev. 001 produced (124016 bytes, 1 page(s)); 30 PDF/A-2b structural checks passed — embedded font, “acsp” ICC profile of 3024 bytes, pdfaid metadata part 2 level B, exact offsets; text fully read back through the file's own table, 44 accented or typographic character(s) restored; deterministic production (two runs identical byte for byte)</w:t>
             </w:r>
           </w:p>
         </w:tc>
@@ -10777,7 +10890,7 @@
                 <w:sz w:val="14"/>
                 <w:szCs w:val="14"/>
               </w:rPr>
-              <w:t xml:space="preserve">18 ms</w:t>
+              <w:t xml:space="preserve">21 ms</w:t>
             </w:r>
           </w:p>
         </w:tc>
@@ -10919,7 +11032,7 @@
                 <w:sz w:val="14"/>
                 <w:szCs w:val="14"/>
               </w:rPr>
-              <w:t xml:space="preserve">81 ms</w:t>
+              <w:t xml:space="preserve">87 ms</w:t>
             </w:r>
           </w:p>
         </w:tc>
@@ -11022,7 +11135,7 @@
                 <w:sz w:val="17"/>
                 <w:szCs w:val="17"/>
               </w:rPr>
-              <w:t xml:space="preserve">closure refused three times before being allowed — empty conclusion, 1 undecided entry/entries, affirmative verdict without a reason; manifestation “Testeur QR2 (QR2) · Revu · 09/08/2026 12:37:55 UTC · enregistrement 4E11 C71E 8EC8” carrying the printed name, the meaning “Reviewed” and the content digest; digest recomputed identically outside the software, and changed by the slightest change of conclusion or verdict; independence recorded on the SIGNATORY (0 entry/entries written by them, against 5 by the opener); 10 triage rules recorded in the record; re-closing and re-deciding refused; no break added to the chain over 82 entries</w:t>
+              <w:t xml:space="preserve">closure refused three times before being allowed — empty conclusion, 1 undecided entry/entries, affirmative verdict without a reason; manifestation “Testeur QR2 (QR2) · Revu · 23/08/2026 09:26:37 UTC · enregistrement 090A 81AF EC55” carrying the printed name, the meaning “Reviewed” and the content digest; digest recomputed identically outside the software, and changed by the slightest change of conclusion or verdict; independence recorded on the SIGNATORY (0 entry/entries written by them, against 5 by the opener); 10 triage rules recorded in the record; re-closing and re-deciding refused; no break added to the chain over 82 entries</w:t>
             </w:r>
           </w:p>
         </w:tc>
@@ -11061,7 +11174,7 @@
                 <w:sz w:val="14"/>
                 <w:szCs w:val="14"/>
               </w:rPr>
-              <w:t xml:space="preserve">88 ms</w:t>
+              <w:t xml:space="preserve">98 ms</w:t>
             </w:r>
           </w:p>
         </w:tc>
@@ -11345,7 +11458,7 @@
                 <w:sz w:val="14"/>
                 <w:szCs w:val="14"/>
               </w:rPr>
-              <w:t xml:space="preserve">17 ms</w:t>
+              <w:t xml:space="preserve">18 ms</w:t>
             </w:r>
           </w:p>
         </w:tc>
@@ -11487,7 +11600,7 @@
                 <w:sz w:val="14"/>
                 <w:szCs w:val="14"/>
               </w:rPr>
-              <w:t xml:space="preserve">44 ms</w:t>
+              <w:t xml:space="preserve">48 ms</w:t>
             </w:r>
           </w:p>
         </w:tc>
@@ -11590,7 +11703,7 @@
                 <w:sz w:val="17"/>
                 <w:szCs w:val="17"/>
               </w:rPr>
-              <w:t xml:space="preserve">database in WAL journalling, idempotent switch; 179 source file(s) re-read, no path deletes or overwrites in the file volume outside the import purge — it is that append-only property which makes the rule “restore files to an instant at or after the database” safe; over 19 referenced piece(s), removing an approved record is reported ABSENT and named (OQ-014-restauration), modifying it outside the software is reported TAMPERED, the two defects are never conflated, and the report returns to consistent once the piece is restored</w:t>
+              <w:t xml:space="preserve">database in WAL journalling, idempotent switch; 180 source file(s) re-read, no path deletes or overwrites in the file volume outside the import purge — it is that append-only property which makes the rule “restore files to an instant at or after the database” safe; over 19 referenced piece(s), removing an approved record is reported ABSENT and named (OQ-014-restauration), modifying it outside the software is reported TAMPERED, the two defects are never conflated, and the report returns to consistent once the piece is restored</w:t>
             </w:r>
           </w:p>
         </w:tc>
@@ -11629,7 +11742,7 @@
                 <w:sz w:val="14"/>
                 <w:szCs w:val="14"/>
               </w:rPr>
-              <w:t xml:space="preserve">168 ms</w:t>
+              <w:t xml:space="preserve">160 ms</w:t>
             </w:r>
           </w:p>
         </w:tc>
@@ -11732,7 +11845,7 @@
                 <w:sz w:val="17"/>
                 <w:szCs w:val="17"/>
               </w:rPr>
-              <w:t xml:space="preserve">mode off without FILUM_DEMO and for 10 neighbouring values (“true”, “oui”, “0”, “1” with a space…), on for “1” alone; announced period bounded over 12 values, falling back to 6 h for an absurd or absent one; banner RENDERED in both languages carrying the three required statements — fictional data, periodic erasure, not a qualified installation —, with no dismiss button and with the “alert” role; rendered BEFORE the authentication gate, hence present on the sign-in screen; 177 source file(s) re-read, no module outside the shell depends on the mode</w:t>
+              <w:t xml:space="preserve">mode off without FILUM_DEMO and for 10 neighbouring values (“true”, “oui”, “0”, “1” with a space…), on for “1” alone; announced period bounded over 12 values, falling back to 6 h for an absurd or absent one; banner RENDERED in both languages carrying the three required statements — fictional data, periodic erasure, not a qualified installation —, with no dismiss button and with the “alert” role; rendered BEFORE the authentication gate, hence present on the sign-in screen; 178 source file(s) re-read, no module outside the shell depends on the mode</w:t>
             </w:r>
           </w:p>
         </w:tc>
@@ -11771,7 +11884,7 @@
                 <w:sz w:val="14"/>
                 <w:szCs w:val="14"/>
               </w:rPr>
-              <w:t xml:space="preserve">131 ms</w:t>
+              <w:t xml:space="preserve">125 ms</w:t>
             </w:r>
           </w:p>
         </w:tc>
@@ -11913,7 +12026,7 @@
                 <w:sz w:val="14"/>
                 <w:szCs w:val="14"/>
               </w:rPr>
-              <w:t xml:space="preserve">97 ms</w:t>
+              <w:t xml:space="preserve">82 ms</w:t>
             </w:r>
           </w:p>
         </w:tc>
@@ -12055,7 +12168,7 @@
                 <w:sz w:val="14"/>
                 <w:szCs w:val="14"/>
               </w:rPr>
-              <w:t xml:space="preserve">9 ms</w:t>
+              <w:t xml:space="preserve">8 ms</w:t>
             </w:r>
           </w:p>
         </w:tc>
@@ -12158,7 +12271,7 @@
                 <w:sz w:val="17"/>
                 <w:szCs w:val="17"/>
               </w:rPr>
-              <w:t xml:space="preserve">nominal token accepted and address normalised; 15 hostile tokens refused, including “alg: none”, RS256/HS256 confusion, a signature from another key, a payload altered after signing, unexpected issuer and audience, multiple audiences without an authorized party, an expired token, an absent then incorrect nonce, and an address not verified by the directory; configuration treated as absent when incomplete (4 variables exercised one by one) or when the issuer is not HTTPS; PKCE S256 whose challenge matches its verifier, state and nonce distinct and renewed at every request; 172 source file(s) re-read, no module outside the authentication shell depends on SSO, signature re-authentication still verifies a LOCAL secret, and the directory callback creates no person</w:t>
+              <w:t xml:space="preserve">nominal token accepted and address normalised; 15 hostile tokens refused, including “alg: none”, RS256/HS256 confusion, a signature from another key, a payload altered after signing, unexpected issuer and audience, multiple audiences without an authorized party, an expired token, an absent then incorrect nonce, and an address not verified by the directory; configuration treated as absent when incomplete (4 variables exercised one by one) or when the issuer is not HTTPS; PKCE S256 whose challenge matches its verifier, state and nonce distinct and renewed at every request; 173 source file(s) re-read, no module outside the authentication shell depends on SSO, signature re-authentication still verifies a LOCAL secret, and the directory callback creates no person</w:t>
             </w:r>
           </w:p>
         </w:tc>
@@ -12197,7 +12310,7 @@
                 <w:sz w:val="14"/>
                 <w:szCs w:val="14"/>
               </w:rPr>
-              <w:t xml:space="preserve">105 ms</w:t>
+              <w:t xml:space="preserve">81 ms</w:t>
             </w:r>
           </w:p>
         </w:tc>
@@ -12339,7 +12452,7 @@
                 <w:sz w:val="14"/>
                 <w:szCs w:val="14"/>
               </w:rPr>
-              <w:t xml:space="preserve">59 ms</w:t>
+              <w:t xml:space="preserve">44 ms</w:t>
             </w:r>
           </w:p>
         </w:tc>
@@ -12481,7 +12594,7 @@
                 <w:sz w:val="14"/>
                 <w:szCs w:val="14"/>
               </w:rPr>
-              <w:t xml:space="preserve">18 ms</w:t>
+              <w:t xml:space="preserve">20 ms</w:t>
             </w:r>
           </w:p>
         </w:tc>
@@ -12623,7 +12736,149 @@
                 <w:sz w:val="14"/>
                 <w:szCs w:val="14"/>
               </w:rPr>
-              <w:t xml:space="preserve">3619 ms</w:t>
+              <w:t xml:space="preserve">5214 ms</w:t>
+            </w:r>
+          </w:p>
+        </w:tc>
+      </w:tr>
+      <w:tr>
+        <w:tc>
+          <w:tcPr>
+            <w:tcW w:type="pct" w:w="13%"/>
+            <w:shd w:fill="F8FAFC"/>
+            <w:tcMar>
+              <w:top w:type="dxa" w:w="80"/>
+              <w:left w:type="dxa" w:w="110"/>
+              <w:bottom w:type="dxa" w:w="80"/>
+              <w:right w:type="dxa" w:w="110"/>
+            </w:tcMar>
+          </w:tcPr>
+          <w:p>
+            <w:pPr>
+              <w:spacing w:after="50"/>
+            </w:pPr>
+            <w:r>
+              <w:rPr>
+                <w:b/>
+                <w:bCs/>
+                <w:color w:val="4338CA"/>
+                <w:sz w:val="17"/>
+                <w:szCs w:val="17"/>
+              </w:rPr>
+              <w:t xml:space="preserve">OQ-45</w:t>
+            </w:r>
+          </w:p>
+          <w:p>
+            <w:pPr>
+              <w:spacing w:after="0"/>
+            </w:pPr>
+            <w:r>
+              <w:rPr>
+                <w:color w:val="475569"/>
+                <w:sz w:val="15"/>
+                <w:szCs w:val="15"/>
+              </w:rPr>
+              <w:t xml:space="preserve">URS-48</w:t>
+            </w:r>
+          </w:p>
+        </w:tc>
+        <w:tc>
+          <w:tcPr>
+            <w:tcW w:type="pct" w:w="30%"/>
+            <w:tcMar>
+              <w:top w:type="dxa" w:w="80"/>
+              <w:left w:type="dxa" w:w="110"/>
+              <w:bottom w:type="dxa" w:w="80"/>
+              <w:right w:type="dxa" w:w="110"/>
+            </w:tcMar>
+          </w:tcPr>
+          <w:p>
+            <w:pPr>
+              <w:spacing w:after="50"/>
+            </w:pPr>
+            <w:r>
+              <w:rPr>
+                <w:b/>
+                <w:bCs/>
+                <w:sz w:val="17"/>
+                <w:szCs w:val="17"/>
+              </w:rPr>
+              <w:t xml:space="preserve">Periodic review: due date computed, conclusion recorded, delay written before being erased</w:t>
+            </w:r>
+          </w:p>
+          <w:p>
+            <w:pPr>
+              <w:spacing w:after="0"/>
+            </w:pPr>
+            <w:r>
+              <w:rPr>
+                <w:color w:val="475569"/>
+                <w:sz w:val="15"/>
+                <w:szCs w:val="15"/>
+              </w:rPr>
+              <w:t xml:space="preserve">Exercise the due-date computation where it most readily goes wrong — month ends —, verify that a review records WHO concluded WHAT, that the delay against the previous due date enters the trail BEFORE being replaced, and above all that a document declaring no interval stays entirely silent.</w:t>
+            </w:r>
+          </w:p>
+        </w:tc>
+        <w:tc>
+          <w:tcPr>
+            <w:tcW w:type="pct" w:w="45%"/>
+            <w:tcMar>
+              <w:top w:type="dxa" w:w="80"/>
+              <w:left w:type="dxa" w:w="110"/>
+              <w:bottom w:type="dxa" w:w="80"/>
+              <w:right w:type="dxa" w:w="110"/>
+            </w:tcMar>
+          </w:tcPr>
+          <w:p>
+            <w:pPr>
+              <w:spacing w:after="0"/>
+            </w:pPr>
+            <w:r>
+              <w:rPr>
+                <w:sz w:val="17"/>
+                <w:szCs w:val="17"/>
+              </w:rPr>
+              <w:t xml:space="preserve">The due-date computation is exercised over 6 cases including four month ends: 31 January + 1 month yields 28 February, and 29 in a leap year — a calendar overflow would have slipped the due date by two or three days with nothing to signal it. A released procedure receives its effective date and its due date; a test report released under the same conditions receives NEITHER. A review held 92 days after the due date records its conclusion, its author, and writes THE DELAY to the trail before the due date is replaced. The stored due date of every document with an interval is RECOMPUTED from its source and compared. Refused: reviewing a draft, reviewing a document without an interval, and a conclusion outside the two admitted. Bounds reject 0, 121 and a non-integer value.</w:t>
+            </w:r>
+          </w:p>
+        </w:tc>
+        <w:tc>
+          <w:tcPr>
+            <w:tcW w:type="pct" w:w="12%"/>
+            <w:tcMar>
+              <w:top w:type="dxa" w:w="80"/>
+              <w:left w:type="dxa" w:w="110"/>
+              <w:bottom w:type="dxa" w:w="80"/>
+              <w:right w:type="dxa" w:w="110"/>
+            </w:tcMar>
+          </w:tcPr>
+          <w:p>
+            <w:pPr>
+              <w:spacing w:after="40"/>
+            </w:pPr>
+            <w:r>
+              <w:rPr>
+                <w:b/>
+                <w:bCs/>
+                <w:color w:val="047857"/>
+                <w:sz w:val="17"/>
+                <w:szCs w:val="17"/>
+              </w:rPr>
+              <w:t xml:space="preserve">Conforming</w:t>
+            </w:r>
+          </w:p>
+          <w:p>
+            <w:pPr>
+              <w:spacing w:after="0"/>
+            </w:pPr>
+            <w:r>
+              <w:rPr>
+                <w:color w:val="475569"/>
+                <w:sz w:val="14"/>
+                <w:szCs w:val="14"/>
+              </w:rPr>
+              <w:t xml:space="preserve">217 ms</w:t>
             </w:r>
           </w:p>
         </w:tc>
@@ -16366,6 +16621,83 @@
           </w:p>
         </w:tc>
       </w:tr>
+      <w:tr>
+        <w:tc>
+          <w:tcPr>
+            <w:tcW w:type="pct" w:w="12%"/>
+            <w:tcMar>
+              <w:top w:type="dxa" w:w="80"/>
+              <w:left w:type="dxa" w:w="110"/>
+              <w:bottom w:type="dxa" w:w="80"/>
+              <w:right w:type="dxa" w:w="110"/>
+            </w:tcMar>
+          </w:tcPr>
+          <w:p>
+            <w:pPr>
+              <w:spacing w:after="0"/>
+            </w:pPr>
+            <w:r>
+              <w:rPr>
+                <w:b/>
+                <w:bCs/>
+                <w:color w:val="4338CA"/>
+                <w:sz w:val="17"/>
+                <w:szCs w:val="17"/>
+              </w:rPr>
+              <w:t xml:space="preserve">URS-48</w:t>
+            </w:r>
+          </w:p>
+        </w:tc>
+        <w:tc>
+          <w:tcPr>
+            <w:tcW w:type="pct" w:w="22%"/>
+            <w:tcMar>
+              <w:top w:type="dxa" w:w="80"/>
+              <w:left w:type="dxa" w:w="110"/>
+              <w:bottom w:type="dxa" w:w="80"/>
+              <w:right w:type="dxa" w:w="110"/>
+            </w:tcMar>
+          </w:tcPr>
+          <w:p>
+            <w:pPr>
+              <w:spacing w:after="0"/>
+            </w:pPr>
+            <w:r>
+              <w:rPr>
+                <w:b/>
+                <w:bCs/>
+                <w:color w:val="047857"/>
+                <w:sz w:val="17"/>
+                <w:szCs w:val="17"/>
+              </w:rPr>
+              <w:t xml:space="preserve">OQ-45</w:t>
+            </w:r>
+          </w:p>
+        </w:tc>
+        <w:tc>
+          <w:tcPr>
+            <w:tcW w:type="pct" w:w="66%"/>
+            <w:tcMar>
+              <w:top w:type="dxa" w:w="80"/>
+              <w:left w:type="dxa" w:w="110"/>
+              <w:bottom w:type="dxa" w:w="80"/>
+              <w:right w:type="dxa" w:w="110"/>
+            </w:tcMar>
+          </w:tcPr>
+          <w:p>
+            <w:pPr>
+              <w:spacing w:after="0"/>
+            </w:pPr>
+            <w:r>
+              <w:rPr>
+                <w:sz w:val="17"/>
+                <w:szCs w:val="17"/>
+              </w:rPr>
+              <w:t xml:space="preserve">Automated test case executed by the vendor at every version, result in section 5.1.</w:t>
+            </w:r>
+          </w:p>
+        </w:tc>
+      </w:tr>
     </w:tbl>
     <w:p>
       <w:pPr>
@@ -16385,7 +16717,7 @@
           <w:sz w:val="20"/>
           <w:szCs w:val="20"/>
         </w:rPr>
-        <w:t xml:space="preserve">Of the 47 requirements, 43 are verified automatically by the vendor and 4 must be verified at your site. This is not an arbitrary split: those 4 requirements are not observable without a browser, without an HTTP request, or without your infrastructure. Counting them as covered would be an unverifiable claim.</w:t>
+        <w:t xml:space="preserve">Of the 48 requirements, 44 are verified automatically by the vendor and 4 must be verified at your site. This is not an arbitrary split: those 4 requirements are not observable without a browser, without an HTTP request, or without your infrastructure. Counting them as covered would be an unverifiable claim.</w:t>
       </w:r>
     </w:p>
     <w:p>
@@ -16737,7 +17069,7 @@
         <w:sz w:val="15"/>
         <w:szCs w:val="15"/>
       </w:rPr>
-      <w:t xml:space="preserve">   ·   Version 1.2.1 · OQ report executed on 9 August 2026 at 12:37 UTC</w:t>
+      <w:t xml:space="preserve">   ·   Version 1.2.1 · OQ report executed on 23 August 2026 at 09:26 UTC</w:t>
     </w:r>
   </w:p>
 </w:ftr>

--- a/docs/Filum_software_validation_file.docx
+++ b/docs/Filum_software_validation_file.docx
@@ -430,7 +430,7 @@
           <w:sz w:val="20"/>
           <w:szCs w:val="20"/>
         </w:rPr>
-        <w:t xml:space="preserve">The 48 requirements below state what the software must do. The risk level is that of the requirement FAILING, not of its commercial importance: it determines the depth of verification.</w:t>
+        <w:t xml:space="preserve">The 49 requirements below state what the software must do. The risk level is that of the requirement FAILING, not of its commercial importance: it determines the depth of verification.</w:t>
       </w:r>
     </w:p>
     <w:tbl>
@@ -5981,6 +5981,119 @@
           </w:p>
         </w:tc>
       </w:tr>
+      <w:tr>
+        <w:tc>
+          <w:tcPr>
+            <w:tcW w:type="pct" w:w="11%"/>
+            <w:shd w:fill="F8FAFC"/>
+            <w:tcMar>
+              <w:top w:type="dxa" w:w="80"/>
+              <w:left w:type="dxa" w:w="110"/>
+              <w:bottom w:type="dxa" w:w="80"/>
+              <w:right w:type="dxa" w:w="110"/>
+            </w:tcMar>
+          </w:tcPr>
+          <w:p>
+            <w:pPr>
+              <w:spacing w:after="60"/>
+            </w:pPr>
+            <w:r>
+              <w:rPr>
+                <w:b/>
+                <w:bCs/>
+                <w:color w:val="4338CA"/>
+                <w:sz w:val="17"/>
+                <w:szCs w:val="17"/>
+              </w:rPr>
+              <w:t xml:space="preserve">URS-49</w:t>
+            </w:r>
+          </w:p>
+          <w:p>
+            <w:pPr>
+              <w:spacing w:after="0"/>
+            </w:pPr>
+            <w:r>
+              <w:rPr>
+                <w:b/>
+                <w:bCs/>
+                <w:color w:val="B45309"/>
+                <w:sz w:val="15"/>
+                <w:szCs w:val="15"/>
+              </w:rPr>
+              <w:t xml:space="preserve">Medium</w:t>
+            </w:r>
+          </w:p>
+        </w:tc>
+        <w:tc>
+          <w:tcPr>
+            <w:tcW w:type="pct" w:w="41%"/>
+            <w:tcMar>
+              <w:top w:type="dxa" w:w="80"/>
+              <w:left w:type="dxa" w:w="110"/>
+              <w:bottom w:type="dxa" w:w="80"/>
+              <w:right w:type="dxa" w:w="110"/>
+            </w:tcMar>
+          </w:tcPr>
+          <w:p>
+            <w:pPr>
+              <w:spacing w:after="0"/>
+            </w:pPr>
+            <w:r>
+              <w:rPr>
+                <w:sz w:val="17"/>
+                <w:szCs w:val="17"/>
+              </w:rPr>
+              <w:t xml:space="preserve">A document may carry a DISTRIBUTION LIST naming the people who must have read it. Each recipient ACKNOWLEDGES themselves, and only for themselves: no path allows acknowledging on behalf of another. An acknowledgement covers ONE REVISION — opening a revision marks the rows superseded, creates fresh ones for the same recipients, and therefore puts everyone back to pending without erasing what had been read of the previous revision. The distribution state counts deactivated recipients separately: neither cleared nor required. Filum sends nothing.</w:t>
+            </w:r>
+          </w:p>
+        </w:tc>
+        <w:tc>
+          <w:tcPr>
+            <w:tcW w:type="pct" w:w="28%"/>
+            <w:tcMar>
+              <w:top w:type="dxa" w:w="80"/>
+              <w:left w:type="dxa" w:w="110"/>
+              <w:bottom w:type="dxa" w:w="80"/>
+              <w:right w:type="dxa" w:w="110"/>
+            </w:tcMar>
+          </w:tcPr>
+          <w:p>
+            <w:pPr>
+              <w:spacing w:after="0"/>
+            </w:pPr>
+            <w:r>
+              <w:rPr>
+                <w:sz w:val="17"/>
+                <w:szCs w:val="17"/>
+              </w:rPr>
+              <w:t xml:space="preserve">ISO 13485 §4.2.4 requires the current version to be available at points of use and obsolete versions not to be used unintentionally. A released procedure of which nobody knows whether it reached anyone meets neither requirement, and the defect is invisible: the document looks perfectly compliant. The symmetric risk is the courtesy acknowledgement — if a third party can acknowledge on behalf of an operator, the record carries a name without the person having read anything, which is worse than no acknowledgement at all: it is misleading. Hence the rule “you acknowledge only for yourself”, the same one that governs signature. Finally, an acknowledgement surviving a revision would make a version nobody opened appear read, turning the function against its own purpose.</w:t>
+            </w:r>
+          </w:p>
+        </w:tc>
+        <w:tc>
+          <w:tcPr>
+            <w:tcW w:type="pct" w:w="20%"/>
+            <w:tcMar>
+              <w:top w:type="dxa" w:w="80"/>
+              <w:left w:type="dxa" w:w="110"/>
+              <w:bottom w:type="dxa" w:w="80"/>
+              <w:right w:type="dxa" w:w="110"/>
+            </w:tcMar>
+          </w:tcPr>
+          <w:p>
+            <w:pPr>
+              <w:spacing w:after="0"/>
+            </w:pPr>
+            <w:r>
+              <w:rPr>
+                <w:sz w:val="17"/>
+                <w:szCs w:val="17"/>
+              </w:rPr>
+              <w:t xml:space="preserve">ISO 13485 §4.2.4 · 21 CFR 11.10(d) · 21 CFR 11.200(a)(3) · ALCOA+ — attribuable</w:t>
+            </w:r>
+          </w:p>
+        </w:tc>
+      </w:tr>
     </w:tbl>
     <w:p>
       <w:pPr>
@@ -6000,7 +6113,7 @@
           <w:sz w:val="20"/>
           <w:szCs w:val="20"/>
         </w:rPr>
-        <w:t xml:space="preserve">Breakdown: 29 requirements at high risk, 17 at medium risk, 2 at low risk. Every high-risk requirement bears on the integrity or the attribution of records: its failure does not degrade convenience, it makes a record indefensible. Each is covered by a dedicated test case, executed at every version.</w:t>
+        <w:t xml:space="preserve">Breakdown: 29 requirements at high risk, 18 at medium risk, 2 at low risk. Every high-risk requirement bears on the integrity or the attribution of records: its failure does not degrade convenience, it makes a record indefensible. Each is covered by a dedicated test case, executed at every version.</w:t>
       </w:r>
     </w:p>
     <w:p>
@@ -6151,7 +6264,7 @@
                 <w:sz w:val="17"/>
                 <w:szCs w:val="17"/>
               </w:rPr>
-              <w:t xml:space="preserve">23 August 2026 at 09:26</w:t>
+              <w:t xml:space="preserve">23 August 2026 at 10:36</w:t>
             </w:r>
           </w:p>
         </w:tc>
@@ -6354,7 +6467,7 @@
                 <w:sz w:val="17"/>
                 <w:szCs w:val="17"/>
               </w:rPr>
-              <w:t xml:space="preserve">45 of 45 cases conforming — no deviation</w:t>
+              <w:t xml:space="preserve">46 of 46 cases conforming — no deviation</w:t>
             </w:r>
           </w:p>
         </w:tc>
@@ -6630,7 +6743,7 @@
                 <w:sz w:val="14"/>
                 <w:szCs w:val="14"/>
               </w:rPr>
-              <w:t xml:space="preserve">1 ms</w:t>
+              <w:t xml:space="preserve">0 ms</w:t>
             </w:r>
           </w:p>
         </w:tc>
@@ -6733,7 +6846,7 @@
                 <w:sz w:val="17"/>
                 <w:szCs w:val="17"/>
               </w:rPr>
-              <w:t xml:space="preserve">distinct fingerprints for one same password (0f9e09e65062… ≠ cbdafa8d2330…), correct verification, wrong and empty passwords refused</w:t>
+              <w:t xml:space="preserve">distinct fingerprints for one same password (173d0cd81e15… ≠ 0711dbc59e68…), correct verification, wrong and empty passwords refused</w:t>
             </w:r>
           </w:p>
         </w:tc>
@@ -6772,7 +6885,7 @@
                 <w:sz w:val="14"/>
                 <w:szCs w:val="14"/>
               </w:rPr>
-              <w:t xml:space="preserve">151 ms</w:t>
+              <w:t xml:space="preserve">140 ms</w:t>
             </w:r>
           </w:p>
         </w:tc>
@@ -7017,7 +7130,7 @@
                 <w:sz w:val="17"/>
                 <w:szCs w:val="17"/>
               </w:rPr>
-              <w:t xml:space="preserve">content frozen, fingerprint 24604eb157d7fa54…, 10485 bytes kept, operation logged</w:t>
+              <w:t xml:space="preserve">content frozen, fingerprint 24604eb157d7fa54…, 10484 bytes kept, operation logged</w:t>
             </w:r>
           </w:p>
         </w:tc>
@@ -7056,7 +7169,7 @@
                 <w:sz w:val="14"/>
                 <w:szCs w:val="14"/>
               </w:rPr>
-              <w:t xml:space="preserve">114 ms</w:t>
+              <w:t xml:space="preserve">111 ms</w:t>
             </w:r>
           </w:p>
         </w:tc>
@@ -7159,7 +7272,7 @@
                 <w:sz w:val="17"/>
                 <w:szCs w:val="17"/>
               </w:rPr>
-              <w:t xml:space="preserve">signature linked to snapshot cmt5lriy…, attested fingerprint 3767 CD80 ACC9, manifestation “Testeur QA1 (QA1) · Approuvé · 23/08/2026 09:26:24 UTC · enregistrement 3767 CD80 ACC9”</w:t>
+              <w:t xml:space="preserve">signature linked to snapshot cmt5o8pn…, attested fingerprint 3767 CD80 ACC9, manifestation “Testeur QA1 (QA1) · Approuvé · 23/08/2026 10:35:46 UTC · enregistrement 3767 CD80 ACC9”</w:t>
             </w:r>
           </w:p>
         </w:tc>
@@ -7198,7 +7311,7 @@
                 <w:sz w:val="14"/>
                 <w:szCs w:val="14"/>
               </w:rPr>
-              <w:t xml:space="preserve">31 ms</w:t>
+              <w:t xml:space="preserve">29 ms</w:t>
             </w:r>
           </w:p>
         </w:tc>
@@ -7340,7 +7453,7 @@
                 <w:sz w:val="14"/>
                 <w:szCs w:val="14"/>
               </w:rPr>
-              <w:t xml:space="preserve">34 ms</w:t>
+              <w:t xml:space="preserve">29 ms</w:t>
             </w:r>
           </w:p>
         </w:tc>
@@ -7482,7 +7595,7 @@
                 <w:sz w:val="14"/>
                 <w:szCs w:val="14"/>
               </w:rPr>
-              <w:t xml:space="preserve">35 ms</w:t>
+              <w:t xml:space="preserve">33 ms</w:t>
             </w:r>
           </w:p>
         </w:tc>
@@ -7624,7 +7737,7 @@
                 <w:sz w:val="14"/>
                 <w:szCs w:val="14"/>
               </w:rPr>
-              <w:t xml:space="preserve">35 ms</w:t>
+              <w:t xml:space="preserve">33 ms</w:t>
             </w:r>
           </w:p>
         </w:tc>
@@ -7766,7 +7879,7 @@
                 <w:sz w:val="14"/>
                 <w:szCs w:val="14"/>
               </w:rPr>
-              <w:t xml:space="preserve">54 ms</w:t>
+              <w:t xml:space="preserve">51 ms</w:t>
             </w:r>
           </w:p>
         </w:tc>
@@ -7908,7 +8021,7 @@
                 <w:sz w:val="14"/>
                 <w:szCs w:val="14"/>
               </w:rPr>
-              <w:t xml:space="preserve">52 ms</w:t>
+              <w:t xml:space="preserve">47 ms</w:t>
             </w:r>
           </w:p>
         </w:tc>
@@ -8050,7 +8163,7 @@
                 <w:sz w:val="14"/>
                 <w:szCs w:val="14"/>
               </w:rPr>
-              <w:t xml:space="preserve">50 ms</w:t>
+              <w:t xml:space="preserve">51 ms</w:t>
             </w:r>
           </w:p>
         </w:tc>
@@ -8153,7 +8266,7 @@
                 <w:sz w:val="17"/>
                 <w:szCs w:val="17"/>
               </w:rPr>
-              <w:t xml:space="preserve">173 source files inspected: no modification or deletion of an entry; 1 files in append-only mode</w:t>
+              <w:t xml:space="preserve">174 source files inspected: no modification or deletion of an entry; 1 files in append-only mode</w:t>
             </w:r>
           </w:p>
         </w:tc>
@@ -8192,7 +8305,7 @@
                 <w:sz w:val="14"/>
                 <w:szCs w:val="14"/>
               </w:rPr>
-              <w:t xml:space="preserve">31 ms</w:t>
+              <w:t xml:space="preserve">32 ms</w:t>
             </w:r>
           </w:p>
         </w:tc>
@@ -8334,7 +8447,7 @@
                 <w:sz w:val="14"/>
                 <w:szCs w:val="14"/>
               </w:rPr>
-              <w:t xml:space="preserve">15 ms</w:t>
+              <w:t xml:space="preserve">16 ms</w:t>
             </w:r>
           </w:p>
         </w:tc>
@@ -8760,7 +8873,7 @@
                 <w:sz w:val="14"/>
                 <w:szCs w:val="14"/>
               </w:rPr>
-              <w:t xml:space="preserve">274 ms</w:t>
+              <w:t xml:space="preserve">308 ms</w:t>
             </w:r>
           </w:p>
         </w:tc>
@@ -8863,7 +8976,7 @@
                 <w:sz w:val="17"/>
                 <w:szCs w:val="17"/>
               </w:rPr>
-              <w:t xml:space="preserve">13 record(s) archived, 43 file(s) covered by empreintes.sha256, 0 deviation; anchor cce526c5284e0805…; frozen bytes returned identically; one byte altered, detected and flagged ALTERED, file kept inside the archive</w:t>
+              <w:t xml:space="preserve">13 record(s) archived, 43 file(s) covered by empreintes.sha256, 0 deviation; anchor 1af08e160b956b88…; frozen bytes returned identically; one byte altered, detected and flagged ALTERED, file kept inside the archive</w:t>
             </w:r>
           </w:p>
         </w:tc>
@@ -8902,7 +9015,7 @@
                 <w:sz w:val="14"/>
                 <w:szCs w:val="14"/>
               </w:rPr>
-              <w:t xml:space="preserve">350 ms</w:t>
+              <w:t xml:space="preserve">386 ms</w:t>
             </w:r>
           </w:p>
         </w:tc>
@@ -9044,7 +9157,7 @@
                 <w:sz w:val="14"/>
                 <w:szCs w:val="14"/>
               </w:rPr>
-              <w:t xml:space="preserve">13 ms</w:t>
+              <w:t xml:space="preserve">9 ms</w:t>
             </w:r>
           </w:p>
         </w:tc>
@@ -9186,7 +9299,7 @@
                 <w:sz w:val="14"/>
                 <w:szCs w:val="14"/>
               </w:rPr>
-              <w:t xml:space="preserve">373 ms</w:t>
+              <w:t xml:space="preserve">408 ms</w:t>
             </w:r>
           </w:p>
         </w:tc>
@@ -9328,7 +9441,7 @@
                 <w:sz w:val="14"/>
                 <w:szCs w:val="14"/>
               </w:rPr>
-              <w:t xml:space="preserve">268 ms</w:t>
+              <w:t xml:space="preserve">294 ms</w:t>
             </w:r>
           </w:p>
         </w:tc>
@@ -9470,7 +9583,7 @@
                 <w:sz w:val="14"/>
                 <w:szCs w:val="14"/>
               </w:rPr>
-              <w:t xml:space="preserve">2 ms</w:t>
+              <w:t xml:space="preserve">3 ms</w:t>
             </w:r>
           </w:p>
         </w:tc>
@@ -9573,7 +9686,7 @@
                 <w:sz w:val="17"/>
                 <w:szCs w:val="17"/>
               </w:rPr>
-              <w:t xml:space="preserve">35 models declared, all purged or detached by prisma/seed.ts</w:t>
+              <w:t xml:space="preserve">36 models declared, all purged or detached by prisma/seed.ts</w:t>
             </w:r>
           </w:p>
         </w:tc>
@@ -9754,7 +9867,7 @@
                 <w:sz w:val="14"/>
                 <w:szCs w:val="14"/>
               </w:rPr>
-              <w:t xml:space="preserve">15 ms</w:t>
+              <w:t xml:space="preserve">14 ms</w:t>
             </w:r>
           </w:p>
         </w:tc>
@@ -9857,7 +9970,7 @@
                 <w:sz w:val="17"/>
                 <w:szCs w:val="17"/>
               </w:rPr>
-              <w:t xml:space="preserve">238 source file(s) re-read, no write to the trail outside the module; 9 fingerprints compared between the TypeScript implementation and the server-console mirror, all identical</w:t>
+              <w:t xml:space="preserve">240 source file(s) re-read, no write to the trail outside the module; 9 fingerprints compared between the TypeScript implementation and the server-console mirror, all identical</w:t>
             </w:r>
           </w:p>
         </w:tc>
@@ -9896,7 +10009,7 @@
                 <w:sz w:val="14"/>
                 <w:szCs w:val="14"/>
               </w:rPr>
-              <w:t xml:space="preserve">33 ms</w:t>
+              <w:t xml:space="preserve">34 ms</w:t>
             </w:r>
           </w:p>
         </w:tc>
@@ -10180,7 +10293,7 @@
                 <w:sz w:val="14"/>
                 <w:szCs w:val="14"/>
               </w:rPr>
-              <w:t xml:space="preserve">10 ms</w:t>
+              <w:t xml:space="preserve">9 ms</w:t>
             </w:r>
           </w:p>
         </w:tc>
@@ -10322,7 +10435,7 @@
                 <w:sz w:val="14"/>
                 <w:szCs w:val="14"/>
               </w:rPr>
-              <w:t xml:space="preserve">233 ms</w:t>
+              <w:t xml:space="preserve">228 ms</w:t>
             </w:r>
           </w:p>
         </w:tc>
@@ -10425,7 +10538,7 @@
                 <w:sz w:val="17"/>
                 <w:szCs w:val="17"/>
               </w:rPr>
-              <w:t xml:space="preserve">238 source file(s) re-read: no password write outside the authorised paths; a single write in the server actions, the personal change, which requires the old password; the console emergency tool issues a token and can no longer derive a password; no password field outside the 7 screens where you type your own</w:t>
+              <w:t xml:space="preserve">240 source file(s) re-read: no password write outside the authorised paths; a single write in the server actions, the personal change, which requires the old password; the console emergency tool issues a token and can no longer derive a password; no password field outside the 7 screens where you type your own</w:t>
             </w:r>
           </w:p>
         </w:tc>
@@ -10464,7 +10577,7 @@
                 <w:sz w:val="14"/>
                 <w:szCs w:val="14"/>
               </w:rPr>
-              <w:t xml:space="preserve">40 ms</w:t>
+              <w:t xml:space="preserve">41 ms</w:t>
             </w:r>
           </w:p>
         </w:tc>
@@ -10606,7 +10719,7 @@
                 <w:sz w:val="14"/>
                 <w:szCs w:val="14"/>
               </w:rPr>
-              <w:t xml:space="preserve">10167 ms</w:t>
+              <w:t xml:space="preserve">9704 ms</w:t>
             </w:r>
           </w:p>
         </w:tc>
@@ -10709,7 +10822,7 @@
                 <w:sz w:val="17"/>
                 <w:szCs w:val="17"/>
               </w:rPr>
-              <w:t xml:space="preserve">196 catalogue messages complete in both languages with identical variables; entry written through the chokepoint read back as “SPEC-OQ30 : En attente → Justifié — justification : ess…” and “SPEC-OQ30: Pending → Justified — justification: essai d…”; the status follows the language, the entered reason is returned identically in both; argument rewriting and key change detected at rank 64, chain restored after reinstatement; an entry without a message serialises over 9 fields as before, 11 with one, console mirror identical on both forms</w:t>
+              <w:t xml:space="preserve">199 catalogue messages complete in both languages with identical variables; entry written through the chokepoint read back as “SPEC-OQ30 : En attente → Justifié — justification : ess…” and “SPEC-OQ30: Pending → Justified — justification: essai d…”; the status follows the language, the entered reason is returned identically in both; argument rewriting and key change detected at rank 64, chain restored after reinstatement; an entry without a message serialises over 9 fields as before, 11 with one, console mirror identical on both forms</w:t>
             </w:r>
           </w:p>
         </w:tc>
@@ -10748,7 +10861,7 @@
                 <w:sz w:val="14"/>
                 <w:szCs w:val="14"/>
               </w:rPr>
-              <w:t xml:space="preserve">17 ms</w:t>
+              <w:t xml:space="preserve">14 ms</w:t>
             </w:r>
           </w:p>
         </w:tc>
@@ -10851,7 +10964,7 @@
                 <w:sz w:val="17"/>
                 <w:szCs w:val="17"/>
               </w:rPr>
-              <w:t xml:space="preserve">archival copy of OQ-012-revision rev. 001 produced (124016 bytes, 1 page(s)); 30 PDF/A-2b structural checks passed — embedded font, “acsp” ICC profile of 3024 bytes, pdfaid metadata part 2 level B, exact offsets; text fully read back through the file's own table, 44 accented or typographic character(s) restored; deterministic production (two runs identical byte for byte)</w:t>
+              <w:t xml:space="preserve">archival copy of OQ-012-revision rev. 001 produced (124025 bytes, 1 page(s)); 30 PDF/A-2b structural checks passed — embedded font, “acsp” ICC profile of 3024 bytes, pdfaid metadata part 2 level B, exact offsets; text fully read back through the file's own table, 44 accented or typographic character(s) restored; deterministic production (two runs identical byte for byte)</w:t>
             </w:r>
           </w:p>
         </w:tc>
@@ -10890,7 +11003,7 @@
                 <w:sz w:val="14"/>
                 <w:szCs w:val="14"/>
               </w:rPr>
-              <w:t xml:space="preserve">21 ms</w:t>
+              <w:t xml:space="preserve">19 ms</w:t>
             </w:r>
           </w:p>
         </w:tc>
@@ -11032,7 +11145,7 @@
                 <w:sz w:val="14"/>
                 <w:szCs w:val="14"/>
               </w:rPr>
-              <w:t xml:space="preserve">87 ms</w:t>
+              <w:t xml:space="preserve">82 ms</w:t>
             </w:r>
           </w:p>
         </w:tc>
@@ -11135,7 +11248,7 @@
                 <w:sz w:val="17"/>
                 <w:szCs w:val="17"/>
               </w:rPr>
-              <w:t xml:space="preserve">closure refused three times before being allowed — empty conclusion, 1 undecided entry/entries, affirmative verdict without a reason; manifestation “Testeur QR2 (QR2) · Revu · 23/08/2026 09:26:37 UTC · enregistrement 090A 81AF EC55” carrying the printed name, the meaning “Reviewed” and the content digest; digest recomputed identically outside the software, and changed by the slightest change of conclusion or verdict; independence recorded on the SIGNATORY (0 entry/entries written by them, against 5 by the opener); 10 triage rules recorded in the record; re-closing and re-deciding refused; no break added to the chain over 82 entries</w:t>
+              <w:t xml:space="preserve">closure refused three times before being allowed — empty conclusion, 1 undecided entry/entries, affirmative verdict without a reason; manifestation “Testeur QR2 (QR2) · Revu · 23/08/2026 10:35:57 UTC · enregistrement 678A DAA5 B36B” carrying the printed name, the meaning “Reviewed” and the content digest; digest recomputed identically outside the software, and changed by the slightest change of conclusion or verdict; independence recorded on the SIGNATORY (0 entry/entries written by them, against 5 by the opener); 10 triage rules recorded in the record; re-closing and re-deciding refused; no break added to the chain over 82 entries</w:t>
             </w:r>
           </w:p>
         </w:tc>
@@ -11174,7 +11287,7 @@
                 <w:sz w:val="14"/>
                 <w:szCs w:val="14"/>
               </w:rPr>
-              <w:t xml:space="preserve">98 ms</w:t>
+              <w:t xml:space="preserve">87 ms</w:t>
             </w:r>
           </w:p>
         </w:tc>
@@ -11458,7 +11571,7 @@
                 <w:sz w:val="14"/>
                 <w:szCs w:val="14"/>
               </w:rPr>
-              <w:t xml:space="preserve">18 ms</w:t>
+              <w:t xml:space="preserve">16 ms</w:t>
             </w:r>
           </w:p>
         </w:tc>
@@ -11600,7 +11713,7 @@
                 <w:sz w:val="14"/>
                 <w:szCs w:val="14"/>
               </w:rPr>
-              <w:t xml:space="preserve">48 ms</w:t>
+              <w:t xml:space="preserve">45 ms</w:t>
             </w:r>
           </w:p>
         </w:tc>
@@ -11703,7 +11816,7 @@
                 <w:sz w:val="17"/>
                 <w:szCs w:val="17"/>
               </w:rPr>
-              <w:t xml:space="preserve">database in WAL journalling, idempotent switch; 180 source file(s) re-read, no path deletes or overwrites in the file volume outside the import purge — it is that append-only property which makes the rule “restore files to an instant at or after the database” safe; over 19 referenced piece(s), removing an approved record is reported ABSENT and named (OQ-014-restauration), modifying it outside the software is reported TAMPERED, the two defects are never conflated, and the report returns to consistent once the piece is restored</w:t>
+              <w:t xml:space="preserve">database in WAL journalling, idempotent switch; 181 source file(s) re-read, no path deletes or overwrites in the file volume outside the import purge — it is that append-only property which makes the rule “restore files to an instant at or after the database” safe; over 19 referenced piece(s), removing an approved record is reported ABSENT and named (OQ-014-restauration), modifying it outside the software is reported TAMPERED, the two defects are never conflated, and the report returns to consistent once the piece is restored</w:t>
             </w:r>
           </w:p>
         </w:tc>
@@ -11742,7 +11855,7 @@
                 <w:sz w:val="14"/>
                 <w:szCs w:val="14"/>
               </w:rPr>
-              <w:t xml:space="preserve">160 ms</w:t>
+              <w:t xml:space="preserve">146 ms</w:t>
             </w:r>
           </w:p>
         </w:tc>
@@ -11845,7 +11958,7 @@
                 <w:sz w:val="17"/>
                 <w:szCs w:val="17"/>
               </w:rPr>
-              <w:t xml:space="preserve">mode off without FILUM_DEMO and for 10 neighbouring values (“true”, “oui”, “0”, “1” with a space…), on for “1” alone; announced period bounded over 12 values, falling back to 6 h for an absurd or absent one; banner RENDERED in both languages carrying the three required statements — fictional data, periodic erasure, not a qualified installation —, with no dismiss button and with the “alert” role; rendered BEFORE the authentication gate, hence present on the sign-in screen; 178 source file(s) re-read, no module outside the shell depends on the mode</w:t>
+              <w:t xml:space="preserve">mode off without FILUM_DEMO and for 10 neighbouring values (“true”, “oui”, “0”, “1” with a space…), on for “1” alone; announced period bounded over 12 values, falling back to 6 h for an absurd or absent one; banner RENDERED in both languages carrying the three required statements — fictional data, periodic erasure, not a qualified installation —, with no dismiss button and with the “alert” role; rendered BEFORE the authentication gate, hence present on the sign-in screen; 179 source file(s) re-read, no module outside the shell depends on the mode</w:t>
             </w:r>
           </w:p>
         </w:tc>
@@ -11884,7 +11997,7 @@
                 <w:sz w:val="14"/>
                 <w:szCs w:val="14"/>
               </w:rPr>
-              <w:t xml:space="preserve">125 ms</w:t>
+              <w:t xml:space="preserve">119 ms</w:t>
             </w:r>
           </w:p>
         </w:tc>
@@ -12026,7 +12139,7 @@
                 <w:sz w:val="14"/>
                 <w:szCs w:val="14"/>
               </w:rPr>
-              <w:t xml:space="preserve">82 ms</w:t>
+              <w:t xml:space="preserve">76 ms</w:t>
             </w:r>
           </w:p>
         </w:tc>
@@ -12271,7 +12384,7 @@
                 <w:sz w:val="17"/>
                 <w:szCs w:val="17"/>
               </w:rPr>
-              <w:t xml:space="preserve">nominal token accepted and address normalised; 15 hostile tokens refused, including “alg: none”, RS256/HS256 confusion, a signature from another key, a payload altered after signing, unexpected issuer and audience, multiple audiences without an authorized party, an expired token, an absent then incorrect nonce, and an address not verified by the directory; configuration treated as absent when incomplete (4 variables exercised one by one) or when the issuer is not HTTPS; PKCE S256 whose challenge matches its verifier, state and nonce distinct and renewed at every request; 173 source file(s) re-read, no module outside the authentication shell depends on SSO, signature re-authentication still verifies a LOCAL secret, and the directory callback creates no person</w:t>
+              <w:t xml:space="preserve">nominal token accepted and address normalised; 15 hostile tokens refused, including “alg: none”, RS256/HS256 confusion, a signature from another key, a payload altered after signing, unexpected issuer and audience, multiple audiences without an authorized party, an expired token, an absent then incorrect nonce, and an address not verified by the directory; configuration treated as absent when incomplete (4 variables exercised one by one) or when the issuer is not HTTPS; PKCE S256 whose challenge matches its verifier, state and nonce distinct and renewed at every request; 174 source file(s) re-read, no module outside the authentication shell depends on SSO, signature re-authentication still verifies a LOCAL secret, and the directory callback creates no person</w:t>
             </w:r>
           </w:p>
         </w:tc>
@@ -12310,7 +12423,7 @@
                 <w:sz w:val="14"/>
                 <w:szCs w:val="14"/>
               </w:rPr>
-              <w:t xml:space="preserve">81 ms</w:t>
+              <w:t xml:space="preserve">127 ms</w:t>
             </w:r>
           </w:p>
         </w:tc>
@@ -12413,7 +12526,7 @@
                 <w:sz w:val="17"/>
                 <w:szCs w:val="17"/>
               </w:rPr>
-              <w:t xml:space="preserve">34 engine-dependent point(s) found on the source and all declared — 3 PRAGMA statement(s), 2 read-then-write(s) of the chain head (the chaining AND its console mirror, this second copy having been found by the audit rather than anticipated), 27 “contains” search(es), the pinned provider and the migration lineage; the case-insensitivity of the qualified engine is OBSERVED rather than assumed (1 = 1); the schema still declares “sqlite” and the portability note states that the other engine is not offered</w:t>
+              <w:t xml:space="preserve">35 engine-dependent point(s) found on the source and all declared — 4 PRAGMA statement(s), 2 read-then-write(s) of the chain head (the chaining AND its console mirror, this second copy having been found by the audit rather than anticipated), 27 “contains” search(es), the pinned provider and the migration lineage; the case-insensitivity of the qualified engine is OBSERVED rather than assumed (1 = 1); the schema still declares “sqlite” and the portability note states that the other engine is not offered</w:t>
             </w:r>
           </w:p>
         </w:tc>
@@ -12452,7 +12565,7 @@
                 <w:sz w:val="14"/>
                 <w:szCs w:val="14"/>
               </w:rPr>
-              <w:t xml:space="preserve">44 ms</w:t>
+              <w:t xml:space="preserve">42 ms</w:t>
             </w:r>
           </w:p>
         </w:tc>
@@ -12594,7 +12707,7 @@
                 <w:sz w:val="14"/>
                 <w:szCs w:val="14"/>
               </w:rPr>
-              <w:t xml:space="preserve">20 ms</w:t>
+              <w:t xml:space="preserve">19 ms</w:t>
             </w:r>
           </w:p>
         </w:tc>
@@ -12736,7 +12849,7 @@
                 <w:sz w:val="14"/>
                 <w:szCs w:val="14"/>
               </w:rPr>
-              <w:t xml:space="preserve">5214 ms</w:t>
+              <w:t xml:space="preserve">3859 ms</w:t>
             </w:r>
           </w:p>
         </w:tc>
@@ -12878,7 +12991,149 @@
                 <w:sz w:val="14"/>
                 <w:szCs w:val="14"/>
               </w:rPr>
-              <w:t xml:space="preserve">217 ms</w:t>
+              <w:t xml:space="preserve">193 ms</w:t>
+            </w:r>
+          </w:p>
+        </w:tc>
+      </w:tr>
+      <w:tr>
+        <w:tc>
+          <w:tcPr>
+            <w:tcW w:type="pct" w:w="13%"/>
+            <w:shd w:fill="F8FAFC"/>
+            <w:tcMar>
+              <w:top w:type="dxa" w:w="80"/>
+              <w:left w:type="dxa" w:w="110"/>
+              <w:bottom w:type="dxa" w:w="80"/>
+              <w:right w:type="dxa" w:w="110"/>
+            </w:tcMar>
+          </w:tcPr>
+          <w:p>
+            <w:pPr>
+              <w:spacing w:after="50"/>
+            </w:pPr>
+            <w:r>
+              <w:rPr>
+                <w:b/>
+                <w:bCs/>
+                <w:color w:val="4338CA"/>
+                <w:sz w:val="17"/>
+                <w:szCs w:val="17"/>
+              </w:rPr>
+              <w:t xml:space="preserve">OQ-46</w:t>
+            </w:r>
+          </w:p>
+          <w:p>
+            <w:pPr>
+              <w:spacing w:after="0"/>
+            </w:pPr>
+            <w:r>
+              <w:rPr>
+                <w:color w:val="475569"/>
+                <w:sz w:val="15"/>
+                <w:szCs w:val="15"/>
+              </w:rPr>
+              <w:t xml:space="preserve">URS-49</w:t>
+            </w:r>
+          </w:p>
+        </w:tc>
+        <w:tc>
+          <w:tcPr>
+            <w:tcW w:type="pct" w:w="30%"/>
+            <w:tcMar>
+              <w:top w:type="dxa" w:w="80"/>
+              <w:left w:type="dxa" w:w="110"/>
+              <w:bottom w:type="dxa" w:w="80"/>
+              <w:right w:type="dxa" w:w="110"/>
+            </w:tcMar>
+          </w:tcPr>
+          <w:p>
+            <w:pPr>
+              <w:spacing w:after="50"/>
+            </w:pPr>
+            <w:r>
+              <w:rPr>
+                <w:b/>
+                <w:bCs/>
+                <w:sz w:val="17"/>
+                <w:szCs w:val="17"/>
+              </w:rPr>
+              <w:t xml:space="preserve">Controlled distribution: you acknowledge only for yourself, and a reading does not survive a revision</w:t>
+            </w:r>
+          </w:p>
+          <w:p>
+            <w:pPr>
+              <w:spacing w:after="0"/>
+            </w:pPr>
+            <w:r>
+              <w:rPr>
+                <w:color w:val="475569"/>
+                <w:sz w:val="15"/>
+                <w:szCs w:val="15"/>
+              </w:rPr>
+              <w:t xml:space="preserve">Exercise the two rules everything rests on — nobody acknowledges on behalf of another, and releasing a revision puts everyone back to pending without erasing what had been read of the previous one — then verify that the distribution state is not held hostage by a deactivated person.</w:t>
+            </w:r>
+          </w:p>
+        </w:tc>
+        <w:tc>
+          <w:tcPr>
+            <w:tcW w:type="pct" w:w="45%"/>
+            <w:tcMar>
+              <w:top w:type="dxa" w:w="80"/>
+              <w:left w:type="dxa" w:w="110"/>
+              <w:bottom w:type="dxa" w:w="80"/>
+              <w:right w:type="dxa" w:w="110"/>
+            </w:tcMar>
+          </w:tcPr>
+          <w:p>
+            <w:pPr>
+              <w:spacing w:after="0"/>
+            </w:pPr>
+            <w:r>
+              <w:rPr>
+                <w:sz w:val="17"/>
+                <w:szCs w:val="17"/>
+              </w:rPr>
+              <w:t xml:space="preserve">Three recipients placed on a procedure. A read acknowledgement is REFUSED on a draft — attesting to a text that can still change proves nothing about what will be applied. After release, the function accepts an acknowledgement only for the person named to it, and the SOURCE of the server action is re-read to establish that it accepts no identifier coming from a form: only the session identity acts. A second acknowledgement for the same person and revision is refused. A deactivated recipient is counted separately — the revision can be declared read without them, without them being deemed to have read it. Finally, opening a revision supersedes the three rows while PRESERVING their acknowledgements, creates three fresh ones for the same recipients, all pending: a version nobody opened cannot pass for read. The trail names who read what, in both languages.</w:t>
+            </w:r>
+          </w:p>
+        </w:tc>
+        <w:tc>
+          <w:tcPr>
+            <w:tcW w:type="pct" w:w="12%"/>
+            <w:tcMar>
+              <w:top w:type="dxa" w:w="80"/>
+              <w:left w:type="dxa" w:w="110"/>
+              <w:bottom w:type="dxa" w:w="80"/>
+              <w:right w:type="dxa" w:w="110"/>
+            </w:tcMar>
+          </w:tcPr>
+          <w:p>
+            <w:pPr>
+              <w:spacing w:after="40"/>
+            </w:pPr>
+            <w:r>
+              <w:rPr>
+                <w:b/>
+                <w:bCs/>
+                <w:color w:val="047857"/>
+                <w:sz w:val="17"/>
+                <w:szCs w:val="17"/>
+              </w:rPr>
+              <w:t xml:space="preserve">Conforming</w:t>
+            </w:r>
+          </w:p>
+          <w:p>
+            <w:pPr>
+              <w:spacing w:after="0"/>
+            </w:pPr>
+            <w:r>
+              <w:rPr>
+                <w:color w:val="475569"/>
+                <w:sz w:val="14"/>
+                <w:szCs w:val="14"/>
+              </w:rPr>
+              <w:t xml:space="preserve">225 ms</w:t>
             </w:r>
           </w:p>
         </w:tc>
@@ -16698,6 +16953,83 @@
           </w:p>
         </w:tc>
       </w:tr>
+      <w:tr>
+        <w:tc>
+          <w:tcPr>
+            <w:tcW w:type="pct" w:w="12%"/>
+            <w:tcMar>
+              <w:top w:type="dxa" w:w="80"/>
+              <w:left w:type="dxa" w:w="110"/>
+              <w:bottom w:type="dxa" w:w="80"/>
+              <w:right w:type="dxa" w:w="110"/>
+            </w:tcMar>
+          </w:tcPr>
+          <w:p>
+            <w:pPr>
+              <w:spacing w:after="0"/>
+            </w:pPr>
+            <w:r>
+              <w:rPr>
+                <w:b/>
+                <w:bCs/>
+                <w:color w:val="4338CA"/>
+                <w:sz w:val="17"/>
+                <w:szCs w:val="17"/>
+              </w:rPr>
+              <w:t xml:space="preserve">URS-49</w:t>
+            </w:r>
+          </w:p>
+        </w:tc>
+        <w:tc>
+          <w:tcPr>
+            <w:tcW w:type="pct" w:w="22%"/>
+            <w:tcMar>
+              <w:top w:type="dxa" w:w="80"/>
+              <w:left w:type="dxa" w:w="110"/>
+              <w:bottom w:type="dxa" w:w="80"/>
+              <w:right w:type="dxa" w:w="110"/>
+            </w:tcMar>
+          </w:tcPr>
+          <w:p>
+            <w:pPr>
+              <w:spacing w:after="0"/>
+            </w:pPr>
+            <w:r>
+              <w:rPr>
+                <w:b/>
+                <w:bCs/>
+                <w:color w:val="047857"/>
+                <w:sz w:val="17"/>
+                <w:szCs w:val="17"/>
+              </w:rPr>
+              <w:t xml:space="preserve">OQ-46</w:t>
+            </w:r>
+          </w:p>
+        </w:tc>
+        <w:tc>
+          <w:tcPr>
+            <w:tcW w:type="pct" w:w="66%"/>
+            <w:tcMar>
+              <w:top w:type="dxa" w:w="80"/>
+              <w:left w:type="dxa" w:w="110"/>
+              <w:bottom w:type="dxa" w:w="80"/>
+              <w:right w:type="dxa" w:w="110"/>
+            </w:tcMar>
+          </w:tcPr>
+          <w:p>
+            <w:pPr>
+              <w:spacing w:after="0"/>
+            </w:pPr>
+            <w:r>
+              <w:rPr>
+                <w:sz w:val="17"/>
+                <w:szCs w:val="17"/>
+              </w:rPr>
+              <w:t xml:space="preserve">Automated test case executed by the vendor at every version, result in section 5.1.</w:t>
+            </w:r>
+          </w:p>
+        </w:tc>
+      </w:tr>
     </w:tbl>
     <w:p>
       <w:pPr>
@@ -16717,7 +17049,7 @@
           <w:sz w:val="20"/>
           <w:szCs w:val="20"/>
         </w:rPr>
-        <w:t xml:space="preserve">Of the 48 requirements, 44 are verified automatically by the vendor and 4 must be verified at your site. This is not an arbitrary split: those 4 requirements are not observable without a browser, without an HTTP request, or without your infrastructure. Counting them as covered would be an unverifiable claim.</w:t>
+        <w:t xml:space="preserve">Of the 49 requirements, 45 are verified automatically by the vendor and 4 must be verified at your site. This is not an arbitrary split: those 4 requirements are not observable without a browser, without an HTTP request, or without your infrastructure. Counting them as covered would be an unverifiable claim.</w:t>
       </w:r>
     </w:p>
     <w:p>
@@ -17069,7 +17401,7 @@
         <w:sz w:val="15"/>
         <w:szCs w:val="15"/>
       </w:rPr>
-      <w:t xml:space="preserve">   ·   Version 1.2.1 · OQ report executed on 23 August 2026 at 09:26 UTC</w:t>
+      <w:t xml:space="preserve">   ·   Version 1.2.1 · OQ report executed on 23 August 2026 at 10:36 UTC</w:t>
     </w:r>
   </w:p>
 </w:ftr>

--- a/docs/Filum_software_validation_file.docx
+++ b/docs/Filum_software_validation_file.docx
@@ -6264,7 +6264,7 @@
                 <w:sz w:val="17"/>
                 <w:szCs w:val="17"/>
               </w:rPr>
-              <w:t xml:space="preserve">23 August 2026 at 10:36</w:t>
+              <w:t xml:space="preserve">23 August 2026 at 12:41</w:t>
             </w:r>
           </w:p>
         </w:tc>
@@ -6846,7 +6846,7 @@
                 <w:sz w:val="17"/>
                 <w:szCs w:val="17"/>
               </w:rPr>
-              <w:t xml:space="preserve">distinct fingerprints for one same password (173d0cd81e15… ≠ 0711dbc59e68…), correct verification, wrong and empty passwords refused</w:t>
+              <w:t xml:space="preserve">distinct fingerprints for one same password (e1c701d5dbb9… ≠ 1d65e2a1279c…), correct verification, wrong and empty passwords refused</w:t>
             </w:r>
           </w:p>
         </w:tc>
@@ -6885,7 +6885,7 @@
                 <w:sz w:val="14"/>
                 <w:szCs w:val="14"/>
               </w:rPr>
-              <w:t xml:space="preserve">140 ms</w:t>
+              <w:t xml:space="preserve">150 ms</w:t>
             </w:r>
           </w:p>
         </w:tc>
@@ -7027,7 +7027,7 @@
                 <w:sz w:val="14"/>
                 <w:szCs w:val="14"/>
               </w:rPr>
-              <w:t xml:space="preserve">14 ms</w:t>
+              <w:t xml:space="preserve">15 ms</w:t>
             </w:r>
           </w:p>
         </w:tc>
@@ -7130,7 +7130,7 @@
                 <w:sz w:val="17"/>
                 <w:szCs w:val="17"/>
               </w:rPr>
-              <w:t xml:space="preserve">content frozen, fingerprint 24604eb157d7fa54…, 10484 bytes kept, operation logged</w:t>
+              <w:t xml:space="preserve">content frozen, fingerprint 24604eb157d7fa54…, 10485 bytes kept, operation logged</w:t>
             </w:r>
           </w:p>
         </w:tc>
@@ -7169,7 +7169,7 @@
                 <w:sz w:val="14"/>
                 <w:szCs w:val="14"/>
               </w:rPr>
-              <w:t xml:space="preserve">111 ms</w:t>
+              <w:t xml:space="preserve">130 ms</w:t>
             </w:r>
           </w:p>
         </w:tc>
@@ -7272,7 +7272,7 @@
                 <w:sz w:val="17"/>
                 <w:szCs w:val="17"/>
               </w:rPr>
-              <w:t xml:space="preserve">signature linked to snapshot cmt5o8pn…, attested fingerprint 3767 CD80 ACC9, manifestation “Testeur QA1 (QA1) · Approuvé · 23/08/2026 10:35:46 UTC · enregistrement 3767 CD80 ACC9”</w:t>
+              <w:t xml:space="preserve">signature linked to snapshot cmt5sphf…, attested fingerprint 3767 CD80 ACC9, manifestation “Testeur QA1 (QA1) · Approuvé · 23/08/2026 12:40:46 UTC · enregistrement 3767 CD80 ACC9”</w:t>
             </w:r>
           </w:p>
         </w:tc>
@@ -7311,7 +7311,7 @@
                 <w:sz w:val="14"/>
                 <w:szCs w:val="14"/>
               </w:rPr>
-              <w:t xml:space="preserve">29 ms</w:t>
+              <w:t xml:space="preserve">32 ms</w:t>
             </w:r>
           </w:p>
         </w:tc>
@@ -7453,7 +7453,7 @@
                 <w:sz w:val="14"/>
                 <w:szCs w:val="14"/>
               </w:rPr>
-              <w:t xml:space="preserve">29 ms</w:t>
+              <w:t xml:space="preserve">34 ms</w:t>
             </w:r>
           </w:p>
         </w:tc>
@@ -7595,7 +7595,7 @@
                 <w:sz w:val="14"/>
                 <w:szCs w:val="14"/>
               </w:rPr>
-              <w:t xml:space="preserve">33 ms</w:t>
+              <w:t xml:space="preserve">39 ms</w:t>
             </w:r>
           </w:p>
         </w:tc>
@@ -7737,7 +7737,7 @@
                 <w:sz w:val="14"/>
                 <w:szCs w:val="14"/>
               </w:rPr>
-              <w:t xml:space="preserve">33 ms</w:t>
+              <w:t xml:space="preserve">37 ms</w:t>
             </w:r>
           </w:p>
         </w:tc>
@@ -7879,7 +7879,7 @@
                 <w:sz w:val="14"/>
                 <w:szCs w:val="14"/>
               </w:rPr>
-              <w:t xml:space="preserve">51 ms</w:t>
+              <w:t xml:space="preserve">55 ms</w:t>
             </w:r>
           </w:p>
         </w:tc>
@@ -7982,7 +7982,7 @@
                 <w:sz w:val="17"/>
                 <w:szCs w:val="17"/>
               </w:rPr>
-              <w:t xml:space="preserve">2 snapshots kept: the review freeze stays readable (10496 B, superseded), the approved record carries the same content fingerprint</w:t>
+              <w:t xml:space="preserve">2 snapshots kept: the review freeze stays readable (10494 B, superseded), the approved record carries the same content fingerprint</w:t>
             </w:r>
           </w:p>
         </w:tc>
@@ -8021,7 +8021,7 @@
                 <w:sz w:val="14"/>
                 <w:szCs w:val="14"/>
               </w:rPr>
-              <w:t xml:space="preserve">47 ms</w:t>
+              <w:t xml:space="preserve">53 ms</w:t>
             </w:r>
           </w:p>
         </w:tc>
@@ -8163,7 +8163,7 @@
                 <w:sz w:val="14"/>
                 <w:szCs w:val="14"/>
               </w:rPr>
-              <w:t xml:space="preserve">51 ms</w:t>
+              <w:t xml:space="preserve">53 ms</w:t>
             </w:r>
           </w:p>
         </w:tc>
@@ -8305,7 +8305,7 @@
                 <w:sz w:val="14"/>
                 <w:szCs w:val="14"/>
               </w:rPr>
-              <w:t xml:space="preserve">32 ms</w:t>
+              <w:t xml:space="preserve">35 ms</w:t>
             </w:r>
           </w:p>
         </w:tc>
@@ -8447,7 +8447,7 @@
                 <w:sz w:val="14"/>
                 <w:szCs w:val="14"/>
               </w:rPr>
-              <w:t xml:space="preserve">16 ms</w:t>
+              <w:t xml:space="preserve">15 ms</w:t>
             </w:r>
           </w:p>
         </w:tc>
@@ -8731,7 +8731,7 @@
                 <w:sz w:val="14"/>
                 <w:szCs w:val="14"/>
               </w:rPr>
-              <w:t xml:space="preserve">1 ms</w:t>
+              <w:t xml:space="preserve">0 ms</w:t>
             </w:r>
           </w:p>
         </w:tc>
@@ -8873,7 +8873,7 @@
                 <w:sz w:val="14"/>
                 <w:szCs w:val="14"/>
               </w:rPr>
-              <w:t xml:space="preserve">308 ms</w:t>
+              <w:t xml:space="preserve">315 ms</w:t>
             </w:r>
           </w:p>
         </w:tc>
@@ -8976,7 +8976,7 @@
                 <w:sz w:val="17"/>
                 <w:szCs w:val="17"/>
               </w:rPr>
-              <w:t xml:space="preserve">13 record(s) archived, 43 file(s) covered by empreintes.sha256, 0 deviation; anchor 1af08e160b956b88…; frozen bytes returned identically; one byte altered, detected and flagged ALTERED, file kept inside the archive</w:t>
+              <w:t xml:space="preserve">13 record(s) archived, 43 file(s) covered by empreintes.sha256, 0 deviation; anchor 09691b6958b3a7af…; frozen bytes returned identically; one byte altered, detected and flagged ALTERED, file kept inside the archive</w:t>
             </w:r>
           </w:p>
         </w:tc>
@@ -9015,7 +9015,7 @@
                 <w:sz w:val="14"/>
                 <w:szCs w:val="14"/>
               </w:rPr>
-              <w:t xml:space="preserve">386 ms</w:t>
+              <w:t xml:space="preserve">388 ms</w:t>
             </w:r>
           </w:p>
         </w:tc>
@@ -9299,7 +9299,7 @@
                 <w:sz w:val="14"/>
                 <w:szCs w:val="14"/>
               </w:rPr>
-              <w:t xml:space="preserve">408 ms</w:t>
+              <w:t xml:space="preserve">396 ms</w:t>
             </w:r>
           </w:p>
         </w:tc>
@@ -9441,7 +9441,7 @@
                 <w:sz w:val="14"/>
                 <w:szCs w:val="14"/>
               </w:rPr>
-              <w:t xml:space="preserve">294 ms</w:t>
+              <w:t xml:space="preserve">283 ms</w:t>
             </w:r>
           </w:p>
         </w:tc>
@@ -9544,7 +9544,7 @@
                 <w:sz w:val="17"/>
                 <w:szCs w:val="17"/>
               </w:rPr>
-              <w:t xml:space="preserve">DER request of 89 bytes carrying the requested fingerprint; token of 2418 bytes read exactly (date 2026-08-03T08:55:03.000Z, serial 02, policy 1.3.6.1.4.1.99999.1.1); four refusals obtained: another fingerprint, another nonce, a rejection response from the authority, a truncated token</w:t>
+              <w:t xml:space="preserve">DER request of 90 bytes carrying the requested fingerprint; token of 2418 bytes read exactly (date 2026-08-03T08:55:03.000Z, serial 02, policy 1.3.6.1.4.1.99999.1.1); four refusals obtained: another fingerprint, another nonce, a rejection response from the authority, a truncated token</w:t>
             </w:r>
           </w:p>
         </w:tc>
@@ -9583,7 +9583,7 @@
                 <w:sz w:val="14"/>
                 <w:szCs w:val="14"/>
               </w:rPr>
-              <w:t xml:space="preserve">3 ms</w:t>
+              <w:t xml:space="preserve">2 ms</w:t>
             </w:r>
           </w:p>
         </w:tc>
@@ -9970,7 +9970,7 @@
                 <w:sz w:val="17"/>
                 <w:szCs w:val="17"/>
               </w:rPr>
-              <w:t xml:space="preserve">240 source file(s) re-read, no write to the trail outside the module; 9 fingerprints compared between the TypeScript implementation and the server-console mirror, all identical</w:t>
+              <w:t xml:space="preserve">241 source file(s) re-read, no write to the trail outside the module; 9 fingerprints compared between the TypeScript implementation and the server-console mirror, all identical</w:t>
             </w:r>
           </w:p>
         </w:tc>
@@ -10009,7 +10009,7 @@
                 <w:sz w:val="14"/>
                 <w:szCs w:val="14"/>
               </w:rPr>
-              <w:t xml:space="preserve">34 ms</w:t>
+              <w:t xml:space="preserve">35 ms</w:t>
             </w:r>
           </w:p>
         </w:tc>
@@ -10293,7 +10293,7 @@
                 <w:sz w:val="14"/>
                 <w:szCs w:val="14"/>
               </w:rPr>
-              <w:t xml:space="preserve">9 ms</w:t>
+              <w:t xml:space="preserve">11 ms</w:t>
             </w:r>
           </w:p>
         </w:tc>
@@ -10435,7 +10435,7 @@
                 <w:sz w:val="14"/>
                 <w:szCs w:val="14"/>
               </w:rPr>
-              <w:t xml:space="preserve">228 ms</w:t>
+              <w:t xml:space="preserve">209 ms</w:t>
             </w:r>
           </w:p>
         </w:tc>
@@ -10538,7 +10538,7 @@
                 <w:sz w:val="17"/>
                 <w:szCs w:val="17"/>
               </w:rPr>
-              <w:t xml:space="preserve">240 source file(s) re-read: no password write outside the authorised paths; a single write in the server actions, the personal change, which requires the old password; the console emergency tool issues a token and can no longer derive a password; no password field outside the 7 screens where you type your own</w:t>
+              <w:t xml:space="preserve">241 source file(s) re-read: no password write outside the authorised paths; a single write in the server actions, the personal change, which requires the old password; the console emergency tool issues a token and can no longer derive a password; no password field outside the 7 screens where you type your own</w:t>
             </w:r>
           </w:p>
         </w:tc>
@@ -10577,7 +10577,7 @@
                 <w:sz w:val="14"/>
                 <w:szCs w:val="14"/>
               </w:rPr>
-              <w:t xml:space="preserve">41 ms</w:t>
+              <w:t xml:space="preserve">44 ms</w:t>
             </w:r>
           </w:p>
         </w:tc>
@@ -10719,7 +10719,7 @@
                 <w:sz w:val="14"/>
                 <w:szCs w:val="14"/>
               </w:rPr>
-              <w:t xml:space="preserve">9704 ms</w:t>
+              <w:t xml:space="preserve">10203 ms</w:t>
             </w:r>
           </w:p>
         </w:tc>
@@ -10861,7 +10861,7 @@
                 <w:sz w:val="14"/>
                 <w:szCs w:val="14"/>
               </w:rPr>
-              <w:t xml:space="preserve">14 ms</w:t>
+              <w:t xml:space="preserve">16 ms</w:t>
             </w:r>
           </w:p>
         </w:tc>
@@ -10964,7 +10964,7 @@
                 <w:sz w:val="17"/>
                 <w:szCs w:val="17"/>
               </w:rPr>
-              <w:t xml:space="preserve">archival copy of OQ-012-revision rev. 001 produced (124025 bytes, 1 page(s)); 30 PDF/A-2b structural checks passed — embedded font, “acsp” ICC profile of 3024 bytes, pdfaid metadata part 2 level B, exact offsets; text fully read back through the file's own table, 44 accented or typographic character(s) restored; deterministic production (two runs identical byte for byte)</w:t>
+              <w:t xml:space="preserve">archival copy of OQ-012-revision rev. 001 produced (124022 bytes, 1 page(s)); 30 PDF/A-2b structural checks passed — embedded font, “acsp” ICC profile of 3024 bytes, pdfaid metadata part 2 level B, exact offsets; text fully read back through the file's own table, 44 accented or typographic character(s) restored; deterministic production (two runs identical byte for byte)</w:t>
             </w:r>
           </w:p>
         </w:tc>
@@ -11145,7 +11145,7 @@
                 <w:sz w:val="14"/>
                 <w:szCs w:val="14"/>
               </w:rPr>
-              <w:t xml:space="preserve">82 ms</w:t>
+              <w:t xml:space="preserve">86 ms</w:t>
             </w:r>
           </w:p>
         </w:tc>
@@ -11248,7 +11248,7 @@
                 <w:sz w:val="17"/>
                 <w:szCs w:val="17"/>
               </w:rPr>
-              <w:t xml:space="preserve">closure refused three times before being allowed — empty conclusion, 1 undecided entry/entries, affirmative verdict without a reason; manifestation “Testeur QR2 (QR2) · Revu · 23/08/2026 10:35:57 UTC · enregistrement 678A DAA5 B36B” carrying the printed name, the meaning “Reviewed” and the content digest; digest recomputed identically outside the software, and changed by the slightest change of conclusion or verdict; independence recorded on the SIGNATORY (0 entry/entries written by them, against 5 by the opener); 10 triage rules recorded in the record; re-closing and re-deciding refused; no break added to the chain over 82 entries</w:t>
+              <w:t xml:space="preserve">closure refused three times before being allowed — empty conclusion, 1 undecided entry/entries, affirmative verdict without a reason; manifestation “Testeur QR2 (QR2) · Revu · 23/08/2026 12:40:59 UTC · enregistrement FB3F FF22 1D62” carrying the printed name, the meaning “Reviewed” and the content digest; digest recomputed identically outside the software, and changed by the slightest change of conclusion or verdict; independence recorded on the SIGNATORY (0 entry/entries written by them, against 5 by the opener); 10 triage rules recorded in the record; re-closing and re-deciding refused; no break added to the chain over 82 entries</w:t>
             </w:r>
           </w:p>
         </w:tc>
@@ -11287,7 +11287,7 @@
                 <w:sz w:val="14"/>
                 <w:szCs w:val="14"/>
               </w:rPr>
-              <w:t xml:space="preserve">87 ms</w:t>
+              <w:t xml:space="preserve">93 ms</w:t>
             </w:r>
           </w:p>
         </w:tc>
@@ -11571,7 +11571,7 @@
                 <w:sz w:val="14"/>
                 <w:szCs w:val="14"/>
               </w:rPr>
-              <w:t xml:space="preserve">16 ms</w:t>
+              <w:t xml:space="preserve">18 ms</w:t>
             </w:r>
           </w:p>
         </w:tc>
@@ -11713,7 +11713,7 @@
                 <w:sz w:val="14"/>
                 <w:szCs w:val="14"/>
               </w:rPr>
-              <w:t xml:space="preserve">45 ms</w:t>
+              <w:t xml:space="preserve">48 ms</w:t>
             </w:r>
           </w:p>
         </w:tc>
@@ -11855,7 +11855,7 @@
                 <w:sz w:val="14"/>
                 <w:szCs w:val="14"/>
               </w:rPr>
-              <w:t xml:space="preserve">146 ms</w:t>
+              <w:t xml:space="preserve">160 ms</w:t>
             </w:r>
           </w:p>
         </w:tc>
@@ -11997,7 +11997,7 @@
                 <w:sz w:val="14"/>
                 <w:szCs w:val="14"/>
               </w:rPr>
-              <w:t xml:space="preserve">119 ms</w:t>
+              <w:t xml:space="preserve">131 ms</w:t>
             </w:r>
           </w:p>
         </w:tc>
@@ -12139,7 +12139,7 @@
                 <w:sz w:val="14"/>
                 <w:szCs w:val="14"/>
               </w:rPr>
-              <w:t xml:space="preserve">76 ms</w:t>
+              <w:t xml:space="preserve">86 ms</w:t>
             </w:r>
           </w:p>
         </w:tc>
@@ -12423,7 +12423,7 @@
                 <w:sz w:val="14"/>
                 <w:szCs w:val="14"/>
               </w:rPr>
-              <w:t xml:space="preserve">127 ms</w:t>
+              <w:t xml:space="preserve">113 ms</w:t>
             </w:r>
           </w:p>
         </w:tc>
@@ -12565,7 +12565,7 @@
                 <w:sz w:val="14"/>
                 <w:szCs w:val="14"/>
               </w:rPr>
-              <w:t xml:space="preserve">42 ms</w:t>
+              <w:t xml:space="preserve">52 ms</w:t>
             </w:r>
           </w:p>
         </w:tc>
@@ -12707,7 +12707,7 @@
                 <w:sz w:val="14"/>
                 <w:szCs w:val="14"/>
               </w:rPr>
-              <w:t xml:space="preserve">19 ms</w:t>
+              <w:t xml:space="preserve">23 ms</w:t>
             </w:r>
           </w:p>
         </w:tc>
@@ -12849,7 +12849,7 @@
                 <w:sz w:val="14"/>
                 <w:szCs w:val="14"/>
               </w:rPr>
-              <w:t xml:space="preserve">3859 ms</w:t>
+              <w:t xml:space="preserve">4068 ms</w:t>
             </w:r>
           </w:p>
         </w:tc>
@@ -12991,7 +12991,7 @@
                 <w:sz w:val="14"/>
                 <w:szCs w:val="14"/>
               </w:rPr>
-              <w:t xml:space="preserve">193 ms</w:t>
+              <w:t xml:space="preserve">219 ms</w:t>
             </w:r>
           </w:p>
         </w:tc>
@@ -13133,7 +13133,7 @@
                 <w:sz w:val="14"/>
                 <w:szCs w:val="14"/>
               </w:rPr>
-              <w:t xml:space="preserve">225 ms</w:t>
+              <w:t xml:space="preserve">220 ms</w:t>
             </w:r>
           </w:p>
         </w:tc>
@@ -17401,7 +17401,7 @@
         <w:sz w:val="15"/>
         <w:szCs w:val="15"/>
       </w:rPr>
-      <w:t xml:space="preserve">   ·   Version 1.2.1 · OQ report executed on 23 August 2026 at 10:36 UTC</w:t>
+      <w:t xml:space="preserve">   ·   Version 1.2.1 · OQ report executed on 23 August 2026 at 12:41 UTC</w:t>
     </w:r>
   </w:p>
 </w:ftr>
